--- a/nodejs/interview Questions/Main Questions.docx
+++ b/nodejs/interview Questions/Main Questions.docx
@@ -43,6 +43,709 @@
     </w:p>
     <w:p>
       <w:pPr>
+        <w:spacing w:before="100" w:beforeAutospacing="1" w:after="100" w:afterAutospacing="1" w:line="240" w:lineRule="auto"/>
+        <w:rPr>
+          <w:rFonts w:ascii="Times New Roman" w:eastAsia="Times New Roman" w:hAnsi="Times New Roman" w:cs="Times New Roman"/>
+          <w:sz w:val="24"/>
+          <w:szCs w:val="24"/>
+        </w:rPr>
+      </w:pPr>
+      <w:r>
+        <w:rPr>
+          <w:rFonts w:ascii="Times New Roman" w:eastAsia="Times New Roman" w:hAnsi="Times New Roman" w:cs="Times New Roman"/>
+          <w:b/>
+          <w:bCs/>
+          <w:sz w:val="24"/>
+          <w:szCs w:val="24"/>
+        </w:rPr>
+        <w:t>Node.js</w:t>
+      </w:r>
+      <w:r>
+        <w:rPr>
+          <w:rFonts w:ascii="Times New Roman" w:eastAsia="Times New Roman" w:hAnsi="Times New Roman" w:cs="Times New Roman"/>
+          <w:sz w:val="24"/>
+          <w:szCs w:val="24"/>
+        </w:rPr>
+        <w:t xml:space="preserve"> </w:t>
+      </w:r>
+      <w:proofErr w:type="spellStart"/>
+      <w:r>
+        <w:rPr>
+          <w:rFonts w:ascii="Times New Roman" w:eastAsia="Times New Roman" w:hAnsi="Times New Roman" w:cs="Times New Roman"/>
+          <w:sz w:val="24"/>
+          <w:szCs w:val="24"/>
+        </w:rPr>
+        <w:t>ek</w:t>
+      </w:r>
+      <w:proofErr w:type="spellEnd"/>
+      <w:r>
+        <w:rPr>
+          <w:rFonts w:ascii="Times New Roman" w:eastAsia="Times New Roman" w:hAnsi="Times New Roman" w:cs="Times New Roman"/>
+          <w:sz w:val="24"/>
+          <w:szCs w:val="24"/>
+        </w:rPr>
+        <w:t xml:space="preserve"> open-source, cross-platform </w:t>
+      </w:r>
+      <w:r>
+        <w:rPr>
+          <w:rFonts w:ascii="Times New Roman" w:eastAsia="Times New Roman" w:hAnsi="Times New Roman" w:cs="Times New Roman"/>
+          <w:b/>
+          <w:bCs/>
+          <w:sz w:val="24"/>
+          <w:szCs w:val="24"/>
+        </w:rPr>
+        <w:t>JavaScript runtime environment</w:t>
+      </w:r>
+      <w:r>
+        <w:rPr>
+          <w:rFonts w:ascii="Times New Roman" w:eastAsia="Times New Roman" w:hAnsi="Times New Roman" w:cs="Times New Roman"/>
+          <w:sz w:val="24"/>
+          <w:szCs w:val="24"/>
+        </w:rPr>
+        <w:t xml:space="preserve"> </w:t>
+      </w:r>
+      <w:proofErr w:type="spellStart"/>
+      <w:r>
+        <w:rPr>
+          <w:rFonts w:ascii="Times New Roman" w:eastAsia="Times New Roman" w:hAnsi="Times New Roman" w:cs="Times New Roman"/>
+          <w:sz w:val="24"/>
+          <w:szCs w:val="24"/>
+        </w:rPr>
+        <w:t>hai</w:t>
+      </w:r>
+      <w:proofErr w:type="spellEnd"/>
+      <w:r>
+        <w:rPr>
+          <w:rFonts w:ascii="Times New Roman" w:eastAsia="Times New Roman" w:hAnsi="Times New Roman" w:cs="Times New Roman"/>
+          <w:sz w:val="24"/>
+          <w:szCs w:val="24"/>
+        </w:rPr>
+        <w:t xml:space="preserve"> </w:t>
+      </w:r>
+      <w:proofErr w:type="spellStart"/>
+      <w:proofErr w:type="gramStart"/>
+      <w:r>
+        <w:rPr>
+          <w:rFonts w:ascii="Times New Roman" w:eastAsia="Times New Roman" w:hAnsi="Times New Roman" w:cs="Times New Roman"/>
+          <w:sz w:val="24"/>
+          <w:szCs w:val="24"/>
+        </w:rPr>
+        <w:t>jo</w:t>
+      </w:r>
+      <w:proofErr w:type="spellEnd"/>
+      <w:proofErr w:type="gramEnd"/>
+      <w:r>
+        <w:rPr>
+          <w:rFonts w:ascii="Times New Roman" w:eastAsia="Times New Roman" w:hAnsi="Times New Roman" w:cs="Times New Roman"/>
+          <w:sz w:val="24"/>
+          <w:szCs w:val="24"/>
+        </w:rPr>
+        <w:t xml:space="preserve"> JavaScript code </w:t>
+      </w:r>
+      <w:proofErr w:type="spellStart"/>
+      <w:r>
+        <w:rPr>
+          <w:rFonts w:ascii="Times New Roman" w:eastAsia="Times New Roman" w:hAnsi="Times New Roman" w:cs="Times New Roman"/>
+          <w:sz w:val="24"/>
+          <w:szCs w:val="24"/>
+        </w:rPr>
+        <w:t>ko</w:t>
+      </w:r>
+      <w:proofErr w:type="spellEnd"/>
+      <w:r>
+        <w:rPr>
+          <w:rFonts w:ascii="Times New Roman" w:eastAsia="Times New Roman" w:hAnsi="Times New Roman" w:cs="Times New Roman"/>
+          <w:sz w:val="24"/>
+          <w:szCs w:val="24"/>
+        </w:rPr>
+        <w:t xml:space="preserve"> </w:t>
+      </w:r>
+      <w:r>
+        <w:rPr>
+          <w:rFonts w:ascii="Times New Roman" w:eastAsia="Times New Roman" w:hAnsi="Times New Roman" w:cs="Times New Roman"/>
+          <w:b/>
+          <w:bCs/>
+          <w:sz w:val="24"/>
+          <w:szCs w:val="24"/>
+        </w:rPr>
+        <w:t>server-side</w:t>
+      </w:r>
+      <w:r>
+        <w:rPr>
+          <w:rFonts w:ascii="Times New Roman" w:eastAsia="Times New Roman" w:hAnsi="Times New Roman" w:cs="Times New Roman"/>
+          <w:sz w:val="24"/>
+          <w:szCs w:val="24"/>
+        </w:rPr>
+        <w:t xml:space="preserve"> (backend) par run </w:t>
+      </w:r>
+      <w:proofErr w:type="spellStart"/>
+      <w:r>
+        <w:rPr>
+          <w:rFonts w:ascii="Times New Roman" w:eastAsia="Times New Roman" w:hAnsi="Times New Roman" w:cs="Times New Roman"/>
+          <w:sz w:val="24"/>
+          <w:szCs w:val="24"/>
+        </w:rPr>
+        <w:t>karta</w:t>
+      </w:r>
+      <w:proofErr w:type="spellEnd"/>
+      <w:r>
+        <w:rPr>
+          <w:rFonts w:ascii="Times New Roman" w:eastAsia="Times New Roman" w:hAnsi="Times New Roman" w:cs="Times New Roman"/>
+          <w:sz w:val="24"/>
+          <w:szCs w:val="24"/>
+        </w:rPr>
+        <w:t xml:space="preserve"> </w:t>
+      </w:r>
+      <w:proofErr w:type="spellStart"/>
+      <w:r>
+        <w:rPr>
+          <w:rFonts w:ascii="Times New Roman" w:eastAsia="Times New Roman" w:hAnsi="Times New Roman" w:cs="Times New Roman"/>
+          <w:sz w:val="24"/>
+          <w:szCs w:val="24"/>
+        </w:rPr>
+        <w:t>hai</w:t>
+      </w:r>
+      <w:proofErr w:type="spellEnd"/>
+      <w:r>
+        <w:rPr>
+          <w:rFonts w:ascii="Times New Roman" w:eastAsia="Times New Roman" w:hAnsi="Times New Roman" w:cs="Times New Roman"/>
+          <w:sz w:val="24"/>
+          <w:szCs w:val="24"/>
+        </w:rPr>
+        <w:t>.</w:t>
+      </w:r>
+    </w:p>
+    <w:p>
+      <w:pPr>
+        <w:spacing w:before="100" w:beforeAutospacing="1" w:after="100" w:afterAutospacing="1" w:line="240" w:lineRule="auto"/>
+        <w:outlineLvl w:val="3"/>
+        <w:rPr>
+          <w:rFonts w:ascii="Times New Roman" w:eastAsia="Times New Roman" w:hAnsi="Times New Roman" w:cs="Times New Roman"/>
+          <w:b/>
+          <w:bCs/>
+          <w:sz w:val="24"/>
+          <w:szCs w:val="24"/>
+        </w:rPr>
+      </w:pPr>
+      <w:r>
+        <w:rPr>
+          <w:rFonts w:ascii="Times New Roman" w:eastAsia="Times New Roman" w:hAnsi="Times New Roman" w:cs="Times New Roman"/>
+          <w:b/>
+          <w:bCs/>
+          <w:sz w:val="24"/>
+          <w:szCs w:val="24"/>
+        </w:rPr>
+        <w:t>Key Points:</w:t>
+      </w:r>
+    </w:p>
+    <w:p>
+      <w:pPr>
+        <w:numPr>
+          <w:ilvl w:val="0"/>
+          <w:numId w:val="4"/>
+        </w:numPr>
+        <w:spacing w:before="100" w:beforeAutospacing="1" w:after="100" w:afterAutospacing="1" w:line="240" w:lineRule="auto"/>
+        <w:rPr>
+          <w:rFonts w:ascii="Times New Roman" w:eastAsia="Times New Roman" w:hAnsi="Times New Roman" w:cs="Times New Roman"/>
+          <w:sz w:val="24"/>
+          <w:szCs w:val="24"/>
+        </w:rPr>
+      </w:pPr>
+      <w:r>
+        <w:rPr>
+          <w:rFonts w:ascii="Times New Roman" w:eastAsia="Times New Roman" w:hAnsi="Times New Roman" w:cs="Times New Roman"/>
+          <w:sz w:val="24"/>
+          <w:szCs w:val="24"/>
+        </w:rPr>
+        <w:t xml:space="preserve">Normally JavaScript </w:t>
+      </w:r>
+      <w:proofErr w:type="spellStart"/>
+      <w:r>
+        <w:rPr>
+          <w:rFonts w:ascii="Times New Roman" w:eastAsia="Times New Roman" w:hAnsi="Times New Roman" w:cs="Times New Roman"/>
+          <w:sz w:val="24"/>
+          <w:szCs w:val="24"/>
+        </w:rPr>
+        <w:t>sirf</w:t>
+      </w:r>
+      <w:proofErr w:type="spellEnd"/>
+      <w:r>
+        <w:rPr>
+          <w:rFonts w:ascii="Times New Roman" w:eastAsia="Times New Roman" w:hAnsi="Times New Roman" w:cs="Times New Roman"/>
+          <w:sz w:val="24"/>
+          <w:szCs w:val="24"/>
+        </w:rPr>
+        <w:t xml:space="preserve"> browser me </w:t>
+      </w:r>
+      <w:proofErr w:type="spellStart"/>
+      <w:r>
+        <w:rPr>
+          <w:rFonts w:ascii="Times New Roman" w:eastAsia="Times New Roman" w:hAnsi="Times New Roman" w:cs="Times New Roman"/>
+          <w:sz w:val="24"/>
+          <w:szCs w:val="24"/>
+        </w:rPr>
+        <w:t>chalta</w:t>
+      </w:r>
+      <w:proofErr w:type="spellEnd"/>
+      <w:r>
+        <w:rPr>
+          <w:rFonts w:ascii="Times New Roman" w:eastAsia="Times New Roman" w:hAnsi="Times New Roman" w:cs="Times New Roman"/>
+          <w:sz w:val="24"/>
+          <w:szCs w:val="24"/>
+        </w:rPr>
+        <w:t xml:space="preserve"> </w:t>
+      </w:r>
+      <w:proofErr w:type="spellStart"/>
+      <w:r>
+        <w:rPr>
+          <w:rFonts w:ascii="Times New Roman" w:eastAsia="Times New Roman" w:hAnsi="Times New Roman" w:cs="Times New Roman"/>
+          <w:sz w:val="24"/>
+          <w:szCs w:val="24"/>
+        </w:rPr>
+        <w:t>hai</w:t>
+      </w:r>
+      <w:proofErr w:type="spellEnd"/>
+      <w:r>
+        <w:rPr>
+          <w:rFonts w:ascii="Times New Roman" w:eastAsia="Times New Roman" w:hAnsi="Times New Roman" w:cs="Times New Roman"/>
+          <w:sz w:val="24"/>
+          <w:szCs w:val="24"/>
+        </w:rPr>
+        <w:t xml:space="preserve">, </w:t>
+      </w:r>
+      <w:proofErr w:type="spellStart"/>
+      <w:r>
+        <w:rPr>
+          <w:rFonts w:ascii="Times New Roman" w:eastAsia="Times New Roman" w:hAnsi="Times New Roman" w:cs="Times New Roman"/>
+          <w:sz w:val="24"/>
+          <w:szCs w:val="24"/>
+        </w:rPr>
+        <w:t>lekin</w:t>
+      </w:r>
+      <w:proofErr w:type="spellEnd"/>
+      <w:r>
+        <w:rPr>
+          <w:rFonts w:ascii="Times New Roman" w:eastAsia="Times New Roman" w:hAnsi="Times New Roman" w:cs="Times New Roman"/>
+          <w:sz w:val="24"/>
+          <w:szCs w:val="24"/>
+        </w:rPr>
+        <w:t xml:space="preserve"> Node.js </w:t>
+      </w:r>
+      <w:proofErr w:type="spellStart"/>
+      <w:r>
+        <w:rPr>
+          <w:rFonts w:ascii="Times New Roman" w:eastAsia="Times New Roman" w:hAnsi="Times New Roman" w:cs="Times New Roman"/>
+          <w:sz w:val="24"/>
+          <w:szCs w:val="24"/>
+        </w:rPr>
+        <w:t>usko</w:t>
+      </w:r>
+      <w:proofErr w:type="spellEnd"/>
+      <w:r>
+        <w:rPr>
+          <w:rFonts w:ascii="Times New Roman" w:eastAsia="Times New Roman" w:hAnsi="Times New Roman" w:cs="Times New Roman"/>
+          <w:sz w:val="24"/>
+          <w:szCs w:val="24"/>
+        </w:rPr>
+        <w:t xml:space="preserve"> browser </w:t>
+      </w:r>
+      <w:proofErr w:type="spellStart"/>
+      <w:r>
+        <w:rPr>
+          <w:rFonts w:ascii="Times New Roman" w:eastAsia="Times New Roman" w:hAnsi="Times New Roman" w:cs="Times New Roman"/>
+          <w:sz w:val="24"/>
+          <w:szCs w:val="24"/>
+        </w:rPr>
+        <w:t>ke</w:t>
+      </w:r>
+      <w:proofErr w:type="spellEnd"/>
+      <w:r>
+        <w:rPr>
+          <w:rFonts w:ascii="Times New Roman" w:eastAsia="Times New Roman" w:hAnsi="Times New Roman" w:cs="Times New Roman"/>
+          <w:sz w:val="24"/>
+          <w:szCs w:val="24"/>
+        </w:rPr>
+        <w:t xml:space="preserve"> </w:t>
+      </w:r>
+      <w:proofErr w:type="spellStart"/>
+      <w:r>
+        <w:rPr>
+          <w:rFonts w:ascii="Times New Roman" w:eastAsia="Times New Roman" w:hAnsi="Times New Roman" w:cs="Times New Roman"/>
+          <w:sz w:val="24"/>
+          <w:szCs w:val="24"/>
+        </w:rPr>
+        <w:t>bahar</w:t>
+      </w:r>
+      <w:proofErr w:type="spellEnd"/>
+      <w:r>
+        <w:rPr>
+          <w:rFonts w:ascii="Times New Roman" w:eastAsia="Times New Roman" w:hAnsi="Times New Roman" w:cs="Times New Roman"/>
+          <w:sz w:val="24"/>
+          <w:szCs w:val="24"/>
+        </w:rPr>
+        <w:t xml:space="preserve">, </w:t>
+      </w:r>
+      <w:proofErr w:type="spellStart"/>
+      <w:r>
+        <w:rPr>
+          <w:rFonts w:ascii="Times New Roman" w:eastAsia="Times New Roman" w:hAnsi="Times New Roman" w:cs="Times New Roman"/>
+          <w:sz w:val="24"/>
+          <w:szCs w:val="24"/>
+        </w:rPr>
+        <w:t>yani</w:t>
+      </w:r>
+      <w:proofErr w:type="spellEnd"/>
+      <w:r>
+        <w:rPr>
+          <w:rFonts w:ascii="Times New Roman" w:eastAsia="Times New Roman" w:hAnsi="Times New Roman" w:cs="Times New Roman"/>
+          <w:sz w:val="24"/>
+          <w:szCs w:val="24"/>
+        </w:rPr>
+        <w:t xml:space="preserve"> server par </w:t>
+      </w:r>
+      <w:proofErr w:type="spellStart"/>
+      <w:r>
+        <w:rPr>
+          <w:rFonts w:ascii="Times New Roman" w:eastAsia="Times New Roman" w:hAnsi="Times New Roman" w:cs="Times New Roman"/>
+          <w:sz w:val="24"/>
+          <w:szCs w:val="24"/>
+        </w:rPr>
+        <w:t>chalane</w:t>
+      </w:r>
+      <w:proofErr w:type="spellEnd"/>
+      <w:r>
+        <w:rPr>
+          <w:rFonts w:ascii="Times New Roman" w:eastAsia="Times New Roman" w:hAnsi="Times New Roman" w:cs="Times New Roman"/>
+          <w:sz w:val="24"/>
+          <w:szCs w:val="24"/>
+        </w:rPr>
+        <w:t xml:space="preserve"> </w:t>
+      </w:r>
+      <w:proofErr w:type="spellStart"/>
+      <w:r>
+        <w:rPr>
+          <w:rFonts w:ascii="Times New Roman" w:eastAsia="Times New Roman" w:hAnsi="Times New Roman" w:cs="Times New Roman"/>
+          <w:sz w:val="24"/>
+          <w:szCs w:val="24"/>
+        </w:rPr>
+        <w:t>deta</w:t>
+      </w:r>
+      <w:proofErr w:type="spellEnd"/>
+      <w:r>
+        <w:rPr>
+          <w:rFonts w:ascii="Times New Roman" w:eastAsia="Times New Roman" w:hAnsi="Times New Roman" w:cs="Times New Roman"/>
+          <w:sz w:val="24"/>
+          <w:szCs w:val="24"/>
+        </w:rPr>
+        <w:t xml:space="preserve"> </w:t>
+      </w:r>
+      <w:proofErr w:type="spellStart"/>
+      <w:r>
+        <w:rPr>
+          <w:rFonts w:ascii="Times New Roman" w:eastAsia="Times New Roman" w:hAnsi="Times New Roman" w:cs="Times New Roman"/>
+          <w:sz w:val="24"/>
+          <w:szCs w:val="24"/>
+        </w:rPr>
+        <w:t>hai</w:t>
+      </w:r>
+      <w:proofErr w:type="spellEnd"/>
+      <w:r>
+        <w:rPr>
+          <w:rFonts w:ascii="Times New Roman" w:eastAsia="Times New Roman" w:hAnsi="Times New Roman" w:cs="Times New Roman"/>
+          <w:sz w:val="24"/>
+          <w:szCs w:val="24"/>
+        </w:rPr>
+        <w:t>.</w:t>
+      </w:r>
+    </w:p>
+    <w:p>
+      <w:pPr>
+        <w:numPr>
+          <w:ilvl w:val="0"/>
+          <w:numId w:val="4"/>
+        </w:numPr>
+        <w:spacing w:before="100" w:beforeAutospacing="1" w:after="100" w:afterAutospacing="1" w:line="240" w:lineRule="auto"/>
+        <w:rPr>
+          <w:rFonts w:ascii="Times New Roman" w:eastAsia="Times New Roman" w:hAnsi="Times New Roman" w:cs="Times New Roman"/>
+          <w:sz w:val="24"/>
+          <w:szCs w:val="24"/>
+        </w:rPr>
+      </w:pPr>
+      <w:r>
+        <w:rPr>
+          <w:rFonts w:ascii="Times New Roman" w:eastAsia="Times New Roman" w:hAnsi="Times New Roman" w:cs="Times New Roman"/>
+          <w:sz w:val="24"/>
+          <w:szCs w:val="24"/>
+        </w:rPr>
+        <w:t xml:space="preserve">Ye </w:t>
+      </w:r>
+      <w:r>
+        <w:rPr>
+          <w:rFonts w:ascii="Times New Roman" w:eastAsia="Times New Roman" w:hAnsi="Times New Roman" w:cs="Times New Roman"/>
+          <w:b/>
+          <w:bCs/>
+          <w:sz w:val="24"/>
+          <w:szCs w:val="24"/>
+        </w:rPr>
+        <w:t>non-blocking</w:t>
+      </w:r>
+      <w:r>
+        <w:rPr>
+          <w:rFonts w:ascii="Times New Roman" w:eastAsia="Times New Roman" w:hAnsi="Times New Roman" w:cs="Times New Roman"/>
+          <w:sz w:val="24"/>
+          <w:szCs w:val="24"/>
+        </w:rPr>
+        <w:t xml:space="preserve"> </w:t>
+      </w:r>
+      <w:proofErr w:type="spellStart"/>
+      <w:r>
+        <w:rPr>
+          <w:rFonts w:ascii="Times New Roman" w:eastAsia="Times New Roman" w:hAnsi="Times New Roman" w:cs="Times New Roman"/>
+          <w:sz w:val="24"/>
+          <w:szCs w:val="24"/>
+        </w:rPr>
+        <w:t>aur</w:t>
+      </w:r>
+      <w:proofErr w:type="spellEnd"/>
+      <w:r>
+        <w:rPr>
+          <w:rFonts w:ascii="Times New Roman" w:eastAsia="Times New Roman" w:hAnsi="Times New Roman" w:cs="Times New Roman"/>
+          <w:sz w:val="24"/>
+          <w:szCs w:val="24"/>
+        </w:rPr>
+        <w:t xml:space="preserve"> </w:t>
+      </w:r>
+      <w:r>
+        <w:rPr>
+          <w:rFonts w:ascii="Times New Roman" w:eastAsia="Times New Roman" w:hAnsi="Times New Roman" w:cs="Times New Roman"/>
+          <w:b/>
+          <w:bCs/>
+          <w:sz w:val="24"/>
+          <w:szCs w:val="24"/>
+        </w:rPr>
+        <w:t>event-driven</w:t>
+      </w:r>
+      <w:r>
+        <w:rPr>
+          <w:rFonts w:ascii="Times New Roman" w:eastAsia="Times New Roman" w:hAnsi="Times New Roman" w:cs="Times New Roman"/>
+          <w:sz w:val="24"/>
+          <w:szCs w:val="24"/>
+        </w:rPr>
+        <w:t xml:space="preserve"> architecture par </w:t>
+      </w:r>
+      <w:proofErr w:type="spellStart"/>
+      <w:r>
+        <w:rPr>
+          <w:rFonts w:ascii="Times New Roman" w:eastAsia="Times New Roman" w:hAnsi="Times New Roman" w:cs="Times New Roman"/>
+          <w:sz w:val="24"/>
+          <w:szCs w:val="24"/>
+        </w:rPr>
+        <w:t>kaam</w:t>
+      </w:r>
+      <w:proofErr w:type="spellEnd"/>
+      <w:r>
+        <w:rPr>
+          <w:rFonts w:ascii="Times New Roman" w:eastAsia="Times New Roman" w:hAnsi="Times New Roman" w:cs="Times New Roman"/>
+          <w:sz w:val="24"/>
+          <w:szCs w:val="24"/>
+        </w:rPr>
+        <w:t xml:space="preserve"> </w:t>
+      </w:r>
+      <w:proofErr w:type="spellStart"/>
+      <w:r>
+        <w:rPr>
+          <w:rFonts w:ascii="Times New Roman" w:eastAsia="Times New Roman" w:hAnsi="Times New Roman" w:cs="Times New Roman"/>
+          <w:sz w:val="24"/>
+          <w:szCs w:val="24"/>
+        </w:rPr>
+        <w:t>karta</w:t>
+      </w:r>
+      <w:proofErr w:type="spellEnd"/>
+      <w:r>
+        <w:rPr>
+          <w:rFonts w:ascii="Times New Roman" w:eastAsia="Times New Roman" w:hAnsi="Times New Roman" w:cs="Times New Roman"/>
+          <w:sz w:val="24"/>
+          <w:szCs w:val="24"/>
+        </w:rPr>
+        <w:t xml:space="preserve"> </w:t>
+      </w:r>
+      <w:proofErr w:type="spellStart"/>
+      <w:r>
+        <w:rPr>
+          <w:rFonts w:ascii="Times New Roman" w:eastAsia="Times New Roman" w:hAnsi="Times New Roman" w:cs="Times New Roman"/>
+          <w:sz w:val="24"/>
+          <w:szCs w:val="24"/>
+        </w:rPr>
+        <w:t>hai</w:t>
+      </w:r>
+      <w:proofErr w:type="spellEnd"/>
+      <w:r>
+        <w:rPr>
+          <w:rFonts w:ascii="Times New Roman" w:eastAsia="Times New Roman" w:hAnsi="Times New Roman" w:cs="Times New Roman"/>
+          <w:sz w:val="24"/>
+          <w:szCs w:val="24"/>
+        </w:rPr>
+        <w:t xml:space="preserve">, </w:t>
+      </w:r>
+      <w:proofErr w:type="spellStart"/>
+      <w:r>
+        <w:rPr>
+          <w:rFonts w:ascii="Times New Roman" w:eastAsia="Times New Roman" w:hAnsi="Times New Roman" w:cs="Times New Roman"/>
+          <w:sz w:val="24"/>
+          <w:szCs w:val="24"/>
+        </w:rPr>
+        <w:t>isliye</w:t>
+      </w:r>
+      <w:proofErr w:type="spellEnd"/>
+      <w:r>
+        <w:rPr>
+          <w:rFonts w:ascii="Times New Roman" w:eastAsia="Times New Roman" w:hAnsi="Times New Roman" w:cs="Times New Roman"/>
+          <w:sz w:val="24"/>
+          <w:szCs w:val="24"/>
+        </w:rPr>
+        <w:t xml:space="preserve"> ye fast </w:t>
+      </w:r>
+      <w:proofErr w:type="spellStart"/>
+      <w:r>
+        <w:rPr>
+          <w:rFonts w:ascii="Times New Roman" w:eastAsia="Times New Roman" w:hAnsi="Times New Roman" w:cs="Times New Roman"/>
+          <w:sz w:val="24"/>
+          <w:szCs w:val="24"/>
+        </w:rPr>
+        <w:t>hota</w:t>
+      </w:r>
+      <w:proofErr w:type="spellEnd"/>
+      <w:r>
+        <w:rPr>
+          <w:rFonts w:ascii="Times New Roman" w:eastAsia="Times New Roman" w:hAnsi="Times New Roman" w:cs="Times New Roman"/>
+          <w:sz w:val="24"/>
+          <w:szCs w:val="24"/>
+        </w:rPr>
+        <w:t xml:space="preserve"> </w:t>
+      </w:r>
+      <w:proofErr w:type="spellStart"/>
+      <w:r>
+        <w:rPr>
+          <w:rFonts w:ascii="Times New Roman" w:eastAsia="Times New Roman" w:hAnsi="Times New Roman" w:cs="Times New Roman"/>
+          <w:sz w:val="24"/>
+          <w:szCs w:val="24"/>
+        </w:rPr>
+        <w:t>hai</w:t>
+      </w:r>
+      <w:proofErr w:type="spellEnd"/>
+      <w:r>
+        <w:rPr>
+          <w:rFonts w:ascii="Times New Roman" w:eastAsia="Times New Roman" w:hAnsi="Times New Roman" w:cs="Times New Roman"/>
+          <w:sz w:val="24"/>
+          <w:szCs w:val="24"/>
+        </w:rPr>
+        <w:t>.</w:t>
+      </w:r>
+    </w:p>
+    <w:p>
+      <w:pPr>
+        <w:numPr>
+          <w:ilvl w:val="0"/>
+          <w:numId w:val="4"/>
+        </w:numPr>
+        <w:spacing w:before="100" w:beforeAutospacing="1" w:after="100" w:afterAutospacing="1" w:line="240" w:lineRule="auto"/>
+        <w:rPr>
+          <w:rFonts w:ascii="Times New Roman" w:eastAsia="Times New Roman" w:hAnsi="Times New Roman" w:cs="Times New Roman"/>
+          <w:sz w:val="24"/>
+          <w:szCs w:val="24"/>
+        </w:rPr>
+      </w:pPr>
+      <w:r>
+        <w:rPr>
+          <w:rFonts w:ascii="Times New Roman" w:eastAsia="Times New Roman" w:hAnsi="Times New Roman" w:cs="Times New Roman"/>
+          <w:sz w:val="24"/>
+          <w:szCs w:val="24"/>
+        </w:rPr>
+        <w:t xml:space="preserve">Node.js me </w:t>
+      </w:r>
+      <w:proofErr w:type="spellStart"/>
+      <w:r>
+        <w:rPr>
+          <w:rFonts w:ascii="Times New Roman" w:eastAsia="Times New Roman" w:hAnsi="Times New Roman" w:cs="Times New Roman"/>
+          <w:sz w:val="24"/>
+          <w:szCs w:val="24"/>
+        </w:rPr>
+        <w:t>aap</w:t>
+      </w:r>
+      <w:proofErr w:type="spellEnd"/>
+      <w:r>
+        <w:rPr>
+          <w:rFonts w:ascii="Times New Roman" w:eastAsia="Times New Roman" w:hAnsi="Times New Roman" w:cs="Times New Roman"/>
+          <w:sz w:val="24"/>
+          <w:szCs w:val="24"/>
+        </w:rPr>
+        <w:t xml:space="preserve"> backend applications, APIs, web servers, real-time apps </w:t>
+      </w:r>
+      <w:r>
+        <w:rPr>
+          <w:rFonts w:ascii="Times New Roman" w:eastAsia="Times New Roman" w:hAnsi="Times New Roman" w:cs="Times New Roman"/>
+          <w:sz w:val="24"/>
+          <w:szCs w:val="24"/>
+        </w:rPr>
+        <w:t>(</w:t>
+      </w:r>
+      <w:proofErr w:type="spellStart"/>
+      <w:r>
+        <w:rPr>
+          <w:rFonts w:ascii="Times New Roman" w:eastAsia="Times New Roman" w:hAnsi="Times New Roman" w:cs="Times New Roman"/>
+          <w:sz w:val="24"/>
+          <w:szCs w:val="24"/>
+        </w:rPr>
+        <w:t>jaise</w:t>
+      </w:r>
+      <w:proofErr w:type="spellEnd"/>
+      <w:r>
+        <w:rPr>
+          <w:rFonts w:ascii="Times New Roman" w:eastAsia="Times New Roman" w:hAnsi="Times New Roman" w:cs="Times New Roman"/>
+          <w:sz w:val="24"/>
+          <w:szCs w:val="24"/>
+        </w:rPr>
+        <w:t xml:space="preserve"> chat apps) </w:t>
+      </w:r>
+      <w:proofErr w:type="spellStart"/>
+      <w:r>
+        <w:rPr>
+          <w:rFonts w:ascii="Times New Roman" w:eastAsia="Times New Roman" w:hAnsi="Times New Roman" w:cs="Times New Roman"/>
+          <w:sz w:val="24"/>
+          <w:szCs w:val="24"/>
+        </w:rPr>
+        <w:t>bana</w:t>
+      </w:r>
+      <w:proofErr w:type="spellEnd"/>
+      <w:r>
+        <w:rPr>
+          <w:rFonts w:ascii="Times New Roman" w:eastAsia="Times New Roman" w:hAnsi="Times New Roman" w:cs="Times New Roman"/>
+          <w:sz w:val="24"/>
+          <w:szCs w:val="24"/>
+        </w:rPr>
+        <w:t xml:space="preserve"> </w:t>
+      </w:r>
+      <w:proofErr w:type="spellStart"/>
+      <w:r>
+        <w:rPr>
+          <w:rFonts w:ascii="Times New Roman" w:eastAsia="Times New Roman" w:hAnsi="Times New Roman" w:cs="Times New Roman"/>
+          <w:sz w:val="24"/>
+          <w:szCs w:val="24"/>
+        </w:rPr>
+        <w:t>sakte</w:t>
+      </w:r>
+      <w:proofErr w:type="spellEnd"/>
+      <w:r>
+        <w:rPr>
+          <w:rFonts w:ascii="Times New Roman" w:eastAsia="Times New Roman" w:hAnsi="Times New Roman" w:cs="Times New Roman"/>
+          <w:sz w:val="24"/>
+          <w:szCs w:val="24"/>
+        </w:rPr>
+        <w:t xml:space="preserve"> ho</w:t>
+      </w:r>
+    </w:p>
+    <w:p>
+      <w:pPr>
         <w:rPr>
           <w:b/>
           <w:bCs/>
@@ -59,8 +762,6 @@
         </w:rPr>
         <w:t>Q2. What is event loop in Node.js?</w:t>
       </w:r>
-      <w:bookmarkStart w:id="0" w:name="_GoBack"/>
-      <w:bookmarkEnd w:id="0"/>
     </w:p>
     <w:p>
       <w:pPr>
@@ -72,14 +773,126 @@
         </w:rPr>
       </w:pPr>
       <w:r>
+        <w:t xml:space="preserve">Event loop </w:t>
+      </w:r>
+      <w:proofErr w:type="spellStart"/>
+      <w:r>
+        <w:t>ek</w:t>
+      </w:r>
+      <w:proofErr w:type="spellEnd"/>
+      <w:r>
+        <w:t xml:space="preserve"> mechanism </w:t>
+      </w:r>
+      <w:proofErr w:type="spellStart"/>
+      <w:r>
+        <w:t>hai</w:t>
+      </w:r>
+      <w:proofErr w:type="spellEnd"/>
+      <w:r>
+        <w:t xml:space="preserve"> </w:t>
+      </w:r>
+      <w:proofErr w:type="spellStart"/>
+      <w:proofErr w:type="gramStart"/>
+      <w:r>
+        <w:t>jo</w:t>
+      </w:r>
+      <w:proofErr w:type="spellEnd"/>
+      <w:proofErr w:type="gramEnd"/>
+      <w:r>
+        <w:t xml:space="preserve"> asynchronous tasks </w:t>
+      </w:r>
+      <w:proofErr w:type="spellStart"/>
+      <w:r>
+        <w:t>ko</w:t>
+      </w:r>
+      <w:proofErr w:type="spellEnd"/>
+      <w:r>
+        <w:t xml:space="preserve"> </w:t>
+      </w:r>
+      <w:proofErr w:type="spellStart"/>
+      <w:r>
+        <w:t>ek</w:t>
+      </w:r>
+      <w:proofErr w:type="spellEnd"/>
+      <w:r>
+        <w:t xml:space="preserve"> hi thread me process </w:t>
+      </w:r>
+      <w:proofErr w:type="spellStart"/>
+      <w:r>
+        <w:t>karta</w:t>
+      </w:r>
+      <w:proofErr w:type="spellEnd"/>
+      <w:r>
+        <w:t xml:space="preserve"> </w:t>
+      </w:r>
+      <w:proofErr w:type="spellStart"/>
+      <w:r>
+        <w:t>hai</w:t>
+      </w:r>
+      <w:proofErr w:type="spellEnd"/>
+      <w:r>
+        <w:t xml:space="preserve">. Ye continuously check </w:t>
+      </w:r>
+      <w:proofErr w:type="spellStart"/>
+      <w:r>
+        <w:t>karta</w:t>
+      </w:r>
+      <w:proofErr w:type="spellEnd"/>
+      <w:r>
+        <w:t xml:space="preserve"> </w:t>
+      </w:r>
+      <w:proofErr w:type="spellStart"/>
+      <w:r>
+        <w:t>hai</w:t>
+      </w:r>
+      <w:proofErr w:type="spellEnd"/>
+      <w:r>
+        <w:t xml:space="preserve"> </w:t>
+      </w:r>
+      <w:proofErr w:type="spellStart"/>
+      <w:r>
+        <w:t>aur</w:t>
+      </w:r>
+      <w:proofErr w:type="spellEnd"/>
+      <w:r>
+        <w:t xml:space="preserve"> callback functions </w:t>
+      </w:r>
+      <w:proofErr w:type="spellStart"/>
+      <w:proofErr w:type="gramStart"/>
+      <w:r>
+        <w:t>ko</w:t>
+      </w:r>
+      <w:proofErr w:type="spellEnd"/>
+      <w:proofErr w:type="gramEnd"/>
+      <w:r>
+        <w:t xml:space="preserve"> execute </w:t>
+      </w:r>
+      <w:proofErr w:type="spellStart"/>
+      <w:r>
+        <w:t>karta</w:t>
+      </w:r>
+      <w:proofErr w:type="spellEnd"/>
+      <w:r>
+        <w:t xml:space="preserve"> </w:t>
+      </w:r>
+      <w:proofErr w:type="spellStart"/>
+      <w:r>
+        <w:t>hai</w:t>
+      </w:r>
+      <w:proofErr w:type="spellEnd"/>
+      <w:r>
+        <w:t>.</w:t>
+      </w:r>
+    </w:p>
+    <w:p>
+      <w:pPr>
         <w:rPr>
           <w:b/>
           <w:bCs/>
           <w:sz w:val="32"/>
           <w:szCs w:val="32"/>
         </w:rPr>
-        <w:t>Q</w:t>
-      </w:r>
+      </w:pPr>
       <w:r>
         <w:rPr>
           <w:b/>
@@ -87,36 +900,320 @@
           <w:sz w:val="32"/>
           <w:szCs w:val="32"/>
         </w:rPr>
-        <w:t>3</w:t>
-      </w:r>
-      <w:r>
+        <w:t>Q3. What is express.js?</w:t>
+      </w:r>
+    </w:p>
+    <w:p>
+      <w:pPr>
+        <w:pStyle w:val="NormalWeb"/>
+      </w:pPr>
+      <w:r>
+        <w:rPr>
+          <w:rStyle w:val="Strong"/>
+        </w:rPr>
+        <w:t>Express.js</w:t>
+      </w:r>
+      <w:r>
+        <w:t xml:space="preserve"> </w:t>
+      </w:r>
+      <w:proofErr w:type="spellStart"/>
+      <w:r>
+        <w:t>ek</w:t>
+      </w:r>
+      <w:proofErr w:type="spellEnd"/>
+      <w:r>
+        <w:t xml:space="preserve"> </w:t>
+      </w:r>
+      <w:r>
+        <w:rPr>
+          <w:rStyle w:val="Strong"/>
+        </w:rPr>
+        <w:t>web framework</w:t>
+      </w:r>
+      <w:r>
+        <w:t xml:space="preserve"> </w:t>
+      </w:r>
+      <w:proofErr w:type="spellStart"/>
+      <w:r>
+        <w:t>hai</w:t>
+      </w:r>
+      <w:proofErr w:type="spellEnd"/>
+      <w:r>
+        <w:t xml:space="preserve"> </w:t>
+      </w:r>
+      <w:proofErr w:type="spellStart"/>
+      <w:proofErr w:type="gramStart"/>
+      <w:r>
+        <w:t>jo</w:t>
+      </w:r>
+      <w:proofErr w:type="spellEnd"/>
+      <w:proofErr w:type="gramEnd"/>
+      <w:r>
+        <w:t xml:space="preserve"> </w:t>
+      </w:r>
+      <w:r>
+        <w:rPr>
+          <w:rStyle w:val="Strong"/>
+        </w:rPr>
+        <w:t>Node.js</w:t>
+      </w:r>
+      <w:r>
+        <w:t xml:space="preserve"> </w:t>
+      </w:r>
+      <w:proofErr w:type="spellStart"/>
+      <w:r>
+        <w:t>ke</w:t>
+      </w:r>
+      <w:proofErr w:type="spellEnd"/>
+      <w:r>
+        <w:t xml:space="preserve"> </w:t>
+      </w:r>
+      <w:proofErr w:type="spellStart"/>
+      <w:r>
+        <w:t>upar</w:t>
+      </w:r>
+      <w:proofErr w:type="spellEnd"/>
+      <w:r>
+        <w:t xml:space="preserve"> </w:t>
+      </w:r>
+      <w:proofErr w:type="spellStart"/>
+      <w:r>
+        <w:t>bana</w:t>
+      </w:r>
+      <w:proofErr w:type="spellEnd"/>
+      <w:r>
+        <w:t xml:space="preserve"> </w:t>
+      </w:r>
+      <w:proofErr w:type="spellStart"/>
+      <w:r>
+        <w:t>hota</w:t>
+      </w:r>
+      <w:proofErr w:type="spellEnd"/>
+      <w:r>
+        <w:t xml:space="preserve"> </w:t>
+      </w:r>
+      <w:proofErr w:type="spellStart"/>
+      <w:r>
+        <w:t>hai</w:t>
+      </w:r>
+      <w:proofErr w:type="spellEnd"/>
+      <w:r>
+        <w:t>.</w:t>
+      </w:r>
+    </w:p>
+    <w:p>
+      <w:pPr>
+        <w:pStyle w:val="Heading4"/>
+      </w:pPr>
+      <w:r>
+        <w:t>Key Points:</w:t>
+      </w:r>
+    </w:p>
+    <w:p>
+      <w:pPr>
+        <w:pStyle w:val="NormalWeb"/>
+        <w:numPr>
+          <w:ilvl w:val="0"/>
+          <w:numId w:val="5"/>
+        </w:numPr>
+      </w:pPr>
+      <w:r>
+        <w:t xml:space="preserve">Express.js </w:t>
+      </w:r>
+      <w:proofErr w:type="spellStart"/>
+      <w:r>
+        <w:t>aapko</w:t>
+      </w:r>
+      <w:proofErr w:type="spellEnd"/>
+      <w:r>
+        <w:t xml:space="preserve"> easily </w:t>
+      </w:r>
+      <w:r>
+        <w:rPr>
+          <w:rStyle w:val="Strong"/>
+        </w:rPr>
+        <w:t>web applications</w:t>
+      </w:r>
+      <w:r>
+        <w:t xml:space="preserve"> </w:t>
+      </w:r>
+      <w:proofErr w:type="spellStart"/>
+      <w:r>
+        <w:t>aur</w:t>
+      </w:r>
+      <w:proofErr w:type="spellEnd"/>
+      <w:r>
+        <w:t xml:space="preserve"> </w:t>
+      </w:r>
+      <w:proofErr w:type="spellStart"/>
+      <w:r>
+        <w:rPr>
+          <w:rStyle w:val="Strong"/>
+        </w:rPr>
+        <w:t>RESTful</w:t>
+      </w:r>
+      <w:proofErr w:type="spellEnd"/>
+      <w:r>
+        <w:rPr>
+          <w:rStyle w:val="Strong"/>
+        </w:rPr>
+        <w:t xml:space="preserve"> APIs</w:t>
+      </w:r>
+      <w:r>
+        <w:t xml:space="preserve"> </w:t>
+      </w:r>
+      <w:proofErr w:type="spellStart"/>
+      <w:r>
+        <w:t>banane</w:t>
+      </w:r>
+      <w:proofErr w:type="spellEnd"/>
+      <w:r>
+        <w:t xml:space="preserve"> me help </w:t>
+      </w:r>
+      <w:proofErr w:type="spellStart"/>
+      <w:r>
+        <w:t>karta</w:t>
+      </w:r>
+      <w:proofErr w:type="spellEnd"/>
+      <w:r>
+        <w:t xml:space="preserve"> </w:t>
+      </w:r>
+      <w:proofErr w:type="spellStart"/>
+      <w:r>
+        <w:t>hai</w:t>
+      </w:r>
+      <w:proofErr w:type="spellEnd"/>
+      <w:r>
+        <w:t>.</w:t>
+      </w:r>
+    </w:p>
+    <w:p>
+      <w:pPr>
+        <w:pStyle w:val="NormalWeb"/>
+        <w:numPr>
+          <w:ilvl w:val="0"/>
+          <w:numId w:val="5"/>
+        </w:numPr>
+      </w:pPr>
+      <w:r>
+        <w:t xml:space="preserve">Ye Node.js </w:t>
+      </w:r>
+      <w:proofErr w:type="spellStart"/>
+      <w:r>
+        <w:t>ke</w:t>
+      </w:r>
+      <w:proofErr w:type="spellEnd"/>
+      <w:r>
+        <w:t xml:space="preserve"> HTTP module </w:t>
+      </w:r>
+      <w:proofErr w:type="spellStart"/>
+      <w:proofErr w:type="gramStart"/>
+      <w:r>
+        <w:t>ko</w:t>
+      </w:r>
+      <w:proofErr w:type="spellEnd"/>
+      <w:proofErr w:type="gramEnd"/>
+      <w:r>
+        <w:t xml:space="preserve"> simplify </w:t>
+      </w:r>
+      <w:proofErr w:type="spellStart"/>
+      <w:r>
+        <w:t>karta</w:t>
+      </w:r>
+      <w:proofErr w:type="spellEnd"/>
+      <w:r>
+        <w:t xml:space="preserve"> </w:t>
+      </w:r>
+      <w:proofErr w:type="spellStart"/>
+      <w:r>
+        <w:t>hai</w:t>
+      </w:r>
+      <w:proofErr w:type="spellEnd"/>
+      <w:r>
+        <w:t xml:space="preserve">, </w:t>
+      </w:r>
+      <w:proofErr w:type="spellStart"/>
+      <w:r>
+        <w:t>jisse</w:t>
+      </w:r>
+      <w:proofErr w:type="spellEnd"/>
+      <w:r>
+        <w:t xml:space="preserve"> routing, middleware, request handling easy ho </w:t>
+      </w:r>
+      <w:proofErr w:type="spellStart"/>
+      <w:r>
+        <w:t>jata</w:t>
+      </w:r>
+      <w:proofErr w:type="spellEnd"/>
+      <w:r>
+        <w:t xml:space="preserve"> </w:t>
+      </w:r>
+      <w:proofErr w:type="spellStart"/>
+      <w:r>
+        <w:t>hai</w:t>
+      </w:r>
+      <w:proofErr w:type="spellEnd"/>
+      <w:r>
+        <w:t>.</w:t>
+      </w:r>
+    </w:p>
+    <w:p>
+      <w:pPr>
+        <w:pStyle w:val="NormalWeb"/>
+        <w:numPr>
+          <w:ilvl w:val="0"/>
+          <w:numId w:val="5"/>
+        </w:numPr>
+      </w:pPr>
+      <w:r>
+        <w:t xml:space="preserve">Ye lightweight </w:t>
+      </w:r>
+      <w:proofErr w:type="spellStart"/>
+      <w:r>
+        <w:t>aur</w:t>
+      </w:r>
+      <w:proofErr w:type="spellEnd"/>
+      <w:r>
+        <w:t xml:space="preserve"> fast framework </w:t>
+      </w:r>
+      <w:proofErr w:type="spellStart"/>
+      <w:r>
+        <w:t>hai</w:t>
+      </w:r>
+      <w:proofErr w:type="spellEnd"/>
+      <w:r>
+        <w:t>.</w:t>
+      </w:r>
+    </w:p>
+    <w:p>
+      <w:pPr>
         <w:rPr>
           <w:b/>
           <w:bCs/>
           <w:sz w:val="32"/>
           <w:szCs w:val="32"/>
         </w:rPr>
-        <w:t>. What is</w:t>
-      </w:r>
-      <w:r>
+      </w:pPr>
+    </w:p>
+    <w:p>
+      <w:pPr>
         <w:rPr>
           <w:b/>
           <w:bCs/>
           <w:sz w:val="32"/>
           <w:szCs w:val="32"/>
         </w:rPr>
-        <w:t xml:space="preserve"> express.js?</w:t>
-      </w:r>
-    </w:p>
-    <w:p>
-      <w:pPr>
+      </w:pPr>
+      <w:r>
         <w:rPr>
           <w:b/>
           <w:bCs/>
           <w:sz w:val="32"/>
           <w:szCs w:val="32"/>
         </w:rPr>
-      </w:pPr>
+        <w:t xml:space="preserve">Q4. What is </w:t>
+      </w:r>
+      <w:proofErr w:type="spellStart"/>
       <w:r>
         <w:rPr>
           <w:b/>
@@ -124,8 +1221,9 @@
           <w:sz w:val="32"/>
           <w:szCs w:val="32"/>
         </w:rPr>
-        <w:t>Q4</w:t>
-      </w:r>
+        <w:t>ejs</w:t>
+      </w:r>
+      <w:proofErr w:type="spellEnd"/>
       <w:r>
         <w:rPr>
           <w:b/>
@@ -133,18 +1231,373 @@
           <w:sz w:val="32"/>
           <w:szCs w:val="32"/>
         </w:rPr>
-        <w:t>. What is</w:t>
-      </w:r>
-      <w:r>
+        <w:t xml:space="preserve">? </w:t>
+      </w:r>
+    </w:p>
+    <w:p>
+      <w:r>
+        <w:rPr>
+          <w:rStyle w:val="Strong"/>
+        </w:rPr>
+        <w:t>EJS</w:t>
+      </w:r>
+      <w:r>
+        <w:t xml:space="preserve"> (Embedded JavaScript) </w:t>
+      </w:r>
+      <w:proofErr w:type="spellStart"/>
+      <w:r>
+        <w:t>ek</w:t>
+      </w:r>
+      <w:proofErr w:type="spellEnd"/>
+      <w:r>
+        <w:t xml:space="preserve"> </w:t>
+      </w:r>
+      <w:proofErr w:type="spellStart"/>
+      <w:r>
+        <w:t>templating</w:t>
+      </w:r>
+      <w:proofErr w:type="spellEnd"/>
+      <w:r>
+        <w:t xml:space="preserve"> engine </w:t>
+      </w:r>
+      <w:proofErr w:type="spellStart"/>
+      <w:r>
+        <w:t>hai</w:t>
+      </w:r>
+      <w:proofErr w:type="spellEnd"/>
+      <w:r>
+        <w:t xml:space="preserve"> </w:t>
+      </w:r>
+      <w:proofErr w:type="spellStart"/>
+      <w:proofErr w:type="gramStart"/>
+      <w:r>
+        <w:t>jo</w:t>
+      </w:r>
+      <w:proofErr w:type="spellEnd"/>
+      <w:proofErr w:type="gramEnd"/>
+      <w:r>
+        <w:t xml:space="preserve"> HTML pages </w:t>
+      </w:r>
+      <w:proofErr w:type="spellStart"/>
+      <w:r>
+        <w:t>ke</w:t>
+      </w:r>
+      <w:proofErr w:type="spellEnd"/>
+      <w:r>
+        <w:t xml:space="preserve"> </w:t>
+      </w:r>
+      <w:proofErr w:type="spellStart"/>
+      <w:r>
+        <w:t>andar</w:t>
+      </w:r>
+      <w:proofErr w:type="spellEnd"/>
+      <w:r>
+        <w:t xml:space="preserve"> J</w:t>
+      </w:r>
+      <w:r>
+        <w:t xml:space="preserve">avaScript code </w:t>
+      </w:r>
+      <w:proofErr w:type="spellStart"/>
+      <w:r>
+        <w:t>likhne</w:t>
+      </w:r>
+      <w:proofErr w:type="spellEnd"/>
+      <w:r>
+        <w:t xml:space="preserve"> </w:t>
+      </w:r>
+      <w:proofErr w:type="spellStart"/>
+      <w:r>
+        <w:t>ki</w:t>
+      </w:r>
+      <w:proofErr w:type="spellEnd"/>
+      <w:r>
+        <w:t xml:space="preserve"> facility</w:t>
+      </w:r>
+      <w:bookmarkStart w:id="0" w:name="_GoBack"/>
+      <w:bookmarkEnd w:id="0"/>
+      <w:r>
+        <w:t xml:space="preserve"> </w:t>
+      </w:r>
+      <w:proofErr w:type="spellStart"/>
+      <w:r>
+        <w:t>deta</w:t>
+      </w:r>
+      <w:proofErr w:type="spellEnd"/>
+      <w:r>
+        <w:t xml:space="preserve"> </w:t>
+      </w:r>
+      <w:proofErr w:type="spellStart"/>
+      <w:r>
+        <w:t>hai</w:t>
+      </w:r>
+      <w:proofErr w:type="spellEnd"/>
+      <w:r>
+        <w:t>.</w:t>
+      </w:r>
+    </w:p>
+    <w:p>
+      <w:pPr>
+        <w:pStyle w:val="NormalWeb"/>
+      </w:pPr>
+      <w:proofErr w:type="gramStart"/>
+      <w:r>
+        <w:rPr>
+          <w:rFonts w:hAnsi="Symbol"/>
+        </w:rPr>
+        <w:t></w:t>
+      </w:r>
+      <w:r>
+        <w:t xml:space="preserve">  </w:t>
+      </w:r>
+      <w:proofErr w:type="spellStart"/>
+      <w:r>
+        <w:t>Iska</w:t>
+      </w:r>
+      <w:proofErr w:type="spellEnd"/>
+      <w:proofErr w:type="gramEnd"/>
+      <w:r>
+        <w:t xml:space="preserve"> use hum dynamic HTML </w:t>
+      </w:r>
+      <w:proofErr w:type="spellStart"/>
+      <w:r>
+        <w:t>banane</w:t>
+      </w:r>
+      <w:proofErr w:type="spellEnd"/>
+      <w:r>
+        <w:t xml:space="preserve"> </w:t>
+      </w:r>
+      <w:proofErr w:type="spellStart"/>
+      <w:r>
+        <w:t>ke</w:t>
+      </w:r>
+      <w:proofErr w:type="spellEnd"/>
+      <w:r>
+        <w:t xml:space="preserve"> </w:t>
+      </w:r>
+      <w:proofErr w:type="spellStart"/>
+      <w:r>
+        <w:t>liye</w:t>
+      </w:r>
+      <w:proofErr w:type="spellEnd"/>
+      <w:r>
+        <w:t xml:space="preserve"> </w:t>
+      </w:r>
+      <w:proofErr w:type="spellStart"/>
+      <w:r>
+        <w:t>karte</w:t>
+      </w:r>
+      <w:proofErr w:type="spellEnd"/>
+      <w:r>
+        <w:t xml:space="preserve"> </w:t>
+      </w:r>
+      <w:proofErr w:type="spellStart"/>
+      <w:r>
+        <w:t>hain</w:t>
+      </w:r>
+      <w:proofErr w:type="spellEnd"/>
+      <w:r>
+        <w:t>.</w:t>
+      </w:r>
+    </w:p>
+    <w:p>
+      <w:pPr>
+        <w:pStyle w:val="NormalWeb"/>
+      </w:pPr>
+      <w:proofErr w:type="gramStart"/>
+      <w:r>
+        <w:rPr>
+          <w:rFonts w:hAnsi="Symbol"/>
+        </w:rPr>
+        <w:t></w:t>
+      </w:r>
+      <w:r>
+        <w:t xml:space="preserve">  EJS</w:t>
+      </w:r>
+      <w:proofErr w:type="gramEnd"/>
+      <w:r>
+        <w:t xml:space="preserve"> me </w:t>
+      </w:r>
+      <w:r>
+        <w:rPr>
+          <w:rStyle w:val="HTMLCode"/>
+        </w:rPr>
+        <w:t>&lt;%= %&gt;</w:t>
+      </w:r>
+      <w:r>
+        <w:t xml:space="preserve"> </w:t>
+      </w:r>
+      <w:proofErr w:type="spellStart"/>
+      <w:r>
+        <w:t>aur</w:t>
+      </w:r>
+      <w:proofErr w:type="spellEnd"/>
+      <w:r>
+        <w:t xml:space="preserve"> </w:t>
+      </w:r>
+      <w:r>
+        <w:rPr>
+          <w:rStyle w:val="HTMLCode"/>
+        </w:rPr>
+        <w:t>&lt;% %&gt;</w:t>
+      </w:r>
+      <w:r>
+        <w:t xml:space="preserve"> </w:t>
+      </w:r>
+      <w:proofErr w:type="spellStart"/>
+      <w:r>
+        <w:t>jaise</w:t>
+      </w:r>
+      <w:proofErr w:type="spellEnd"/>
+      <w:r>
+        <w:t xml:space="preserve"> tags </w:t>
+      </w:r>
+      <w:proofErr w:type="spellStart"/>
+      <w:r>
+        <w:t>ka</w:t>
+      </w:r>
+      <w:proofErr w:type="spellEnd"/>
+      <w:r>
+        <w:t xml:space="preserve"> use </w:t>
+      </w:r>
+      <w:proofErr w:type="spellStart"/>
+      <w:r>
+        <w:t>hota</w:t>
+      </w:r>
+      <w:proofErr w:type="spellEnd"/>
+      <w:r>
+        <w:t xml:space="preserve"> </w:t>
+      </w:r>
+      <w:proofErr w:type="spellStart"/>
+      <w:r>
+        <w:t>hai</w:t>
+      </w:r>
+      <w:proofErr w:type="spellEnd"/>
+      <w:r>
+        <w:t xml:space="preserve"> data display </w:t>
+      </w:r>
+      <w:proofErr w:type="spellStart"/>
+      <w:r>
+        <w:t>ya</w:t>
+      </w:r>
+      <w:proofErr w:type="spellEnd"/>
+      <w:r>
+        <w:t xml:space="preserve"> logic </w:t>
+      </w:r>
+      <w:proofErr w:type="spellStart"/>
+      <w:r>
+        <w:t>likhne</w:t>
+      </w:r>
+      <w:proofErr w:type="spellEnd"/>
+      <w:r>
+        <w:t xml:space="preserve"> </w:t>
+      </w:r>
+      <w:proofErr w:type="spellStart"/>
+      <w:r>
+        <w:t>ke</w:t>
+      </w:r>
+      <w:proofErr w:type="spellEnd"/>
+      <w:r>
+        <w:t xml:space="preserve"> </w:t>
+      </w:r>
+      <w:proofErr w:type="spellStart"/>
+      <w:r>
+        <w:t>liye</w:t>
+      </w:r>
+      <w:proofErr w:type="spellEnd"/>
+      <w:r>
+        <w:t>.</w:t>
+      </w:r>
+    </w:p>
+    <w:p>
+      <w:pPr>
+        <w:pStyle w:val="NormalWeb"/>
+      </w:pPr>
+      <w:proofErr w:type="gramStart"/>
+      <w:r>
+        <w:rPr>
+          <w:rFonts w:hAnsi="Symbol"/>
+        </w:rPr>
+        <w:t></w:t>
+      </w:r>
+      <w:r>
+        <w:t xml:space="preserve">  Ye</w:t>
+      </w:r>
+      <w:proofErr w:type="gramEnd"/>
+      <w:r>
+        <w:t xml:space="preserve"> server-side rendering </w:t>
+      </w:r>
+      <w:proofErr w:type="spellStart"/>
+      <w:r>
+        <w:t>ke</w:t>
+      </w:r>
+      <w:proofErr w:type="spellEnd"/>
+      <w:r>
+        <w:t xml:space="preserve"> </w:t>
+      </w:r>
+      <w:proofErr w:type="spellStart"/>
+      <w:r>
+        <w:t>liye</w:t>
+      </w:r>
+      <w:proofErr w:type="spellEnd"/>
+      <w:r>
+        <w:t xml:space="preserve"> use </w:t>
+      </w:r>
+      <w:proofErr w:type="spellStart"/>
+      <w:r>
+        <w:t>hota</w:t>
+      </w:r>
+      <w:proofErr w:type="spellEnd"/>
+      <w:r>
+        <w:t xml:space="preserve"> </w:t>
+      </w:r>
+      <w:proofErr w:type="spellStart"/>
+      <w:r>
+        <w:t>hai</w:t>
+      </w:r>
+      <w:proofErr w:type="spellEnd"/>
+      <w:r>
+        <w:t xml:space="preserve">, especially with </w:t>
+      </w:r>
+      <w:r>
+        <w:rPr>
+          <w:rStyle w:val="Strong"/>
+        </w:rPr>
+        <w:t>Node.js + Express</w:t>
+      </w:r>
+      <w:r>
+        <w:t>.</w:t>
+      </w:r>
+    </w:p>
+    <w:p>
+      <w:r>
+        <w:t xml:space="preserve">&lt;h1&gt;Welcome, &lt;%= </w:t>
+      </w:r>
+      <w:proofErr w:type="spellStart"/>
+      <w:r>
+        <w:t>userName</w:t>
+      </w:r>
+      <w:proofErr w:type="spellEnd"/>
+      <w:r>
+        <w:t xml:space="preserve"> %&gt;</w:t>
+      </w:r>
+      <w:proofErr w:type="gramStart"/>
+      <w:r>
+        <w:t>&lt;/</w:t>
+      </w:r>
+      <w:proofErr w:type="gramEnd"/>
+      <w:r>
+        <w:t>h1&gt;</w:t>
+      </w:r>
+    </w:p>
+    <w:p>
+      <w:pPr>
         <w:rPr>
           <w:b/>
           <w:bCs/>
           <w:sz w:val="32"/>
           <w:szCs w:val="32"/>
         </w:rPr>
-        <w:t xml:space="preserve"> </w:t>
-      </w:r>
-      <w:proofErr w:type="spellStart"/>
+      </w:pPr>
       <w:r>
         <w:rPr>
           <w:b/>
@@ -152,9 +1605,11 @@
           <w:sz w:val="32"/>
           <w:szCs w:val="32"/>
         </w:rPr>
-        <w:t>ejs</w:t>
-      </w:r>
-      <w:proofErr w:type="spellEnd"/>
+        <w:lastRenderedPageBreak/>
+        <w:t xml:space="preserve">Q5. What is </w:t>
+      </w:r>
+      <w:proofErr w:type="spellStart"/>
+      <w:proofErr w:type="gramStart"/>
       <w:r>
         <w:rPr>
           <w:b/>
@@ -162,36 +1617,493 @@
           <w:sz w:val="32"/>
           <w:szCs w:val="32"/>
         </w:rPr>
-        <w:t xml:space="preserve">? </w:t>
-      </w:r>
-    </w:p>
-    <w:p>
-      <w:pPr>
+        <w:t>nodemon</w:t>
+      </w:r>
+      <w:proofErr w:type="spellEnd"/>
+      <w:r>
         <w:rPr>
           <w:b/>
           <w:bCs/>
           <w:sz w:val="32"/>
           <w:szCs w:val="32"/>
         </w:rPr>
-      </w:pPr>
-      <w:r>
+        <w:t>.</w:t>
+      </w:r>
+      <w:proofErr w:type="gramEnd"/>
+    </w:p>
+    <w:p>
+      <w:pPr>
+        <w:spacing w:before="100" w:beforeAutospacing="1" w:after="100" w:afterAutospacing="1" w:line="240" w:lineRule="auto"/>
+        <w:rPr>
+          <w:rFonts w:ascii="Times New Roman" w:eastAsia="Times New Roman" w:hAnsi="Times New Roman" w:cs="Times New Roman"/>
+          <w:sz w:val="24"/>
+          <w:szCs w:val="24"/>
+        </w:rPr>
+      </w:pPr>
+      <w:proofErr w:type="spellStart"/>
+      <w:r>
+        <w:rPr>
+          <w:rFonts w:ascii="Times New Roman" w:eastAsia="Times New Roman" w:hAnsi="Times New Roman" w:cs="Times New Roman"/>
+          <w:b/>
+          <w:bCs/>
+          <w:sz w:val="24"/>
+          <w:szCs w:val="24"/>
+        </w:rPr>
+        <w:t>Nodemon</w:t>
+      </w:r>
+      <w:proofErr w:type="spellEnd"/>
+      <w:r>
+        <w:rPr>
+          <w:rFonts w:ascii="Times New Roman" w:eastAsia="Times New Roman" w:hAnsi="Times New Roman" w:cs="Times New Roman"/>
+          <w:sz w:val="24"/>
+          <w:szCs w:val="24"/>
+        </w:rPr>
+        <w:t xml:space="preserve"> </w:t>
+      </w:r>
+      <w:proofErr w:type="spellStart"/>
+      <w:r>
+        <w:rPr>
+          <w:rFonts w:ascii="Times New Roman" w:eastAsia="Times New Roman" w:hAnsi="Times New Roman" w:cs="Times New Roman"/>
+          <w:sz w:val="24"/>
+          <w:szCs w:val="24"/>
+        </w:rPr>
+        <w:t>ek</w:t>
+      </w:r>
+      <w:proofErr w:type="spellEnd"/>
+      <w:r>
+        <w:rPr>
+          <w:rFonts w:ascii="Times New Roman" w:eastAsia="Times New Roman" w:hAnsi="Times New Roman" w:cs="Times New Roman"/>
+          <w:sz w:val="24"/>
+          <w:szCs w:val="24"/>
+        </w:rPr>
+        <w:t xml:space="preserve"> tool </w:t>
+      </w:r>
+      <w:proofErr w:type="spellStart"/>
+      <w:r>
+        <w:rPr>
+          <w:rFonts w:ascii="Times New Roman" w:eastAsia="Times New Roman" w:hAnsi="Times New Roman" w:cs="Times New Roman"/>
+          <w:sz w:val="24"/>
+          <w:szCs w:val="24"/>
+        </w:rPr>
+        <w:t>hai</w:t>
+      </w:r>
+      <w:proofErr w:type="spellEnd"/>
+      <w:r>
+        <w:rPr>
+          <w:rFonts w:ascii="Times New Roman" w:eastAsia="Times New Roman" w:hAnsi="Times New Roman" w:cs="Times New Roman"/>
+          <w:sz w:val="24"/>
+          <w:szCs w:val="24"/>
+        </w:rPr>
+        <w:t xml:space="preserve"> </w:t>
+      </w:r>
+      <w:proofErr w:type="spellStart"/>
+      <w:proofErr w:type="gramStart"/>
+      <w:r>
+        <w:rPr>
+          <w:rFonts w:ascii="Times New Roman" w:eastAsia="Times New Roman" w:hAnsi="Times New Roman" w:cs="Times New Roman"/>
+          <w:sz w:val="24"/>
+          <w:szCs w:val="24"/>
+        </w:rPr>
+        <w:t>jo</w:t>
+      </w:r>
+      <w:proofErr w:type="spellEnd"/>
+      <w:proofErr w:type="gramEnd"/>
+      <w:r>
+        <w:rPr>
+          <w:rFonts w:ascii="Times New Roman" w:eastAsia="Times New Roman" w:hAnsi="Times New Roman" w:cs="Times New Roman"/>
+          <w:sz w:val="24"/>
+          <w:szCs w:val="24"/>
+        </w:rPr>
+        <w:t xml:space="preserve"> Node.js applications </w:t>
+      </w:r>
+      <w:proofErr w:type="spellStart"/>
+      <w:r>
+        <w:rPr>
+          <w:rFonts w:ascii="Times New Roman" w:eastAsia="Times New Roman" w:hAnsi="Times New Roman" w:cs="Times New Roman"/>
+          <w:sz w:val="24"/>
+          <w:szCs w:val="24"/>
+        </w:rPr>
+        <w:t>ko</w:t>
+      </w:r>
+      <w:proofErr w:type="spellEnd"/>
+      <w:r>
+        <w:rPr>
+          <w:rFonts w:ascii="Times New Roman" w:eastAsia="Times New Roman" w:hAnsi="Times New Roman" w:cs="Times New Roman"/>
+          <w:sz w:val="24"/>
+          <w:szCs w:val="24"/>
+        </w:rPr>
+        <w:t xml:space="preserve"> automatically restart </w:t>
+      </w:r>
+      <w:proofErr w:type="spellStart"/>
+      <w:r>
+        <w:rPr>
+          <w:rFonts w:ascii="Times New Roman" w:eastAsia="Times New Roman" w:hAnsi="Times New Roman" w:cs="Times New Roman"/>
+          <w:sz w:val="24"/>
+          <w:szCs w:val="24"/>
+        </w:rPr>
+        <w:t>kar</w:t>
+      </w:r>
+      <w:proofErr w:type="spellEnd"/>
+      <w:r>
+        <w:rPr>
+          <w:rFonts w:ascii="Times New Roman" w:eastAsia="Times New Roman" w:hAnsi="Times New Roman" w:cs="Times New Roman"/>
+          <w:sz w:val="24"/>
+          <w:szCs w:val="24"/>
+        </w:rPr>
+        <w:t xml:space="preserve"> </w:t>
+      </w:r>
+      <w:proofErr w:type="spellStart"/>
+      <w:r>
+        <w:rPr>
+          <w:rFonts w:ascii="Times New Roman" w:eastAsia="Times New Roman" w:hAnsi="Times New Roman" w:cs="Times New Roman"/>
+          <w:sz w:val="24"/>
+          <w:szCs w:val="24"/>
+        </w:rPr>
+        <w:t>deta</w:t>
+      </w:r>
+      <w:proofErr w:type="spellEnd"/>
+      <w:r>
+        <w:rPr>
+          <w:rFonts w:ascii="Times New Roman" w:eastAsia="Times New Roman" w:hAnsi="Times New Roman" w:cs="Times New Roman"/>
+          <w:sz w:val="24"/>
+          <w:szCs w:val="24"/>
+        </w:rPr>
+        <w:t xml:space="preserve"> </w:t>
+      </w:r>
+      <w:proofErr w:type="spellStart"/>
+      <w:r>
+        <w:rPr>
+          <w:rFonts w:ascii="Times New Roman" w:eastAsia="Times New Roman" w:hAnsi="Times New Roman" w:cs="Times New Roman"/>
+          <w:sz w:val="24"/>
+          <w:szCs w:val="24"/>
+        </w:rPr>
+        <w:t>hai</w:t>
+      </w:r>
+      <w:proofErr w:type="spellEnd"/>
+      <w:r>
+        <w:rPr>
+          <w:rFonts w:ascii="Times New Roman" w:eastAsia="Times New Roman" w:hAnsi="Times New Roman" w:cs="Times New Roman"/>
+          <w:sz w:val="24"/>
+          <w:szCs w:val="24"/>
+        </w:rPr>
+        <w:t xml:space="preserve"> jab </w:t>
+      </w:r>
+      <w:proofErr w:type="spellStart"/>
+      <w:r>
+        <w:rPr>
+          <w:rFonts w:ascii="Times New Roman" w:eastAsia="Times New Roman" w:hAnsi="Times New Roman" w:cs="Times New Roman"/>
+          <w:sz w:val="24"/>
+          <w:szCs w:val="24"/>
+        </w:rPr>
+        <w:t>bhi</w:t>
+      </w:r>
+      <w:proofErr w:type="spellEnd"/>
+      <w:r>
+        <w:rPr>
+          <w:rFonts w:ascii="Times New Roman" w:eastAsia="Times New Roman" w:hAnsi="Times New Roman" w:cs="Times New Roman"/>
+          <w:sz w:val="24"/>
+          <w:szCs w:val="24"/>
+        </w:rPr>
+        <w:t xml:space="preserve"> hum code me koi changes </w:t>
+      </w:r>
+      <w:proofErr w:type="spellStart"/>
+      <w:r>
+        <w:rPr>
+          <w:rFonts w:ascii="Times New Roman" w:eastAsia="Times New Roman" w:hAnsi="Times New Roman" w:cs="Times New Roman"/>
+          <w:sz w:val="24"/>
+          <w:szCs w:val="24"/>
+        </w:rPr>
+        <w:t>karte</w:t>
+      </w:r>
+      <w:proofErr w:type="spellEnd"/>
+      <w:r>
+        <w:rPr>
+          <w:rFonts w:ascii="Times New Roman" w:eastAsia="Times New Roman" w:hAnsi="Times New Roman" w:cs="Times New Roman"/>
+          <w:sz w:val="24"/>
+          <w:szCs w:val="24"/>
+        </w:rPr>
+        <w:t xml:space="preserve"> </w:t>
+      </w:r>
+      <w:proofErr w:type="spellStart"/>
+      <w:r>
+        <w:rPr>
+          <w:rFonts w:ascii="Times New Roman" w:eastAsia="Times New Roman" w:hAnsi="Times New Roman" w:cs="Times New Roman"/>
+          <w:sz w:val="24"/>
+          <w:szCs w:val="24"/>
+        </w:rPr>
+        <w:t>hain</w:t>
+      </w:r>
+      <w:proofErr w:type="spellEnd"/>
+      <w:r>
+        <w:rPr>
+          <w:rFonts w:ascii="Times New Roman" w:eastAsia="Times New Roman" w:hAnsi="Times New Roman" w:cs="Times New Roman"/>
+          <w:sz w:val="24"/>
+          <w:szCs w:val="24"/>
+        </w:rPr>
+        <w:t>.</w:t>
+      </w:r>
+    </w:p>
+    <w:p>
+      <w:pPr>
+        <w:numPr>
+          <w:ilvl w:val="0"/>
+          <w:numId w:val="1"/>
+        </w:numPr>
+        <w:spacing w:before="100" w:beforeAutospacing="1" w:after="100" w:afterAutospacing="1" w:line="240" w:lineRule="auto"/>
+        <w:rPr>
+          <w:rFonts w:ascii="Times New Roman" w:eastAsia="Times New Roman" w:hAnsi="Times New Roman" w:cs="Times New Roman"/>
+          <w:sz w:val="24"/>
+          <w:szCs w:val="24"/>
+        </w:rPr>
+      </w:pPr>
+      <w:r>
+        <w:rPr>
+          <w:rFonts w:ascii="Times New Roman" w:eastAsia="Times New Roman" w:hAnsi="Times New Roman" w:cs="Times New Roman"/>
+          <w:sz w:val="24"/>
+          <w:szCs w:val="24"/>
+        </w:rPr>
+        <w:t xml:space="preserve">Developer </w:t>
+      </w:r>
+      <w:proofErr w:type="spellStart"/>
+      <w:r>
+        <w:rPr>
+          <w:rFonts w:ascii="Times New Roman" w:eastAsia="Times New Roman" w:hAnsi="Times New Roman" w:cs="Times New Roman"/>
+          <w:sz w:val="24"/>
+          <w:szCs w:val="24"/>
+        </w:rPr>
+        <w:t>ke</w:t>
+      </w:r>
+      <w:proofErr w:type="spellEnd"/>
+      <w:r>
+        <w:rPr>
+          <w:rFonts w:ascii="Times New Roman" w:eastAsia="Times New Roman" w:hAnsi="Times New Roman" w:cs="Times New Roman"/>
+          <w:sz w:val="24"/>
+          <w:szCs w:val="24"/>
+        </w:rPr>
+        <w:t xml:space="preserve"> </w:t>
+      </w:r>
+      <w:proofErr w:type="spellStart"/>
+      <w:r>
+        <w:rPr>
+          <w:rFonts w:ascii="Times New Roman" w:eastAsia="Times New Roman" w:hAnsi="Times New Roman" w:cs="Times New Roman"/>
+          <w:sz w:val="24"/>
+          <w:szCs w:val="24"/>
+        </w:rPr>
+        <w:t>liye</w:t>
+      </w:r>
+      <w:proofErr w:type="spellEnd"/>
+      <w:r>
+        <w:rPr>
+          <w:rFonts w:ascii="Times New Roman" w:eastAsia="Times New Roman" w:hAnsi="Times New Roman" w:cs="Times New Roman"/>
+          <w:sz w:val="24"/>
+          <w:szCs w:val="24"/>
+        </w:rPr>
+        <w:t xml:space="preserve"> useful </w:t>
+      </w:r>
+      <w:proofErr w:type="spellStart"/>
+      <w:r>
+        <w:rPr>
+          <w:rFonts w:ascii="Times New Roman" w:eastAsia="Times New Roman" w:hAnsi="Times New Roman" w:cs="Times New Roman"/>
+          <w:sz w:val="24"/>
+          <w:szCs w:val="24"/>
+        </w:rPr>
+        <w:t>hai</w:t>
+      </w:r>
+      <w:proofErr w:type="spellEnd"/>
+      <w:r>
+        <w:rPr>
+          <w:rFonts w:ascii="Times New Roman" w:eastAsia="Times New Roman" w:hAnsi="Times New Roman" w:cs="Times New Roman"/>
+          <w:sz w:val="24"/>
+          <w:szCs w:val="24"/>
+        </w:rPr>
+        <w:t xml:space="preserve">, </w:t>
+      </w:r>
+      <w:proofErr w:type="spellStart"/>
+      <w:r>
+        <w:rPr>
+          <w:rFonts w:ascii="Times New Roman" w:eastAsia="Times New Roman" w:hAnsi="Times New Roman" w:cs="Times New Roman"/>
+          <w:sz w:val="24"/>
+          <w:szCs w:val="24"/>
+        </w:rPr>
+        <w:t>kyunki</w:t>
+      </w:r>
+      <w:proofErr w:type="spellEnd"/>
+      <w:r>
+        <w:rPr>
+          <w:rFonts w:ascii="Times New Roman" w:eastAsia="Times New Roman" w:hAnsi="Times New Roman" w:cs="Times New Roman"/>
+          <w:sz w:val="24"/>
+          <w:szCs w:val="24"/>
+        </w:rPr>
+        <w:t xml:space="preserve"> </w:t>
+      </w:r>
+      <w:proofErr w:type="spellStart"/>
+      <w:r>
+        <w:rPr>
+          <w:rFonts w:ascii="Times New Roman" w:eastAsia="Times New Roman" w:hAnsi="Times New Roman" w:cs="Times New Roman"/>
+          <w:sz w:val="24"/>
+          <w:szCs w:val="24"/>
+        </w:rPr>
+        <w:t>baar-baar</w:t>
+      </w:r>
+      <w:proofErr w:type="spellEnd"/>
+      <w:r>
+        <w:rPr>
+          <w:rFonts w:ascii="Times New Roman" w:eastAsia="Times New Roman" w:hAnsi="Times New Roman" w:cs="Times New Roman"/>
+          <w:sz w:val="24"/>
+          <w:szCs w:val="24"/>
+        </w:rPr>
+        <w:t xml:space="preserve"> manually server restart </w:t>
+      </w:r>
+      <w:proofErr w:type="spellStart"/>
+      <w:r>
+        <w:rPr>
+          <w:rFonts w:ascii="Times New Roman" w:eastAsia="Times New Roman" w:hAnsi="Times New Roman" w:cs="Times New Roman"/>
+          <w:sz w:val="24"/>
+          <w:szCs w:val="24"/>
+        </w:rPr>
+        <w:t>nahi</w:t>
+      </w:r>
+      <w:proofErr w:type="spellEnd"/>
+      <w:r>
+        <w:rPr>
+          <w:rFonts w:ascii="Times New Roman" w:eastAsia="Times New Roman" w:hAnsi="Times New Roman" w:cs="Times New Roman"/>
+          <w:sz w:val="24"/>
+          <w:szCs w:val="24"/>
+        </w:rPr>
+        <w:t xml:space="preserve"> </w:t>
+      </w:r>
+      <w:proofErr w:type="spellStart"/>
+      <w:r>
+        <w:rPr>
+          <w:rFonts w:ascii="Times New Roman" w:eastAsia="Times New Roman" w:hAnsi="Times New Roman" w:cs="Times New Roman"/>
+          <w:sz w:val="24"/>
+          <w:szCs w:val="24"/>
+        </w:rPr>
+        <w:t>karna</w:t>
+      </w:r>
+      <w:proofErr w:type="spellEnd"/>
+      <w:r>
+        <w:rPr>
+          <w:rFonts w:ascii="Times New Roman" w:eastAsia="Times New Roman" w:hAnsi="Times New Roman" w:cs="Times New Roman"/>
+          <w:sz w:val="24"/>
+          <w:szCs w:val="24"/>
+        </w:rPr>
+        <w:t xml:space="preserve"> </w:t>
+      </w:r>
+      <w:proofErr w:type="spellStart"/>
+      <w:r>
+        <w:rPr>
+          <w:rFonts w:ascii="Times New Roman" w:eastAsia="Times New Roman" w:hAnsi="Times New Roman" w:cs="Times New Roman"/>
+          <w:sz w:val="24"/>
+          <w:szCs w:val="24"/>
+        </w:rPr>
+        <w:t>padta</w:t>
+      </w:r>
+      <w:proofErr w:type="spellEnd"/>
+      <w:r>
+        <w:rPr>
+          <w:rFonts w:ascii="Times New Roman" w:eastAsia="Times New Roman" w:hAnsi="Times New Roman" w:cs="Times New Roman"/>
+          <w:sz w:val="24"/>
+          <w:szCs w:val="24"/>
+        </w:rPr>
+        <w:t>.</w:t>
+      </w:r>
+    </w:p>
+    <w:p>
+      <w:pPr>
+        <w:numPr>
+          <w:ilvl w:val="0"/>
+          <w:numId w:val="1"/>
+        </w:numPr>
+        <w:spacing w:before="100" w:beforeAutospacing="1" w:after="100" w:afterAutospacing="1" w:line="240" w:lineRule="auto"/>
+        <w:rPr>
+          <w:rFonts w:ascii="Times New Roman" w:eastAsia="Times New Roman" w:hAnsi="Times New Roman" w:cs="Times New Roman"/>
+          <w:sz w:val="24"/>
+          <w:szCs w:val="24"/>
+        </w:rPr>
+      </w:pPr>
+      <w:r>
+        <w:rPr>
+          <w:rFonts w:ascii="Times New Roman" w:eastAsia="Times New Roman" w:hAnsi="Times New Roman" w:cs="Times New Roman"/>
+          <w:sz w:val="24"/>
+          <w:szCs w:val="24"/>
+        </w:rPr>
+        <w:t xml:space="preserve">Mostly development </w:t>
+      </w:r>
+      <w:proofErr w:type="spellStart"/>
+      <w:r>
+        <w:rPr>
+          <w:rFonts w:ascii="Times New Roman" w:eastAsia="Times New Roman" w:hAnsi="Times New Roman" w:cs="Times New Roman"/>
+          <w:sz w:val="24"/>
+          <w:szCs w:val="24"/>
+        </w:rPr>
+        <w:t>ke</w:t>
+      </w:r>
+      <w:proofErr w:type="spellEnd"/>
+      <w:r>
+        <w:rPr>
+          <w:rFonts w:ascii="Times New Roman" w:eastAsia="Times New Roman" w:hAnsi="Times New Roman" w:cs="Times New Roman"/>
+          <w:sz w:val="24"/>
+          <w:szCs w:val="24"/>
+        </w:rPr>
+        <w:t xml:space="preserve"> time use </w:t>
+      </w:r>
+      <w:proofErr w:type="spellStart"/>
+      <w:r>
+        <w:rPr>
+          <w:rFonts w:ascii="Times New Roman" w:eastAsia="Times New Roman" w:hAnsi="Times New Roman" w:cs="Times New Roman"/>
+          <w:sz w:val="24"/>
+          <w:szCs w:val="24"/>
+        </w:rPr>
+        <w:t>hota</w:t>
+      </w:r>
+      <w:proofErr w:type="spellEnd"/>
+      <w:r>
+        <w:rPr>
+          <w:rFonts w:ascii="Times New Roman" w:eastAsia="Times New Roman" w:hAnsi="Times New Roman" w:cs="Times New Roman"/>
+          <w:sz w:val="24"/>
+          <w:szCs w:val="24"/>
+        </w:rPr>
+        <w:t xml:space="preserve"> </w:t>
+      </w:r>
+      <w:proofErr w:type="spellStart"/>
+      <w:r>
+        <w:rPr>
+          <w:rFonts w:ascii="Times New Roman" w:eastAsia="Times New Roman" w:hAnsi="Times New Roman" w:cs="Times New Roman"/>
+          <w:sz w:val="24"/>
+          <w:szCs w:val="24"/>
+        </w:rPr>
+        <w:t>hai</w:t>
+      </w:r>
+      <w:proofErr w:type="spellEnd"/>
+      <w:r>
+        <w:rPr>
+          <w:rFonts w:ascii="Times New Roman" w:eastAsia="Times New Roman" w:hAnsi="Times New Roman" w:cs="Times New Roman"/>
+          <w:sz w:val="24"/>
+          <w:szCs w:val="24"/>
+        </w:rPr>
+        <w:t>.</w:t>
+      </w:r>
+    </w:p>
+    <w:p>
+      <w:pPr>
         <w:rPr>
           <w:b/>
           <w:bCs/>
           <w:sz w:val="32"/>
           <w:szCs w:val="32"/>
         </w:rPr>
-        <w:t>Q5</w:t>
-      </w:r>
-      <w:r>
+      </w:pPr>
+    </w:p>
+    <w:p>
+      <w:pPr>
         <w:rPr>
           <w:b/>
           <w:bCs/>
           <w:sz w:val="32"/>
           <w:szCs w:val="32"/>
         </w:rPr>
-        <w:t>. What is</w:t>
-      </w:r>
+      </w:pPr>
       <w:r>
         <w:rPr>
           <w:b/>
@@ -199,9 +2111,8 @@
           <w:sz w:val="32"/>
           <w:szCs w:val="32"/>
         </w:rPr>
-        <w:t xml:space="preserve"> </w:t>
-      </w:r>
-      <w:proofErr w:type="spellStart"/>
+        <w:t xml:space="preserve">Q6. What is </w:t>
+      </w:r>
       <w:proofErr w:type="gramStart"/>
       <w:r>
         <w:rPr>
@@ -210,19 +2121,526 @@
           <w:sz w:val="32"/>
           <w:szCs w:val="32"/>
         </w:rPr>
-        <w:t>nodemon</w:t>
-      </w:r>
-      <w:proofErr w:type="spellEnd"/>
-      <w:r>
+        <w:t>NPM ?</w:t>
+      </w:r>
+      <w:proofErr w:type="gramEnd"/>
+    </w:p>
+    <w:p>
+      <w:pPr>
+        <w:pStyle w:val="NormalWeb"/>
+      </w:pPr>
+      <w:proofErr w:type="gramStart"/>
+      <w:r>
+        <w:rPr>
+          <w:rStyle w:val="Strong"/>
+        </w:rPr>
+        <w:t>NPM</w:t>
+      </w:r>
+      <w:r>
+        <w:t xml:space="preserve"> </w:t>
+      </w:r>
+      <w:proofErr w:type="spellStart"/>
+      <w:r>
+        <w:t>ka</w:t>
+      </w:r>
+      <w:proofErr w:type="spellEnd"/>
+      <w:r>
+        <w:t xml:space="preserve"> full form </w:t>
+      </w:r>
+      <w:proofErr w:type="spellStart"/>
+      <w:r>
+        <w:t>hai</w:t>
+      </w:r>
+      <w:proofErr w:type="spellEnd"/>
+      <w:r>
+        <w:t xml:space="preserve"> </w:t>
+      </w:r>
+      <w:r>
+        <w:rPr>
+          <w:rStyle w:val="Strong"/>
+        </w:rPr>
+        <w:t>Node Package Manager</w:t>
+      </w:r>
+      <w:r>
+        <w:t>.</w:t>
+      </w:r>
+      <w:proofErr w:type="gramEnd"/>
+    </w:p>
+    <w:p>
+      <w:pPr>
+        <w:pStyle w:val="NormalWeb"/>
+        <w:numPr>
+          <w:ilvl w:val="0"/>
+          <w:numId w:val="2"/>
+        </w:numPr>
+      </w:pPr>
+      <w:r>
+        <w:t xml:space="preserve">Ye </w:t>
+      </w:r>
+      <w:proofErr w:type="spellStart"/>
+      <w:r>
+        <w:t>ek</w:t>
+      </w:r>
+      <w:proofErr w:type="spellEnd"/>
+      <w:r>
+        <w:t xml:space="preserve"> </w:t>
+      </w:r>
+      <w:r>
+        <w:rPr>
+          <w:rStyle w:val="Strong"/>
+        </w:rPr>
+        <w:t>package manager</w:t>
+      </w:r>
+      <w:r>
+        <w:t xml:space="preserve"> </w:t>
+      </w:r>
+      <w:proofErr w:type="spellStart"/>
+      <w:r>
+        <w:t>hai</w:t>
+      </w:r>
+      <w:proofErr w:type="spellEnd"/>
+      <w:r>
+        <w:t xml:space="preserve"> </w:t>
+      </w:r>
+      <w:proofErr w:type="spellStart"/>
+      <w:proofErr w:type="gramStart"/>
+      <w:r>
+        <w:t>jo</w:t>
+      </w:r>
+      <w:proofErr w:type="spellEnd"/>
+      <w:proofErr w:type="gramEnd"/>
+      <w:r>
+        <w:t xml:space="preserve"> Node.js </w:t>
+      </w:r>
+      <w:proofErr w:type="spellStart"/>
+      <w:r>
+        <w:t>ke</w:t>
+      </w:r>
+      <w:proofErr w:type="spellEnd"/>
+      <w:r>
+        <w:t xml:space="preserve"> </w:t>
+      </w:r>
+      <w:proofErr w:type="spellStart"/>
+      <w:r>
+        <w:t>saath</w:t>
+      </w:r>
+      <w:proofErr w:type="spellEnd"/>
+      <w:r>
+        <w:t xml:space="preserve"> </w:t>
+      </w:r>
+      <w:proofErr w:type="spellStart"/>
+      <w:r>
+        <w:t>aata</w:t>
+      </w:r>
+      <w:proofErr w:type="spellEnd"/>
+      <w:r>
+        <w:t xml:space="preserve"> </w:t>
+      </w:r>
+      <w:proofErr w:type="spellStart"/>
+      <w:r>
+        <w:t>hai</w:t>
+      </w:r>
+      <w:proofErr w:type="spellEnd"/>
+      <w:r>
+        <w:t>.</w:t>
+      </w:r>
+    </w:p>
+    <w:p>
+      <w:pPr>
+        <w:pStyle w:val="NormalWeb"/>
+        <w:numPr>
+          <w:ilvl w:val="0"/>
+          <w:numId w:val="2"/>
+        </w:numPr>
+      </w:pPr>
+      <w:proofErr w:type="spellStart"/>
+      <w:r>
+        <w:t>Iska</w:t>
+      </w:r>
+      <w:proofErr w:type="spellEnd"/>
+      <w:r>
+        <w:t xml:space="preserve"> use hum packages/libraries </w:t>
+      </w:r>
+      <w:proofErr w:type="spellStart"/>
+      <w:proofErr w:type="gramStart"/>
+      <w:r>
+        <w:t>ko</w:t>
+      </w:r>
+      <w:proofErr w:type="spellEnd"/>
+      <w:proofErr w:type="gramEnd"/>
+      <w:r>
+        <w:t xml:space="preserve"> install, manage, </w:t>
+      </w:r>
+      <w:proofErr w:type="spellStart"/>
+      <w:r>
+        <w:t>aur</w:t>
+      </w:r>
+      <w:proofErr w:type="spellEnd"/>
+      <w:r>
+        <w:t xml:space="preserve"> share </w:t>
+      </w:r>
+      <w:proofErr w:type="spellStart"/>
+      <w:r>
+        <w:t>karne</w:t>
+      </w:r>
+      <w:proofErr w:type="spellEnd"/>
+      <w:r>
+        <w:t xml:space="preserve"> </w:t>
+      </w:r>
+      <w:proofErr w:type="spellStart"/>
+      <w:r>
+        <w:t>ke</w:t>
+      </w:r>
+      <w:proofErr w:type="spellEnd"/>
+      <w:r>
+        <w:t xml:space="preserve"> </w:t>
+      </w:r>
+      <w:proofErr w:type="spellStart"/>
+      <w:r>
+        <w:t>liye</w:t>
+      </w:r>
+      <w:proofErr w:type="spellEnd"/>
+      <w:r>
+        <w:t xml:space="preserve"> </w:t>
+      </w:r>
+      <w:proofErr w:type="spellStart"/>
+      <w:r>
+        <w:t>karte</w:t>
+      </w:r>
+      <w:proofErr w:type="spellEnd"/>
+      <w:r>
+        <w:t xml:space="preserve"> </w:t>
+      </w:r>
+      <w:proofErr w:type="spellStart"/>
+      <w:r>
+        <w:t>hain</w:t>
+      </w:r>
+      <w:proofErr w:type="spellEnd"/>
+      <w:r>
+        <w:t>.</w:t>
+      </w:r>
+    </w:p>
+    <w:p>
+      <w:pPr>
+        <w:pStyle w:val="NormalWeb"/>
+        <w:numPr>
+          <w:ilvl w:val="0"/>
+          <w:numId w:val="2"/>
+        </w:numPr>
+      </w:pPr>
+      <w:r>
+        <w:t xml:space="preserve">Public packages </w:t>
+      </w:r>
+      <w:proofErr w:type="spellStart"/>
+      <w:r>
+        <w:t>ki</w:t>
+      </w:r>
+      <w:proofErr w:type="spellEnd"/>
+      <w:r>
+        <w:t xml:space="preserve"> library </w:t>
+      </w:r>
+      <w:proofErr w:type="spellStart"/>
+      <w:r>
+        <w:t>hoti</w:t>
+      </w:r>
+      <w:proofErr w:type="spellEnd"/>
+      <w:r>
+        <w:t xml:space="preserve"> </w:t>
+      </w:r>
+      <w:proofErr w:type="spellStart"/>
+      <w:r>
+        <w:t>hai</w:t>
+      </w:r>
+      <w:proofErr w:type="spellEnd"/>
+      <w:r>
+        <w:t xml:space="preserve"> – </w:t>
+      </w:r>
+      <w:hyperlink r:id="rId6" w:tgtFrame="_new" w:history="1">
+        <w:r>
+          <w:rPr>
+            <w:rStyle w:val="Hyperlink"/>
+          </w:rPr>
+          <w:t>npmjs.com</w:t>
+        </w:r>
+      </w:hyperlink>
+    </w:p>
+    <w:p>
+      <w:pPr>
         <w:rPr>
           <w:b/>
           <w:bCs/>
           <w:sz w:val="32"/>
           <w:szCs w:val="32"/>
         </w:rPr>
+      </w:pPr>
+    </w:p>
+    <w:p>
+      <w:pPr>
+        <w:rPr>
+          <w:b/>
+          <w:bCs/>
+          <w:sz w:val="32"/>
+          <w:szCs w:val="32"/>
+        </w:rPr>
+      </w:pPr>
+      <w:r>
+        <w:rPr>
+          <w:b/>
+          <w:bCs/>
+          <w:sz w:val="32"/>
+          <w:szCs w:val="32"/>
+        </w:rPr>
+        <w:t>Q7. What is NPX?</w:t>
+      </w:r>
+    </w:p>
+    <w:p>
+      <w:pPr>
+        <w:pStyle w:val="NormalWeb"/>
+      </w:pPr>
+      <w:r>
+        <w:rPr>
+          <w:rStyle w:val="Strong"/>
+        </w:rPr>
+        <w:t>NPX</w:t>
+      </w:r>
+      <w:r>
+        <w:t xml:space="preserve"> </w:t>
+      </w:r>
+      <w:proofErr w:type="spellStart"/>
+      <w:r>
+        <w:t>ek</w:t>
+      </w:r>
+      <w:proofErr w:type="spellEnd"/>
+      <w:r>
+        <w:t xml:space="preserve"> command-line tool </w:t>
+      </w:r>
+      <w:proofErr w:type="spellStart"/>
+      <w:r>
+        <w:t>hai</w:t>
+      </w:r>
+      <w:proofErr w:type="spellEnd"/>
+      <w:r>
+        <w:t xml:space="preserve"> </w:t>
+      </w:r>
+      <w:proofErr w:type="spellStart"/>
+      <w:proofErr w:type="gramStart"/>
+      <w:r>
+        <w:t>jo</w:t>
+      </w:r>
+      <w:proofErr w:type="spellEnd"/>
+      <w:proofErr w:type="gramEnd"/>
+      <w:r>
+        <w:t xml:space="preserve"> NPM </w:t>
+      </w:r>
+      <w:proofErr w:type="spellStart"/>
+      <w:r>
+        <w:t>ke</w:t>
+      </w:r>
+      <w:proofErr w:type="spellEnd"/>
+      <w:r>
+        <w:t xml:space="preserve"> </w:t>
+      </w:r>
+      <w:proofErr w:type="spellStart"/>
+      <w:r>
+        <w:t>sath</w:t>
+      </w:r>
+      <w:proofErr w:type="spellEnd"/>
+      <w:r>
+        <w:t xml:space="preserve"> </w:t>
+      </w:r>
+      <w:proofErr w:type="spellStart"/>
+      <w:r>
+        <w:t>aata</w:t>
+      </w:r>
+      <w:proofErr w:type="spellEnd"/>
+      <w:r>
+        <w:t xml:space="preserve"> </w:t>
+      </w:r>
+      <w:proofErr w:type="spellStart"/>
+      <w:r>
+        <w:t>hai</w:t>
+      </w:r>
+      <w:proofErr w:type="spellEnd"/>
+      <w:r>
         <w:t>.</w:t>
       </w:r>
+    </w:p>
+    <w:p>
+      <w:pPr>
+        <w:pStyle w:val="NormalWeb"/>
+        <w:numPr>
+          <w:ilvl w:val="0"/>
+          <w:numId w:val="3"/>
+        </w:numPr>
+      </w:pPr>
+      <w:proofErr w:type="spellStart"/>
+      <w:r>
+        <w:t>Iska</w:t>
+      </w:r>
+      <w:proofErr w:type="spellEnd"/>
+      <w:r>
+        <w:t xml:space="preserve"> use hum </w:t>
+      </w:r>
+      <w:r>
+        <w:rPr>
+          <w:rStyle w:val="Strong"/>
+        </w:rPr>
+        <w:t xml:space="preserve">temporary packages </w:t>
+      </w:r>
+      <w:proofErr w:type="spellStart"/>
+      <w:proofErr w:type="gramStart"/>
+      <w:r>
+        <w:rPr>
+          <w:rStyle w:val="Strong"/>
+        </w:rPr>
+        <w:t>ko</w:t>
+      </w:r>
+      <w:proofErr w:type="spellEnd"/>
       <w:proofErr w:type="gramEnd"/>
+      <w:r>
+        <w:rPr>
+          <w:rStyle w:val="Strong"/>
+        </w:rPr>
+        <w:t xml:space="preserve"> directly run</w:t>
+      </w:r>
+      <w:r>
+        <w:t xml:space="preserve"> </w:t>
+      </w:r>
+      <w:proofErr w:type="spellStart"/>
+      <w:r>
+        <w:t>karne</w:t>
+      </w:r>
+      <w:proofErr w:type="spellEnd"/>
+      <w:r>
+        <w:t xml:space="preserve"> </w:t>
+      </w:r>
+      <w:proofErr w:type="spellStart"/>
+      <w:r>
+        <w:t>ke</w:t>
+      </w:r>
+      <w:proofErr w:type="spellEnd"/>
+      <w:r>
+        <w:t xml:space="preserve"> </w:t>
+      </w:r>
+      <w:proofErr w:type="spellStart"/>
+      <w:r>
+        <w:t>liye</w:t>
+      </w:r>
+      <w:proofErr w:type="spellEnd"/>
+      <w:r>
+        <w:t xml:space="preserve"> </w:t>
+      </w:r>
+      <w:proofErr w:type="spellStart"/>
+      <w:r>
+        <w:t>karte</w:t>
+      </w:r>
+      <w:proofErr w:type="spellEnd"/>
+      <w:r>
+        <w:t xml:space="preserve"> </w:t>
+      </w:r>
+      <w:proofErr w:type="spellStart"/>
+      <w:r>
+        <w:t>hain</w:t>
+      </w:r>
+      <w:proofErr w:type="spellEnd"/>
+      <w:r>
+        <w:t xml:space="preserve"> </w:t>
+      </w:r>
+      <w:proofErr w:type="spellStart"/>
+      <w:r>
+        <w:t>bina</w:t>
+      </w:r>
+      <w:proofErr w:type="spellEnd"/>
+      <w:r>
+        <w:t xml:space="preserve"> </w:t>
+      </w:r>
+      <w:proofErr w:type="spellStart"/>
+      <w:r>
+        <w:t>unhe</w:t>
+      </w:r>
+      <w:proofErr w:type="spellEnd"/>
+      <w:r>
+        <w:t xml:space="preserve"> globally install </w:t>
+      </w:r>
+      <w:proofErr w:type="spellStart"/>
+      <w:r>
+        <w:t>kiye</w:t>
+      </w:r>
+      <w:proofErr w:type="spellEnd"/>
+      <w:r>
+        <w:t>.</w:t>
+      </w:r>
+    </w:p>
+    <w:p>
+      <w:pPr>
+        <w:pStyle w:val="NormalWeb"/>
+        <w:numPr>
+          <w:ilvl w:val="0"/>
+          <w:numId w:val="3"/>
+        </w:numPr>
+      </w:pPr>
+      <w:r>
+        <w:t xml:space="preserve">Ye especially helpful </w:t>
+      </w:r>
+      <w:proofErr w:type="spellStart"/>
+      <w:r>
+        <w:t>hai</w:t>
+      </w:r>
+      <w:proofErr w:type="spellEnd"/>
+      <w:r>
+        <w:t xml:space="preserve"> jab </w:t>
+      </w:r>
+      <w:proofErr w:type="spellStart"/>
+      <w:proofErr w:type="gramStart"/>
+      <w:r>
+        <w:t>hume</w:t>
+      </w:r>
+      <w:proofErr w:type="spellEnd"/>
+      <w:proofErr w:type="gramEnd"/>
+      <w:r>
+        <w:t xml:space="preserve"> koi </w:t>
+      </w:r>
+      <w:proofErr w:type="spellStart"/>
+      <w:r>
+        <w:t>ek</w:t>
+      </w:r>
+      <w:proofErr w:type="spellEnd"/>
+      <w:r>
+        <w:t xml:space="preserve"> </w:t>
+      </w:r>
+      <w:proofErr w:type="spellStart"/>
+      <w:r>
+        <w:t>baar</w:t>
+      </w:r>
+      <w:proofErr w:type="spellEnd"/>
+      <w:r>
+        <w:t xml:space="preserve"> run </w:t>
+      </w:r>
+      <w:proofErr w:type="spellStart"/>
+      <w:r>
+        <w:t>karna</w:t>
+      </w:r>
+      <w:proofErr w:type="spellEnd"/>
+      <w:r>
+        <w:t xml:space="preserve"> ho (</w:t>
+      </w:r>
+      <w:proofErr w:type="spellStart"/>
+      <w:r>
+        <w:t>jaise</w:t>
+      </w:r>
+      <w:proofErr w:type="spellEnd"/>
+      <w:r>
+        <w:t xml:space="preserve"> </w:t>
+      </w:r>
+      <w:r>
+        <w:rPr>
+          <w:rStyle w:val="HTMLCode"/>
+        </w:rPr>
+        <w:t>create-react-app</w:t>
+      </w:r>
+      <w:r>
+        <w:t>).</w:t>
+      </w:r>
     </w:p>
     <w:p>
       <w:pPr>
@@ -252,6 +2670,771 @@
     </w:sectPr>
   </w:body>
 </w:document>
+</file>
+
+<file path=word/numbering.xml><?xml version="1.0" encoding="utf-8"?>
+<w:numbering xmlns:wpc="http://schemas.microsoft.com/office/word/2010/wordprocessingCanvas" xmlns:mc="http://schemas.openxmlformats.org/markup-compatibility/2006" xmlns:o="urn:schemas-microsoft-com:office:office" xmlns:r="http://schemas.openxmlformats.org/officeDocument/2006/relationships" xmlns:m="http://schemas.openxmlformats.org/officeDocument/2006/math" xmlns:v="urn:schemas-microsoft-com:vml" xmlns:wp14="http://schemas.microsoft.com/office/word/2010/wordprocessingDrawing" xmlns:wp="http://schemas.openxmlformats.org/drawingml/2006/wordprocessingDrawing" xmlns:w10="urn:schemas-microsoft-com:office:word" xmlns:w="http://schemas.openxmlformats.org/wordprocessingml/2006/main" xmlns:w14="http://schemas.microsoft.com/office/word/2010/wordml" xmlns:wpg="http://schemas.microsoft.com/office/word/2010/wordprocessingGroup" xmlns:wpi="http://schemas.microsoft.com/office/word/2010/wordprocessingInk" xmlns:wne="http://schemas.microsoft.com/office/word/2006/wordml" xmlns:wps="http://schemas.microsoft.com/office/word/2010/wordprocessingShape" mc:Ignorable="w14 wp14">
+  <w:abstractNum w:abstractNumId="0">
+    <w:nsid w:val="050D7E1D"/>
+    <w:multiLevelType w:val="multilevel"/>
+    <w:tmpl w:val="FE140792"/>
+    <w:lvl w:ilvl="0">
+      <w:start w:val="1"/>
+      <w:numFmt w:val="bullet"/>
+      <w:lvlText w:val=""/>
+      <w:lvlJc w:val="left"/>
+      <w:pPr>
+        <w:tabs>
+          <w:tab w:val="num" w:pos="720"/>
+        </w:tabs>
+        <w:ind w:left="720" w:hanging="360"/>
+      </w:pPr>
+      <w:rPr>
+        <w:rFonts w:ascii="Symbol" w:hAnsi="Symbol" w:hint="default"/>
+        <w:sz w:val="20"/>
+      </w:rPr>
+    </w:lvl>
+    <w:lvl w:ilvl="1" w:tentative="1">
+      <w:start w:val="1"/>
+      <w:numFmt w:val="bullet"/>
+      <w:lvlText w:val="o"/>
+      <w:lvlJc w:val="left"/>
+      <w:pPr>
+        <w:tabs>
+          <w:tab w:val="num" w:pos="1440"/>
+        </w:tabs>
+        <w:ind w:left="1440" w:hanging="360"/>
+      </w:pPr>
+      <w:rPr>
+        <w:rFonts w:ascii="Courier New" w:hAnsi="Courier New" w:hint="default"/>
+        <w:sz w:val="20"/>
+      </w:rPr>
+    </w:lvl>
+    <w:lvl w:ilvl="2" w:tentative="1">
+      <w:start w:val="1"/>
+      <w:numFmt w:val="bullet"/>
+      <w:lvlText w:val=""/>
+      <w:lvlJc w:val="left"/>
+      <w:pPr>
+        <w:tabs>
+          <w:tab w:val="num" w:pos="2160"/>
+        </w:tabs>
+        <w:ind w:left="2160" w:hanging="360"/>
+      </w:pPr>
+      <w:rPr>
+        <w:rFonts w:ascii="Wingdings" w:hAnsi="Wingdings" w:hint="default"/>
+        <w:sz w:val="20"/>
+      </w:rPr>
+    </w:lvl>
+    <w:lvl w:ilvl="3" w:tentative="1">
+      <w:start w:val="1"/>
+      <w:numFmt w:val="bullet"/>
+      <w:lvlText w:val=""/>
+      <w:lvlJc w:val="left"/>
+      <w:pPr>
+        <w:tabs>
+          <w:tab w:val="num" w:pos="2880"/>
+        </w:tabs>
+        <w:ind w:left="2880" w:hanging="360"/>
+      </w:pPr>
+      <w:rPr>
+        <w:rFonts w:ascii="Wingdings" w:hAnsi="Wingdings" w:hint="default"/>
+        <w:sz w:val="20"/>
+      </w:rPr>
+    </w:lvl>
+    <w:lvl w:ilvl="4" w:tentative="1">
+      <w:start w:val="1"/>
+      <w:numFmt w:val="bullet"/>
+      <w:lvlText w:val=""/>
+      <w:lvlJc w:val="left"/>
+      <w:pPr>
+        <w:tabs>
+          <w:tab w:val="num" w:pos="3600"/>
+        </w:tabs>
+        <w:ind w:left="3600" w:hanging="360"/>
+      </w:pPr>
+      <w:rPr>
+        <w:rFonts w:ascii="Wingdings" w:hAnsi="Wingdings" w:hint="default"/>
+        <w:sz w:val="20"/>
+      </w:rPr>
+    </w:lvl>
+    <w:lvl w:ilvl="5" w:tentative="1">
+      <w:start w:val="1"/>
+      <w:numFmt w:val="bullet"/>
+      <w:lvlText w:val=""/>
+      <w:lvlJc w:val="left"/>
+      <w:pPr>
+        <w:tabs>
+          <w:tab w:val="num" w:pos="4320"/>
+        </w:tabs>
+        <w:ind w:left="4320" w:hanging="360"/>
+      </w:pPr>
+      <w:rPr>
+        <w:rFonts w:ascii="Wingdings" w:hAnsi="Wingdings" w:hint="default"/>
+        <w:sz w:val="20"/>
+      </w:rPr>
+    </w:lvl>
+    <w:lvl w:ilvl="6" w:tentative="1">
+      <w:start w:val="1"/>
+      <w:numFmt w:val="bullet"/>
+      <w:lvlText w:val=""/>
+      <w:lvlJc w:val="left"/>
+      <w:pPr>
+        <w:tabs>
+          <w:tab w:val="num" w:pos="5040"/>
+        </w:tabs>
+        <w:ind w:left="5040" w:hanging="360"/>
+      </w:pPr>
+      <w:rPr>
+        <w:rFonts w:ascii="Wingdings" w:hAnsi="Wingdings" w:hint="default"/>
+        <w:sz w:val="20"/>
+      </w:rPr>
+    </w:lvl>
+    <w:lvl w:ilvl="7" w:tentative="1">
+      <w:start w:val="1"/>
+      <w:numFmt w:val="bullet"/>
+      <w:lvlText w:val=""/>
+      <w:lvlJc w:val="left"/>
+      <w:pPr>
+        <w:tabs>
+          <w:tab w:val="num" w:pos="5760"/>
+        </w:tabs>
+        <w:ind w:left="5760" w:hanging="360"/>
+      </w:pPr>
+      <w:rPr>
+        <w:rFonts w:ascii="Wingdings" w:hAnsi="Wingdings" w:hint="default"/>
+        <w:sz w:val="20"/>
+      </w:rPr>
+    </w:lvl>
+    <w:lvl w:ilvl="8" w:tentative="1">
+      <w:start w:val="1"/>
+      <w:numFmt w:val="bullet"/>
+      <w:lvlText w:val=""/>
+      <w:lvlJc w:val="left"/>
+      <w:pPr>
+        <w:tabs>
+          <w:tab w:val="num" w:pos="6480"/>
+        </w:tabs>
+        <w:ind w:left="6480" w:hanging="360"/>
+      </w:pPr>
+      <w:rPr>
+        <w:rFonts w:ascii="Wingdings" w:hAnsi="Wingdings" w:hint="default"/>
+        <w:sz w:val="20"/>
+      </w:rPr>
+    </w:lvl>
+  </w:abstractNum>
+  <w:abstractNum w:abstractNumId="1">
+    <w:nsid w:val="078D5803"/>
+    <w:multiLevelType w:val="multilevel"/>
+    <w:tmpl w:val="44667340"/>
+    <w:lvl w:ilvl="0">
+      <w:start w:val="1"/>
+      <w:numFmt w:val="bullet"/>
+      <w:lvlText w:val=""/>
+      <w:lvlJc w:val="left"/>
+      <w:pPr>
+        <w:tabs>
+          <w:tab w:val="num" w:pos="720"/>
+        </w:tabs>
+        <w:ind w:left="720" w:hanging="360"/>
+      </w:pPr>
+      <w:rPr>
+        <w:rFonts w:ascii="Symbol" w:hAnsi="Symbol" w:hint="default"/>
+        <w:sz w:val="20"/>
+      </w:rPr>
+    </w:lvl>
+    <w:lvl w:ilvl="1" w:tentative="1">
+      <w:start w:val="1"/>
+      <w:numFmt w:val="bullet"/>
+      <w:lvlText w:val="o"/>
+      <w:lvlJc w:val="left"/>
+      <w:pPr>
+        <w:tabs>
+          <w:tab w:val="num" w:pos="1440"/>
+        </w:tabs>
+        <w:ind w:left="1440" w:hanging="360"/>
+      </w:pPr>
+      <w:rPr>
+        <w:rFonts w:ascii="Courier New" w:hAnsi="Courier New" w:hint="default"/>
+        <w:sz w:val="20"/>
+      </w:rPr>
+    </w:lvl>
+    <w:lvl w:ilvl="2" w:tentative="1">
+      <w:start w:val="1"/>
+      <w:numFmt w:val="bullet"/>
+      <w:lvlText w:val=""/>
+      <w:lvlJc w:val="left"/>
+      <w:pPr>
+        <w:tabs>
+          <w:tab w:val="num" w:pos="2160"/>
+        </w:tabs>
+        <w:ind w:left="2160" w:hanging="360"/>
+      </w:pPr>
+      <w:rPr>
+        <w:rFonts w:ascii="Wingdings" w:hAnsi="Wingdings" w:hint="default"/>
+        <w:sz w:val="20"/>
+      </w:rPr>
+    </w:lvl>
+    <w:lvl w:ilvl="3" w:tentative="1">
+      <w:start w:val="1"/>
+      <w:numFmt w:val="bullet"/>
+      <w:lvlText w:val=""/>
+      <w:lvlJc w:val="left"/>
+      <w:pPr>
+        <w:tabs>
+          <w:tab w:val="num" w:pos="2880"/>
+        </w:tabs>
+        <w:ind w:left="2880" w:hanging="360"/>
+      </w:pPr>
+      <w:rPr>
+        <w:rFonts w:ascii="Wingdings" w:hAnsi="Wingdings" w:hint="default"/>
+        <w:sz w:val="20"/>
+      </w:rPr>
+    </w:lvl>
+    <w:lvl w:ilvl="4" w:tentative="1">
+      <w:start w:val="1"/>
+      <w:numFmt w:val="bullet"/>
+      <w:lvlText w:val=""/>
+      <w:lvlJc w:val="left"/>
+      <w:pPr>
+        <w:tabs>
+          <w:tab w:val="num" w:pos="3600"/>
+        </w:tabs>
+        <w:ind w:left="3600" w:hanging="360"/>
+      </w:pPr>
+      <w:rPr>
+        <w:rFonts w:ascii="Wingdings" w:hAnsi="Wingdings" w:hint="default"/>
+        <w:sz w:val="20"/>
+      </w:rPr>
+    </w:lvl>
+    <w:lvl w:ilvl="5" w:tentative="1">
+      <w:start w:val="1"/>
+      <w:numFmt w:val="bullet"/>
+      <w:lvlText w:val=""/>
+      <w:lvlJc w:val="left"/>
+      <w:pPr>
+        <w:tabs>
+          <w:tab w:val="num" w:pos="4320"/>
+        </w:tabs>
+        <w:ind w:left="4320" w:hanging="360"/>
+      </w:pPr>
+      <w:rPr>
+        <w:rFonts w:ascii="Wingdings" w:hAnsi="Wingdings" w:hint="default"/>
+        <w:sz w:val="20"/>
+      </w:rPr>
+    </w:lvl>
+    <w:lvl w:ilvl="6" w:tentative="1">
+      <w:start w:val="1"/>
+      <w:numFmt w:val="bullet"/>
+      <w:lvlText w:val=""/>
+      <w:lvlJc w:val="left"/>
+      <w:pPr>
+        <w:tabs>
+          <w:tab w:val="num" w:pos="5040"/>
+        </w:tabs>
+        <w:ind w:left="5040" w:hanging="360"/>
+      </w:pPr>
+      <w:rPr>
+        <w:rFonts w:ascii="Wingdings" w:hAnsi="Wingdings" w:hint="default"/>
+        <w:sz w:val="20"/>
+      </w:rPr>
+    </w:lvl>
+    <w:lvl w:ilvl="7" w:tentative="1">
+      <w:start w:val="1"/>
+      <w:numFmt w:val="bullet"/>
+      <w:lvlText w:val=""/>
+      <w:lvlJc w:val="left"/>
+      <w:pPr>
+        <w:tabs>
+          <w:tab w:val="num" w:pos="5760"/>
+        </w:tabs>
+        <w:ind w:left="5760" w:hanging="360"/>
+      </w:pPr>
+      <w:rPr>
+        <w:rFonts w:ascii="Wingdings" w:hAnsi="Wingdings" w:hint="default"/>
+        <w:sz w:val="20"/>
+      </w:rPr>
+    </w:lvl>
+    <w:lvl w:ilvl="8" w:tentative="1">
+      <w:start w:val="1"/>
+      <w:numFmt w:val="bullet"/>
+      <w:lvlText w:val=""/>
+      <w:lvlJc w:val="left"/>
+      <w:pPr>
+        <w:tabs>
+          <w:tab w:val="num" w:pos="6480"/>
+        </w:tabs>
+        <w:ind w:left="6480" w:hanging="360"/>
+      </w:pPr>
+      <w:rPr>
+        <w:rFonts w:ascii="Wingdings" w:hAnsi="Wingdings" w:hint="default"/>
+        <w:sz w:val="20"/>
+      </w:rPr>
+    </w:lvl>
+  </w:abstractNum>
+  <w:abstractNum w:abstractNumId="2">
+    <w:nsid w:val="0A5A614F"/>
+    <w:multiLevelType w:val="multilevel"/>
+    <w:tmpl w:val="9D14724E"/>
+    <w:lvl w:ilvl="0">
+      <w:start w:val="1"/>
+      <w:numFmt w:val="bullet"/>
+      <w:lvlText w:val=""/>
+      <w:lvlJc w:val="left"/>
+      <w:pPr>
+        <w:tabs>
+          <w:tab w:val="num" w:pos="720"/>
+        </w:tabs>
+        <w:ind w:left="720" w:hanging="360"/>
+      </w:pPr>
+      <w:rPr>
+        <w:rFonts w:ascii="Symbol" w:hAnsi="Symbol" w:hint="default"/>
+        <w:sz w:val="20"/>
+      </w:rPr>
+    </w:lvl>
+    <w:lvl w:ilvl="1" w:tentative="1">
+      <w:start w:val="1"/>
+      <w:numFmt w:val="bullet"/>
+      <w:lvlText w:val="o"/>
+      <w:lvlJc w:val="left"/>
+      <w:pPr>
+        <w:tabs>
+          <w:tab w:val="num" w:pos="1440"/>
+        </w:tabs>
+        <w:ind w:left="1440" w:hanging="360"/>
+      </w:pPr>
+      <w:rPr>
+        <w:rFonts w:ascii="Courier New" w:hAnsi="Courier New" w:hint="default"/>
+        <w:sz w:val="20"/>
+      </w:rPr>
+    </w:lvl>
+    <w:lvl w:ilvl="2" w:tentative="1">
+      <w:start w:val="1"/>
+      <w:numFmt w:val="bullet"/>
+      <w:lvlText w:val=""/>
+      <w:lvlJc w:val="left"/>
+      <w:pPr>
+        <w:tabs>
+          <w:tab w:val="num" w:pos="2160"/>
+        </w:tabs>
+        <w:ind w:left="2160" w:hanging="360"/>
+      </w:pPr>
+      <w:rPr>
+        <w:rFonts w:ascii="Wingdings" w:hAnsi="Wingdings" w:hint="default"/>
+        <w:sz w:val="20"/>
+      </w:rPr>
+    </w:lvl>
+    <w:lvl w:ilvl="3" w:tentative="1">
+      <w:start w:val="1"/>
+      <w:numFmt w:val="bullet"/>
+      <w:lvlText w:val=""/>
+      <w:lvlJc w:val="left"/>
+      <w:pPr>
+        <w:tabs>
+          <w:tab w:val="num" w:pos="2880"/>
+        </w:tabs>
+        <w:ind w:left="2880" w:hanging="360"/>
+      </w:pPr>
+      <w:rPr>
+        <w:rFonts w:ascii="Wingdings" w:hAnsi="Wingdings" w:hint="default"/>
+        <w:sz w:val="20"/>
+      </w:rPr>
+    </w:lvl>
+    <w:lvl w:ilvl="4" w:tentative="1">
+      <w:start w:val="1"/>
+      <w:numFmt w:val="bullet"/>
+      <w:lvlText w:val=""/>
+      <w:lvlJc w:val="left"/>
+      <w:pPr>
+        <w:tabs>
+          <w:tab w:val="num" w:pos="3600"/>
+        </w:tabs>
+        <w:ind w:left="3600" w:hanging="360"/>
+      </w:pPr>
+      <w:rPr>
+        <w:rFonts w:ascii="Wingdings" w:hAnsi="Wingdings" w:hint="default"/>
+        <w:sz w:val="20"/>
+      </w:rPr>
+    </w:lvl>
+    <w:lvl w:ilvl="5" w:tentative="1">
+      <w:start w:val="1"/>
+      <w:numFmt w:val="bullet"/>
+      <w:lvlText w:val=""/>
+      <w:lvlJc w:val="left"/>
+      <w:pPr>
+        <w:tabs>
+          <w:tab w:val="num" w:pos="4320"/>
+        </w:tabs>
+        <w:ind w:left="4320" w:hanging="360"/>
+      </w:pPr>
+      <w:rPr>
+        <w:rFonts w:ascii="Wingdings" w:hAnsi="Wingdings" w:hint="default"/>
+        <w:sz w:val="20"/>
+      </w:rPr>
+    </w:lvl>
+    <w:lvl w:ilvl="6" w:tentative="1">
+      <w:start w:val="1"/>
+      <w:numFmt w:val="bullet"/>
+      <w:lvlText w:val=""/>
+      <w:lvlJc w:val="left"/>
+      <w:pPr>
+        <w:tabs>
+          <w:tab w:val="num" w:pos="5040"/>
+        </w:tabs>
+        <w:ind w:left="5040" w:hanging="360"/>
+      </w:pPr>
+      <w:rPr>
+        <w:rFonts w:ascii="Wingdings" w:hAnsi="Wingdings" w:hint="default"/>
+        <w:sz w:val="20"/>
+      </w:rPr>
+    </w:lvl>
+    <w:lvl w:ilvl="7" w:tentative="1">
+      <w:start w:val="1"/>
+      <w:numFmt w:val="bullet"/>
+      <w:lvlText w:val=""/>
+      <w:lvlJc w:val="left"/>
+      <w:pPr>
+        <w:tabs>
+          <w:tab w:val="num" w:pos="5760"/>
+        </w:tabs>
+        <w:ind w:left="5760" w:hanging="360"/>
+      </w:pPr>
+      <w:rPr>
+        <w:rFonts w:ascii="Wingdings" w:hAnsi="Wingdings" w:hint="default"/>
+        <w:sz w:val="20"/>
+      </w:rPr>
+    </w:lvl>
+    <w:lvl w:ilvl="8" w:tentative="1">
+      <w:start w:val="1"/>
+      <w:numFmt w:val="bullet"/>
+      <w:lvlText w:val=""/>
+      <w:lvlJc w:val="left"/>
+      <w:pPr>
+        <w:tabs>
+          <w:tab w:val="num" w:pos="6480"/>
+        </w:tabs>
+        <w:ind w:left="6480" w:hanging="360"/>
+      </w:pPr>
+      <w:rPr>
+        <w:rFonts w:ascii="Wingdings" w:hAnsi="Wingdings" w:hint="default"/>
+        <w:sz w:val="20"/>
+      </w:rPr>
+    </w:lvl>
+  </w:abstractNum>
+  <w:abstractNum w:abstractNumId="3">
+    <w:nsid w:val="2351162E"/>
+    <w:multiLevelType w:val="multilevel"/>
+    <w:tmpl w:val="247E6548"/>
+    <w:lvl w:ilvl="0">
+      <w:start w:val="1"/>
+      <w:numFmt w:val="bullet"/>
+      <w:lvlText w:val=""/>
+      <w:lvlJc w:val="left"/>
+      <w:pPr>
+        <w:tabs>
+          <w:tab w:val="num" w:pos="720"/>
+        </w:tabs>
+        <w:ind w:left="720" w:hanging="360"/>
+      </w:pPr>
+      <w:rPr>
+        <w:rFonts w:ascii="Symbol" w:hAnsi="Symbol" w:hint="default"/>
+        <w:sz w:val="20"/>
+      </w:rPr>
+    </w:lvl>
+    <w:lvl w:ilvl="1" w:tentative="1">
+      <w:start w:val="1"/>
+      <w:numFmt w:val="bullet"/>
+      <w:lvlText w:val="o"/>
+      <w:lvlJc w:val="left"/>
+      <w:pPr>
+        <w:tabs>
+          <w:tab w:val="num" w:pos="1440"/>
+        </w:tabs>
+        <w:ind w:left="1440" w:hanging="360"/>
+      </w:pPr>
+      <w:rPr>
+        <w:rFonts w:ascii="Courier New" w:hAnsi="Courier New" w:hint="default"/>
+        <w:sz w:val="20"/>
+      </w:rPr>
+    </w:lvl>
+    <w:lvl w:ilvl="2" w:tentative="1">
+      <w:start w:val="1"/>
+      <w:numFmt w:val="bullet"/>
+      <w:lvlText w:val=""/>
+      <w:lvlJc w:val="left"/>
+      <w:pPr>
+        <w:tabs>
+          <w:tab w:val="num" w:pos="2160"/>
+        </w:tabs>
+        <w:ind w:left="2160" w:hanging="360"/>
+      </w:pPr>
+      <w:rPr>
+        <w:rFonts w:ascii="Wingdings" w:hAnsi="Wingdings" w:hint="default"/>
+        <w:sz w:val="20"/>
+      </w:rPr>
+    </w:lvl>
+    <w:lvl w:ilvl="3" w:tentative="1">
+      <w:start w:val="1"/>
+      <w:numFmt w:val="bullet"/>
+      <w:lvlText w:val=""/>
+      <w:lvlJc w:val="left"/>
+      <w:pPr>
+        <w:tabs>
+          <w:tab w:val="num" w:pos="2880"/>
+        </w:tabs>
+        <w:ind w:left="2880" w:hanging="360"/>
+      </w:pPr>
+      <w:rPr>
+        <w:rFonts w:ascii="Wingdings" w:hAnsi="Wingdings" w:hint="default"/>
+        <w:sz w:val="20"/>
+      </w:rPr>
+    </w:lvl>
+    <w:lvl w:ilvl="4" w:tentative="1">
+      <w:start w:val="1"/>
+      <w:numFmt w:val="bullet"/>
+      <w:lvlText w:val=""/>
+      <w:lvlJc w:val="left"/>
+      <w:pPr>
+        <w:tabs>
+          <w:tab w:val="num" w:pos="3600"/>
+        </w:tabs>
+        <w:ind w:left="3600" w:hanging="360"/>
+      </w:pPr>
+      <w:rPr>
+        <w:rFonts w:ascii="Wingdings" w:hAnsi="Wingdings" w:hint="default"/>
+        <w:sz w:val="20"/>
+      </w:rPr>
+    </w:lvl>
+    <w:lvl w:ilvl="5" w:tentative="1">
+      <w:start w:val="1"/>
+      <w:numFmt w:val="bullet"/>
+      <w:lvlText w:val=""/>
+      <w:lvlJc w:val="left"/>
+      <w:pPr>
+        <w:tabs>
+          <w:tab w:val="num" w:pos="4320"/>
+        </w:tabs>
+        <w:ind w:left="4320" w:hanging="360"/>
+      </w:pPr>
+      <w:rPr>
+        <w:rFonts w:ascii="Wingdings" w:hAnsi="Wingdings" w:hint="default"/>
+        <w:sz w:val="20"/>
+      </w:rPr>
+    </w:lvl>
+    <w:lvl w:ilvl="6" w:tentative="1">
+      <w:start w:val="1"/>
+      <w:numFmt w:val="bullet"/>
+      <w:lvlText w:val=""/>
+      <w:lvlJc w:val="left"/>
+      <w:pPr>
+        <w:tabs>
+          <w:tab w:val="num" w:pos="5040"/>
+        </w:tabs>
+        <w:ind w:left="5040" w:hanging="360"/>
+      </w:pPr>
+      <w:rPr>
+        <w:rFonts w:ascii="Wingdings" w:hAnsi="Wingdings" w:hint="default"/>
+        <w:sz w:val="20"/>
+      </w:rPr>
+    </w:lvl>
+    <w:lvl w:ilvl="7" w:tentative="1">
+      <w:start w:val="1"/>
+      <w:numFmt w:val="bullet"/>
+      <w:lvlText w:val=""/>
+      <w:lvlJc w:val="left"/>
+      <w:pPr>
+        <w:tabs>
+          <w:tab w:val="num" w:pos="5760"/>
+        </w:tabs>
+        <w:ind w:left="5760" w:hanging="360"/>
+      </w:pPr>
+      <w:rPr>
+        <w:rFonts w:ascii="Wingdings" w:hAnsi="Wingdings" w:hint="default"/>
+        <w:sz w:val="20"/>
+      </w:rPr>
+    </w:lvl>
+    <w:lvl w:ilvl="8" w:tentative="1">
+      <w:start w:val="1"/>
+      <w:numFmt w:val="bullet"/>
+      <w:lvlText w:val=""/>
+      <w:lvlJc w:val="left"/>
+      <w:pPr>
+        <w:tabs>
+          <w:tab w:val="num" w:pos="6480"/>
+        </w:tabs>
+        <w:ind w:left="6480" w:hanging="360"/>
+      </w:pPr>
+      <w:rPr>
+        <w:rFonts w:ascii="Wingdings" w:hAnsi="Wingdings" w:hint="default"/>
+        <w:sz w:val="20"/>
+      </w:rPr>
+    </w:lvl>
+  </w:abstractNum>
+  <w:abstractNum w:abstractNumId="4">
+    <w:nsid w:val="3CA07569"/>
+    <w:multiLevelType w:val="multilevel"/>
+    <w:tmpl w:val="08E24656"/>
+    <w:lvl w:ilvl="0">
+      <w:start w:val="1"/>
+      <w:numFmt w:val="bullet"/>
+      <w:lvlText w:val=""/>
+      <w:lvlJc w:val="left"/>
+      <w:pPr>
+        <w:tabs>
+          <w:tab w:val="num" w:pos="720"/>
+        </w:tabs>
+        <w:ind w:left="720" w:hanging="360"/>
+      </w:pPr>
+      <w:rPr>
+        <w:rFonts w:ascii="Symbol" w:hAnsi="Symbol" w:hint="default"/>
+        <w:sz w:val="20"/>
+      </w:rPr>
+    </w:lvl>
+    <w:lvl w:ilvl="1" w:tentative="1">
+      <w:start w:val="1"/>
+      <w:numFmt w:val="bullet"/>
+      <w:lvlText w:val="o"/>
+      <w:lvlJc w:val="left"/>
+      <w:pPr>
+        <w:tabs>
+          <w:tab w:val="num" w:pos="1440"/>
+        </w:tabs>
+        <w:ind w:left="1440" w:hanging="360"/>
+      </w:pPr>
+      <w:rPr>
+        <w:rFonts w:ascii="Courier New" w:hAnsi="Courier New" w:hint="default"/>
+        <w:sz w:val="20"/>
+      </w:rPr>
+    </w:lvl>
+    <w:lvl w:ilvl="2" w:tentative="1">
+      <w:start w:val="1"/>
+      <w:numFmt w:val="bullet"/>
+      <w:lvlText w:val=""/>
+      <w:lvlJc w:val="left"/>
+      <w:pPr>
+        <w:tabs>
+          <w:tab w:val="num" w:pos="2160"/>
+        </w:tabs>
+        <w:ind w:left="2160" w:hanging="360"/>
+      </w:pPr>
+      <w:rPr>
+        <w:rFonts w:ascii="Wingdings" w:hAnsi="Wingdings" w:hint="default"/>
+        <w:sz w:val="20"/>
+      </w:rPr>
+    </w:lvl>
+    <w:lvl w:ilvl="3" w:tentative="1">
+      <w:start w:val="1"/>
+      <w:numFmt w:val="bullet"/>
+      <w:lvlText w:val=""/>
+      <w:lvlJc w:val="left"/>
+      <w:pPr>
+        <w:tabs>
+          <w:tab w:val="num" w:pos="2880"/>
+        </w:tabs>
+        <w:ind w:left="2880" w:hanging="360"/>
+      </w:pPr>
+      <w:rPr>
+        <w:rFonts w:ascii="Wingdings" w:hAnsi="Wingdings" w:hint="default"/>
+        <w:sz w:val="20"/>
+      </w:rPr>
+    </w:lvl>
+    <w:lvl w:ilvl="4" w:tentative="1">
+      <w:start w:val="1"/>
+      <w:numFmt w:val="bullet"/>
+      <w:lvlText w:val=""/>
+      <w:lvlJc w:val="left"/>
+      <w:pPr>
+        <w:tabs>
+          <w:tab w:val="num" w:pos="3600"/>
+        </w:tabs>
+        <w:ind w:left="3600" w:hanging="360"/>
+      </w:pPr>
+      <w:rPr>
+        <w:rFonts w:ascii="Wingdings" w:hAnsi="Wingdings" w:hint="default"/>
+        <w:sz w:val="20"/>
+      </w:rPr>
+    </w:lvl>
+    <w:lvl w:ilvl="5" w:tentative="1">
+      <w:start w:val="1"/>
+      <w:numFmt w:val="bullet"/>
+      <w:lvlText w:val=""/>
+      <w:lvlJc w:val="left"/>
+      <w:pPr>
+        <w:tabs>
+          <w:tab w:val="num" w:pos="4320"/>
+        </w:tabs>
+        <w:ind w:left="4320" w:hanging="360"/>
+      </w:pPr>
+      <w:rPr>
+        <w:rFonts w:ascii="Wingdings" w:hAnsi="Wingdings" w:hint="default"/>
+        <w:sz w:val="20"/>
+      </w:rPr>
+    </w:lvl>
+    <w:lvl w:ilvl="6" w:tentative="1">
+      <w:start w:val="1"/>
+      <w:numFmt w:val="bullet"/>
+      <w:lvlText w:val=""/>
+      <w:lvlJc w:val="left"/>
+      <w:pPr>
+        <w:tabs>
+          <w:tab w:val="num" w:pos="5040"/>
+        </w:tabs>
+        <w:ind w:left="5040" w:hanging="360"/>
+      </w:pPr>
+      <w:rPr>
+        <w:rFonts w:ascii="Wingdings" w:hAnsi="Wingdings" w:hint="default"/>
+        <w:sz w:val="20"/>
+      </w:rPr>
+    </w:lvl>
+    <w:lvl w:ilvl="7" w:tentative="1">
+      <w:start w:val="1"/>
+      <w:numFmt w:val="bullet"/>
+      <w:lvlText w:val=""/>
+      <w:lvlJc w:val="left"/>
+      <w:pPr>
+        <w:tabs>
+          <w:tab w:val="num" w:pos="5760"/>
+        </w:tabs>
+        <w:ind w:left="5760" w:hanging="360"/>
+      </w:pPr>
+      <w:rPr>
+        <w:rFonts w:ascii="Wingdings" w:hAnsi="Wingdings" w:hint="default"/>
+        <w:sz w:val="20"/>
+      </w:rPr>
+    </w:lvl>
+    <w:lvl w:ilvl="8" w:tentative="1">
+      <w:start w:val="1"/>
+      <w:numFmt w:val="bullet"/>
+      <w:lvlText w:val=""/>
+      <w:lvlJc w:val="left"/>
+      <w:pPr>
+        <w:tabs>
+          <w:tab w:val="num" w:pos="6480"/>
+        </w:tabs>
+        <w:ind w:left="6480" w:hanging="360"/>
+      </w:pPr>
+      <w:rPr>
+        <w:rFonts w:ascii="Wingdings" w:hAnsi="Wingdings" w:hint="default"/>
+        <w:sz w:val="20"/>
+      </w:rPr>
+    </w:lvl>
+  </w:abstractNum>
+  <w:num w:numId="1">
+    <w:abstractNumId w:val="3"/>
+  </w:num>
+  <w:num w:numId="2">
+    <w:abstractNumId w:val="4"/>
+  </w:num>
+  <w:num w:numId="3">
+    <w:abstractNumId w:val="1"/>
+  </w:num>
+  <w:num w:numId="4">
+    <w:abstractNumId w:val="2"/>
+  </w:num>
+  <w:num w:numId="5">
+    <w:abstractNumId w:val="0"/>
+  </w:num>
+</w:numbering>
 </file>
 
 <file path=word/styles.xml><?xml version="1.0" encoding="utf-8"?>
@@ -414,6 +3597,25 @@
     <w:name w:val="Normal"/>
     <w:qFormat/>
   </w:style>
+  <w:style w:type="paragraph" w:styleId="Heading4">
+    <w:name w:val="heading 4"/>
+    <w:basedOn w:val="Normal"/>
+    <w:link w:val="Heading4Char"/>
+    <w:uiPriority w:val="9"/>
+    <w:qFormat/>
+    <w:rsid w:val="00F333A7"/>
+    <w:pPr>
+      <w:spacing w:before="100" w:beforeAutospacing="1" w:after="100" w:afterAutospacing="1" w:line="240" w:lineRule="auto"/>
+      <w:outlineLvl w:val="3"/>
+    </w:pPr>
+    <w:rPr>
+      <w:rFonts w:ascii="Times New Roman" w:eastAsia="Times New Roman" w:hAnsi="Times New Roman" w:cs="Times New Roman"/>
+      <w:b/>
+      <w:bCs/>
+      <w:sz w:val="24"/>
+      <w:szCs w:val="24"/>
+    </w:rPr>
+  </w:style>
   <w:style w:type="character" w:default="1" w:styleId="DefaultParagraphFont">
     <w:name w:val="Default Paragraph Font"/>
     <w:uiPriority w:val="1"/>
@@ -440,6 +3642,72 @@
     <w:uiPriority w:val="99"/>
     <w:semiHidden/>
     <w:unhideWhenUsed/>
+  </w:style>
+  <w:style w:type="character" w:styleId="Strong">
+    <w:name w:val="Strong"/>
+    <w:basedOn w:val="DefaultParagraphFont"/>
+    <w:uiPriority w:val="22"/>
+    <w:qFormat/>
+    <w:rsid w:val="00CC0D25"/>
+    <w:rPr>
+      <w:b/>
+      <w:bCs/>
+    </w:rPr>
+  </w:style>
+  <w:style w:type="paragraph" w:styleId="NormalWeb">
+    <w:name w:val="Normal (Web)"/>
+    <w:basedOn w:val="Normal"/>
+    <w:uiPriority w:val="99"/>
+    <w:semiHidden/>
+    <w:unhideWhenUsed/>
+    <w:rsid w:val="00CC0D25"/>
+    <w:pPr>
+      <w:spacing w:before="100" w:beforeAutospacing="1" w:after="100" w:afterAutospacing="1" w:line="240" w:lineRule="auto"/>
+    </w:pPr>
+    <w:rPr>
+      <w:rFonts w:ascii="Times New Roman" w:eastAsia="Times New Roman" w:hAnsi="Times New Roman" w:cs="Times New Roman"/>
+      <w:sz w:val="24"/>
+      <w:szCs w:val="24"/>
+    </w:rPr>
+  </w:style>
+  <w:style w:type="character" w:styleId="HTMLCode">
+    <w:name w:val="HTML Code"/>
+    <w:basedOn w:val="DefaultParagraphFont"/>
+    <w:uiPriority w:val="99"/>
+    <w:semiHidden/>
+    <w:unhideWhenUsed/>
+    <w:rsid w:val="00CC0D25"/>
+    <w:rPr>
+      <w:rFonts w:ascii="Courier New" w:eastAsia="Times New Roman" w:hAnsi="Courier New" w:cs="Courier New"/>
+      <w:sz w:val="20"/>
+      <w:szCs w:val="20"/>
+    </w:rPr>
+  </w:style>
+  <w:style w:type="character" w:styleId="Hyperlink">
+    <w:name w:val="Hyperlink"/>
+    <w:basedOn w:val="DefaultParagraphFont"/>
+    <w:uiPriority w:val="99"/>
+    <w:semiHidden/>
+    <w:unhideWhenUsed/>
+    <w:rsid w:val="00D877F3"/>
+    <w:rPr>
+      <w:color w:val="0000FF"/>
+      <w:u w:val="single"/>
+    </w:rPr>
+  </w:style>
+  <w:style w:type="character" w:customStyle="1" w:styleId="Heading4Char">
+    <w:name w:val="Heading 4 Char"/>
+    <w:basedOn w:val="DefaultParagraphFont"/>
+    <w:link w:val="Heading4"/>
+    <w:uiPriority w:val="9"/>
+    <w:rsid w:val="00F333A7"/>
+    <w:rPr>
+      <w:rFonts w:ascii="Times New Roman" w:eastAsia="Times New Roman" w:hAnsi="Times New Roman" w:cs="Times New Roman"/>
+      <w:b/>
+      <w:bCs/>
+      <w:sz w:val="24"/>
+      <w:szCs w:val="24"/>
+    </w:rPr>
   </w:style>
 </w:styles>
 </file>
@@ -604,6 +3872,25 @@
     <w:name w:val="Normal"/>
     <w:qFormat/>
   </w:style>
+  <w:style w:type="paragraph" w:styleId="Heading4">
+    <w:name w:val="heading 4"/>
+    <w:basedOn w:val="Normal"/>
+    <w:link w:val="Heading4Char"/>
+    <w:uiPriority w:val="9"/>
+    <w:qFormat/>
+    <w:rsid w:val="00F333A7"/>
+    <w:pPr>
+      <w:spacing w:before="100" w:beforeAutospacing="1" w:after="100" w:afterAutospacing="1" w:line="240" w:lineRule="auto"/>
+      <w:outlineLvl w:val="3"/>
+    </w:pPr>
+    <w:rPr>
+      <w:rFonts w:ascii="Times New Roman" w:eastAsia="Times New Roman" w:hAnsi="Times New Roman" w:cs="Times New Roman"/>
+      <w:b/>
+      <w:bCs/>
+      <w:sz w:val="24"/>
+      <w:szCs w:val="24"/>
+    </w:rPr>
+  </w:style>
   <w:style w:type="character" w:default="1" w:styleId="DefaultParagraphFont">
     <w:name w:val="Default Paragraph Font"/>
     <w:uiPriority w:val="1"/>
@@ -630,6 +3917,72 @@
     <w:uiPriority w:val="99"/>
     <w:semiHidden/>
     <w:unhideWhenUsed/>
+  </w:style>
+  <w:style w:type="character" w:styleId="Strong">
+    <w:name w:val="Strong"/>
+    <w:basedOn w:val="DefaultParagraphFont"/>
+    <w:uiPriority w:val="22"/>
+    <w:qFormat/>
+    <w:rsid w:val="00CC0D25"/>
+    <w:rPr>
+      <w:b/>
+      <w:bCs/>
+    </w:rPr>
+  </w:style>
+  <w:style w:type="paragraph" w:styleId="NormalWeb">
+    <w:name w:val="Normal (Web)"/>
+    <w:basedOn w:val="Normal"/>
+    <w:uiPriority w:val="99"/>
+    <w:semiHidden/>
+    <w:unhideWhenUsed/>
+    <w:rsid w:val="00CC0D25"/>
+    <w:pPr>
+      <w:spacing w:before="100" w:beforeAutospacing="1" w:after="100" w:afterAutospacing="1" w:line="240" w:lineRule="auto"/>
+    </w:pPr>
+    <w:rPr>
+      <w:rFonts w:ascii="Times New Roman" w:eastAsia="Times New Roman" w:hAnsi="Times New Roman" w:cs="Times New Roman"/>
+      <w:sz w:val="24"/>
+      <w:szCs w:val="24"/>
+    </w:rPr>
+  </w:style>
+  <w:style w:type="character" w:styleId="HTMLCode">
+    <w:name w:val="HTML Code"/>
+    <w:basedOn w:val="DefaultParagraphFont"/>
+    <w:uiPriority w:val="99"/>
+    <w:semiHidden/>
+    <w:unhideWhenUsed/>
+    <w:rsid w:val="00CC0D25"/>
+    <w:rPr>
+      <w:rFonts w:ascii="Courier New" w:eastAsia="Times New Roman" w:hAnsi="Courier New" w:cs="Courier New"/>
+      <w:sz w:val="20"/>
+      <w:szCs w:val="20"/>
+    </w:rPr>
+  </w:style>
+  <w:style w:type="character" w:styleId="Hyperlink">
+    <w:name w:val="Hyperlink"/>
+    <w:basedOn w:val="DefaultParagraphFont"/>
+    <w:uiPriority w:val="99"/>
+    <w:semiHidden/>
+    <w:unhideWhenUsed/>
+    <w:rsid w:val="00D877F3"/>
+    <w:rPr>
+      <w:color w:val="0000FF"/>
+      <w:u w:val="single"/>
+    </w:rPr>
+  </w:style>
+  <w:style w:type="character" w:customStyle="1" w:styleId="Heading4Char">
+    <w:name w:val="Heading 4 Char"/>
+    <w:basedOn w:val="DefaultParagraphFont"/>
+    <w:link w:val="Heading4"/>
+    <w:uiPriority w:val="9"/>
+    <w:rsid w:val="00F333A7"/>
+    <w:rPr>
+      <w:rFonts w:ascii="Times New Roman" w:eastAsia="Times New Roman" w:hAnsi="Times New Roman" w:cs="Times New Roman"/>
+      <w:b/>
+      <w:bCs/>
+      <w:sz w:val="24"/>
+      <w:szCs w:val="24"/>
+    </w:rPr>
   </w:style>
 </w:styles>
 </file>

--- a/nodejs/interview Questions/Main Questions.docx
+++ b/nodejs/interview Questions/Main Questions.docx
@@ -905,16 +905,10 @@
     </w:p>
     <w:p>
       <w:pPr>
-        <w:pStyle w:val="NormalWeb"/>
-      </w:pPr>
-      <w:r>
-        <w:rPr>
-          <w:rStyle w:val="Strong"/>
-        </w:rPr>
-        <w:t>Express.js</w:t>
-      </w:r>
-      <w:r>
-        <w:t xml:space="preserve"> </w:t>
+        <w:pStyle w:val="Heading4"/>
+      </w:pPr>
+      <w:r>
+        <w:t xml:space="preserve">Express.js </w:t>
       </w:r>
       <w:proofErr w:type="spellStart"/>
       <w:r>
@@ -922,16 +916,15 @@
       </w:r>
       <w:proofErr w:type="spellEnd"/>
       <w:r>
-        <w:t xml:space="preserve"> </w:t>
-      </w:r>
-      <w:r>
-        <w:rPr>
-          <w:rStyle w:val="Strong"/>
-        </w:rPr>
-        <w:t>web framework</w:t>
-      </w:r>
-      <w:r>
-        <w:t xml:space="preserve"> </w:t>
+        <w:t xml:space="preserve"> Node.js </w:t>
+      </w:r>
+      <w:proofErr w:type="spellStart"/>
+      <w:r>
+        <w:t>ka</w:t>
+      </w:r>
+      <w:proofErr w:type="spellEnd"/>
+      <w:r>
+        <w:t xml:space="preserve"> web framework </w:t>
       </w:r>
       <w:proofErr w:type="spellStart"/>
       <w:r>
@@ -942,39 +935,36 @@
         <w:t xml:space="preserve"> </w:t>
       </w:r>
       <w:proofErr w:type="spellStart"/>
-      <w:proofErr w:type="gramStart"/>
-      <w:r>
-        <w:t>jo</w:t>
-      </w:r>
-      <w:proofErr w:type="spellEnd"/>
-      <w:proofErr w:type="gramEnd"/>
-      <w:r>
-        <w:t xml:space="preserve"> </w:t>
-      </w:r>
-      <w:r>
-        <w:rPr>
-          <w:rStyle w:val="Strong"/>
-        </w:rPr>
-        <w:t>Node.js</w:t>
-      </w:r>
-      <w:r>
-        <w:t xml:space="preserve"> </w:t>
-      </w:r>
-      <w:proofErr w:type="spellStart"/>
-      <w:r>
-        <w:t>ke</w:t>
-      </w:r>
-      <w:proofErr w:type="spellEnd"/>
-      <w:r>
-        <w:t xml:space="preserve"> </w:t>
-      </w:r>
-      <w:proofErr w:type="spellStart"/>
-      <w:r>
-        <w:t>upar</w:t>
-      </w:r>
-      <w:proofErr w:type="spellEnd"/>
-      <w:r>
-        <w:t xml:space="preserve"> </w:t>
+      <w:r>
+        <w:t>jiska</w:t>
+      </w:r>
+      <w:proofErr w:type="spellEnd"/>
+      <w:r>
+        <w:t xml:space="preserve"> use </w:t>
+      </w:r>
+      <w:proofErr w:type="spellStart"/>
+      <w:r>
+        <w:t>karke</w:t>
+      </w:r>
+      <w:proofErr w:type="spellEnd"/>
+      <w:r>
+        <w:t xml:space="preserve"> hum </w:t>
+      </w:r>
+      <w:proofErr w:type="spellStart"/>
+      <w:r>
+        <w:t>asaani</w:t>
+      </w:r>
+      <w:proofErr w:type="spellEnd"/>
+      <w:r>
+        <w:t xml:space="preserve"> se web applications </w:t>
+      </w:r>
+      <w:proofErr w:type="spellStart"/>
+      <w:r>
+        <w:t>aur</w:t>
+      </w:r>
+      <w:proofErr w:type="spellEnd"/>
+      <w:r>
+        <w:t xml:space="preserve"> REST APIs </w:t>
       </w:r>
       <w:proofErr w:type="spellStart"/>
       <w:r>
@@ -986,27 +976,19 @@
       </w:r>
       <w:proofErr w:type="spellStart"/>
       <w:r>
-        <w:t>hota</w:t>
-      </w:r>
-      <w:proofErr w:type="spellEnd"/>
-      <w:r>
-        <w:t xml:space="preserve"> </w:t>
-      </w:r>
-      <w:proofErr w:type="spellStart"/>
-      <w:r>
-        <w:t>hai</w:t>
-      </w:r>
-      <w:proofErr w:type="spellEnd"/>
-      <w:r>
-        <w:t>.</w:t>
-      </w:r>
-    </w:p>
-    <w:p>
-      <w:pPr>
-        <w:pStyle w:val="Heading4"/>
-      </w:pPr>
-      <w:r>
-        <w:t>Key Points:</w:t>
+        <w:t>sakte</w:t>
+      </w:r>
+      <w:proofErr w:type="spellEnd"/>
+      <w:r>
+        <w:t xml:space="preserve"> </w:t>
+      </w:r>
+      <w:proofErr w:type="spellStart"/>
+      <w:r>
+        <w:t>hain</w:t>
+      </w:r>
+      <w:proofErr w:type="spellEnd"/>
+      <w:r>
+        <w:t>:</w:t>
       </w:r>
     </w:p>
     <w:p>
@@ -1018,61 +1000,53 @@
         </w:numPr>
       </w:pPr>
       <w:r>
-        <w:t xml:space="preserve">Express.js </w:t>
-      </w:r>
-      <w:proofErr w:type="spellStart"/>
-      <w:r>
-        <w:t>aapko</w:t>
-      </w:r>
-      <w:proofErr w:type="spellEnd"/>
-      <w:r>
-        <w:t xml:space="preserve"> easily </w:t>
-      </w:r>
-      <w:r>
-        <w:rPr>
-          <w:rStyle w:val="Strong"/>
-        </w:rPr>
-        <w:t>web applications</w:t>
-      </w:r>
-      <w:r>
-        <w:t xml:space="preserve"> </w:t>
-      </w:r>
-      <w:proofErr w:type="spellStart"/>
-      <w:r>
-        <w:t>aur</w:t>
-      </w:r>
-      <w:proofErr w:type="spellEnd"/>
-      <w:r>
-        <w:t xml:space="preserve"> </w:t>
-      </w:r>
-      <w:proofErr w:type="spellStart"/>
-      <w:r>
-        <w:rPr>
-          <w:rStyle w:val="Strong"/>
-        </w:rPr>
-        <w:t>RESTful</w:t>
-      </w:r>
-      <w:proofErr w:type="spellEnd"/>
-      <w:r>
-        <w:rPr>
-          <w:rStyle w:val="Strong"/>
-        </w:rPr>
-        <w:t xml:space="preserve"> APIs</w:t>
-      </w:r>
-      <w:r>
-        <w:t xml:space="preserve"> </w:t>
-      </w:r>
-      <w:proofErr w:type="spellStart"/>
-      <w:r>
-        <w:t>banane</w:t>
-      </w:r>
-      <w:proofErr w:type="spellEnd"/>
-      <w:r>
-        <w:t xml:space="preserve"> me help </w:t>
+        <w:t xml:space="preserve">Ye Node.js </w:t>
+      </w:r>
+      <w:proofErr w:type="spellStart"/>
+      <w:r>
+        <w:t>ke</w:t>
+      </w:r>
+      <w:proofErr w:type="spellEnd"/>
+      <w:r>
+        <w:t xml:space="preserve"> HTTP module </w:t>
+      </w:r>
+      <w:proofErr w:type="spellStart"/>
+      <w:proofErr w:type="gramStart"/>
+      <w:r>
+        <w:t>ko</w:t>
+      </w:r>
+      <w:proofErr w:type="spellEnd"/>
+      <w:proofErr w:type="gramEnd"/>
+      <w:r>
+        <w:t xml:space="preserve"> simplify </w:t>
       </w:r>
       <w:proofErr w:type="spellStart"/>
       <w:r>
         <w:t>karta</w:t>
+      </w:r>
+      <w:proofErr w:type="spellEnd"/>
+      <w:r>
+        <w:t xml:space="preserve"> </w:t>
+      </w:r>
+      <w:proofErr w:type="spellStart"/>
+      <w:r>
+        <w:t>hai</w:t>
+      </w:r>
+      <w:proofErr w:type="spellEnd"/>
+      <w:r>
+        <w:t xml:space="preserve">, </w:t>
+      </w:r>
+      <w:proofErr w:type="spellStart"/>
+      <w:r>
+        <w:t>jisse</w:t>
+      </w:r>
+      <w:proofErr w:type="spellEnd"/>
+      <w:r>
+        <w:t xml:space="preserve"> routing, middleware, request handling easy ho </w:t>
+      </w:r>
+      <w:proofErr w:type="spellStart"/>
+      <w:r>
+        <w:t>jata</w:t>
       </w:r>
       <w:proofErr w:type="spellEnd"/>
       <w:r>
@@ -1096,76 +1070,6 @@
         </w:numPr>
       </w:pPr>
       <w:r>
-        <w:t xml:space="preserve">Ye Node.js </w:t>
-      </w:r>
-      <w:proofErr w:type="spellStart"/>
-      <w:r>
-        <w:t>ke</w:t>
-      </w:r>
-      <w:proofErr w:type="spellEnd"/>
-      <w:r>
-        <w:t xml:space="preserve"> HTTP module </w:t>
-      </w:r>
-      <w:proofErr w:type="spellStart"/>
-      <w:proofErr w:type="gramStart"/>
-      <w:r>
-        <w:t>ko</w:t>
-      </w:r>
-      <w:proofErr w:type="spellEnd"/>
-      <w:proofErr w:type="gramEnd"/>
-      <w:r>
-        <w:t xml:space="preserve"> simplify </w:t>
-      </w:r>
-      <w:proofErr w:type="spellStart"/>
-      <w:r>
-        <w:t>karta</w:t>
-      </w:r>
-      <w:proofErr w:type="spellEnd"/>
-      <w:r>
-        <w:t xml:space="preserve"> </w:t>
-      </w:r>
-      <w:proofErr w:type="spellStart"/>
-      <w:r>
-        <w:t>hai</w:t>
-      </w:r>
-      <w:proofErr w:type="spellEnd"/>
-      <w:r>
-        <w:t xml:space="preserve">, </w:t>
-      </w:r>
-      <w:proofErr w:type="spellStart"/>
-      <w:r>
-        <w:t>jisse</w:t>
-      </w:r>
-      <w:proofErr w:type="spellEnd"/>
-      <w:r>
-        <w:t xml:space="preserve"> routing, middleware, request handling easy ho </w:t>
-      </w:r>
-      <w:proofErr w:type="spellStart"/>
-      <w:r>
-        <w:t>jata</w:t>
-      </w:r>
-      <w:proofErr w:type="spellEnd"/>
-      <w:r>
-        <w:t xml:space="preserve"> </w:t>
-      </w:r>
-      <w:proofErr w:type="spellStart"/>
-      <w:r>
-        <w:t>hai</w:t>
-      </w:r>
-      <w:proofErr w:type="spellEnd"/>
-      <w:r>
-        <w:t>.</w:t>
-      </w:r>
-    </w:p>
-    <w:p>
-      <w:pPr>
-        <w:pStyle w:val="NormalWeb"/>
-        <w:numPr>
-          <w:ilvl w:val="0"/>
-          <w:numId w:val="5"/>
-        </w:numPr>
-      </w:pPr>
-      <w:r>
         <w:t xml:space="preserve">Ye lightweight </w:t>
       </w:r>
       <w:proofErr w:type="spellStart"/>
@@ -1313,91 +1217,91 @@
       <w:r>
         <w:t xml:space="preserve"> facility</w:t>
       </w:r>
+      <w:r>
+        <w:t xml:space="preserve"> </w:t>
+      </w:r>
+      <w:proofErr w:type="spellStart"/>
+      <w:r>
+        <w:t>deta</w:t>
+      </w:r>
+      <w:proofErr w:type="spellEnd"/>
+      <w:r>
+        <w:t xml:space="preserve"> </w:t>
+      </w:r>
+      <w:proofErr w:type="spellStart"/>
+      <w:r>
+        <w:t>hai</w:t>
+      </w:r>
+      <w:proofErr w:type="spellEnd"/>
+      <w:r>
+        <w:t>.</w:t>
+      </w:r>
+    </w:p>
+    <w:p>
+      <w:pPr>
+        <w:pStyle w:val="NormalWeb"/>
+      </w:pPr>
+      <w:proofErr w:type="gramStart"/>
+      <w:r>
+        <w:rPr>
+          <w:rFonts w:hAnsi="Symbol"/>
+        </w:rPr>
+        <w:t></w:t>
+      </w:r>
+      <w:r>
+        <w:t xml:space="preserve">  </w:t>
+      </w:r>
+      <w:proofErr w:type="spellStart"/>
+      <w:r>
+        <w:t>Iska</w:t>
+      </w:r>
+      <w:proofErr w:type="spellEnd"/>
+      <w:proofErr w:type="gramEnd"/>
+      <w:r>
+        <w:t xml:space="preserve"> use hum dynamic HTML </w:t>
+      </w:r>
+      <w:proofErr w:type="spellStart"/>
+      <w:r>
+        <w:t>banane</w:t>
+      </w:r>
+      <w:proofErr w:type="spellEnd"/>
+      <w:r>
+        <w:t xml:space="preserve"> </w:t>
+      </w:r>
+      <w:proofErr w:type="spellStart"/>
+      <w:r>
+        <w:t>ke</w:t>
+      </w:r>
+      <w:proofErr w:type="spellEnd"/>
+      <w:r>
+        <w:t xml:space="preserve"> </w:t>
+      </w:r>
+      <w:proofErr w:type="spellStart"/>
+      <w:r>
+        <w:t>liye</w:t>
+      </w:r>
+      <w:proofErr w:type="spellEnd"/>
+      <w:r>
+        <w:t xml:space="preserve"> </w:t>
+      </w:r>
+      <w:proofErr w:type="spellStart"/>
+      <w:r>
+        <w:t>karte</w:t>
+      </w:r>
+      <w:proofErr w:type="spellEnd"/>
+      <w:r>
+        <w:t xml:space="preserve"> </w:t>
+      </w:r>
+      <w:proofErr w:type="spellStart"/>
+      <w:r>
+        <w:t>hain</w:t>
+      </w:r>
+      <w:proofErr w:type="spellEnd"/>
+      <w:r>
+        <w:t>.</w:t>
+      </w:r>
       <w:bookmarkStart w:id="0" w:name="_GoBack"/>
       <w:bookmarkEnd w:id="0"/>
-      <w:r>
-        <w:t xml:space="preserve"> </w:t>
-      </w:r>
-      <w:proofErr w:type="spellStart"/>
-      <w:r>
-        <w:t>deta</w:t>
-      </w:r>
-      <w:proofErr w:type="spellEnd"/>
-      <w:r>
-        <w:t xml:space="preserve"> </w:t>
-      </w:r>
-      <w:proofErr w:type="spellStart"/>
-      <w:r>
-        <w:t>hai</w:t>
-      </w:r>
-      <w:proofErr w:type="spellEnd"/>
-      <w:r>
-        <w:t>.</w:t>
-      </w:r>
-    </w:p>
-    <w:p>
-      <w:pPr>
-        <w:pStyle w:val="NormalWeb"/>
-      </w:pPr>
-      <w:proofErr w:type="gramStart"/>
-      <w:r>
-        <w:rPr>
-          <w:rFonts w:hAnsi="Symbol"/>
-        </w:rPr>
-        <w:t></w:t>
-      </w:r>
-      <w:r>
-        <w:t xml:space="preserve">  </w:t>
-      </w:r>
-      <w:proofErr w:type="spellStart"/>
-      <w:r>
-        <w:t>Iska</w:t>
-      </w:r>
-      <w:proofErr w:type="spellEnd"/>
-      <w:proofErr w:type="gramEnd"/>
-      <w:r>
-        <w:t xml:space="preserve"> use hum dynamic HTML </w:t>
-      </w:r>
-      <w:proofErr w:type="spellStart"/>
-      <w:r>
-        <w:t>banane</w:t>
-      </w:r>
-      <w:proofErr w:type="spellEnd"/>
-      <w:r>
-        <w:t xml:space="preserve"> </w:t>
-      </w:r>
-      <w:proofErr w:type="spellStart"/>
-      <w:r>
-        <w:t>ke</w:t>
-      </w:r>
-      <w:proofErr w:type="spellEnd"/>
-      <w:r>
-        <w:t xml:space="preserve"> </w:t>
-      </w:r>
-      <w:proofErr w:type="spellStart"/>
-      <w:r>
-        <w:t>liye</w:t>
-      </w:r>
-      <w:proofErr w:type="spellEnd"/>
-      <w:r>
-        <w:t xml:space="preserve"> </w:t>
-      </w:r>
-      <w:proofErr w:type="spellStart"/>
-      <w:r>
-        <w:t>karte</w:t>
-      </w:r>
-      <w:proofErr w:type="spellEnd"/>
-      <w:r>
-        <w:t xml:space="preserve"> </w:t>
-      </w:r>
-      <w:proofErr w:type="spellStart"/>
-      <w:r>
-        <w:t>hain</w:t>
-      </w:r>
-      <w:proofErr w:type="spellEnd"/>
-      <w:r>
-        <w:t>.</w:t>
-      </w:r>
     </w:p>
     <w:p>
       <w:pPr>

--- a/nodejs/interview Questions/Main Questions.docx
+++ b/nodejs/interview Questions/Main Questions.docx
@@ -764,6 +764,295 @@
       </w:r>
     </w:p>
     <w:p>
+      <w:r>
+        <w:t xml:space="preserve">Event loop </w:t>
+      </w:r>
+      <w:proofErr w:type="spellStart"/>
+      <w:r>
+        <w:t>ek</w:t>
+      </w:r>
+      <w:proofErr w:type="spellEnd"/>
+      <w:r>
+        <w:t xml:space="preserve"> mechanism </w:t>
+      </w:r>
+      <w:proofErr w:type="spellStart"/>
+      <w:r>
+        <w:t>hai</w:t>
+      </w:r>
+      <w:proofErr w:type="spellEnd"/>
+      <w:r>
+        <w:t xml:space="preserve"> </w:t>
+      </w:r>
+      <w:proofErr w:type="spellStart"/>
+      <w:proofErr w:type="gramStart"/>
+      <w:r>
+        <w:t>jo</w:t>
+      </w:r>
+      <w:proofErr w:type="spellEnd"/>
+      <w:proofErr w:type="gramEnd"/>
+      <w:r>
+        <w:t xml:space="preserve"> asynchronous tasks </w:t>
+      </w:r>
+      <w:proofErr w:type="spellStart"/>
+      <w:r>
+        <w:t>ko</w:t>
+      </w:r>
+      <w:proofErr w:type="spellEnd"/>
+      <w:r>
+        <w:t xml:space="preserve"> </w:t>
+      </w:r>
+      <w:proofErr w:type="spellStart"/>
+      <w:r>
+        <w:t>ek</w:t>
+      </w:r>
+      <w:proofErr w:type="spellEnd"/>
+      <w:r>
+        <w:t xml:space="preserve"> hi thread me process </w:t>
+      </w:r>
+      <w:proofErr w:type="spellStart"/>
+      <w:r>
+        <w:t>karta</w:t>
+      </w:r>
+      <w:proofErr w:type="spellEnd"/>
+      <w:r>
+        <w:t xml:space="preserve"> </w:t>
+      </w:r>
+      <w:proofErr w:type="spellStart"/>
+      <w:r>
+        <w:t>hai</w:t>
+      </w:r>
+      <w:proofErr w:type="spellEnd"/>
+      <w:r>
+        <w:t xml:space="preserve">. Ye continuously check </w:t>
+      </w:r>
+      <w:proofErr w:type="spellStart"/>
+      <w:r>
+        <w:t>karta</w:t>
+      </w:r>
+      <w:proofErr w:type="spellEnd"/>
+      <w:r>
+        <w:t xml:space="preserve"> </w:t>
+      </w:r>
+      <w:proofErr w:type="spellStart"/>
+      <w:r>
+        <w:t>hai</w:t>
+      </w:r>
+      <w:proofErr w:type="spellEnd"/>
+      <w:r>
+        <w:t xml:space="preserve"> </w:t>
+      </w:r>
+      <w:proofErr w:type="spellStart"/>
+      <w:r>
+        <w:t>aur</w:t>
+      </w:r>
+      <w:proofErr w:type="spellEnd"/>
+      <w:r>
+        <w:t xml:space="preserve"> callback functions </w:t>
+      </w:r>
+      <w:proofErr w:type="spellStart"/>
+      <w:proofErr w:type="gramStart"/>
+      <w:r>
+        <w:t>ko</w:t>
+      </w:r>
+      <w:proofErr w:type="spellEnd"/>
+      <w:proofErr w:type="gramEnd"/>
+      <w:r>
+        <w:t xml:space="preserve"> execute </w:t>
+      </w:r>
+      <w:proofErr w:type="spellStart"/>
+      <w:r>
+        <w:t>karta</w:t>
+      </w:r>
+      <w:proofErr w:type="spellEnd"/>
+      <w:r>
+        <w:t xml:space="preserve"> </w:t>
+      </w:r>
+      <w:proofErr w:type="spellStart"/>
+      <w:r>
+        <w:t>hai</w:t>
+      </w:r>
+      <w:proofErr w:type="spellEnd"/>
+      <w:r>
+        <w:t>.</w:t>
+      </w:r>
+    </w:p>
+    <w:p>
+      <w:pPr>
+        <w:pStyle w:val="Heading4"/>
+      </w:pPr>
+      <w:r>
+        <w:t>Process:</w:t>
+      </w:r>
+    </w:p>
+    <w:p>
+      <w:pPr>
+        <w:pStyle w:val="NormalWeb"/>
+        <w:numPr>
+          <w:ilvl w:val="0"/>
+          <w:numId w:val="6"/>
+        </w:numPr>
+      </w:pPr>
+      <w:r>
+        <w:rPr>
+          <w:rStyle w:val="Strong"/>
+        </w:rPr>
+        <w:t>Call Stack</w:t>
+      </w:r>
+      <w:r>
+        <w:t xml:space="preserve">: </w:t>
+      </w:r>
+      <w:proofErr w:type="spellStart"/>
+      <w:r>
+        <w:t>Sabse</w:t>
+      </w:r>
+      <w:proofErr w:type="spellEnd"/>
+      <w:r>
+        <w:t xml:space="preserve"> </w:t>
+      </w:r>
+      <w:proofErr w:type="spellStart"/>
+      <w:r>
+        <w:t>pehle</w:t>
+      </w:r>
+      <w:proofErr w:type="spellEnd"/>
+      <w:r>
+        <w:t xml:space="preserve">, synchronous tasks call stack me execute </w:t>
+      </w:r>
+      <w:proofErr w:type="spellStart"/>
+      <w:r>
+        <w:t>hote</w:t>
+      </w:r>
+      <w:proofErr w:type="spellEnd"/>
+      <w:r>
+        <w:t xml:space="preserve"> </w:t>
+      </w:r>
+      <w:proofErr w:type="spellStart"/>
+      <w:r>
+        <w:t>hain</w:t>
+      </w:r>
+      <w:proofErr w:type="spellEnd"/>
+      <w:r>
+        <w:t>.</w:t>
+      </w:r>
+    </w:p>
+    <w:p>
+      <w:pPr>
+        <w:pStyle w:val="NormalWeb"/>
+        <w:numPr>
+          <w:ilvl w:val="0"/>
+          <w:numId w:val="6"/>
+        </w:numPr>
+      </w:pPr>
+      <w:r>
+        <w:rPr>
+          <w:rStyle w:val="Strong"/>
+        </w:rPr>
+        <w:t>Event Queue</w:t>
+      </w:r>
+      <w:r>
+        <w:t xml:space="preserve">: Asynchronous tasks </w:t>
+      </w:r>
+      <w:proofErr w:type="spellStart"/>
+      <w:r>
+        <w:t>ke</w:t>
+      </w:r>
+      <w:proofErr w:type="spellEnd"/>
+      <w:r>
+        <w:t xml:space="preserve"> callbacks event queue me </w:t>
+      </w:r>
+      <w:proofErr w:type="spellStart"/>
+      <w:r>
+        <w:t>aate</w:t>
+      </w:r>
+      <w:proofErr w:type="spellEnd"/>
+      <w:r>
+        <w:t xml:space="preserve"> </w:t>
+      </w:r>
+      <w:proofErr w:type="spellStart"/>
+      <w:r>
+        <w:t>hain</w:t>
+      </w:r>
+      <w:proofErr w:type="spellEnd"/>
+      <w:r>
+        <w:t>.</w:t>
+      </w:r>
+    </w:p>
+    <w:p>
+      <w:pPr>
+        <w:pStyle w:val="NormalWeb"/>
+        <w:numPr>
+          <w:ilvl w:val="0"/>
+          <w:numId w:val="6"/>
+        </w:numPr>
+      </w:pPr>
+      <w:r>
+        <w:rPr>
+          <w:rStyle w:val="Strong"/>
+        </w:rPr>
+        <w:t>Event Loop</w:t>
+      </w:r>
+      <w:r>
+        <w:t xml:space="preserve">: Event loop continuously check </w:t>
+      </w:r>
+      <w:proofErr w:type="spellStart"/>
+      <w:r>
+        <w:t>karta</w:t>
+      </w:r>
+      <w:proofErr w:type="spellEnd"/>
+      <w:r>
+        <w:t xml:space="preserve"> </w:t>
+      </w:r>
+      <w:proofErr w:type="spellStart"/>
+      <w:r>
+        <w:t>hai</w:t>
+      </w:r>
+      <w:proofErr w:type="spellEnd"/>
+      <w:r>
+        <w:t xml:space="preserve"> agar call stack empty </w:t>
+      </w:r>
+      <w:proofErr w:type="spellStart"/>
+      <w:r>
+        <w:t>hai</w:t>
+      </w:r>
+      <w:proofErr w:type="spellEnd"/>
+      <w:r>
+        <w:t xml:space="preserve">, to </w:t>
+      </w:r>
+      <w:proofErr w:type="spellStart"/>
+      <w:proofErr w:type="gramStart"/>
+      <w:r>
+        <w:t>wo</w:t>
+      </w:r>
+      <w:proofErr w:type="spellEnd"/>
+      <w:proofErr w:type="gramEnd"/>
+      <w:r>
+        <w:t xml:space="preserve"> event queue se task </w:t>
+      </w:r>
+      <w:proofErr w:type="spellStart"/>
+      <w:r>
+        <w:t>leke</w:t>
+      </w:r>
+      <w:proofErr w:type="spellEnd"/>
+      <w:r>
+        <w:t xml:space="preserve"> execute </w:t>
+      </w:r>
+      <w:proofErr w:type="spellStart"/>
+      <w:r>
+        <w:t>karta</w:t>
+      </w:r>
+      <w:proofErr w:type="spellEnd"/>
+      <w:r>
+        <w:t xml:space="preserve"> </w:t>
+      </w:r>
+      <w:proofErr w:type="spellStart"/>
+      <w:r>
+        <w:t>hai</w:t>
+      </w:r>
+      <w:proofErr w:type="spellEnd"/>
+      <w:r>
+        <w:t>.</w:t>
+      </w:r>
+    </w:p>
+    <w:p>
       <w:pPr>
         <w:rPr>
           <w:b/>
@@ -772,117 +1061,6 @@
           <w:szCs w:val="32"/>
         </w:rPr>
       </w:pPr>
-      <w:r>
-        <w:t xml:space="preserve">Event loop </w:t>
-      </w:r>
-      <w:proofErr w:type="spellStart"/>
-      <w:r>
-        <w:t>ek</w:t>
-      </w:r>
-      <w:proofErr w:type="spellEnd"/>
-      <w:r>
-        <w:t xml:space="preserve"> mechanism </w:t>
-      </w:r>
-      <w:proofErr w:type="spellStart"/>
-      <w:r>
-        <w:t>hai</w:t>
-      </w:r>
-      <w:proofErr w:type="spellEnd"/>
-      <w:r>
-        <w:t xml:space="preserve"> </w:t>
-      </w:r>
-      <w:proofErr w:type="spellStart"/>
-      <w:proofErr w:type="gramStart"/>
-      <w:r>
-        <w:t>jo</w:t>
-      </w:r>
-      <w:proofErr w:type="spellEnd"/>
-      <w:proofErr w:type="gramEnd"/>
-      <w:r>
-        <w:t xml:space="preserve"> asynchronous tasks </w:t>
-      </w:r>
-      <w:proofErr w:type="spellStart"/>
-      <w:r>
-        <w:t>ko</w:t>
-      </w:r>
-      <w:proofErr w:type="spellEnd"/>
-      <w:r>
-        <w:t xml:space="preserve"> </w:t>
-      </w:r>
-      <w:proofErr w:type="spellStart"/>
-      <w:r>
-        <w:t>ek</w:t>
-      </w:r>
-      <w:proofErr w:type="spellEnd"/>
-      <w:r>
-        <w:t xml:space="preserve"> hi thread me process </w:t>
-      </w:r>
-      <w:proofErr w:type="spellStart"/>
-      <w:r>
-        <w:t>karta</w:t>
-      </w:r>
-      <w:proofErr w:type="spellEnd"/>
-      <w:r>
-        <w:t xml:space="preserve"> </w:t>
-      </w:r>
-      <w:proofErr w:type="spellStart"/>
-      <w:r>
-        <w:t>hai</w:t>
-      </w:r>
-      <w:proofErr w:type="spellEnd"/>
-      <w:r>
-        <w:t xml:space="preserve">. Ye continuously check </w:t>
-      </w:r>
-      <w:proofErr w:type="spellStart"/>
-      <w:r>
-        <w:t>karta</w:t>
-      </w:r>
-      <w:proofErr w:type="spellEnd"/>
-      <w:r>
-        <w:t xml:space="preserve"> </w:t>
-      </w:r>
-      <w:proofErr w:type="spellStart"/>
-      <w:r>
-        <w:t>hai</w:t>
-      </w:r>
-      <w:proofErr w:type="spellEnd"/>
-      <w:r>
-        <w:t xml:space="preserve"> </w:t>
-      </w:r>
-      <w:proofErr w:type="spellStart"/>
-      <w:r>
-        <w:t>aur</w:t>
-      </w:r>
-      <w:proofErr w:type="spellEnd"/>
-      <w:r>
-        <w:t xml:space="preserve"> callback functions </w:t>
-      </w:r>
-      <w:proofErr w:type="spellStart"/>
-      <w:proofErr w:type="gramStart"/>
-      <w:r>
-        <w:t>ko</w:t>
-      </w:r>
-      <w:proofErr w:type="spellEnd"/>
-      <w:proofErr w:type="gramEnd"/>
-      <w:r>
-        <w:t xml:space="preserve"> execute </w:t>
-      </w:r>
-      <w:proofErr w:type="spellStart"/>
-      <w:r>
-        <w:t>karta</w:t>
-      </w:r>
-      <w:proofErr w:type="spellEnd"/>
-      <w:r>
-        <w:t xml:space="preserve"> </w:t>
-      </w:r>
-      <w:proofErr w:type="spellStart"/>
-      <w:r>
-        <w:t>hai</w:t>
-      </w:r>
-      <w:proofErr w:type="spellEnd"/>
-      <w:r>
-        <w:t>.</w:t>
-      </w:r>
     </w:p>
     <w:p>
       <w:pPr>
@@ -1246,6 +1424,7 @@
         <w:rPr>
           <w:rFonts w:hAnsi="Symbol"/>
         </w:rPr>
+        <w:lastRenderedPageBreak/>
         <w:t></w:t>
       </w:r>
       <w:r>
@@ -1300,8 +1479,6 @@
       <w:r>
         <w:t>.</w:t>
       </w:r>
-      <w:bookmarkStart w:id="0" w:name="_GoBack"/>
-      <w:bookmarkEnd w:id="0"/>
     </w:p>
     <w:p>
       <w:pPr>
@@ -1509,7 +1686,6 @@
           <w:sz w:val="32"/>
           <w:szCs w:val="32"/>
         </w:rPr>
-        <w:lastRenderedPageBreak/>
         <w:t xml:space="preserve">Q5. What is </w:t>
       </w:r>
       <w:proofErr w:type="spellStart"/>
@@ -2548,6 +2724,12 @@
     </w:p>
     <w:p>
       <w:pPr>
+        <w:pStyle w:val="NormalWeb"/>
+        <w:ind w:left="360"/>
+      </w:pPr>
+    </w:p>
+    <w:p>
+      <w:pPr>
         <w:rPr>
           <w:b/>
           <w:bCs/>
@@ -2565,6 +2747,973 @@
           <w:szCs w:val="32"/>
         </w:rPr>
       </w:pPr>
+    </w:p>
+    <w:p>
+      <w:pPr>
+        <w:rPr>
+          <w:b/>
+          <w:bCs/>
+          <w:sz w:val="32"/>
+          <w:szCs w:val="32"/>
+        </w:rPr>
+      </w:pPr>
+      <w:r>
+        <w:rPr>
+          <w:b/>
+          <w:bCs/>
+          <w:sz w:val="32"/>
+          <w:szCs w:val="32"/>
+        </w:rPr>
+        <w:lastRenderedPageBreak/>
+        <w:t>Q7. What is CORS</w:t>
+      </w:r>
+      <w:r>
+        <w:rPr>
+          <w:b/>
+          <w:bCs/>
+          <w:sz w:val="32"/>
+          <w:szCs w:val="32"/>
+        </w:rPr>
+        <w:t>?</w:t>
+      </w:r>
+    </w:p>
+    <w:p>
+      <w:pPr>
+        <w:spacing w:before="100" w:beforeAutospacing="1" w:after="100" w:afterAutospacing="1" w:line="240" w:lineRule="auto"/>
+        <w:rPr>
+          <w:rFonts w:ascii="Times New Roman" w:eastAsia="Times New Roman" w:hAnsi="Times New Roman" w:cs="Times New Roman"/>
+          <w:sz w:val="24"/>
+          <w:szCs w:val="24"/>
+        </w:rPr>
+      </w:pPr>
+      <w:r>
+        <w:rPr>
+          <w:rFonts w:ascii="Times New Roman" w:eastAsia="Times New Roman" w:hAnsi="Times New Roman" w:cs="Times New Roman"/>
+          <w:b/>
+          <w:bCs/>
+          <w:sz w:val="24"/>
+          <w:szCs w:val="24"/>
+        </w:rPr>
+        <w:t>CORS</w:t>
+      </w:r>
+      <w:r>
+        <w:rPr>
+          <w:rFonts w:ascii="Times New Roman" w:eastAsia="Times New Roman" w:hAnsi="Times New Roman" w:cs="Times New Roman"/>
+          <w:sz w:val="24"/>
+          <w:szCs w:val="24"/>
+        </w:rPr>
+        <w:t xml:space="preserve"> (Cross-Origin Resource Sharing) </w:t>
+      </w:r>
+      <w:proofErr w:type="spellStart"/>
+      <w:r>
+        <w:rPr>
+          <w:rFonts w:ascii="Times New Roman" w:eastAsia="Times New Roman" w:hAnsi="Times New Roman" w:cs="Times New Roman"/>
+          <w:sz w:val="24"/>
+          <w:szCs w:val="24"/>
+        </w:rPr>
+        <w:t>ek</w:t>
+      </w:r>
+      <w:proofErr w:type="spellEnd"/>
+      <w:r>
+        <w:rPr>
+          <w:rFonts w:ascii="Times New Roman" w:eastAsia="Times New Roman" w:hAnsi="Times New Roman" w:cs="Times New Roman"/>
+          <w:sz w:val="24"/>
+          <w:szCs w:val="24"/>
+        </w:rPr>
+        <w:t xml:space="preserve"> security feature </w:t>
+      </w:r>
+      <w:proofErr w:type="spellStart"/>
+      <w:r>
+        <w:rPr>
+          <w:rFonts w:ascii="Times New Roman" w:eastAsia="Times New Roman" w:hAnsi="Times New Roman" w:cs="Times New Roman"/>
+          <w:sz w:val="24"/>
+          <w:szCs w:val="24"/>
+        </w:rPr>
+        <w:t>hai</w:t>
+      </w:r>
+      <w:proofErr w:type="spellEnd"/>
+      <w:r>
+        <w:rPr>
+          <w:rFonts w:ascii="Times New Roman" w:eastAsia="Times New Roman" w:hAnsi="Times New Roman" w:cs="Times New Roman"/>
+          <w:sz w:val="24"/>
+          <w:szCs w:val="24"/>
+        </w:rPr>
+        <w:t xml:space="preserve"> </w:t>
+      </w:r>
+      <w:proofErr w:type="spellStart"/>
+      <w:proofErr w:type="gramStart"/>
+      <w:r>
+        <w:rPr>
+          <w:rFonts w:ascii="Times New Roman" w:eastAsia="Times New Roman" w:hAnsi="Times New Roman" w:cs="Times New Roman"/>
+          <w:sz w:val="24"/>
+          <w:szCs w:val="24"/>
+        </w:rPr>
+        <w:t>jo</w:t>
+      </w:r>
+      <w:proofErr w:type="spellEnd"/>
+      <w:proofErr w:type="gramEnd"/>
+      <w:r>
+        <w:rPr>
+          <w:rFonts w:ascii="Times New Roman" w:eastAsia="Times New Roman" w:hAnsi="Times New Roman" w:cs="Times New Roman"/>
+          <w:sz w:val="24"/>
+          <w:szCs w:val="24"/>
+        </w:rPr>
+        <w:t xml:space="preserve"> web browsers me </w:t>
+      </w:r>
+      <w:proofErr w:type="spellStart"/>
+      <w:r>
+        <w:rPr>
+          <w:rFonts w:ascii="Times New Roman" w:eastAsia="Times New Roman" w:hAnsi="Times New Roman" w:cs="Times New Roman"/>
+          <w:sz w:val="24"/>
+          <w:szCs w:val="24"/>
+        </w:rPr>
+        <w:t>hota</w:t>
+      </w:r>
+      <w:proofErr w:type="spellEnd"/>
+      <w:r>
+        <w:rPr>
+          <w:rFonts w:ascii="Times New Roman" w:eastAsia="Times New Roman" w:hAnsi="Times New Roman" w:cs="Times New Roman"/>
+          <w:sz w:val="24"/>
+          <w:szCs w:val="24"/>
+        </w:rPr>
+        <w:t xml:space="preserve"> </w:t>
+      </w:r>
+      <w:proofErr w:type="spellStart"/>
+      <w:r>
+        <w:rPr>
+          <w:rFonts w:ascii="Times New Roman" w:eastAsia="Times New Roman" w:hAnsi="Times New Roman" w:cs="Times New Roman"/>
+          <w:sz w:val="24"/>
+          <w:szCs w:val="24"/>
+        </w:rPr>
+        <w:t>hai</w:t>
+      </w:r>
+      <w:proofErr w:type="spellEnd"/>
+      <w:r>
+        <w:rPr>
+          <w:rFonts w:ascii="Times New Roman" w:eastAsia="Times New Roman" w:hAnsi="Times New Roman" w:cs="Times New Roman"/>
+          <w:sz w:val="24"/>
+          <w:szCs w:val="24"/>
+        </w:rPr>
+        <w:t xml:space="preserve">. Ye web pages </w:t>
+      </w:r>
+      <w:proofErr w:type="spellStart"/>
+      <w:proofErr w:type="gramStart"/>
+      <w:r>
+        <w:rPr>
+          <w:rFonts w:ascii="Times New Roman" w:eastAsia="Times New Roman" w:hAnsi="Times New Roman" w:cs="Times New Roman"/>
+          <w:sz w:val="24"/>
+          <w:szCs w:val="24"/>
+        </w:rPr>
+        <w:t>ko</w:t>
+      </w:r>
+      <w:proofErr w:type="spellEnd"/>
+      <w:proofErr w:type="gramEnd"/>
+      <w:r>
+        <w:rPr>
+          <w:rFonts w:ascii="Times New Roman" w:eastAsia="Times New Roman" w:hAnsi="Times New Roman" w:cs="Times New Roman"/>
+          <w:sz w:val="24"/>
+          <w:szCs w:val="24"/>
+        </w:rPr>
+        <w:t xml:space="preserve"> </w:t>
+      </w:r>
+      <w:proofErr w:type="spellStart"/>
+      <w:r>
+        <w:rPr>
+          <w:rFonts w:ascii="Times New Roman" w:eastAsia="Times New Roman" w:hAnsi="Times New Roman" w:cs="Times New Roman"/>
+          <w:sz w:val="24"/>
+          <w:szCs w:val="24"/>
+        </w:rPr>
+        <w:t>doosre</w:t>
+      </w:r>
+      <w:proofErr w:type="spellEnd"/>
+      <w:r>
+        <w:rPr>
+          <w:rFonts w:ascii="Times New Roman" w:eastAsia="Times New Roman" w:hAnsi="Times New Roman" w:cs="Times New Roman"/>
+          <w:sz w:val="24"/>
+          <w:szCs w:val="24"/>
+        </w:rPr>
+        <w:t xml:space="preserve"> domains se data request </w:t>
+      </w:r>
+      <w:proofErr w:type="spellStart"/>
+      <w:r>
+        <w:rPr>
+          <w:rFonts w:ascii="Times New Roman" w:eastAsia="Times New Roman" w:hAnsi="Times New Roman" w:cs="Times New Roman"/>
+          <w:sz w:val="24"/>
+          <w:szCs w:val="24"/>
+        </w:rPr>
+        <w:t>karne</w:t>
+      </w:r>
+      <w:proofErr w:type="spellEnd"/>
+      <w:r>
+        <w:rPr>
+          <w:rFonts w:ascii="Times New Roman" w:eastAsia="Times New Roman" w:hAnsi="Times New Roman" w:cs="Times New Roman"/>
+          <w:sz w:val="24"/>
+          <w:szCs w:val="24"/>
+        </w:rPr>
+        <w:t xml:space="preserve"> </w:t>
+      </w:r>
+      <w:proofErr w:type="spellStart"/>
+      <w:r>
+        <w:rPr>
+          <w:rFonts w:ascii="Times New Roman" w:eastAsia="Times New Roman" w:hAnsi="Times New Roman" w:cs="Times New Roman"/>
+          <w:sz w:val="24"/>
+          <w:szCs w:val="24"/>
+        </w:rPr>
+        <w:t>ki</w:t>
+      </w:r>
+      <w:proofErr w:type="spellEnd"/>
+      <w:r>
+        <w:rPr>
+          <w:rFonts w:ascii="Times New Roman" w:eastAsia="Times New Roman" w:hAnsi="Times New Roman" w:cs="Times New Roman"/>
+          <w:sz w:val="24"/>
+          <w:szCs w:val="24"/>
+        </w:rPr>
+        <w:t xml:space="preserve"> permission </w:t>
+      </w:r>
+      <w:proofErr w:type="spellStart"/>
+      <w:r>
+        <w:rPr>
+          <w:rFonts w:ascii="Times New Roman" w:eastAsia="Times New Roman" w:hAnsi="Times New Roman" w:cs="Times New Roman"/>
+          <w:sz w:val="24"/>
+          <w:szCs w:val="24"/>
+        </w:rPr>
+        <w:t>deta</w:t>
+      </w:r>
+      <w:proofErr w:type="spellEnd"/>
+      <w:r>
+        <w:rPr>
+          <w:rFonts w:ascii="Times New Roman" w:eastAsia="Times New Roman" w:hAnsi="Times New Roman" w:cs="Times New Roman"/>
+          <w:sz w:val="24"/>
+          <w:szCs w:val="24"/>
+        </w:rPr>
+        <w:t xml:space="preserve"> </w:t>
+      </w:r>
+      <w:proofErr w:type="spellStart"/>
+      <w:r>
+        <w:rPr>
+          <w:rFonts w:ascii="Times New Roman" w:eastAsia="Times New Roman" w:hAnsi="Times New Roman" w:cs="Times New Roman"/>
+          <w:sz w:val="24"/>
+          <w:szCs w:val="24"/>
+        </w:rPr>
+        <w:t>hai</w:t>
+      </w:r>
+      <w:proofErr w:type="spellEnd"/>
+      <w:r>
+        <w:rPr>
+          <w:rFonts w:ascii="Times New Roman" w:eastAsia="Times New Roman" w:hAnsi="Times New Roman" w:cs="Times New Roman"/>
+          <w:sz w:val="24"/>
+          <w:szCs w:val="24"/>
+        </w:rPr>
+        <w:t xml:space="preserve">. Agar </w:t>
+      </w:r>
+      <w:proofErr w:type="spellStart"/>
+      <w:r>
+        <w:rPr>
+          <w:rFonts w:ascii="Times New Roman" w:eastAsia="Times New Roman" w:hAnsi="Times New Roman" w:cs="Times New Roman"/>
+          <w:sz w:val="24"/>
+          <w:szCs w:val="24"/>
+        </w:rPr>
+        <w:t>ek</w:t>
+      </w:r>
+      <w:proofErr w:type="spellEnd"/>
+      <w:r>
+        <w:rPr>
+          <w:rFonts w:ascii="Times New Roman" w:eastAsia="Times New Roman" w:hAnsi="Times New Roman" w:cs="Times New Roman"/>
+          <w:sz w:val="24"/>
+          <w:szCs w:val="24"/>
+        </w:rPr>
+        <w:t xml:space="preserve"> web page </w:t>
+      </w:r>
+      <w:proofErr w:type="spellStart"/>
+      <w:r>
+        <w:rPr>
+          <w:rFonts w:ascii="Times New Roman" w:eastAsia="Times New Roman" w:hAnsi="Times New Roman" w:cs="Times New Roman"/>
+          <w:sz w:val="24"/>
+          <w:szCs w:val="24"/>
+        </w:rPr>
+        <w:t>ek</w:t>
+      </w:r>
+      <w:proofErr w:type="spellEnd"/>
+      <w:r>
+        <w:rPr>
+          <w:rFonts w:ascii="Times New Roman" w:eastAsia="Times New Roman" w:hAnsi="Times New Roman" w:cs="Times New Roman"/>
+          <w:sz w:val="24"/>
+          <w:szCs w:val="24"/>
+        </w:rPr>
+        <w:t xml:space="preserve"> domain se load </w:t>
+      </w:r>
+      <w:proofErr w:type="spellStart"/>
+      <w:r>
+        <w:rPr>
+          <w:rFonts w:ascii="Times New Roman" w:eastAsia="Times New Roman" w:hAnsi="Times New Roman" w:cs="Times New Roman"/>
+          <w:sz w:val="24"/>
+          <w:szCs w:val="24"/>
+        </w:rPr>
+        <w:t>hota</w:t>
+      </w:r>
+      <w:proofErr w:type="spellEnd"/>
+      <w:r>
+        <w:rPr>
+          <w:rFonts w:ascii="Times New Roman" w:eastAsia="Times New Roman" w:hAnsi="Times New Roman" w:cs="Times New Roman"/>
+          <w:sz w:val="24"/>
+          <w:szCs w:val="24"/>
+        </w:rPr>
+        <w:t xml:space="preserve"> </w:t>
+      </w:r>
+      <w:proofErr w:type="spellStart"/>
+      <w:r>
+        <w:rPr>
+          <w:rFonts w:ascii="Times New Roman" w:eastAsia="Times New Roman" w:hAnsi="Times New Roman" w:cs="Times New Roman"/>
+          <w:sz w:val="24"/>
+          <w:szCs w:val="24"/>
+        </w:rPr>
+        <w:t>hai</w:t>
+      </w:r>
+      <w:proofErr w:type="spellEnd"/>
+      <w:r>
+        <w:rPr>
+          <w:rFonts w:ascii="Times New Roman" w:eastAsia="Times New Roman" w:hAnsi="Times New Roman" w:cs="Times New Roman"/>
+          <w:sz w:val="24"/>
+          <w:szCs w:val="24"/>
+        </w:rPr>
+        <w:t xml:space="preserve"> (</w:t>
+      </w:r>
+      <w:proofErr w:type="spellStart"/>
+      <w:r>
+        <w:rPr>
+          <w:rFonts w:ascii="Times New Roman" w:eastAsia="Times New Roman" w:hAnsi="Times New Roman" w:cs="Times New Roman"/>
+          <w:sz w:val="24"/>
+          <w:szCs w:val="24"/>
+        </w:rPr>
+        <w:t>jaise</w:t>
+      </w:r>
+      <w:proofErr w:type="spellEnd"/>
+      <w:r>
+        <w:rPr>
+          <w:rFonts w:ascii="Times New Roman" w:eastAsia="Times New Roman" w:hAnsi="Times New Roman" w:cs="Times New Roman"/>
+          <w:sz w:val="24"/>
+          <w:szCs w:val="24"/>
+        </w:rPr>
+        <w:t xml:space="preserve"> </w:t>
+      </w:r>
+      <w:r>
+        <w:rPr>
+          <w:rFonts w:ascii="Courier New" w:eastAsia="Times New Roman" w:hAnsi="Courier New" w:cs="Courier New"/>
+          <w:sz w:val="20"/>
+          <w:szCs w:val="20"/>
+        </w:rPr>
+        <w:t>example.com</w:t>
+      </w:r>
+      <w:r>
+        <w:rPr>
+          <w:rFonts w:ascii="Times New Roman" w:eastAsia="Times New Roman" w:hAnsi="Times New Roman" w:cs="Times New Roman"/>
+          <w:sz w:val="24"/>
+          <w:szCs w:val="24"/>
+        </w:rPr>
+        <w:t xml:space="preserve">), </w:t>
+      </w:r>
+      <w:proofErr w:type="spellStart"/>
+      <w:r>
+        <w:rPr>
+          <w:rFonts w:ascii="Times New Roman" w:eastAsia="Times New Roman" w:hAnsi="Times New Roman" w:cs="Times New Roman"/>
+          <w:sz w:val="24"/>
+          <w:szCs w:val="24"/>
+        </w:rPr>
+        <w:t>aur</w:t>
+      </w:r>
+      <w:proofErr w:type="spellEnd"/>
+      <w:r>
+        <w:rPr>
+          <w:rFonts w:ascii="Times New Roman" w:eastAsia="Times New Roman" w:hAnsi="Times New Roman" w:cs="Times New Roman"/>
+          <w:sz w:val="24"/>
+          <w:szCs w:val="24"/>
+        </w:rPr>
+        <w:t xml:space="preserve"> </w:t>
+      </w:r>
+      <w:proofErr w:type="spellStart"/>
+      <w:proofErr w:type="gramStart"/>
+      <w:r>
+        <w:rPr>
+          <w:rFonts w:ascii="Times New Roman" w:eastAsia="Times New Roman" w:hAnsi="Times New Roman" w:cs="Times New Roman"/>
+          <w:sz w:val="24"/>
+          <w:szCs w:val="24"/>
+        </w:rPr>
+        <w:t>wo</w:t>
+      </w:r>
+      <w:proofErr w:type="spellEnd"/>
+      <w:proofErr w:type="gramEnd"/>
+      <w:r>
+        <w:rPr>
+          <w:rFonts w:ascii="Times New Roman" w:eastAsia="Times New Roman" w:hAnsi="Times New Roman" w:cs="Times New Roman"/>
+          <w:sz w:val="24"/>
+          <w:szCs w:val="24"/>
+        </w:rPr>
+        <w:t xml:space="preserve"> </w:t>
+      </w:r>
+      <w:proofErr w:type="spellStart"/>
+      <w:r>
+        <w:rPr>
+          <w:rFonts w:ascii="Times New Roman" w:eastAsia="Times New Roman" w:hAnsi="Times New Roman" w:cs="Times New Roman"/>
+          <w:sz w:val="24"/>
+          <w:szCs w:val="24"/>
+        </w:rPr>
+        <w:t>doosre</w:t>
+      </w:r>
+      <w:proofErr w:type="spellEnd"/>
+      <w:r>
+        <w:rPr>
+          <w:rFonts w:ascii="Times New Roman" w:eastAsia="Times New Roman" w:hAnsi="Times New Roman" w:cs="Times New Roman"/>
+          <w:sz w:val="24"/>
+          <w:szCs w:val="24"/>
+        </w:rPr>
+        <w:t xml:space="preserve"> domain (</w:t>
+      </w:r>
+      <w:proofErr w:type="spellStart"/>
+      <w:r>
+        <w:rPr>
+          <w:rFonts w:ascii="Times New Roman" w:eastAsia="Times New Roman" w:hAnsi="Times New Roman" w:cs="Times New Roman"/>
+          <w:sz w:val="24"/>
+          <w:szCs w:val="24"/>
+        </w:rPr>
+        <w:t>jaise</w:t>
+      </w:r>
+      <w:proofErr w:type="spellEnd"/>
+      <w:r>
+        <w:rPr>
+          <w:rFonts w:ascii="Times New Roman" w:eastAsia="Times New Roman" w:hAnsi="Times New Roman" w:cs="Times New Roman"/>
+          <w:sz w:val="24"/>
+          <w:szCs w:val="24"/>
+        </w:rPr>
+        <w:t xml:space="preserve"> </w:t>
+      </w:r>
+      <w:r>
+        <w:rPr>
+          <w:rFonts w:ascii="Courier New" w:eastAsia="Times New Roman" w:hAnsi="Courier New" w:cs="Courier New"/>
+          <w:sz w:val="20"/>
+          <w:szCs w:val="20"/>
+        </w:rPr>
+        <w:t>api.example2.com</w:t>
+      </w:r>
+      <w:r>
+        <w:rPr>
+          <w:rFonts w:ascii="Times New Roman" w:eastAsia="Times New Roman" w:hAnsi="Times New Roman" w:cs="Times New Roman"/>
+          <w:sz w:val="24"/>
+          <w:szCs w:val="24"/>
+        </w:rPr>
+        <w:t xml:space="preserve">) se data fetch </w:t>
+      </w:r>
+      <w:proofErr w:type="spellStart"/>
+      <w:r>
+        <w:rPr>
+          <w:rFonts w:ascii="Times New Roman" w:eastAsia="Times New Roman" w:hAnsi="Times New Roman" w:cs="Times New Roman"/>
+          <w:sz w:val="24"/>
+          <w:szCs w:val="24"/>
+        </w:rPr>
+        <w:t>karna</w:t>
+      </w:r>
+      <w:proofErr w:type="spellEnd"/>
+      <w:r>
+        <w:rPr>
+          <w:rFonts w:ascii="Times New Roman" w:eastAsia="Times New Roman" w:hAnsi="Times New Roman" w:cs="Times New Roman"/>
+          <w:sz w:val="24"/>
+          <w:szCs w:val="24"/>
+        </w:rPr>
+        <w:t xml:space="preserve"> </w:t>
+      </w:r>
+      <w:proofErr w:type="spellStart"/>
+      <w:r>
+        <w:rPr>
+          <w:rFonts w:ascii="Times New Roman" w:eastAsia="Times New Roman" w:hAnsi="Times New Roman" w:cs="Times New Roman"/>
+          <w:sz w:val="24"/>
+          <w:szCs w:val="24"/>
+        </w:rPr>
+        <w:t>chahta</w:t>
+      </w:r>
+      <w:proofErr w:type="spellEnd"/>
+      <w:r>
+        <w:rPr>
+          <w:rFonts w:ascii="Times New Roman" w:eastAsia="Times New Roman" w:hAnsi="Times New Roman" w:cs="Times New Roman"/>
+          <w:sz w:val="24"/>
+          <w:szCs w:val="24"/>
+        </w:rPr>
+        <w:t xml:space="preserve"> </w:t>
+      </w:r>
+      <w:proofErr w:type="spellStart"/>
+      <w:r>
+        <w:rPr>
+          <w:rFonts w:ascii="Times New Roman" w:eastAsia="Times New Roman" w:hAnsi="Times New Roman" w:cs="Times New Roman"/>
+          <w:sz w:val="24"/>
+          <w:szCs w:val="24"/>
+        </w:rPr>
+        <w:t>hai</w:t>
+      </w:r>
+      <w:proofErr w:type="spellEnd"/>
+      <w:r>
+        <w:rPr>
+          <w:rFonts w:ascii="Times New Roman" w:eastAsia="Times New Roman" w:hAnsi="Times New Roman" w:cs="Times New Roman"/>
+          <w:sz w:val="24"/>
+          <w:szCs w:val="24"/>
+        </w:rPr>
+        <w:t xml:space="preserve">, </w:t>
+      </w:r>
+      <w:proofErr w:type="spellStart"/>
+      <w:r>
+        <w:rPr>
+          <w:rFonts w:ascii="Times New Roman" w:eastAsia="Times New Roman" w:hAnsi="Times New Roman" w:cs="Times New Roman"/>
+          <w:sz w:val="24"/>
+          <w:szCs w:val="24"/>
+        </w:rPr>
+        <w:t>toh</w:t>
+      </w:r>
+      <w:proofErr w:type="spellEnd"/>
+      <w:r>
+        <w:rPr>
+          <w:rFonts w:ascii="Times New Roman" w:eastAsia="Times New Roman" w:hAnsi="Times New Roman" w:cs="Times New Roman"/>
+          <w:sz w:val="24"/>
+          <w:szCs w:val="24"/>
+        </w:rPr>
+        <w:t xml:space="preserve"> CORS ye decide </w:t>
+      </w:r>
+      <w:proofErr w:type="spellStart"/>
+      <w:r>
+        <w:rPr>
+          <w:rFonts w:ascii="Times New Roman" w:eastAsia="Times New Roman" w:hAnsi="Times New Roman" w:cs="Times New Roman"/>
+          <w:sz w:val="24"/>
+          <w:szCs w:val="24"/>
+        </w:rPr>
+        <w:t>karta</w:t>
+      </w:r>
+      <w:proofErr w:type="spellEnd"/>
+      <w:r>
+        <w:rPr>
+          <w:rFonts w:ascii="Times New Roman" w:eastAsia="Times New Roman" w:hAnsi="Times New Roman" w:cs="Times New Roman"/>
+          <w:sz w:val="24"/>
+          <w:szCs w:val="24"/>
+        </w:rPr>
+        <w:t xml:space="preserve"> </w:t>
+      </w:r>
+      <w:proofErr w:type="spellStart"/>
+      <w:r>
+        <w:rPr>
+          <w:rFonts w:ascii="Times New Roman" w:eastAsia="Times New Roman" w:hAnsi="Times New Roman" w:cs="Times New Roman"/>
+          <w:sz w:val="24"/>
+          <w:szCs w:val="24"/>
+        </w:rPr>
+        <w:t>hai</w:t>
+      </w:r>
+      <w:proofErr w:type="spellEnd"/>
+      <w:r>
+        <w:rPr>
+          <w:rFonts w:ascii="Times New Roman" w:eastAsia="Times New Roman" w:hAnsi="Times New Roman" w:cs="Times New Roman"/>
+          <w:sz w:val="24"/>
+          <w:szCs w:val="24"/>
+        </w:rPr>
+        <w:t xml:space="preserve"> </w:t>
+      </w:r>
+      <w:proofErr w:type="spellStart"/>
+      <w:r>
+        <w:rPr>
+          <w:rFonts w:ascii="Times New Roman" w:eastAsia="Times New Roman" w:hAnsi="Times New Roman" w:cs="Times New Roman"/>
+          <w:sz w:val="24"/>
+          <w:szCs w:val="24"/>
+        </w:rPr>
+        <w:t>ki</w:t>
+      </w:r>
+      <w:proofErr w:type="spellEnd"/>
+      <w:r>
+        <w:rPr>
+          <w:rFonts w:ascii="Times New Roman" w:eastAsia="Times New Roman" w:hAnsi="Times New Roman" w:cs="Times New Roman"/>
+          <w:sz w:val="24"/>
+          <w:szCs w:val="24"/>
+        </w:rPr>
+        <w:t xml:space="preserve"> </w:t>
+      </w:r>
+      <w:proofErr w:type="spellStart"/>
+      <w:r>
+        <w:rPr>
+          <w:rFonts w:ascii="Times New Roman" w:eastAsia="Times New Roman" w:hAnsi="Times New Roman" w:cs="Times New Roman"/>
+          <w:sz w:val="24"/>
+          <w:szCs w:val="24"/>
+        </w:rPr>
+        <w:t>wo</w:t>
+      </w:r>
+      <w:proofErr w:type="spellEnd"/>
+      <w:r>
+        <w:rPr>
+          <w:rFonts w:ascii="Times New Roman" w:eastAsia="Times New Roman" w:hAnsi="Times New Roman" w:cs="Times New Roman"/>
+          <w:sz w:val="24"/>
+          <w:szCs w:val="24"/>
+        </w:rPr>
+        <w:t xml:space="preserve"> request allowed </w:t>
+      </w:r>
+      <w:proofErr w:type="spellStart"/>
+      <w:r>
+        <w:rPr>
+          <w:rFonts w:ascii="Times New Roman" w:eastAsia="Times New Roman" w:hAnsi="Times New Roman" w:cs="Times New Roman"/>
+          <w:sz w:val="24"/>
+          <w:szCs w:val="24"/>
+        </w:rPr>
+        <w:t>hai</w:t>
+      </w:r>
+      <w:proofErr w:type="spellEnd"/>
+      <w:r>
+        <w:rPr>
+          <w:rFonts w:ascii="Times New Roman" w:eastAsia="Times New Roman" w:hAnsi="Times New Roman" w:cs="Times New Roman"/>
+          <w:sz w:val="24"/>
+          <w:szCs w:val="24"/>
+        </w:rPr>
+        <w:t xml:space="preserve"> </w:t>
+      </w:r>
+      <w:proofErr w:type="spellStart"/>
+      <w:r>
+        <w:rPr>
+          <w:rFonts w:ascii="Times New Roman" w:eastAsia="Times New Roman" w:hAnsi="Times New Roman" w:cs="Times New Roman"/>
+          <w:sz w:val="24"/>
+          <w:szCs w:val="24"/>
+        </w:rPr>
+        <w:t>ya</w:t>
+      </w:r>
+      <w:proofErr w:type="spellEnd"/>
+      <w:r>
+        <w:rPr>
+          <w:rFonts w:ascii="Times New Roman" w:eastAsia="Times New Roman" w:hAnsi="Times New Roman" w:cs="Times New Roman"/>
+          <w:sz w:val="24"/>
+          <w:szCs w:val="24"/>
+        </w:rPr>
+        <w:t xml:space="preserve"> </w:t>
+      </w:r>
+      <w:proofErr w:type="spellStart"/>
+      <w:r>
+        <w:rPr>
+          <w:rFonts w:ascii="Times New Roman" w:eastAsia="Times New Roman" w:hAnsi="Times New Roman" w:cs="Times New Roman"/>
+          <w:sz w:val="24"/>
+          <w:szCs w:val="24"/>
+        </w:rPr>
+        <w:t>nahi</w:t>
+      </w:r>
+      <w:proofErr w:type="spellEnd"/>
+      <w:r>
+        <w:rPr>
+          <w:rFonts w:ascii="Times New Roman" w:eastAsia="Times New Roman" w:hAnsi="Times New Roman" w:cs="Times New Roman"/>
+          <w:sz w:val="24"/>
+          <w:szCs w:val="24"/>
+        </w:rPr>
+        <w:t>.</w:t>
+      </w:r>
+    </w:p>
+    <w:p>
+      <w:pPr>
+        <w:spacing w:before="100" w:beforeAutospacing="1" w:after="100" w:afterAutospacing="1" w:line="240" w:lineRule="auto"/>
+        <w:rPr>
+          <w:rFonts w:ascii="Times New Roman" w:eastAsia="Times New Roman" w:hAnsi="Times New Roman" w:cs="Times New Roman"/>
+          <w:sz w:val="24"/>
+          <w:szCs w:val="24"/>
+        </w:rPr>
+      </w:pPr>
+      <w:r>
+        <w:rPr>
+          <w:rFonts w:ascii="Times New Roman" w:eastAsia="Times New Roman" w:hAnsi="Times New Roman" w:cs="Times New Roman"/>
+          <w:sz w:val="24"/>
+          <w:szCs w:val="24"/>
+        </w:rPr>
+        <w:t xml:space="preserve">Agar CORS allowed </w:t>
+      </w:r>
+      <w:proofErr w:type="spellStart"/>
+      <w:r>
+        <w:rPr>
+          <w:rFonts w:ascii="Times New Roman" w:eastAsia="Times New Roman" w:hAnsi="Times New Roman" w:cs="Times New Roman"/>
+          <w:sz w:val="24"/>
+          <w:szCs w:val="24"/>
+        </w:rPr>
+        <w:t>hai</w:t>
+      </w:r>
+      <w:proofErr w:type="spellEnd"/>
+      <w:r>
+        <w:rPr>
+          <w:rFonts w:ascii="Times New Roman" w:eastAsia="Times New Roman" w:hAnsi="Times New Roman" w:cs="Times New Roman"/>
+          <w:sz w:val="24"/>
+          <w:szCs w:val="24"/>
+        </w:rPr>
+        <w:t xml:space="preserve">, </w:t>
+      </w:r>
+      <w:proofErr w:type="spellStart"/>
+      <w:r>
+        <w:rPr>
+          <w:rFonts w:ascii="Times New Roman" w:eastAsia="Times New Roman" w:hAnsi="Times New Roman" w:cs="Times New Roman"/>
+          <w:sz w:val="24"/>
+          <w:szCs w:val="24"/>
+        </w:rPr>
+        <w:t>toh</w:t>
+      </w:r>
+      <w:proofErr w:type="spellEnd"/>
+      <w:r>
+        <w:rPr>
+          <w:rFonts w:ascii="Times New Roman" w:eastAsia="Times New Roman" w:hAnsi="Times New Roman" w:cs="Times New Roman"/>
+          <w:sz w:val="24"/>
+          <w:szCs w:val="24"/>
+        </w:rPr>
+        <w:t xml:space="preserve"> browser request </w:t>
+      </w:r>
+      <w:proofErr w:type="spellStart"/>
+      <w:proofErr w:type="gramStart"/>
+      <w:r>
+        <w:rPr>
+          <w:rFonts w:ascii="Times New Roman" w:eastAsia="Times New Roman" w:hAnsi="Times New Roman" w:cs="Times New Roman"/>
+          <w:sz w:val="24"/>
+          <w:szCs w:val="24"/>
+        </w:rPr>
+        <w:t>ko</w:t>
+      </w:r>
+      <w:proofErr w:type="spellEnd"/>
+      <w:proofErr w:type="gramEnd"/>
+      <w:r>
+        <w:rPr>
+          <w:rFonts w:ascii="Times New Roman" w:eastAsia="Times New Roman" w:hAnsi="Times New Roman" w:cs="Times New Roman"/>
+          <w:sz w:val="24"/>
+          <w:szCs w:val="24"/>
+        </w:rPr>
+        <w:t xml:space="preserve"> accept </w:t>
+      </w:r>
+      <w:proofErr w:type="spellStart"/>
+      <w:r>
+        <w:rPr>
+          <w:rFonts w:ascii="Times New Roman" w:eastAsia="Times New Roman" w:hAnsi="Times New Roman" w:cs="Times New Roman"/>
+          <w:sz w:val="24"/>
+          <w:szCs w:val="24"/>
+        </w:rPr>
+        <w:t>karta</w:t>
+      </w:r>
+      <w:proofErr w:type="spellEnd"/>
+      <w:r>
+        <w:rPr>
+          <w:rFonts w:ascii="Times New Roman" w:eastAsia="Times New Roman" w:hAnsi="Times New Roman" w:cs="Times New Roman"/>
+          <w:sz w:val="24"/>
+          <w:szCs w:val="24"/>
+        </w:rPr>
+        <w:t xml:space="preserve"> </w:t>
+      </w:r>
+      <w:proofErr w:type="spellStart"/>
+      <w:r>
+        <w:rPr>
+          <w:rFonts w:ascii="Times New Roman" w:eastAsia="Times New Roman" w:hAnsi="Times New Roman" w:cs="Times New Roman"/>
+          <w:sz w:val="24"/>
+          <w:szCs w:val="24"/>
+        </w:rPr>
+        <w:t>hai</w:t>
+      </w:r>
+      <w:proofErr w:type="spellEnd"/>
+      <w:r>
+        <w:rPr>
+          <w:rFonts w:ascii="Times New Roman" w:eastAsia="Times New Roman" w:hAnsi="Times New Roman" w:cs="Times New Roman"/>
+          <w:sz w:val="24"/>
+          <w:szCs w:val="24"/>
+        </w:rPr>
+        <w:t xml:space="preserve">, </w:t>
+      </w:r>
+      <w:proofErr w:type="spellStart"/>
+      <w:r>
+        <w:rPr>
+          <w:rFonts w:ascii="Times New Roman" w:eastAsia="Times New Roman" w:hAnsi="Times New Roman" w:cs="Times New Roman"/>
+          <w:sz w:val="24"/>
+          <w:szCs w:val="24"/>
+        </w:rPr>
+        <w:t>warna</w:t>
+      </w:r>
+      <w:proofErr w:type="spellEnd"/>
+      <w:r>
+        <w:rPr>
+          <w:rFonts w:ascii="Times New Roman" w:eastAsia="Times New Roman" w:hAnsi="Times New Roman" w:cs="Times New Roman"/>
+          <w:sz w:val="24"/>
+          <w:szCs w:val="24"/>
+        </w:rPr>
+        <w:t xml:space="preserve"> </w:t>
+      </w:r>
+      <w:proofErr w:type="spellStart"/>
+      <w:r>
+        <w:rPr>
+          <w:rFonts w:ascii="Times New Roman" w:eastAsia="Times New Roman" w:hAnsi="Times New Roman" w:cs="Times New Roman"/>
+          <w:sz w:val="24"/>
+          <w:szCs w:val="24"/>
+        </w:rPr>
+        <w:t>wo</w:t>
+      </w:r>
+      <w:proofErr w:type="spellEnd"/>
+      <w:r>
+        <w:rPr>
+          <w:rFonts w:ascii="Times New Roman" w:eastAsia="Times New Roman" w:hAnsi="Times New Roman" w:cs="Times New Roman"/>
+          <w:sz w:val="24"/>
+          <w:szCs w:val="24"/>
+        </w:rPr>
+        <w:t xml:space="preserve"> block ho </w:t>
+      </w:r>
+      <w:proofErr w:type="spellStart"/>
+      <w:r>
+        <w:rPr>
+          <w:rFonts w:ascii="Times New Roman" w:eastAsia="Times New Roman" w:hAnsi="Times New Roman" w:cs="Times New Roman"/>
+          <w:sz w:val="24"/>
+          <w:szCs w:val="24"/>
+        </w:rPr>
+        <w:t>jata</w:t>
+      </w:r>
+      <w:proofErr w:type="spellEnd"/>
+      <w:r>
+        <w:rPr>
+          <w:rFonts w:ascii="Times New Roman" w:eastAsia="Times New Roman" w:hAnsi="Times New Roman" w:cs="Times New Roman"/>
+          <w:sz w:val="24"/>
+          <w:szCs w:val="24"/>
+        </w:rPr>
+        <w:t xml:space="preserve"> </w:t>
+      </w:r>
+      <w:proofErr w:type="spellStart"/>
+      <w:r>
+        <w:rPr>
+          <w:rFonts w:ascii="Times New Roman" w:eastAsia="Times New Roman" w:hAnsi="Times New Roman" w:cs="Times New Roman"/>
+          <w:sz w:val="24"/>
+          <w:szCs w:val="24"/>
+        </w:rPr>
+        <w:t>hai</w:t>
+      </w:r>
+      <w:proofErr w:type="spellEnd"/>
+      <w:r>
+        <w:rPr>
+          <w:rFonts w:ascii="Times New Roman" w:eastAsia="Times New Roman" w:hAnsi="Times New Roman" w:cs="Times New Roman"/>
+          <w:sz w:val="24"/>
+          <w:szCs w:val="24"/>
+        </w:rPr>
+        <w:t xml:space="preserve">. Ye web security </w:t>
+      </w:r>
+      <w:proofErr w:type="spellStart"/>
+      <w:proofErr w:type="gramStart"/>
+      <w:r>
+        <w:rPr>
+          <w:rFonts w:ascii="Times New Roman" w:eastAsia="Times New Roman" w:hAnsi="Times New Roman" w:cs="Times New Roman"/>
+          <w:sz w:val="24"/>
+          <w:szCs w:val="24"/>
+        </w:rPr>
+        <w:t>ko</w:t>
+      </w:r>
+      <w:proofErr w:type="spellEnd"/>
+      <w:proofErr w:type="gramEnd"/>
+      <w:r>
+        <w:rPr>
+          <w:rFonts w:ascii="Times New Roman" w:eastAsia="Times New Roman" w:hAnsi="Times New Roman" w:cs="Times New Roman"/>
+          <w:sz w:val="24"/>
+          <w:szCs w:val="24"/>
+        </w:rPr>
+        <w:t xml:space="preserve"> maintain </w:t>
+      </w:r>
+      <w:proofErr w:type="spellStart"/>
+      <w:r>
+        <w:rPr>
+          <w:rFonts w:ascii="Times New Roman" w:eastAsia="Times New Roman" w:hAnsi="Times New Roman" w:cs="Times New Roman"/>
+          <w:sz w:val="24"/>
+          <w:szCs w:val="24"/>
+        </w:rPr>
+        <w:t>karne</w:t>
+      </w:r>
+      <w:proofErr w:type="spellEnd"/>
+      <w:r>
+        <w:rPr>
+          <w:rFonts w:ascii="Times New Roman" w:eastAsia="Times New Roman" w:hAnsi="Times New Roman" w:cs="Times New Roman"/>
+          <w:sz w:val="24"/>
+          <w:szCs w:val="24"/>
+        </w:rPr>
+        <w:t xml:space="preserve"> </w:t>
+      </w:r>
+      <w:proofErr w:type="spellStart"/>
+      <w:r>
+        <w:rPr>
+          <w:rFonts w:ascii="Times New Roman" w:eastAsia="Times New Roman" w:hAnsi="Times New Roman" w:cs="Times New Roman"/>
+          <w:sz w:val="24"/>
+          <w:szCs w:val="24"/>
+        </w:rPr>
+        <w:t>ke</w:t>
+      </w:r>
+      <w:proofErr w:type="spellEnd"/>
+      <w:r>
+        <w:rPr>
+          <w:rFonts w:ascii="Times New Roman" w:eastAsia="Times New Roman" w:hAnsi="Times New Roman" w:cs="Times New Roman"/>
+          <w:sz w:val="24"/>
+          <w:szCs w:val="24"/>
+        </w:rPr>
+        <w:t xml:space="preserve"> </w:t>
+      </w:r>
+      <w:proofErr w:type="spellStart"/>
+      <w:r>
+        <w:rPr>
+          <w:rFonts w:ascii="Times New Roman" w:eastAsia="Times New Roman" w:hAnsi="Times New Roman" w:cs="Times New Roman"/>
+          <w:sz w:val="24"/>
+          <w:szCs w:val="24"/>
+        </w:rPr>
+        <w:t>liye</w:t>
+      </w:r>
+      <w:proofErr w:type="spellEnd"/>
+      <w:r>
+        <w:rPr>
+          <w:rFonts w:ascii="Times New Roman" w:eastAsia="Times New Roman" w:hAnsi="Times New Roman" w:cs="Times New Roman"/>
+          <w:sz w:val="24"/>
+          <w:szCs w:val="24"/>
+        </w:rPr>
+        <w:t xml:space="preserve"> use </w:t>
+      </w:r>
+      <w:proofErr w:type="spellStart"/>
+      <w:r>
+        <w:rPr>
+          <w:rFonts w:ascii="Times New Roman" w:eastAsia="Times New Roman" w:hAnsi="Times New Roman" w:cs="Times New Roman"/>
+          <w:sz w:val="24"/>
+          <w:szCs w:val="24"/>
+        </w:rPr>
+        <w:t>hota</w:t>
+      </w:r>
+      <w:proofErr w:type="spellEnd"/>
+      <w:r>
+        <w:rPr>
+          <w:rFonts w:ascii="Times New Roman" w:eastAsia="Times New Roman" w:hAnsi="Times New Roman" w:cs="Times New Roman"/>
+          <w:sz w:val="24"/>
+          <w:szCs w:val="24"/>
+        </w:rPr>
+        <w:t xml:space="preserve"> </w:t>
+      </w:r>
+      <w:proofErr w:type="spellStart"/>
+      <w:r>
+        <w:rPr>
+          <w:rFonts w:ascii="Times New Roman" w:eastAsia="Times New Roman" w:hAnsi="Times New Roman" w:cs="Times New Roman"/>
+          <w:sz w:val="24"/>
+          <w:szCs w:val="24"/>
+        </w:rPr>
+        <w:t>hai</w:t>
+      </w:r>
+      <w:proofErr w:type="spellEnd"/>
+      <w:r>
+        <w:rPr>
+          <w:rFonts w:ascii="Times New Roman" w:eastAsia="Times New Roman" w:hAnsi="Times New Roman" w:cs="Times New Roman"/>
+          <w:sz w:val="24"/>
+          <w:szCs w:val="24"/>
+        </w:rPr>
+        <w:t>.</w:t>
+      </w:r>
+    </w:p>
+    <w:p>
+      <w:pPr>
+        <w:rPr>
+          <w:b/>
+          <w:bCs/>
+          <w:sz w:val="32"/>
+          <w:szCs w:val="32"/>
+        </w:rPr>
+      </w:pPr>
+    </w:p>
+    <w:p>
+      <w:pPr>
+        <w:rPr>
+          <w:b/>
+          <w:bCs/>
+          <w:sz w:val="32"/>
+          <w:szCs w:val="32"/>
+        </w:rPr>
+      </w:pPr>
+      <w:bookmarkStart w:id="0" w:name="_GoBack"/>
+      <w:bookmarkEnd w:id="0"/>
     </w:p>
     <w:sectPr>
       <w:pgSz w:w="12240" w:h="15840"/>
@@ -3026,9 +4175,9 @@
     </w:lvl>
   </w:abstractNum>
   <w:abstractNum w:abstractNumId="3">
-    <w:nsid w:val="2351162E"/>
+    <w:nsid w:val="1BC92ED3"/>
     <w:multiLevelType w:val="multilevel"/>
-    <w:tmpl w:val="247E6548"/>
+    <w:tmpl w:val="44FABD9A"/>
     <w:lvl w:ilvl="0">
       <w:start w:val="1"/>
       <w:numFmt w:val="bullet"/>
@@ -3175,9 +4324,9 @@
     </w:lvl>
   </w:abstractNum>
   <w:abstractNum w:abstractNumId="4">
-    <w:nsid w:val="3CA07569"/>
+    <w:nsid w:val="2351162E"/>
     <w:multiLevelType w:val="multilevel"/>
-    <w:tmpl w:val="08E24656"/>
+    <w:tmpl w:val="247E6548"/>
     <w:lvl w:ilvl="0">
       <w:start w:val="1"/>
       <w:numFmt w:val="bullet"/>
@@ -3323,11 +4472,160 @@
       </w:rPr>
     </w:lvl>
   </w:abstractNum>
+  <w:abstractNum w:abstractNumId="5">
+    <w:nsid w:val="3CA07569"/>
+    <w:multiLevelType w:val="multilevel"/>
+    <w:tmpl w:val="08E24656"/>
+    <w:lvl w:ilvl="0">
+      <w:start w:val="1"/>
+      <w:numFmt w:val="bullet"/>
+      <w:lvlText w:val=""/>
+      <w:lvlJc w:val="left"/>
+      <w:pPr>
+        <w:tabs>
+          <w:tab w:val="num" w:pos="720"/>
+        </w:tabs>
+        <w:ind w:left="720" w:hanging="360"/>
+      </w:pPr>
+      <w:rPr>
+        <w:rFonts w:ascii="Symbol" w:hAnsi="Symbol" w:hint="default"/>
+        <w:sz w:val="20"/>
+      </w:rPr>
+    </w:lvl>
+    <w:lvl w:ilvl="1" w:tentative="1">
+      <w:start w:val="1"/>
+      <w:numFmt w:val="bullet"/>
+      <w:lvlText w:val="o"/>
+      <w:lvlJc w:val="left"/>
+      <w:pPr>
+        <w:tabs>
+          <w:tab w:val="num" w:pos="1440"/>
+        </w:tabs>
+        <w:ind w:left="1440" w:hanging="360"/>
+      </w:pPr>
+      <w:rPr>
+        <w:rFonts w:ascii="Courier New" w:hAnsi="Courier New" w:hint="default"/>
+        <w:sz w:val="20"/>
+      </w:rPr>
+    </w:lvl>
+    <w:lvl w:ilvl="2" w:tentative="1">
+      <w:start w:val="1"/>
+      <w:numFmt w:val="bullet"/>
+      <w:lvlText w:val=""/>
+      <w:lvlJc w:val="left"/>
+      <w:pPr>
+        <w:tabs>
+          <w:tab w:val="num" w:pos="2160"/>
+        </w:tabs>
+        <w:ind w:left="2160" w:hanging="360"/>
+      </w:pPr>
+      <w:rPr>
+        <w:rFonts w:ascii="Wingdings" w:hAnsi="Wingdings" w:hint="default"/>
+        <w:sz w:val="20"/>
+      </w:rPr>
+    </w:lvl>
+    <w:lvl w:ilvl="3" w:tentative="1">
+      <w:start w:val="1"/>
+      <w:numFmt w:val="bullet"/>
+      <w:lvlText w:val=""/>
+      <w:lvlJc w:val="left"/>
+      <w:pPr>
+        <w:tabs>
+          <w:tab w:val="num" w:pos="2880"/>
+        </w:tabs>
+        <w:ind w:left="2880" w:hanging="360"/>
+      </w:pPr>
+      <w:rPr>
+        <w:rFonts w:ascii="Wingdings" w:hAnsi="Wingdings" w:hint="default"/>
+        <w:sz w:val="20"/>
+      </w:rPr>
+    </w:lvl>
+    <w:lvl w:ilvl="4" w:tentative="1">
+      <w:start w:val="1"/>
+      <w:numFmt w:val="bullet"/>
+      <w:lvlText w:val=""/>
+      <w:lvlJc w:val="left"/>
+      <w:pPr>
+        <w:tabs>
+          <w:tab w:val="num" w:pos="3600"/>
+        </w:tabs>
+        <w:ind w:left="3600" w:hanging="360"/>
+      </w:pPr>
+      <w:rPr>
+        <w:rFonts w:ascii="Wingdings" w:hAnsi="Wingdings" w:hint="default"/>
+        <w:sz w:val="20"/>
+      </w:rPr>
+    </w:lvl>
+    <w:lvl w:ilvl="5" w:tentative="1">
+      <w:start w:val="1"/>
+      <w:numFmt w:val="bullet"/>
+      <w:lvlText w:val=""/>
+      <w:lvlJc w:val="left"/>
+      <w:pPr>
+        <w:tabs>
+          <w:tab w:val="num" w:pos="4320"/>
+        </w:tabs>
+        <w:ind w:left="4320" w:hanging="360"/>
+      </w:pPr>
+      <w:rPr>
+        <w:rFonts w:ascii="Wingdings" w:hAnsi="Wingdings" w:hint="default"/>
+        <w:sz w:val="20"/>
+      </w:rPr>
+    </w:lvl>
+    <w:lvl w:ilvl="6" w:tentative="1">
+      <w:start w:val="1"/>
+      <w:numFmt w:val="bullet"/>
+      <w:lvlText w:val=""/>
+      <w:lvlJc w:val="left"/>
+      <w:pPr>
+        <w:tabs>
+          <w:tab w:val="num" w:pos="5040"/>
+        </w:tabs>
+        <w:ind w:left="5040" w:hanging="360"/>
+      </w:pPr>
+      <w:rPr>
+        <w:rFonts w:ascii="Wingdings" w:hAnsi="Wingdings" w:hint="default"/>
+        <w:sz w:val="20"/>
+      </w:rPr>
+    </w:lvl>
+    <w:lvl w:ilvl="7" w:tentative="1">
+      <w:start w:val="1"/>
+      <w:numFmt w:val="bullet"/>
+      <w:lvlText w:val=""/>
+      <w:lvlJc w:val="left"/>
+      <w:pPr>
+        <w:tabs>
+          <w:tab w:val="num" w:pos="5760"/>
+        </w:tabs>
+        <w:ind w:left="5760" w:hanging="360"/>
+      </w:pPr>
+      <w:rPr>
+        <w:rFonts w:ascii="Wingdings" w:hAnsi="Wingdings" w:hint="default"/>
+        <w:sz w:val="20"/>
+      </w:rPr>
+    </w:lvl>
+    <w:lvl w:ilvl="8" w:tentative="1">
+      <w:start w:val="1"/>
+      <w:numFmt w:val="bullet"/>
+      <w:lvlText w:val=""/>
+      <w:lvlJc w:val="left"/>
+      <w:pPr>
+        <w:tabs>
+          <w:tab w:val="num" w:pos="6480"/>
+        </w:tabs>
+        <w:ind w:left="6480" w:hanging="360"/>
+      </w:pPr>
+      <w:rPr>
+        <w:rFonts w:ascii="Wingdings" w:hAnsi="Wingdings" w:hint="default"/>
+        <w:sz w:val="20"/>
+      </w:rPr>
+    </w:lvl>
+  </w:abstractNum>
   <w:num w:numId="1">
-    <w:abstractNumId w:val="3"/>
+    <w:abstractNumId w:val="4"/>
   </w:num>
   <w:num w:numId="2">
-    <w:abstractNumId w:val="4"/>
+    <w:abstractNumId w:val="5"/>
   </w:num>
   <w:num w:numId="3">
     <w:abstractNumId w:val="1"/>
@@ -3337,6 +4635,9 @@
   </w:num>
   <w:num w:numId="5">
     <w:abstractNumId w:val="0"/>
+  </w:num>
+  <w:num w:numId="6">
+    <w:abstractNumId w:val="3"/>
   </w:num>
 </w:numbering>
 </file>
@@ -3613,6 +4914,17 @@
       <w:szCs w:val="24"/>
     </w:rPr>
   </w:style>
+  <w:style w:type="paragraph" w:styleId="ListParagraph">
+    <w:name w:val="List Paragraph"/>
+    <w:basedOn w:val="Normal"/>
+    <w:uiPriority w:val="34"/>
+    <w:qFormat/>
+    <w:rsid w:val="005630D7"/>
+    <w:pPr>
+      <w:ind w:left="720"/>
+      <w:contextualSpacing/>
+    </w:pPr>
+  </w:style>
 </w:styles>
 </file>
 
@@ -3887,6 +5199,17 @@
       <w:sz w:val="24"/>
       <w:szCs w:val="24"/>
     </w:rPr>
+  </w:style>
+  <w:style w:type="paragraph" w:styleId="ListParagraph">
+    <w:name w:val="List Paragraph"/>
+    <w:basedOn w:val="Normal"/>
+    <w:uiPriority w:val="34"/>
+    <w:qFormat/>
+    <w:rsid w:val="005630D7"/>
+    <w:pPr>
+      <w:ind w:left="720"/>
+      <w:contextualSpacing/>
+    </w:pPr>
   </w:style>
 </w:styles>
 </file>

--- a/nodejs/interview Questions/Main Questions.docx
+++ b/nodejs/interview Questions/Main Questions.docx
@@ -1,6 +1,6 @@
 
 <file path=word/document.xml><?xml version="1.0" encoding="utf-8"?>
-<w:document xmlns:wpc="http://schemas.microsoft.com/office/word/2010/wordprocessingCanvas" xmlns:mc="http://schemas.openxmlformats.org/markup-compatibility/2006" xmlns:o="urn:schemas-microsoft-com:office:office" xmlns:r="http://schemas.openxmlformats.org/officeDocument/2006/relationships" xmlns:m="http://schemas.openxmlformats.org/officeDocument/2006/math" xmlns:v="urn:schemas-microsoft-com:vml" xmlns:wp14="http://schemas.microsoft.com/office/word/2010/wordprocessingDrawing" xmlns:wp="http://schemas.openxmlformats.org/drawingml/2006/wordprocessingDrawing" xmlns:w10="urn:schemas-microsoft-com:office:word" xmlns:w="http://schemas.openxmlformats.org/wordprocessingml/2006/main" xmlns:w14="http://schemas.microsoft.com/office/word/2010/wordml" xmlns:wpg="http://schemas.microsoft.com/office/word/2010/wordprocessingGroup" xmlns:wpi="http://schemas.microsoft.com/office/word/2010/wordprocessingInk" xmlns:wne="http://schemas.microsoft.com/office/word/2006/wordml" xmlns:wps="http://schemas.microsoft.com/office/word/2010/wordprocessingShape" mc:Ignorable="w14 wp14">
+<w:document xmlns:wpc="http://schemas.microsoft.com/office/word/2010/wordprocessingCanvas" xmlns:cx="http://schemas.microsoft.com/office/drawing/2014/chartex" xmlns:cx1="http://schemas.microsoft.com/office/drawing/2015/9/8/chartex" xmlns:cx2="http://schemas.microsoft.com/office/drawing/2015/10/21/chartex" xmlns:cx3="http://schemas.microsoft.com/office/drawing/2016/5/9/chartex" xmlns:cx4="http://schemas.microsoft.com/office/drawing/2016/5/10/chartex" xmlns:cx5="http://schemas.microsoft.com/office/drawing/2016/5/11/chartex" xmlns:cx6="http://schemas.microsoft.com/office/drawing/2016/5/12/chartex" xmlns:cx7="http://schemas.microsoft.com/office/drawing/2016/5/13/chartex" xmlns:cx8="http://schemas.microsoft.com/office/drawing/2016/5/14/chartex" xmlns:mc="http://schemas.openxmlformats.org/markup-compatibility/2006" xmlns:aink="http://schemas.microsoft.com/office/drawing/2016/ink" xmlns:am3d="http://schemas.microsoft.com/office/drawing/2017/model3d" xmlns:o="urn:schemas-microsoft-com:office:office" xmlns:oel="http://schemas.microsoft.com/office/2019/extlst" xmlns:r="http://schemas.openxmlformats.org/officeDocument/2006/relationships" xmlns:m="http://schemas.openxmlformats.org/officeDocument/2006/math" xmlns:v="urn:schemas-microsoft-com:vml" xmlns:wp14="http://schemas.microsoft.com/office/word/2010/wordprocessingDrawing" xmlns:wp="http://schemas.openxmlformats.org/drawingml/2006/wordprocessingDrawing" xmlns:w10="urn:schemas-microsoft-com:office:word" xmlns:w="http://schemas.openxmlformats.org/wordprocessingml/2006/main" xmlns:w14="http://schemas.microsoft.com/office/word/2010/wordml" xmlns:w15="http://schemas.microsoft.com/office/word/2012/wordml" xmlns:w16cex="http://schemas.microsoft.com/office/word/2018/wordml/cex" xmlns:w16cid="http://schemas.microsoft.com/office/word/2016/wordml/cid" xmlns:w16="http://schemas.microsoft.com/office/word/2018/wordml" xmlns:w16du="http://schemas.microsoft.com/office/word/2023/wordml/word16du" xmlns:w16sdtdh="http://schemas.microsoft.com/office/word/2020/wordml/sdtdatahash" xmlns:w16sdtfl="http://schemas.microsoft.com/office/word/2024/wordml/sdtformatlock" xmlns:w16se="http://schemas.microsoft.com/office/word/2015/wordml/symex" xmlns:wpg="http://schemas.microsoft.com/office/word/2010/wordprocessingGroup" xmlns:wpi="http://schemas.microsoft.com/office/word/2010/wordprocessingInk" xmlns:wne="http://schemas.microsoft.com/office/word/2006/wordml" xmlns:wps="http://schemas.microsoft.com/office/word/2010/wordprocessingShape" mc:Ignorable="w14 w15 w16se w16cid w16 w16cex w16sdtdh w16sdtfl w16du wp14">
   <w:body>
     <w:p>
       <w:pPr>
@@ -66,25 +66,7 @@
           <w:sz w:val="24"/>
           <w:szCs w:val="24"/>
         </w:rPr>
-        <w:t xml:space="preserve"> </w:t>
-      </w:r>
-      <w:proofErr w:type="spellStart"/>
-      <w:r>
-        <w:rPr>
-          <w:rFonts w:ascii="Times New Roman" w:eastAsia="Times New Roman" w:hAnsi="Times New Roman" w:cs="Times New Roman"/>
-          <w:sz w:val="24"/>
-          <w:szCs w:val="24"/>
-        </w:rPr>
-        <w:t>ek</w:t>
-      </w:r>
-      <w:proofErr w:type="spellEnd"/>
-      <w:r>
-        <w:rPr>
-          <w:rFonts w:ascii="Times New Roman" w:eastAsia="Times New Roman" w:hAnsi="Times New Roman" w:cs="Times New Roman"/>
-          <w:sz w:val="24"/>
-          <w:szCs w:val="24"/>
-        </w:rPr>
-        <w:t xml:space="preserve"> open-source, cross-platform </w:t>
+        <w:t xml:space="preserve"> ek open-source, cross-platform </w:t>
       </w:r>
       <w:r>
         <w:rPr>
@@ -120,45 +102,7 @@
           <w:sz w:val="24"/>
           <w:szCs w:val="24"/>
         </w:rPr>
-        <w:t xml:space="preserve"> </w:t>
-      </w:r>
-      <w:proofErr w:type="spellStart"/>
-      <w:proofErr w:type="gramStart"/>
-      <w:r>
-        <w:rPr>
-          <w:rFonts w:ascii="Times New Roman" w:eastAsia="Times New Roman" w:hAnsi="Times New Roman" w:cs="Times New Roman"/>
-          <w:sz w:val="24"/>
-          <w:szCs w:val="24"/>
-        </w:rPr>
-        <w:t>jo</w:t>
-      </w:r>
-      <w:proofErr w:type="spellEnd"/>
-      <w:proofErr w:type="gramEnd"/>
-      <w:r>
-        <w:rPr>
-          <w:rFonts w:ascii="Times New Roman" w:eastAsia="Times New Roman" w:hAnsi="Times New Roman" w:cs="Times New Roman"/>
-          <w:sz w:val="24"/>
-          <w:szCs w:val="24"/>
-        </w:rPr>
-        <w:t xml:space="preserve"> JavaScript code </w:t>
-      </w:r>
-      <w:proofErr w:type="spellStart"/>
-      <w:r>
-        <w:rPr>
-          <w:rFonts w:ascii="Times New Roman" w:eastAsia="Times New Roman" w:hAnsi="Times New Roman" w:cs="Times New Roman"/>
-          <w:sz w:val="24"/>
-          <w:szCs w:val="24"/>
-        </w:rPr>
-        <w:t>ko</w:t>
-      </w:r>
-      <w:proofErr w:type="spellEnd"/>
-      <w:r>
-        <w:rPr>
-          <w:rFonts w:ascii="Times New Roman" w:eastAsia="Times New Roman" w:hAnsi="Times New Roman" w:cs="Times New Roman"/>
-          <w:sz w:val="24"/>
-          <w:szCs w:val="24"/>
-        </w:rPr>
-        <w:t xml:space="preserve"> </w:t>
+        <w:t xml:space="preserve"> jo JavaScript code ko </w:t>
       </w:r>
       <w:r>
         <w:rPr>
@@ -365,25 +309,7 @@
           <w:sz w:val="24"/>
           <w:szCs w:val="24"/>
         </w:rPr>
-        <w:t xml:space="preserve"> </w:t>
-      </w:r>
-      <w:proofErr w:type="spellStart"/>
-      <w:r>
-        <w:rPr>
-          <w:rFonts w:ascii="Times New Roman" w:eastAsia="Times New Roman" w:hAnsi="Times New Roman" w:cs="Times New Roman"/>
-          <w:sz w:val="24"/>
-          <w:szCs w:val="24"/>
-        </w:rPr>
-        <w:t>bahar</w:t>
-      </w:r>
-      <w:proofErr w:type="spellEnd"/>
-      <w:r>
-        <w:rPr>
-          <w:rFonts w:ascii="Times New Roman" w:eastAsia="Times New Roman" w:hAnsi="Times New Roman" w:cs="Times New Roman"/>
-          <w:sz w:val="24"/>
-          <w:szCs w:val="24"/>
-        </w:rPr>
-        <w:t xml:space="preserve">, </w:t>
+        <w:t xml:space="preserve"> bahar, </w:t>
       </w:r>
       <w:proofErr w:type="spellStart"/>
       <w:r>
@@ -495,25 +421,7 @@
           <w:sz w:val="24"/>
           <w:szCs w:val="24"/>
         </w:rPr>
-        <w:t xml:space="preserve"> </w:t>
-      </w:r>
-      <w:proofErr w:type="spellStart"/>
-      <w:r>
-        <w:rPr>
-          <w:rFonts w:ascii="Times New Roman" w:eastAsia="Times New Roman" w:hAnsi="Times New Roman" w:cs="Times New Roman"/>
-          <w:sz w:val="24"/>
-          <w:szCs w:val="24"/>
-        </w:rPr>
-        <w:t>aur</w:t>
-      </w:r>
-      <w:proofErr w:type="spellEnd"/>
-      <w:r>
-        <w:rPr>
-          <w:rFonts w:ascii="Times New Roman" w:eastAsia="Times New Roman" w:hAnsi="Times New Roman" w:cs="Times New Roman"/>
-          <w:sz w:val="24"/>
-          <w:szCs w:val="24"/>
-        </w:rPr>
-        <w:t xml:space="preserve"> </w:t>
+        <w:t xml:space="preserve"> aur </w:t>
       </w:r>
       <w:r>
         <w:rPr>
@@ -765,15 +673,7 @@
     </w:p>
     <w:p>
       <w:r>
-        <w:t xml:space="preserve">Event loop </w:t>
-      </w:r>
-      <w:proofErr w:type="spellStart"/>
-      <w:r>
-        <w:t>ek</w:t>
-      </w:r>
-      <w:proofErr w:type="spellEnd"/>
-      <w:r>
-        <w:t xml:space="preserve"> mechanism </w:t>
+        <w:t xml:space="preserve">Event loop ek mechanism </w:t>
       </w:r>
       <w:proofErr w:type="spellStart"/>
       <w:r>
@@ -781,33 +681,7 @@
       </w:r>
       <w:proofErr w:type="spellEnd"/>
       <w:r>
-        <w:t xml:space="preserve"> </w:t>
-      </w:r>
-      <w:proofErr w:type="spellStart"/>
-      <w:proofErr w:type="gramStart"/>
-      <w:r>
-        <w:t>jo</w:t>
-      </w:r>
-      <w:proofErr w:type="spellEnd"/>
-      <w:proofErr w:type="gramEnd"/>
-      <w:r>
-        <w:t xml:space="preserve"> asynchronous tasks </w:t>
-      </w:r>
-      <w:proofErr w:type="spellStart"/>
-      <w:r>
-        <w:t>ko</w:t>
-      </w:r>
-      <w:proofErr w:type="spellEnd"/>
-      <w:r>
-        <w:t xml:space="preserve"> </w:t>
-      </w:r>
-      <w:proofErr w:type="spellStart"/>
-      <w:r>
-        <w:t>ek</w:t>
-      </w:r>
-      <w:proofErr w:type="spellEnd"/>
-      <w:r>
-        <w:t xml:space="preserve"> hi thread me process </w:t>
+        <w:t xml:space="preserve"> jo asynchronous tasks ko ek hi thread me process </w:t>
       </w:r>
       <w:proofErr w:type="spellStart"/>
       <w:r>
@@ -839,25 +713,7 @@
       </w:r>
       <w:proofErr w:type="spellEnd"/>
       <w:r>
-        <w:t xml:space="preserve"> </w:t>
-      </w:r>
-      <w:proofErr w:type="spellStart"/>
-      <w:r>
-        <w:t>aur</w:t>
-      </w:r>
-      <w:proofErr w:type="spellEnd"/>
-      <w:r>
-        <w:t xml:space="preserve"> callback functions </w:t>
-      </w:r>
-      <w:proofErr w:type="spellStart"/>
-      <w:proofErr w:type="gramStart"/>
-      <w:r>
-        <w:t>ko</w:t>
-      </w:r>
-      <w:proofErr w:type="spellEnd"/>
-      <w:proofErr w:type="gramEnd"/>
-      <w:r>
-        <w:t xml:space="preserve"> execute </w:t>
+        <w:t xml:space="preserve"> aur callback functions ko execute </w:t>
       </w:r>
       <w:proofErr w:type="spellStart"/>
       <w:r>
@@ -899,15 +755,7 @@
         <w:t>Call Stack</w:t>
       </w:r>
       <w:r>
-        <w:t xml:space="preserve">: </w:t>
-      </w:r>
-      <w:proofErr w:type="spellStart"/>
-      <w:r>
-        <w:t>Sabse</w:t>
-      </w:r>
-      <w:proofErr w:type="spellEnd"/>
-      <w:r>
-        <w:t xml:space="preserve"> </w:t>
+        <w:t xml:space="preserve">: Sabse </w:t>
       </w:r>
       <w:proofErr w:type="spellStart"/>
       <w:r>
@@ -991,7 +839,15 @@
         <w:t>Event Loop</w:t>
       </w:r>
       <w:r>
-        <w:t xml:space="preserve">: Event loop continuously check </w:t>
+        <w:t xml:space="preserve">: Event loop continuously </w:t>
+      </w:r>
+      <w:proofErr w:type="gramStart"/>
+      <w:r>
+        <w:t>check</w:t>
+      </w:r>
+      <w:proofErr w:type="gramEnd"/>
+      <w:r>
+        <w:t xml:space="preserve"> </w:t>
       </w:r>
       <w:proofErr w:type="spellStart"/>
       <w:r>
@@ -1015,17 +871,7 @@
       </w:r>
       <w:proofErr w:type="spellEnd"/>
       <w:r>
-        <w:t xml:space="preserve">, to </w:t>
-      </w:r>
-      <w:proofErr w:type="spellStart"/>
-      <w:proofErr w:type="gramStart"/>
-      <w:r>
-        <w:t>wo</w:t>
-      </w:r>
-      <w:proofErr w:type="spellEnd"/>
-      <w:proofErr w:type="gramEnd"/>
-      <w:r>
-        <w:t xml:space="preserve"> event queue se task </w:t>
+        <w:t xml:space="preserve">, to wo event queue se task </w:t>
       </w:r>
       <w:proofErr w:type="spellStart"/>
       <w:r>
@@ -1086,23 +932,7 @@
         <w:pStyle w:val="Heading4"/>
       </w:pPr>
       <w:r>
-        <w:t xml:space="preserve">Express.js </w:t>
-      </w:r>
-      <w:proofErr w:type="spellStart"/>
-      <w:r>
-        <w:t>ek</w:t>
-      </w:r>
-      <w:proofErr w:type="spellEnd"/>
-      <w:r>
-        <w:t xml:space="preserve"> Node.js </w:t>
-      </w:r>
-      <w:proofErr w:type="spellStart"/>
-      <w:r>
-        <w:t>ka</w:t>
-      </w:r>
-      <w:proofErr w:type="spellEnd"/>
-      <w:r>
-        <w:t xml:space="preserve"> web framework </w:t>
+        <w:t xml:space="preserve">Express.js ek Node.js ka web framework </w:t>
       </w:r>
       <w:proofErr w:type="spellStart"/>
       <w:r>
@@ -1128,21 +958,22 @@
       <w:r>
         <w:t xml:space="preserve"> hum </w:t>
       </w:r>
-      <w:proofErr w:type="spellStart"/>
-      <w:r>
-        <w:t>asaani</w:t>
-      </w:r>
-      <w:proofErr w:type="spellEnd"/>
-      <w:r>
-        <w:t xml:space="preserve"> se web applications </w:t>
-      </w:r>
-      <w:proofErr w:type="spellStart"/>
-      <w:r>
-        <w:t>aur</w:t>
-      </w:r>
-      <w:proofErr w:type="spellEnd"/>
-      <w:r>
-        <w:t xml:space="preserve"> REST APIs </w:t>
+      <w:proofErr w:type="gramStart"/>
+      <w:r>
+        <w:t>easily</w:t>
+      </w:r>
+      <w:r>
+        <w:t xml:space="preserve"> </w:t>
+      </w:r>
+      <w:r>
+        <w:t xml:space="preserve"> </w:t>
+      </w:r>
+      <w:r>
+        <w:t>se</w:t>
+      </w:r>
+      <w:proofErr w:type="gramEnd"/>
+      <w:r>
+        <w:t xml:space="preserve"> web applications aur REST APIs </w:t>
       </w:r>
       <w:proofErr w:type="spellStart"/>
       <w:r>
@@ -1186,17 +1017,7 @@
       </w:r>
       <w:proofErr w:type="spellEnd"/>
       <w:r>
-        <w:t xml:space="preserve"> HTTP module </w:t>
-      </w:r>
-      <w:proofErr w:type="spellStart"/>
-      <w:proofErr w:type="gramStart"/>
-      <w:r>
-        <w:t>ko</w:t>
-      </w:r>
-      <w:proofErr w:type="spellEnd"/>
-      <w:proofErr w:type="gramEnd"/>
-      <w:r>
-        <w:t xml:space="preserve"> simplify </w:t>
+        <w:t xml:space="preserve"> HTTP module ko simplify </w:t>
       </w:r>
       <w:proofErr w:type="spellStart"/>
       <w:r>
@@ -1248,15 +1069,7 @@
         </w:numPr>
       </w:pPr>
       <w:r>
-        <w:t xml:space="preserve">Ye lightweight </w:t>
-      </w:r>
-      <w:proofErr w:type="spellStart"/>
-      <w:r>
-        <w:t>aur</w:t>
-      </w:r>
-      <w:proofErr w:type="spellEnd"/>
-      <w:r>
-        <w:t xml:space="preserve"> fast framework </w:t>
+        <w:t xml:space="preserve">Ye lightweight aur fast framework </w:t>
       </w:r>
       <w:proofErr w:type="spellStart"/>
       <w:r>
@@ -1324,23 +1137,7 @@
         <w:t>EJS</w:t>
       </w:r>
       <w:r>
-        <w:t xml:space="preserve"> (Embedded JavaScript) </w:t>
-      </w:r>
-      <w:proofErr w:type="spellStart"/>
-      <w:r>
-        <w:t>ek</w:t>
-      </w:r>
-      <w:proofErr w:type="spellEnd"/>
-      <w:r>
-        <w:t xml:space="preserve"> </w:t>
-      </w:r>
-      <w:proofErr w:type="spellStart"/>
-      <w:r>
-        <w:t>templating</w:t>
-      </w:r>
-      <w:proofErr w:type="spellEnd"/>
-      <w:r>
-        <w:t xml:space="preserve"> engine </w:t>
+        <w:t xml:space="preserve"> (Embedded JavaScript) ek templating engine </w:t>
       </w:r>
       <w:proofErr w:type="spellStart"/>
       <w:r>
@@ -1348,17 +1145,7 @@
       </w:r>
       <w:proofErr w:type="spellEnd"/>
       <w:r>
-        <w:t xml:space="preserve"> </w:t>
-      </w:r>
-      <w:proofErr w:type="spellStart"/>
-      <w:proofErr w:type="gramStart"/>
-      <w:r>
-        <w:t>jo</w:t>
-      </w:r>
-      <w:proofErr w:type="spellEnd"/>
-      <w:proofErr w:type="gramEnd"/>
-      <w:r>
-        <w:t xml:space="preserve"> HTML pages </w:t>
+        <w:t xml:space="preserve"> jo HTML pages </w:t>
       </w:r>
       <w:proofErr w:type="spellStart"/>
       <w:r>
@@ -1385,15 +1172,7 @@
       </w:r>
       <w:proofErr w:type="spellEnd"/>
       <w:r>
-        <w:t xml:space="preserve"> </w:t>
-      </w:r>
-      <w:proofErr w:type="spellStart"/>
-      <w:r>
-        <w:t>ki</w:t>
-      </w:r>
-      <w:proofErr w:type="spellEnd"/>
-      <w:r>
-        <w:t xml:space="preserve"> facility</w:t>
+        <w:t xml:space="preserve"> ki facility</w:t>
       </w:r>
       <w:r>
         <w:t xml:space="preserve"> </w:t>
@@ -1428,16 +1207,19 @@
         <w:t></w:t>
       </w:r>
       <w:r>
-        <w:t xml:space="preserve">  </w:t>
-      </w:r>
-      <w:proofErr w:type="spellStart"/>
-      <w:r>
-        <w:t>Iska</w:t>
-      </w:r>
-      <w:proofErr w:type="spellEnd"/>
+        <w:t xml:space="preserve">  Iska</w:t>
+      </w:r>
       <w:proofErr w:type="gramEnd"/>
       <w:r>
-        <w:t xml:space="preserve"> use hum dynamic HTML </w:t>
+        <w:t xml:space="preserve"> </w:t>
+      </w:r>
+      <w:proofErr w:type="gramStart"/>
+      <w:r>
+        <w:t>use</w:t>
+      </w:r>
+      <w:proofErr w:type="gramEnd"/>
+      <w:r>
+        <w:t xml:space="preserve"> hum dynamic HTML </w:t>
       </w:r>
       <w:proofErr w:type="spellStart"/>
       <w:r>
@@ -1505,15 +1287,7 @@
         <w:t>&lt;%= %&gt;</w:t>
       </w:r>
       <w:r>
-        <w:t xml:space="preserve"> </w:t>
-      </w:r>
-      <w:proofErr w:type="spellStart"/>
-      <w:r>
-        <w:t>aur</w:t>
-      </w:r>
-      <w:proofErr w:type="spellEnd"/>
-      <w:r>
-        <w:t xml:space="preserve"> </w:t>
+        <w:t xml:space="preserve"> aur </w:t>
       </w:r>
       <w:r>
         <w:rPr>
@@ -1530,11 +1304,86 @@
       </w:r>
       <w:proofErr w:type="spellEnd"/>
       <w:r>
-        <w:t xml:space="preserve"> tags </w:t>
-      </w:r>
-      <w:proofErr w:type="spellStart"/>
-      <w:r>
-        <w:t>ka</w:t>
+        <w:t xml:space="preserve"> tags ka use </w:t>
+      </w:r>
+      <w:proofErr w:type="spellStart"/>
+      <w:r>
+        <w:t>hota</w:t>
+      </w:r>
+      <w:proofErr w:type="spellEnd"/>
+      <w:r>
+        <w:t xml:space="preserve"> </w:t>
+      </w:r>
+      <w:proofErr w:type="spellStart"/>
+      <w:r>
+        <w:t>hai</w:t>
+      </w:r>
+      <w:proofErr w:type="spellEnd"/>
+      <w:r>
+        <w:t xml:space="preserve"> data display </w:t>
+      </w:r>
+      <w:proofErr w:type="spellStart"/>
+      <w:r>
+        <w:t>ya</w:t>
+      </w:r>
+      <w:proofErr w:type="spellEnd"/>
+      <w:r>
+        <w:t xml:space="preserve"> logic </w:t>
+      </w:r>
+      <w:proofErr w:type="spellStart"/>
+      <w:r>
+        <w:t>likhne</w:t>
+      </w:r>
+      <w:proofErr w:type="spellEnd"/>
+      <w:r>
+        <w:t xml:space="preserve"> </w:t>
+      </w:r>
+      <w:proofErr w:type="spellStart"/>
+      <w:r>
+        <w:t>ke</w:t>
+      </w:r>
+      <w:proofErr w:type="spellEnd"/>
+      <w:r>
+        <w:t xml:space="preserve"> </w:t>
+      </w:r>
+      <w:proofErr w:type="spellStart"/>
+      <w:r>
+        <w:t>liye</w:t>
+      </w:r>
+      <w:proofErr w:type="spellEnd"/>
+      <w:r>
+        <w:t>.</w:t>
+      </w:r>
+    </w:p>
+    <w:p>
+      <w:pPr>
+        <w:pStyle w:val="NormalWeb"/>
+      </w:pPr>
+      <w:proofErr w:type="gramStart"/>
+      <w:r>
+        <w:rPr>
+          <w:rFonts w:hAnsi="Symbol"/>
+        </w:rPr>
+        <w:t></w:t>
+      </w:r>
+      <w:r>
+        <w:t xml:space="preserve">  Ye</w:t>
+      </w:r>
+      <w:proofErr w:type="gramEnd"/>
+      <w:r>
+        <w:t xml:space="preserve"> server-side rendering </w:t>
+      </w:r>
+      <w:proofErr w:type="spellStart"/>
+      <w:r>
+        <w:t>ke</w:t>
+      </w:r>
+      <w:proofErr w:type="spellEnd"/>
+      <w:r>
+        <w:t xml:space="preserve"> </w:t>
+      </w:r>
+      <w:proofErr w:type="spellStart"/>
+      <w:r>
+        <w:t>liye</w:t>
       </w:r>
       <w:proofErr w:type="spellEnd"/>
       <w:r>
@@ -1554,102 +1403,19 @@
       </w:r>
       <w:proofErr w:type="spellEnd"/>
       <w:r>
-        <w:t xml:space="preserve"> data display </w:t>
-      </w:r>
-      <w:proofErr w:type="spellStart"/>
-      <w:r>
-        <w:t>ya</w:t>
-      </w:r>
-      <w:proofErr w:type="spellEnd"/>
-      <w:r>
-        <w:t xml:space="preserve"> logic </w:t>
-      </w:r>
-      <w:proofErr w:type="spellStart"/>
-      <w:r>
-        <w:t>likhne</w:t>
-      </w:r>
-      <w:proofErr w:type="spellEnd"/>
-      <w:r>
-        <w:t xml:space="preserve"> </w:t>
-      </w:r>
-      <w:proofErr w:type="spellStart"/>
-      <w:r>
-        <w:t>ke</w:t>
-      </w:r>
-      <w:proofErr w:type="spellEnd"/>
-      <w:r>
-        <w:t xml:space="preserve"> </w:t>
-      </w:r>
-      <w:proofErr w:type="spellStart"/>
-      <w:r>
-        <w:t>liye</w:t>
-      </w:r>
-      <w:proofErr w:type="spellEnd"/>
+        <w:t xml:space="preserve">, especially with </w:t>
+      </w:r>
+      <w:r>
+        <w:rPr>
+          <w:rStyle w:val="Strong"/>
+        </w:rPr>
+        <w:t>Node.js + Express</w:t>
+      </w:r>
       <w:r>
         <w:t>.</w:t>
       </w:r>
     </w:p>
     <w:p>
-      <w:pPr>
-        <w:pStyle w:val="NormalWeb"/>
-      </w:pPr>
-      <w:proofErr w:type="gramStart"/>
-      <w:r>
-        <w:rPr>
-          <w:rFonts w:hAnsi="Symbol"/>
-        </w:rPr>
-        <w:t></w:t>
-      </w:r>
-      <w:r>
-        <w:t xml:space="preserve">  Ye</w:t>
-      </w:r>
-      <w:proofErr w:type="gramEnd"/>
-      <w:r>
-        <w:t xml:space="preserve"> server-side rendering </w:t>
-      </w:r>
-      <w:proofErr w:type="spellStart"/>
-      <w:r>
-        <w:t>ke</w:t>
-      </w:r>
-      <w:proofErr w:type="spellEnd"/>
-      <w:r>
-        <w:t xml:space="preserve"> </w:t>
-      </w:r>
-      <w:proofErr w:type="spellStart"/>
-      <w:r>
-        <w:t>liye</w:t>
-      </w:r>
-      <w:proofErr w:type="spellEnd"/>
-      <w:r>
-        <w:t xml:space="preserve"> use </w:t>
-      </w:r>
-      <w:proofErr w:type="spellStart"/>
-      <w:r>
-        <w:t>hota</w:t>
-      </w:r>
-      <w:proofErr w:type="spellEnd"/>
-      <w:r>
-        <w:t xml:space="preserve"> </w:t>
-      </w:r>
-      <w:proofErr w:type="spellStart"/>
-      <w:r>
-        <w:t>hai</w:t>
-      </w:r>
-      <w:proofErr w:type="spellEnd"/>
-      <w:r>
-        <w:t xml:space="preserve">, especially with </w:t>
-      </w:r>
-      <w:r>
-        <w:rPr>
-          <w:rStyle w:val="Strong"/>
-        </w:rPr>
-        <w:t>Node.js + Express</w:t>
-      </w:r>
-      <w:r>
-        <w:t>.</w:t>
-      </w:r>
-    </w:p>
-    <w:p>
       <w:r>
         <w:t xml:space="preserve">&lt;h1&gt;Welcome, &lt;%= </w:t>
       </w:r>
@@ -1659,15 +1425,7 @@
       </w:r>
       <w:proofErr w:type="spellEnd"/>
       <w:r>
-        <w:t xml:space="preserve"> %&gt;</w:t>
-      </w:r>
-      <w:proofErr w:type="gramStart"/>
-      <w:r>
-        <w:t>&lt;/</w:t>
-      </w:r>
-      <w:proofErr w:type="gramEnd"/>
-      <w:r>
-        <w:t>h1&gt;</w:t>
+        <w:t xml:space="preserve"> %&gt;&lt;/h1&gt;</w:t>
       </w:r>
     </w:p>
     <w:p>
@@ -1689,7 +1447,6 @@
         <w:t xml:space="preserve">Q5. What is </w:t>
       </w:r>
       <w:proofErr w:type="spellStart"/>
-      <w:proofErr w:type="gramStart"/>
       <w:r>
         <w:rPr>
           <w:b/>
@@ -1709,7 +1466,6 @@
         </w:rPr>
         <w:t>.</w:t>
       </w:r>
-      <w:proofErr w:type="gramEnd"/>
     </w:p>
     <w:p>
       <w:pPr>
@@ -1738,25 +1494,7 @@
           <w:sz w:val="24"/>
           <w:szCs w:val="24"/>
         </w:rPr>
-        <w:t xml:space="preserve"> </w:t>
-      </w:r>
-      <w:proofErr w:type="spellStart"/>
-      <w:r>
-        <w:rPr>
-          <w:rFonts w:ascii="Times New Roman" w:eastAsia="Times New Roman" w:hAnsi="Times New Roman" w:cs="Times New Roman"/>
-          <w:sz w:val="24"/>
-          <w:szCs w:val="24"/>
-        </w:rPr>
-        <w:t>ek</w:t>
-      </w:r>
-      <w:proofErr w:type="spellEnd"/>
-      <w:r>
-        <w:rPr>
-          <w:rFonts w:ascii="Times New Roman" w:eastAsia="Times New Roman" w:hAnsi="Times New Roman" w:cs="Times New Roman"/>
-          <w:sz w:val="24"/>
-          <w:szCs w:val="24"/>
-        </w:rPr>
-        <w:t xml:space="preserve"> tool </w:t>
+        <w:t xml:space="preserve"> ek tool </w:t>
       </w:r>
       <w:proofErr w:type="spellStart"/>
       <w:r>
@@ -1774,45 +1512,7 @@
           <w:sz w:val="24"/>
           <w:szCs w:val="24"/>
         </w:rPr>
-        <w:t xml:space="preserve"> </w:t>
-      </w:r>
-      <w:proofErr w:type="spellStart"/>
-      <w:proofErr w:type="gramStart"/>
-      <w:r>
-        <w:rPr>
-          <w:rFonts w:ascii="Times New Roman" w:eastAsia="Times New Roman" w:hAnsi="Times New Roman" w:cs="Times New Roman"/>
-          <w:sz w:val="24"/>
-          <w:szCs w:val="24"/>
-        </w:rPr>
-        <w:t>jo</w:t>
-      </w:r>
-      <w:proofErr w:type="spellEnd"/>
-      <w:proofErr w:type="gramEnd"/>
-      <w:r>
-        <w:rPr>
-          <w:rFonts w:ascii="Times New Roman" w:eastAsia="Times New Roman" w:hAnsi="Times New Roman" w:cs="Times New Roman"/>
-          <w:sz w:val="24"/>
-          <w:szCs w:val="24"/>
-        </w:rPr>
-        <w:t xml:space="preserve"> Node.js applications </w:t>
-      </w:r>
-      <w:proofErr w:type="spellStart"/>
-      <w:r>
-        <w:rPr>
-          <w:rFonts w:ascii="Times New Roman" w:eastAsia="Times New Roman" w:hAnsi="Times New Roman" w:cs="Times New Roman"/>
-          <w:sz w:val="24"/>
-          <w:szCs w:val="24"/>
-        </w:rPr>
-        <w:t>ko</w:t>
-      </w:r>
-      <w:proofErr w:type="spellEnd"/>
-      <w:r>
-        <w:rPr>
-          <w:rFonts w:ascii="Times New Roman" w:eastAsia="Times New Roman" w:hAnsi="Times New Roman" w:cs="Times New Roman"/>
-          <w:sz w:val="24"/>
-          <w:szCs w:val="24"/>
-        </w:rPr>
-        <w:t xml:space="preserve"> automatically restart </w:t>
+        <w:t xml:space="preserve"> jo Node.js applications ko automatically restart </w:t>
       </w:r>
       <w:proofErr w:type="spellStart"/>
       <w:r>
@@ -2209,7 +1909,6 @@
       <w:pPr>
         <w:pStyle w:val="NormalWeb"/>
       </w:pPr>
-      <w:proofErr w:type="gramStart"/>
       <w:r>
         <w:rPr>
           <w:rStyle w:val="Strong"/>
@@ -2217,15 +1916,7 @@
         <w:t>NPM</w:t>
       </w:r>
       <w:r>
-        <w:t xml:space="preserve"> </w:t>
-      </w:r>
-      <w:proofErr w:type="spellStart"/>
-      <w:r>
-        <w:t>ka</w:t>
-      </w:r>
-      <w:proofErr w:type="spellEnd"/>
-      <w:r>
-        <w:t xml:space="preserve"> full form </w:t>
+        <w:t xml:space="preserve"> ka full form </w:t>
       </w:r>
       <w:proofErr w:type="spellStart"/>
       <w:r>
@@ -2244,7 +1935,6 @@
       <w:r>
         <w:t>.</w:t>
       </w:r>
-      <w:proofErr w:type="gramEnd"/>
     </w:p>
     <w:p>
       <w:pPr>
@@ -2255,15 +1945,7 @@
         </w:numPr>
       </w:pPr>
       <w:r>
-        <w:t xml:space="preserve">Ye </w:t>
-      </w:r>
-      <w:proofErr w:type="spellStart"/>
-      <w:r>
-        <w:t>ek</w:t>
-      </w:r>
-      <w:proofErr w:type="spellEnd"/>
-      <w:r>
-        <w:t xml:space="preserve"> </w:t>
+        <w:t xml:space="preserve">Ye ek </w:t>
       </w:r>
       <w:r>
         <w:rPr>
@@ -2280,17 +1962,7 @@
       </w:r>
       <w:proofErr w:type="spellEnd"/>
       <w:r>
-        <w:t xml:space="preserve"> </w:t>
-      </w:r>
-      <w:proofErr w:type="spellStart"/>
-      <w:proofErr w:type="gramStart"/>
-      <w:r>
-        <w:t>jo</w:t>
-      </w:r>
-      <w:proofErr w:type="spellEnd"/>
-      <w:proofErr w:type="gramEnd"/>
-      <w:r>
-        <w:t xml:space="preserve"> Node.js </w:t>
+        <w:t xml:space="preserve"> jo Node.js </w:t>
       </w:r>
       <w:proofErr w:type="spellStart"/>
       <w:r>
@@ -2333,31 +2005,16 @@
           <w:numId w:val="2"/>
         </w:numPr>
       </w:pPr>
-      <w:proofErr w:type="spellStart"/>
-      <w:r>
-        <w:t>Iska</w:t>
-      </w:r>
-      <w:proofErr w:type="spellEnd"/>
-      <w:r>
-        <w:t xml:space="preserve"> use hum packages/libraries </w:t>
-      </w:r>
-      <w:proofErr w:type="spellStart"/>
+      <w:r>
+        <w:t xml:space="preserve">Iska </w:t>
+      </w:r>
       <w:proofErr w:type="gramStart"/>
       <w:r>
-        <w:t>ko</w:t>
-      </w:r>
-      <w:proofErr w:type="spellEnd"/>
+        <w:t>use</w:t>
+      </w:r>
       <w:proofErr w:type="gramEnd"/>
       <w:r>
-        <w:t xml:space="preserve"> install, manage, </w:t>
-      </w:r>
-      <w:proofErr w:type="spellStart"/>
-      <w:r>
-        <w:t>aur</w:t>
-      </w:r>
-      <w:proofErr w:type="spellEnd"/>
-      <w:r>
-        <w:t xml:space="preserve"> share </w:t>
+        <w:t xml:space="preserve"> hum packages/libraries ko install, manage, aur share </w:t>
       </w:r>
       <w:proofErr w:type="spellStart"/>
       <w:r>
@@ -2409,15 +2066,7 @@
         </w:numPr>
       </w:pPr>
       <w:r>
-        <w:t xml:space="preserve">Public packages </w:t>
-      </w:r>
-      <w:proofErr w:type="spellStart"/>
-      <w:r>
-        <w:t>ki</w:t>
-      </w:r>
-      <w:proofErr w:type="spellEnd"/>
-      <w:r>
-        <w:t xml:space="preserve"> library </w:t>
+        <w:t xml:space="preserve">Public packages ki library </w:t>
       </w:r>
       <w:proofErr w:type="spellStart"/>
       <w:r>
@@ -2484,15 +2133,7 @@
         <w:t>NPX</w:t>
       </w:r>
       <w:r>
-        <w:t xml:space="preserve"> </w:t>
-      </w:r>
-      <w:proofErr w:type="spellStart"/>
-      <w:r>
-        <w:t>ek</w:t>
-      </w:r>
-      <w:proofErr w:type="spellEnd"/>
-      <w:r>
-        <w:t xml:space="preserve"> command-line tool </w:t>
+        <w:t xml:space="preserve"> ek command-line tool </w:t>
       </w:r>
       <w:proofErr w:type="spellStart"/>
       <w:r>
@@ -2500,17 +2141,7 @@
       </w:r>
       <w:proofErr w:type="spellEnd"/>
       <w:r>
-        <w:t xml:space="preserve"> </w:t>
-      </w:r>
-      <w:proofErr w:type="spellStart"/>
-      <w:proofErr w:type="gramStart"/>
-      <w:r>
-        <w:t>jo</w:t>
-      </w:r>
-      <w:proofErr w:type="spellEnd"/>
-      <w:proofErr w:type="gramEnd"/>
-      <w:r>
-        <w:t xml:space="preserve"> NPM </w:t>
+        <w:t xml:space="preserve"> jo NPM </w:t>
       </w:r>
       <w:proofErr w:type="spellStart"/>
       <w:r>
@@ -2553,35 +2184,22 @@
           <w:numId w:val="3"/>
         </w:numPr>
       </w:pPr>
-      <w:proofErr w:type="spellStart"/>
-      <w:r>
-        <w:t>Iska</w:t>
-      </w:r>
-      <w:proofErr w:type="spellEnd"/>
-      <w:r>
-        <w:t xml:space="preserve"> use hum </w:t>
+      <w:r>
+        <w:t xml:space="preserve">Iska </w:t>
+      </w:r>
+      <w:proofErr w:type="gramStart"/>
+      <w:r>
+        <w:t>use</w:t>
+      </w:r>
+      <w:proofErr w:type="gramEnd"/>
+      <w:r>
+        <w:t xml:space="preserve"> hum </w:t>
       </w:r>
       <w:r>
         <w:rPr>
           <w:rStyle w:val="Strong"/>
         </w:rPr>
-        <w:t xml:space="preserve">temporary packages </w:t>
-      </w:r>
-      <w:proofErr w:type="spellStart"/>
-      <w:proofErr w:type="gramStart"/>
-      <w:r>
-        <w:rPr>
-          <w:rStyle w:val="Strong"/>
-        </w:rPr>
-        <w:t>ko</w:t>
-      </w:r>
-      <w:proofErr w:type="spellEnd"/>
-      <w:proofErr w:type="gramEnd"/>
-      <w:r>
-        <w:rPr>
-          <w:rStyle w:val="Strong"/>
-        </w:rPr>
-        <w:t xml:space="preserve"> directly run</w:t>
+        <w:t>temporary packages ko directly run</w:t>
       </w:r>
       <w:r>
         <w:t xml:space="preserve"> </w:t>
@@ -2671,22 +2289,12 @@
         <w:t xml:space="preserve"> jab </w:t>
       </w:r>
       <w:proofErr w:type="spellStart"/>
-      <w:proofErr w:type="gramStart"/>
       <w:r>
         <w:t>hume</w:t>
       </w:r>
       <w:proofErr w:type="spellEnd"/>
-      <w:proofErr w:type="gramEnd"/>
-      <w:r>
-        <w:t xml:space="preserve"> koi </w:t>
-      </w:r>
-      <w:proofErr w:type="spellStart"/>
-      <w:r>
-        <w:t>ek</w:t>
-      </w:r>
-      <w:proofErr w:type="spellEnd"/>
-      <w:r>
-        <w:t xml:space="preserve"> </w:t>
+      <w:r>
+        <w:t xml:space="preserve"> koi ek </w:t>
       </w:r>
       <w:proofErr w:type="spellStart"/>
       <w:r>
@@ -2802,25 +2410,7 @@
           <w:sz w:val="24"/>
           <w:szCs w:val="24"/>
         </w:rPr>
-        <w:t xml:space="preserve"> (Cross-Origin Resource Sharing) </w:t>
-      </w:r>
-      <w:proofErr w:type="spellStart"/>
-      <w:r>
-        <w:rPr>
-          <w:rFonts w:ascii="Times New Roman" w:eastAsia="Times New Roman" w:hAnsi="Times New Roman" w:cs="Times New Roman"/>
-          <w:sz w:val="24"/>
-          <w:szCs w:val="24"/>
-        </w:rPr>
-        <w:t>ek</w:t>
-      </w:r>
-      <w:proofErr w:type="spellEnd"/>
-      <w:r>
-        <w:rPr>
-          <w:rFonts w:ascii="Times New Roman" w:eastAsia="Times New Roman" w:hAnsi="Times New Roman" w:cs="Times New Roman"/>
-          <w:sz w:val="24"/>
-          <w:szCs w:val="24"/>
-        </w:rPr>
-        <w:t xml:space="preserve"> security feature </w:t>
+        <w:t xml:space="preserve"> (Cross-Origin Resource Sharing) ek security feature </w:t>
       </w:r>
       <w:proofErr w:type="spellStart"/>
       <w:r>
@@ -2838,27 +2428,7 @@
           <w:sz w:val="24"/>
           <w:szCs w:val="24"/>
         </w:rPr>
-        <w:t xml:space="preserve"> </w:t>
-      </w:r>
-      <w:proofErr w:type="spellStart"/>
-      <w:proofErr w:type="gramStart"/>
-      <w:r>
-        <w:rPr>
-          <w:rFonts w:ascii="Times New Roman" w:eastAsia="Times New Roman" w:hAnsi="Times New Roman" w:cs="Times New Roman"/>
-          <w:sz w:val="24"/>
-          <w:szCs w:val="24"/>
-        </w:rPr>
-        <w:t>jo</w:t>
-      </w:r>
-      <w:proofErr w:type="spellEnd"/>
-      <w:proofErr w:type="gramEnd"/>
-      <w:r>
-        <w:rPr>
-          <w:rFonts w:ascii="Times New Roman" w:eastAsia="Times New Roman" w:hAnsi="Times New Roman" w:cs="Times New Roman"/>
-          <w:sz w:val="24"/>
-          <w:szCs w:val="24"/>
-        </w:rPr>
-        <w:t xml:space="preserve"> web browsers me </w:t>
+        <w:t xml:space="preserve"> jo web browsers me </w:t>
       </w:r>
       <w:proofErr w:type="spellStart"/>
       <w:r>
@@ -2894,27 +2464,7 @@
           <w:sz w:val="24"/>
           <w:szCs w:val="24"/>
         </w:rPr>
-        <w:t xml:space="preserve">. Ye web pages </w:t>
-      </w:r>
-      <w:proofErr w:type="spellStart"/>
-      <w:proofErr w:type="gramStart"/>
-      <w:r>
-        <w:rPr>
-          <w:rFonts w:ascii="Times New Roman" w:eastAsia="Times New Roman" w:hAnsi="Times New Roman" w:cs="Times New Roman"/>
-          <w:sz w:val="24"/>
-          <w:szCs w:val="24"/>
-        </w:rPr>
-        <w:t>ko</w:t>
-      </w:r>
-      <w:proofErr w:type="spellEnd"/>
-      <w:proofErr w:type="gramEnd"/>
-      <w:r>
-        <w:rPr>
-          <w:rFonts w:ascii="Times New Roman" w:eastAsia="Times New Roman" w:hAnsi="Times New Roman" w:cs="Times New Roman"/>
-          <w:sz w:val="24"/>
-          <w:szCs w:val="24"/>
-        </w:rPr>
-        <w:t xml:space="preserve"> </w:t>
+        <w:t xml:space="preserve">. Ye web pages ko </w:t>
       </w:r>
       <w:proofErr w:type="spellStart"/>
       <w:r>
@@ -2950,25 +2500,7 @@
           <w:sz w:val="24"/>
           <w:szCs w:val="24"/>
         </w:rPr>
-        <w:t xml:space="preserve"> </w:t>
-      </w:r>
-      <w:proofErr w:type="spellStart"/>
-      <w:r>
-        <w:rPr>
-          <w:rFonts w:ascii="Times New Roman" w:eastAsia="Times New Roman" w:hAnsi="Times New Roman" w:cs="Times New Roman"/>
-          <w:sz w:val="24"/>
-          <w:szCs w:val="24"/>
-        </w:rPr>
-        <w:t>ki</w:t>
-      </w:r>
-      <w:proofErr w:type="spellEnd"/>
-      <w:r>
-        <w:rPr>
-          <w:rFonts w:ascii="Times New Roman" w:eastAsia="Times New Roman" w:hAnsi="Times New Roman" w:cs="Times New Roman"/>
-          <w:sz w:val="24"/>
-          <w:szCs w:val="24"/>
-        </w:rPr>
-        <w:t xml:space="preserve"> permission </w:t>
+        <w:t xml:space="preserve"> ki permission </w:t>
       </w:r>
       <w:proofErr w:type="spellStart"/>
       <w:r>
@@ -3004,43 +2536,7 @@
           <w:sz w:val="24"/>
           <w:szCs w:val="24"/>
         </w:rPr>
-        <w:t xml:space="preserve">. Agar </w:t>
-      </w:r>
-      <w:proofErr w:type="spellStart"/>
-      <w:r>
-        <w:rPr>
-          <w:rFonts w:ascii="Times New Roman" w:eastAsia="Times New Roman" w:hAnsi="Times New Roman" w:cs="Times New Roman"/>
-          <w:sz w:val="24"/>
-          <w:szCs w:val="24"/>
-        </w:rPr>
-        <w:t>ek</w:t>
-      </w:r>
-      <w:proofErr w:type="spellEnd"/>
-      <w:r>
-        <w:rPr>
-          <w:rFonts w:ascii="Times New Roman" w:eastAsia="Times New Roman" w:hAnsi="Times New Roman" w:cs="Times New Roman"/>
-          <w:sz w:val="24"/>
-          <w:szCs w:val="24"/>
-        </w:rPr>
-        <w:t xml:space="preserve"> web page </w:t>
-      </w:r>
-      <w:proofErr w:type="spellStart"/>
-      <w:r>
-        <w:rPr>
-          <w:rFonts w:ascii="Times New Roman" w:eastAsia="Times New Roman" w:hAnsi="Times New Roman" w:cs="Times New Roman"/>
-          <w:sz w:val="24"/>
-          <w:szCs w:val="24"/>
-        </w:rPr>
-        <w:t>ek</w:t>
-      </w:r>
-      <w:proofErr w:type="spellEnd"/>
-      <w:r>
-        <w:rPr>
-          <w:rFonts w:ascii="Times New Roman" w:eastAsia="Times New Roman" w:hAnsi="Times New Roman" w:cs="Times New Roman"/>
-          <w:sz w:val="24"/>
-          <w:szCs w:val="24"/>
-        </w:rPr>
-        <w:t xml:space="preserve"> domain se load </w:t>
+        <w:t xml:space="preserve">. Agar ek web page ek domain se load </w:t>
       </w:r>
       <w:proofErr w:type="spellStart"/>
       <w:r>
@@ -3110,45 +2606,7 @@
           <w:sz w:val="24"/>
           <w:szCs w:val="24"/>
         </w:rPr>
-        <w:t xml:space="preserve">), </w:t>
-      </w:r>
-      <w:proofErr w:type="spellStart"/>
-      <w:r>
-        <w:rPr>
-          <w:rFonts w:ascii="Times New Roman" w:eastAsia="Times New Roman" w:hAnsi="Times New Roman" w:cs="Times New Roman"/>
-          <w:sz w:val="24"/>
-          <w:szCs w:val="24"/>
-        </w:rPr>
-        <w:t>aur</w:t>
-      </w:r>
-      <w:proofErr w:type="spellEnd"/>
-      <w:r>
-        <w:rPr>
-          <w:rFonts w:ascii="Times New Roman" w:eastAsia="Times New Roman" w:hAnsi="Times New Roman" w:cs="Times New Roman"/>
-          <w:sz w:val="24"/>
-          <w:szCs w:val="24"/>
-        </w:rPr>
-        <w:t xml:space="preserve"> </w:t>
-      </w:r>
-      <w:proofErr w:type="spellStart"/>
-      <w:proofErr w:type="gramStart"/>
-      <w:r>
-        <w:rPr>
-          <w:rFonts w:ascii="Times New Roman" w:eastAsia="Times New Roman" w:hAnsi="Times New Roman" w:cs="Times New Roman"/>
-          <w:sz w:val="24"/>
-          <w:szCs w:val="24"/>
-        </w:rPr>
-        <w:t>wo</w:t>
-      </w:r>
-      <w:proofErr w:type="spellEnd"/>
-      <w:proofErr w:type="gramEnd"/>
-      <w:r>
-        <w:rPr>
-          <w:rFonts w:ascii="Times New Roman" w:eastAsia="Times New Roman" w:hAnsi="Times New Roman" w:cs="Times New Roman"/>
-          <w:sz w:val="24"/>
-          <w:szCs w:val="24"/>
-        </w:rPr>
-        <w:t xml:space="preserve"> </w:t>
+        <w:t xml:space="preserve">), aur wo </w:t>
       </w:r>
       <w:proofErr w:type="spellStart"/>
       <w:r>
@@ -3308,43 +2766,7 @@
           <w:sz w:val="24"/>
           <w:szCs w:val="24"/>
         </w:rPr>
-        <w:t xml:space="preserve"> </w:t>
-      </w:r>
-      <w:proofErr w:type="spellStart"/>
-      <w:r>
-        <w:rPr>
-          <w:rFonts w:ascii="Times New Roman" w:eastAsia="Times New Roman" w:hAnsi="Times New Roman" w:cs="Times New Roman"/>
-          <w:sz w:val="24"/>
-          <w:szCs w:val="24"/>
-        </w:rPr>
-        <w:t>ki</w:t>
-      </w:r>
-      <w:proofErr w:type="spellEnd"/>
-      <w:r>
-        <w:rPr>
-          <w:rFonts w:ascii="Times New Roman" w:eastAsia="Times New Roman" w:hAnsi="Times New Roman" w:cs="Times New Roman"/>
-          <w:sz w:val="24"/>
-          <w:szCs w:val="24"/>
-        </w:rPr>
-        <w:t xml:space="preserve"> </w:t>
-      </w:r>
-      <w:proofErr w:type="spellStart"/>
-      <w:r>
-        <w:rPr>
-          <w:rFonts w:ascii="Times New Roman" w:eastAsia="Times New Roman" w:hAnsi="Times New Roman" w:cs="Times New Roman"/>
-          <w:sz w:val="24"/>
-          <w:szCs w:val="24"/>
-        </w:rPr>
-        <w:t>wo</w:t>
-      </w:r>
-      <w:proofErr w:type="spellEnd"/>
-      <w:r>
-        <w:rPr>
-          <w:rFonts w:ascii="Times New Roman" w:eastAsia="Times New Roman" w:hAnsi="Times New Roman" w:cs="Times New Roman"/>
-          <w:sz w:val="24"/>
-          <w:szCs w:val="24"/>
-        </w:rPr>
-        <w:t xml:space="preserve"> request allowed </w:t>
+        <w:t xml:space="preserve"> ki wo request allowed </w:t>
       </w:r>
       <w:proofErr w:type="spellStart"/>
       <w:r>
@@ -3452,27 +2874,7 @@
           <w:sz w:val="24"/>
           <w:szCs w:val="24"/>
         </w:rPr>
-        <w:t xml:space="preserve"> browser request </w:t>
-      </w:r>
-      <w:proofErr w:type="spellStart"/>
-      <w:proofErr w:type="gramStart"/>
-      <w:r>
-        <w:rPr>
-          <w:rFonts w:ascii="Times New Roman" w:eastAsia="Times New Roman" w:hAnsi="Times New Roman" w:cs="Times New Roman"/>
-          <w:sz w:val="24"/>
-          <w:szCs w:val="24"/>
-        </w:rPr>
-        <w:t>ko</w:t>
-      </w:r>
-      <w:proofErr w:type="spellEnd"/>
-      <w:proofErr w:type="gramEnd"/>
-      <w:r>
-        <w:rPr>
-          <w:rFonts w:ascii="Times New Roman" w:eastAsia="Times New Roman" w:hAnsi="Times New Roman" w:cs="Times New Roman"/>
-          <w:sz w:val="24"/>
-          <w:szCs w:val="24"/>
-        </w:rPr>
-        <w:t xml:space="preserve"> accept </w:t>
+        <w:t xml:space="preserve"> browser request ko accept </w:t>
       </w:r>
       <w:proofErr w:type="spellStart"/>
       <w:r>
@@ -3526,25 +2928,7 @@
           <w:sz w:val="24"/>
           <w:szCs w:val="24"/>
         </w:rPr>
-        <w:t xml:space="preserve"> </w:t>
-      </w:r>
-      <w:proofErr w:type="spellStart"/>
-      <w:r>
-        <w:rPr>
-          <w:rFonts w:ascii="Times New Roman" w:eastAsia="Times New Roman" w:hAnsi="Times New Roman" w:cs="Times New Roman"/>
-          <w:sz w:val="24"/>
-          <w:szCs w:val="24"/>
-        </w:rPr>
-        <w:t>wo</w:t>
-      </w:r>
-      <w:proofErr w:type="spellEnd"/>
-      <w:r>
-        <w:rPr>
-          <w:rFonts w:ascii="Times New Roman" w:eastAsia="Times New Roman" w:hAnsi="Times New Roman" w:cs="Times New Roman"/>
-          <w:sz w:val="24"/>
-          <w:szCs w:val="24"/>
-        </w:rPr>
-        <w:t xml:space="preserve"> block ho </w:t>
+        <w:t xml:space="preserve"> wo block ho </w:t>
       </w:r>
       <w:proofErr w:type="spellStart"/>
       <w:r>
@@ -3580,27 +2964,7 @@
           <w:sz w:val="24"/>
           <w:szCs w:val="24"/>
         </w:rPr>
-        <w:t xml:space="preserve">. Ye web security </w:t>
-      </w:r>
-      <w:proofErr w:type="spellStart"/>
-      <w:proofErr w:type="gramStart"/>
-      <w:r>
-        <w:rPr>
-          <w:rFonts w:ascii="Times New Roman" w:eastAsia="Times New Roman" w:hAnsi="Times New Roman" w:cs="Times New Roman"/>
-          <w:sz w:val="24"/>
-          <w:szCs w:val="24"/>
-        </w:rPr>
-        <w:t>ko</w:t>
-      </w:r>
-      <w:proofErr w:type="spellEnd"/>
-      <w:proofErr w:type="gramEnd"/>
-      <w:r>
-        <w:rPr>
-          <w:rFonts w:ascii="Times New Roman" w:eastAsia="Times New Roman" w:hAnsi="Times New Roman" w:cs="Times New Roman"/>
-          <w:sz w:val="24"/>
-          <w:szCs w:val="24"/>
-        </w:rPr>
-        <w:t xml:space="preserve"> maintain </w:t>
+        <w:t xml:space="preserve">. Ye web security ko maintain </w:t>
       </w:r>
       <w:proofErr w:type="spellStart"/>
       <w:r>
@@ -3712,9 +3076,2284 @@
           <w:szCs w:val="32"/>
         </w:rPr>
       </w:pPr>
-      <w:bookmarkStart w:id="0" w:name="_GoBack"/>
-      <w:bookmarkEnd w:id="0"/>
-    </w:p>
+      <w:r>
+        <w:rPr>
+          <w:b/>
+          <w:bCs/>
+          <w:sz w:val="32"/>
+          <w:szCs w:val="32"/>
+        </w:rPr>
+        <w:t xml:space="preserve">Q8. What is </w:t>
+      </w:r>
+      <w:proofErr w:type="spellStart"/>
+      <w:proofErr w:type="gramStart"/>
+      <w:r>
+        <w:rPr>
+          <w:b/>
+          <w:bCs/>
+          <w:sz w:val="32"/>
+          <w:szCs w:val="32"/>
+        </w:rPr>
+        <w:t>Helmate</w:t>
+      </w:r>
+      <w:proofErr w:type="spellEnd"/>
+      <w:r>
+        <w:rPr>
+          <w:b/>
+          <w:bCs/>
+          <w:sz w:val="32"/>
+          <w:szCs w:val="32"/>
+        </w:rPr>
+        <w:t xml:space="preserve">  in</w:t>
+      </w:r>
+      <w:proofErr w:type="gramEnd"/>
+      <w:r>
+        <w:rPr>
+          <w:b/>
+          <w:bCs/>
+          <w:sz w:val="32"/>
+          <w:szCs w:val="32"/>
+        </w:rPr>
+        <w:t xml:space="preserve"> </w:t>
+      </w:r>
+      <w:proofErr w:type="gramStart"/>
+      <w:r>
+        <w:rPr>
+          <w:b/>
+          <w:bCs/>
+          <w:sz w:val="32"/>
+          <w:szCs w:val="32"/>
+        </w:rPr>
+        <w:t>node.js ?</w:t>
+      </w:r>
+      <w:proofErr w:type="gramEnd"/>
+    </w:p>
+    <w:p>
+      <w:pPr>
+        <w:rPr>
+          <w:lang w:val="en-IN"/>
+        </w:rPr>
+      </w:pPr>
+      <w:r>
+        <w:rPr>
+          <w:lang w:val="en-IN"/>
+        </w:rPr>
+        <w:t xml:space="preserve">Helmet ek Node.js middleware </w:t>
+      </w:r>
+      <w:proofErr w:type="spellStart"/>
+      <w:r>
+        <w:rPr>
+          <w:lang w:val="en-IN"/>
+        </w:rPr>
+        <w:t>hai</w:t>
+      </w:r>
+      <w:proofErr w:type="spellEnd"/>
+      <w:r>
+        <w:rPr>
+          <w:lang w:val="en-IN"/>
+        </w:rPr>
+        <w:t xml:space="preserve"> jo web applications ko security provide </w:t>
+      </w:r>
+      <w:proofErr w:type="spellStart"/>
+      <w:r>
+        <w:rPr>
+          <w:lang w:val="en-IN"/>
+        </w:rPr>
+        <w:t>karta</w:t>
+      </w:r>
+      <w:proofErr w:type="spellEnd"/>
+      <w:r>
+        <w:rPr>
+          <w:lang w:val="en-IN"/>
+        </w:rPr>
+        <w:t xml:space="preserve"> </w:t>
+      </w:r>
+      <w:proofErr w:type="spellStart"/>
+      <w:r>
+        <w:rPr>
+          <w:lang w:val="en-IN"/>
+        </w:rPr>
+        <w:t>hai</w:t>
+      </w:r>
+      <w:proofErr w:type="spellEnd"/>
+      <w:r>
+        <w:rPr>
+          <w:lang w:val="en-IN"/>
+        </w:rPr>
+        <w:t xml:space="preserve">. Ye </w:t>
+      </w:r>
+      <w:proofErr w:type="spellStart"/>
+      <w:r>
+        <w:rPr>
+          <w:lang w:val="en-IN"/>
+        </w:rPr>
+        <w:t>aapke</w:t>
+      </w:r>
+      <w:proofErr w:type="spellEnd"/>
+      <w:r>
+        <w:rPr>
+          <w:lang w:val="en-IN"/>
+        </w:rPr>
+        <w:t xml:space="preserve"> Express.js </w:t>
+      </w:r>
+      <w:proofErr w:type="spellStart"/>
+      <w:r>
+        <w:rPr>
+          <w:lang w:val="en-IN"/>
+        </w:rPr>
+        <w:t>ya</w:t>
+      </w:r>
+      <w:proofErr w:type="spellEnd"/>
+      <w:r>
+        <w:rPr>
+          <w:lang w:val="en-IN"/>
+        </w:rPr>
+        <w:t xml:space="preserve"> </w:t>
+      </w:r>
+      <w:proofErr w:type="spellStart"/>
+      <w:r>
+        <w:rPr>
+          <w:lang w:val="en-IN"/>
+        </w:rPr>
+        <w:t>kisi</w:t>
+      </w:r>
+      <w:proofErr w:type="spellEnd"/>
+      <w:r>
+        <w:rPr>
+          <w:lang w:val="en-IN"/>
+        </w:rPr>
+        <w:t xml:space="preserve"> </w:t>
+      </w:r>
+      <w:proofErr w:type="spellStart"/>
+      <w:r>
+        <w:rPr>
+          <w:lang w:val="en-IN"/>
+        </w:rPr>
+        <w:t>bhi</w:t>
+      </w:r>
+      <w:proofErr w:type="spellEnd"/>
+      <w:r>
+        <w:rPr>
+          <w:lang w:val="en-IN"/>
+        </w:rPr>
+        <w:t xml:space="preserve"> Node.js framework </w:t>
+      </w:r>
+      <w:proofErr w:type="spellStart"/>
+      <w:r>
+        <w:rPr>
+          <w:lang w:val="en-IN"/>
+        </w:rPr>
+        <w:t>mein</w:t>
+      </w:r>
+      <w:proofErr w:type="spellEnd"/>
+      <w:r>
+        <w:rPr>
+          <w:lang w:val="en-IN"/>
+        </w:rPr>
+        <w:t xml:space="preserve"> integrate </w:t>
+      </w:r>
+      <w:proofErr w:type="spellStart"/>
+      <w:r>
+        <w:rPr>
+          <w:lang w:val="en-IN"/>
+        </w:rPr>
+        <w:t>karke</w:t>
+      </w:r>
+      <w:proofErr w:type="spellEnd"/>
+      <w:r>
+        <w:rPr>
+          <w:lang w:val="en-IN"/>
+        </w:rPr>
+        <w:t xml:space="preserve"> </w:t>
+      </w:r>
+      <w:proofErr w:type="spellStart"/>
+      <w:r>
+        <w:rPr>
+          <w:lang w:val="en-IN"/>
+        </w:rPr>
+        <w:t>aapke</w:t>
+      </w:r>
+      <w:proofErr w:type="spellEnd"/>
+      <w:r>
+        <w:rPr>
+          <w:lang w:val="en-IN"/>
+        </w:rPr>
+        <w:t xml:space="preserve"> application ko </w:t>
+      </w:r>
+      <w:proofErr w:type="spellStart"/>
+      <w:r>
+        <w:rPr>
+          <w:lang w:val="en-IN"/>
+        </w:rPr>
+        <w:t>kuch</w:t>
+      </w:r>
+      <w:proofErr w:type="spellEnd"/>
+      <w:r>
+        <w:rPr>
+          <w:lang w:val="en-IN"/>
+        </w:rPr>
+        <w:t xml:space="preserve"> common security vulnerabilities se bachata </w:t>
+      </w:r>
+      <w:proofErr w:type="spellStart"/>
+      <w:r>
+        <w:rPr>
+          <w:lang w:val="en-IN"/>
+        </w:rPr>
+        <w:t>hai</w:t>
+      </w:r>
+      <w:proofErr w:type="spellEnd"/>
+      <w:r>
+        <w:rPr>
+          <w:lang w:val="en-IN"/>
+        </w:rPr>
+        <w:t>.</w:t>
+      </w:r>
+    </w:p>
+    <w:p>
+      <w:pPr>
+        <w:rPr>
+          <w:b/>
+          <w:bCs/>
+          <w:sz w:val="32"/>
+          <w:szCs w:val="32"/>
+        </w:rPr>
+      </w:pPr>
+    </w:p>
+    <w:p>
+      <w:pPr>
+        <w:rPr>
+          <w:b/>
+          <w:bCs/>
+          <w:sz w:val="32"/>
+          <w:szCs w:val="32"/>
+        </w:rPr>
+      </w:pPr>
+      <w:r>
+        <w:rPr>
+          <w:b/>
+          <w:bCs/>
+          <w:sz w:val="32"/>
+          <w:szCs w:val="32"/>
+        </w:rPr>
+        <w:t xml:space="preserve">Q9. What is passport in </w:t>
+      </w:r>
+      <w:proofErr w:type="gramStart"/>
+      <w:r>
+        <w:rPr>
+          <w:b/>
+          <w:bCs/>
+          <w:sz w:val="32"/>
+          <w:szCs w:val="32"/>
+        </w:rPr>
+        <w:t>node.js ?</w:t>
+      </w:r>
+      <w:proofErr w:type="gramEnd"/>
+    </w:p>
+    <w:p>
+      <w:r>
+        <w:t xml:space="preserve">Passport </w:t>
+      </w:r>
+      <w:proofErr w:type="spellStart"/>
+      <w:r>
+        <w:t>aapke</w:t>
+      </w:r>
+      <w:proofErr w:type="spellEnd"/>
+      <w:r>
+        <w:t xml:space="preserve"> app </w:t>
+      </w:r>
+      <w:proofErr w:type="spellStart"/>
+      <w:r>
+        <w:t>mein</w:t>
+      </w:r>
+      <w:proofErr w:type="spellEnd"/>
+      <w:r>
+        <w:t xml:space="preserve"> login, signup, session management, and third-party logins (like Google, Facebook, GitHub, etc.) ko handle </w:t>
+      </w:r>
+      <w:proofErr w:type="spellStart"/>
+      <w:r>
+        <w:t>karne</w:t>
+      </w:r>
+      <w:proofErr w:type="spellEnd"/>
+      <w:r>
+        <w:t xml:space="preserve"> </w:t>
+      </w:r>
+      <w:proofErr w:type="spellStart"/>
+      <w:r>
+        <w:t>mein</w:t>
+      </w:r>
+      <w:proofErr w:type="spellEnd"/>
+      <w:r>
+        <w:t xml:space="preserve"> </w:t>
+      </w:r>
+      <w:proofErr w:type="spellStart"/>
+      <w:r>
+        <w:t>madad</w:t>
+      </w:r>
+      <w:proofErr w:type="spellEnd"/>
+      <w:r>
+        <w:t xml:space="preserve"> </w:t>
+      </w:r>
+      <w:proofErr w:type="spellStart"/>
+      <w:r>
+        <w:t>karta</w:t>
+      </w:r>
+      <w:proofErr w:type="spellEnd"/>
+      <w:r>
+        <w:t xml:space="preserve"> </w:t>
+      </w:r>
+      <w:proofErr w:type="spellStart"/>
+      <w:r>
+        <w:t>hai</w:t>
+      </w:r>
+      <w:proofErr w:type="spellEnd"/>
+      <w:r>
+        <w:t xml:space="preserve">. Ye highly flexible aur modular </w:t>
+      </w:r>
+      <w:proofErr w:type="spellStart"/>
+      <w:r>
+        <w:t>hai</w:t>
+      </w:r>
+      <w:proofErr w:type="spellEnd"/>
+      <w:r>
+        <w:t>.</w:t>
+      </w:r>
+    </w:p>
+    <w:p>
+      <w:pPr>
+        <w:rPr>
+          <w:b/>
+          <w:bCs/>
+          <w:lang w:val="en-IN"/>
+        </w:rPr>
+      </w:pPr>
+      <w:r>
+        <w:rPr>
+          <w:b/>
+          <w:bCs/>
+          <w:lang w:val="en-IN"/>
+        </w:rPr>
+        <w:t xml:space="preserve">Kaise </w:t>
+      </w:r>
+      <w:proofErr w:type="spellStart"/>
+      <w:r>
+        <w:rPr>
+          <w:b/>
+          <w:bCs/>
+          <w:lang w:val="en-IN"/>
+        </w:rPr>
+        <w:t>kaam</w:t>
+      </w:r>
+      <w:proofErr w:type="spellEnd"/>
+      <w:r>
+        <w:rPr>
+          <w:b/>
+          <w:bCs/>
+          <w:lang w:val="en-IN"/>
+        </w:rPr>
+        <w:t xml:space="preserve"> </w:t>
+      </w:r>
+      <w:proofErr w:type="spellStart"/>
+      <w:r>
+        <w:rPr>
+          <w:b/>
+          <w:bCs/>
+          <w:lang w:val="en-IN"/>
+        </w:rPr>
+        <w:t>karta</w:t>
+      </w:r>
+      <w:proofErr w:type="spellEnd"/>
+      <w:r>
+        <w:rPr>
+          <w:b/>
+          <w:bCs/>
+          <w:lang w:val="en-IN"/>
+        </w:rPr>
+        <w:t xml:space="preserve"> </w:t>
+      </w:r>
+      <w:proofErr w:type="spellStart"/>
+      <w:r>
+        <w:rPr>
+          <w:b/>
+          <w:bCs/>
+          <w:lang w:val="en-IN"/>
+        </w:rPr>
+        <w:t>hai</w:t>
+      </w:r>
+      <w:proofErr w:type="spellEnd"/>
+      <w:r>
+        <w:rPr>
+          <w:b/>
+          <w:bCs/>
+          <w:lang w:val="en-IN"/>
+        </w:rPr>
+        <w:t xml:space="preserve"> Passport?</w:t>
+      </w:r>
+    </w:p>
+    <w:p>
+      <w:pPr>
+        <w:rPr>
+          <w:lang w:val="en-IN"/>
+        </w:rPr>
+      </w:pPr>
+      <w:r>
+        <w:rPr>
+          <w:lang w:val="en-IN"/>
+        </w:rPr>
+        <w:t xml:space="preserve">Passport </w:t>
+      </w:r>
+      <w:r>
+        <w:rPr>
+          <w:b/>
+          <w:bCs/>
+          <w:lang w:val="en-IN"/>
+        </w:rPr>
+        <w:t>strategies</w:t>
+      </w:r>
+      <w:r>
+        <w:rPr>
+          <w:lang w:val="en-IN"/>
+        </w:rPr>
+        <w:t xml:space="preserve"> ka </w:t>
+      </w:r>
+      <w:proofErr w:type="gramStart"/>
+      <w:r>
+        <w:rPr>
+          <w:lang w:val="en-IN"/>
+        </w:rPr>
+        <w:t>use</w:t>
+      </w:r>
+      <w:proofErr w:type="gramEnd"/>
+      <w:r>
+        <w:rPr>
+          <w:lang w:val="en-IN"/>
+        </w:rPr>
+        <w:t xml:space="preserve"> </w:t>
+      </w:r>
+      <w:proofErr w:type="spellStart"/>
+      <w:r>
+        <w:rPr>
+          <w:lang w:val="en-IN"/>
+        </w:rPr>
+        <w:t>karta</w:t>
+      </w:r>
+      <w:proofErr w:type="spellEnd"/>
+      <w:r>
+        <w:rPr>
+          <w:lang w:val="en-IN"/>
+        </w:rPr>
+        <w:t xml:space="preserve"> </w:t>
+      </w:r>
+      <w:proofErr w:type="spellStart"/>
+      <w:r>
+        <w:rPr>
+          <w:lang w:val="en-IN"/>
+        </w:rPr>
+        <w:t>hai</w:t>
+      </w:r>
+      <w:proofErr w:type="spellEnd"/>
+      <w:r>
+        <w:rPr>
+          <w:lang w:val="en-IN"/>
+        </w:rPr>
+        <w:t xml:space="preserve"> — </w:t>
+      </w:r>
+      <w:proofErr w:type="spellStart"/>
+      <w:r>
+        <w:rPr>
+          <w:lang w:val="en-IN"/>
+        </w:rPr>
+        <w:t>alag-alag</w:t>
+      </w:r>
+      <w:proofErr w:type="spellEnd"/>
+      <w:r>
+        <w:rPr>
+          <w:lang w:val="en-IN"/>
+        </w:rPr>
+        <w:t xml:space="preserve"> authentication methods </w:t>
+      </w:r>
+      <w:proofErr w:type="spellStart"/>
+      <w:r>
+        <w:rPr>
+          <w:lang w:val="en-IN"/>
+        </w:rPr>
+        <w:t>ke</w:t>
+      </w:r>
+      <w:proofErr w:type="spellEnd"/>
+      <w:r>
+        <w:rPr>
+          <w:lang w:val="en-IN"/>
+        </w:rPr>
+        <w:t xml:space="preserve"> </w:t>
+      </w:r>
+      <w:proofErr w:type="spellStart"/>
+      <w:r>
+        <w:rPr>
+          <w:lang w:val="en-IN"/>
+        </w:rPr>
+        <w:t>liye</w:t>
+      </w:r>
+      <w:proofErr w:type="spellEnd"/>
+      <w:r>
+        <w:rPr>
+          <w:lang w:val="en-IN"/>
+        </w:rPr>
+        <w:t xml:space="preserve">. Har method </w:t>
+      </w:r>
+      <w:proofErr w:type="spellStart"/>
+      <w:r>
+        <w:rPr>
+          <w:lang w:val="en-IN"/>
+        </w:rPr>
+        <w:t>ke</w:t>
+      </w:r>
+      <w:proofErr w:type="spellEnd"/>
+      <w:r>
+        <w:rPr>
+          <w:lang w:val="en-IN"/>
+        </w:rPr>
+        <w:t xml:space="preserve"> </w:t>
+      </w:r>
+      <w:proofErr w:type="spellStart"/>
+      <w:r>
+        <w:rPr>
+          <w:lang w:val="en-IN"/>
+        </w:rPr>
+        <w:t>liye</w:t>
+      </w:r>
+      <w:proofErr w:type="spellEnd"/>
+      <w:r>
+        <w:rPr>
+          <w:lang w:val="en-IN"/>
+        </w:rPr>
+        <w:t xml:space="preserve"> ek </w:t>
+      </w:r>
+      <w:proofErr w:type="spellStart"/>
+      <w:r>
+        <w:rPr>
+          <w:lang w:val="en-IN"/>
+        </w:rPr>
+        <w:t>alag</w:t>
+      </w:r>
+      <w:proofErr w:type="spellEnd"/>
+      <w:r>
+        <w:rPr>
+          <w:lang w:val="en-IN"/>
+        </w:rPr>
+        <w:t xml:space="preserve"> strategy </w:t>
+      </w:r>
+      <w:proofErr w:type="spellStart"/>
+      <w:r>
+        <w:rPr>
+          <w:lang w:val="en-IN"/>
+        </w:rPr>
+        <w:t>hoti</w:t>
+      </w:r>
+      <w:proofErr w:type="spellEnd"/>
+      <w:r>
+        <w:rPr>
+          <w:lang w:val="en-IN"/>
+        </w:rPr>
+        <w:t xml:space="preserve"> </w:t>
+      </w:r>
+      <w:proofErr w:type="spellStart"/>
+      <w:r>
+        <w:rPr>
+          <w:lang w:val="en-IN"/>
+        </w:rPr>
+        <w:t>hai</w:t>
+      </w:r>
+      <w:proofErr w:type="spellEnd"/>
+      <w:r>
+        <w:rPr>
+          <w:lang w:val="en-IN"/>
+        </w:rPr>
+        <w:t>.</w:t>
+      </w:r>
+    </w:p>
+    <w:p>
+      <w:pPr>
+        <w:rPr>
+          <w:b/>
+          <w:bCs/>
+          <w:lang w:val="en-IN"/>
+        </w:rPr>
+      </w:pPr>
+      <w:r>
+        <w:rPr>
+          <w:b/>
+          <w:bCs/>
+          <w:lang w:val="en-IN"/>
+        </w:rPr>
+        <w:t>Popular strategies:</w:t>
+      </w:r>
+    </w:p>
+    <w:p>
+      <w:pPr>
+        <w:numPr>
+          <w:ilvl w:val="0"/>
+          <w:numId w:val="7"/>
+        </w:numPr>
+        <w:rPr>
+          <w:lang w:val="en-IN"/>
+        </w:rPr>
+      </w:pPr>
+      <w:r>
+        <w:rPr>
+          <w:lang w:val="en-IN"/>
+        </w:rPr>
+        <w:t xml:space="preserve">passport-local: Username/password </w:t>
+      </w:r>
+      <w:proofErr w:type="spellStart"/>
+      <w:r>
+        <w:rPr>
+          <w:lang w:val="en-IN"/>
+        </w:rPr>
+        <w:t>ke</w:t>
+      </w:r>
+      <w:proofErr w:type="spellEnd"/>
+      <w:r>
+        <w:rPr>
+          <w:lang w:val="en-IN"/>
+        </w:rPr>
+        <w:t xml:space="preserve"> through login</w:t>
+      </w:r>
+    </w:p>
+    <w:p>
+      <w:pPr>
+        <w:numPr>
+          <w:ilvl w:val="0"/>
+          <w:numId w:val="7"/>
+        </w:numPr>
+        <w:rPr>
+          <w:lang w:val="en-IN"/>
+        </w:rPr>
+      </w:pPr>
+      <w:r>
+        <w:rPr>
+          <w:lang w:val="en-IN"/>
+        </w:rPr>
+        <w:t>passport-</w:t>
+      </w:r>
+      <w:proofErr w:type="spellStart"/>
+      <w:r>
+        <w:rPr>
+          <w:lang w:val="en-IN"/>
+        </w:rPr>
+        <w:t>jwt</w:t>
+      </w:r>
+      <w:proofErr w:type="spellEnd"/>
+      <w:r>
+        <w:rPr>
+          <w:lang w:val="en-IN"/>
+        </w:rPr>
+        <w:t xml:space="preserve">: JWT (JSON Web Token) </w:t>
+      </w:r>
+      <w:proofErr w:type="spellStart"/>
+      <w:r>
+        <w:rPr>
+          <w:lang w:val="en-IN"/>
+        </w:rPr>
+        <w:t>ke</w:t>
+      </w:r>
+      <w:proofErr w:type="spellEnd"/>
+      <w:r>
+        <w:rPr>
+          <w:lang w:val="en-IN"/>
+        </w:rPr>
+        <w:t xml:space="preserve"> </w:t>
+      </w:r>
+      <w:proofErr w:type="spellStart"/>
+      <w:r>
+        <w:rPr>
+          <w:lang w:val="en-IN"/>
+        </w:rPr>
+        <w:t>saath</w:t>
+      </w:r>
+      <w:proofErr w:type="spellEnd"/>
+    </w:p>
+    <w:p>
+      <w:pPr>
+        <w:numPr>
+          <w:ilvl w:val="0"/>
+          <w:numId w:val="7"/>
+        </w:numPr>
+        <w:rPr>
+          <w:lang w:val="en-IN"/>
+        </w:rPr>
+      </w:pPr>
+      <w:r>
+        <w:rPr>
+          <w:lang w:val="en-IN"/>
+        </w:rPr>
+        <w:t>passport-google-oauth20: Google se login</w:t>
+      </w:r>
+    </w:p>
+    <w:p>
+      <w:pPr>
+        <w:numPr>
+          <w:ilvl w:val="0"/>
+          <w:numId w:val="7"/>
+        </w:numPr>
+        <w:rPr>
+          <w:lang w:val="en-IN"/>
+        </w:rPr>
+      </w:pPr>
+      <w:r>
+        <w:rPr>
+          <w:lang w:val="en-IN"/>
+        </w:rPr>
+        <w:t>passport-</w:t>
+      </w:r>
+      <w:proofErr w:type="spellStart"/>
+      <w:r>
+        <w:rPr>
+          <w:lang w:val="en-IN"/>
+        </w:rPr>
+        <w:t>facebook</w:t>
+      </w:r>
+      <w:proofErr w:type="spellEnd"/>
+      <w:r>
+        <w:rPr>
+          <w:lang w:val="en-IN"/>
+        </w:rPr>
+        <w:t>: Facebook login</w:t>
+      </w:r>
+    </w:p>
+    <w:p>
+      <w:pPr>
+        <w:numPr>
+          <w:ilvl w:val="0"/>
+          <w:numId w:val="7"/>
+        </w:numPr>
+        <w:rPr>
+          <w:lang w:val="en-IN"/>
+        </w:rPr>
+      </w:pPr>
+      <w:r>
+        <w:rPr>
+          <w:lang w:val="en-IN"/>
+        </w:rPr>
+        <w:t>passport-github2: GitHub login</w:t>
+      </w:r>
+    </w:p>
+    <w:p/>
+    <w:p/>
+    <w:p>
+      <w:pPr>
+        <w:rPr>
+          <w:b/>
+          <w:bCs/>
+          <w:sz w:val="36"/>
+          <w:szCs w:val="36"/>
+        </w:rPr>
+      </w:pPr>
+      <w:r>
+        <w:rPr>
+          <w:b/>
+          <w:bCs/>
+          <w:sz w:val="36"/>
+          <w:szCs w:val="36"/>
+        </w:rPr>
+        <w:lastRenderedPageBreak/>
+        <w:t>Q</w:t>
+      </w:r>
+      <w:r>
+        <w:rPr>
+          <w:b/>
+          <w:bCs/>
+          <w:sz w:val="36"/>
+          <w:szCs w:val="36"/>
+        </w:rPr>
+        <w:t xml:space="preserve">10. What is </w:t>
+      </w:r>
+      <w:proofErr w:type="spellStart"/>
+      <w:proofErr w:type="gramStart"/>
+      <w:r>
+        <w:rPr>
+          <w:b/>
+          <w:bCs/>
+          <w:sz w:val="36"/>
+          <w:szCs w:val="36"/>
+        </w:rPr>
+        <w:t>nodemailer</w:t>
+      </w:r>
+      <w:proofErr w:type="spellEnd"/>
+      <w:r>
+        <w:rPr>
+          <w:b/>
+          <w:bCs/>
+          <w:sz w:val="36"/>
+          <w:szCs w:val="36"/>
+        </w:rPr>
+        <w:t xml:space="preserve"> ?</w:t>
+      </w:r>
+      <w:proofErr w:type="gramEnd"/>
+    </w:p>
+    <w:p>
+      <w:proofErr w:type="spellStart"/>
+      <w:r>
+        <w:t>Nodemailer</w:t>
+      </w:r>
+      <w:proofErr w:type="spellEnd"/>
+      <w:r>
+        <w:t xml:space="preserve"> ek Node.js module </w:t>
+      </w:r>
+      <w:proofErr w:type="spellStart"/>
+      <w:r>
+        <w:t>hai</w:t>
+      </w:r>
+      <w:proofErr w:type="spellEnd"/>
+      <w:r>
+        <w:t xml:space="preserve"> jo </w:t>
+      </w:r>
+      <w:proofErr w:type="spellStart"/>
+      <w:r>
+        <w:t>aapko</w:t>
+      </w:r>
+      <w:proofErr w:type="spellEnd"/>
+      <w:r>
+        <w:t xml:space="preserve"> emails send </w:t>
+      </w:r>
+      <w:proofErr w:type="spellStart"/>
+      <w:r>
+        <w:t>karne</w:t>
+      </w:r>
+      <w:proofErr w:type="spellEnd"/>
+      <w:r>
+        <w:t xml:space="preserve"> </w:t>
+      </w:r>
+      <w:proofErr w:type="spellStart"/>
+      <w:r>
+        <w:t>mein</w:t>
+      </w:r>
+      <w:proofErr w:type="spellEnd"/>
+      <w:r>
+        <w:t xml:space="preserve"> help </w:t>
+      </w:r>
+      <w:proofErr w:type="spellStart"/>
+      <w:r>
+        <w:t>karta</w:t>
+      </w:r>
+      <w:proofErr w:type="spellEnd"/>
+      <w:r>
+        <w:t xml:space="preserve"> </w:t>
+      </w:r>
+      <w:proofErr w:type="spellStart"/>
+      <w:r>
+        <w:t>hai</w:t>
+      </w:r>
+      <w:proofErr w:type="spellEnd"/>
+      <w:r>
+        <w:t xml:space="preserve"> — </w:t>
+      </w:r>
+      <w:proofErr w:type="spellStart"/>
+      <w:r>
+        <w:t>jaise</w:t>
+      </w:r>
+      <w:proofErr w:type="spellEnd"/>
+      <w:r>
+        <w:t xml:space="preserve"> ki:</w:t>
+      </w:r>
+    </w:p>
+    <w:p>
+      <w:r>
+        <w:t>User ko registration confirmation email</w:t>
+      </w:r>
+    </w:p>
+    <w:p>
+      <w:r>
+        <w:t>Password reset link</w:t>
+      </w:r>
+    </w:p>
+    <w:p>
+      <w:r>
+        <w:t>Notifications, etc.</w:t>
+      </w:r>
+    </w:p>
+    <w:p/>
+    <w:p>
+      <w:pPr>
+        <w:rPr>
+          <w:b/>
+          <w:bCs/>
+          <w:sz w:val="32"/>
+          <w:szCs w:val="32"/>
+        </w:rPr>
+      </w:pPr>
+      <w:r>
+        <w:rPr>
+          <w:b/>
+          <w:bCs/>
+          <w:sz w:val="32"/>
+          <w:szCs w:val="32"/>
+        </w:rPr>
+        <w:t xml:space="preserve">Q11. What is </w:t>
+      </w:r>
+      <w:proofErr w:type="spellStart"/>
+      <w:r>
+        <w:rPr>
+          <w:b/>
+          <w:bCs/>
+          <w:sz w:val="32"/>
+          <w:szCs w:val="32"/>
+        </w:rPr>
+        <w:t>jwt</w:t>
+      </w:r>
+      <w:proofErr w:type="spellEnd"/>
+      <w:r>
+        <w:rPr>
+          <w:b/>
+          <w:bCs/>
+          <w:sz w:val="32"/>
+          <w:szCs w:val="32"/>
+        </w:rPr>
+        <w:t xml:space="preserve"> </w:t>
+      </w:r>
+      <w:proofErr w:type="gramStart"/>
+      <w:r>
+        <w:rPr>
+          <w:b/>
+          <w:bCs/>
+          <w:sz w:val="32"/>
+          <w:szCs w:val="32"/>
+        </w:rPr>
+        <w:t>token ?</w:t>
+      </w:r>
+      <w:proofErr w:type="gramEnd"/>
+    </w:p>
+    <w:p>
+      <w:r>
+        <w:t xml:space="preserve">JWT ek digitally signed token </w:t>
+      </w:r>
+      <w:proofErr w:type="spellStart"/>
+      <w:r>
+        <w:t>hota</w:t>
+      </w:r>
+      <w:proofErr w:type="spellEnd"/>
+      <w:r>
+        <w:t xml:space="preserve"> </w:t>
+      </w:r>
+      <w:proofErr w:type="spellStart"/>
+      <w:r>
+        <w:t>hai</w:t>
+      </w:r>
+      <w:proofErr w:type="spellEnd"/>
+      <w:r>
+        <w:t xml:space="preserve"> jo client aur server </w:t>
+      </w:r>
+      <w:proofErr w:type="spellStart"/>
+      <w:r>
+        <w:t>ke</w:t>
+      </w:r>
+      <w:proofErr w:type="spellEnd"/>
+      <w:r>
+        <w:t xml:space="preserve"> beech securely user identity </w:t>
+      </w:r>
+      <w:proofErr w:type="gramStart"/>
+      <w:r>
+        <w:t>carry</w:t>
+      </w:r>
+      <w:proofErr w:type="gramEnd"/>
+      <w:r>
+        <w:t xml:space="preserve"> </w:t>
+      </w:r>
+      <w:proofErr w:type="spellStart"/>
+      <w:r>
+        <w:t>karta</w:t>
+      </w:r>
+      <w:proofErr w:type="spellEnd"/>
+      <w:r>
+        <w:t xml:space="preserve"> </w:t>
+      </w:r>
+      <w:proofErr w:type="spellStart"/>
+      <w:r>
+        <w:t>hai</w:t>
+      </w:r>
+      <w:proofErr w:type="spellEnd"/>
+      <w:r>
+        <w:t>.</w:t>
+      </w:r>
+    </w:p>
+    <w:p>
+      <w:r>
+        <w:t xml:space="preserve">Import </w:t>
+      </w:r>
+      <w:proofErr w:type="spellStart"/>
+      <w:r>
+        <w:t>jwt</w:t>
+      </w:r>
+      <w:proofErr w:type="spellEnd"/>
+      <w:r>
+        <w:t xml:space="preserve"> from “</w:t>
+      </w:r>
+      <w:proofErr w:type="spellStart"/>
+      <w:r>
+        <w:t>jasonwebtoken</w:t>
+      </w:r>
+      <w:proofErr w:type="spellEnd"/>
+      <w:r>
+        <w:t>”;</w:t>
+      </w:r>
+    </w:p>
+    <w:p>
+      <w:r>
+        <w:t xml:space="preserve">const token = </w:t>
+      </w:r>
+      <w:proofErr w:type="spellStart"/>
+      <w:proofErr w:type="gramStart"/>
+      <w:r>
+        <w:t>jwt.sign</w:t>
+      </w:r>
+      <w:proofErr w:type="spellEnd"/>
+      <w:proofErr w:type="gramEnd"/>
+      <w:r>
+        <w:t>({</w:t>
+      </w:r>
+      <w:proofErr w:type="gramStart"/>
+      <w:r>
+        <w:t>name :</w:t>
+      </w:r>
+      <w:proofErr w:type="gramEnd"/>
+      <w:r>
+        <w:t>req.user.name</w:t>
+      </w:r>
+      <w:proofErr w:type="gramStart"/>
+      <w:r>
+        <w:t xml:space="preserve"> ,---},SECRET</w:t>
+      </w:r>
+      <w:proofErr w:type="gramEnd"/>
+      <w:r>
+        <w:t>_</w:t>
+      </w:r>
+      <w:proofErr w:type="gramStart"/>
+      <w:r>
+        <w:t>KEY,{</w:t>
+      </w:r>
+      <w:proofErr w:type="gramEnd"/>
+      <w:r>
+        <w:t>expiresIn:1h})</w:t>
+      </w:r>
+    </w:p>
+    <w:p>
+      <w:r>
+        <w:t xml:space="preserve">const </w:t>
+      </w:r>
+      <w:proofErr w:type="spellStart"/>
+      <w:r>
+        <w:t>autheCheck</w:t>
+      </w:r>
+      <w:proofErr w:type="spellEnd"/>
+      <w:proofErr w:type="gramStart"/>
+      <w:r>
+        <w:t>=(</w:t>
+      </w:r>
+      <w:proofErr w:type="gramEnd"/>
+      <w:r>
+        <w:t>)=</w:t>
+      </w:r>
+      <w:proofErr w:type="gramStart"/>
+      <w:r>
+        <w:t>&gt;{</w:t>
+      </w:r>
+      <w:proofErr w:type="gramEnd"/>
+    </w:p>
+    <w:p>
+      <w:r>
+        <w:t>const token =’’’’’</w:t>
+      </w:r>
+    </w:p>
+    <w:p>
+      <w:proofErr w:type="spellStart"/>
+      <w:proofErr w:type="gramStart"/>
+      <w:r>
+        <w:t>jwt.verify</w:t>
+      </w:r>
+      <w:proofErr w:type="spellEnd"/>
+      <w:proofErr w:type="gramEnd"/>
+      <w:r>
+        <w:t>(</w:t>
+      </w:r>
+      <w:proofErr w:type="gramStart"/>
+      <w:r>
+        <w:t>token ,</w:t>
+      </w:r>
+      <w:proofErr w:type="gramEnd"/>
+      <w:r>
+        <w:t xml:space="preserve"> SECRET_</w:t>
+      </w:r>
+      <w:proofErr w:type="gramStart"/>
+      <w:r>
+        <w:t>KEY ,</w:t>
+      </w:r>
+      <w:proofErr w:type="gramEnd"/>
+      <w:r>
+        <w:t xml:space="preserve"> (error, </w:t>
+      </w:r>
+      <w:proofErr w:type="spellStart"/>
+      <w:proofErr w:type="gramStart"/>
+      <w:r>
+        <w:t>userData</w:t>
+      </w:r>
+      <w:proofErr w:type="spellEnd"/>
+      <w:r>
+        <w:t>)=&gt;{</w:t>
+      </w:r>
+      <w:proofErr w:type="gramEnd"/>
+    </w:p>
+    <w:p>
+      <w:r>
+        <w:t xml:space="preserve">if(error) return </w:t>
+      </w:r>
+      <w:proofErr w:type="spellStart"/>
+      <w:proofErr w:type="gramStart"/>
+      <w:r>
+        <w:t>res.status</w:t>
+      </w:r>
+      <w:proofErr w:type="spellEnd"/>
+      <w:proofErr w:type="gramEnd"/>
+      <w:r>
+        <w:t>(401</w:t>
+      </w:r>
+      <w:proofErr w:type="gramStart"/>
+      <w:r>
+        <w:t>).</w:t>
+      </w:r>
+      <w:proofErr w:type="spellStart"/>
+      <w:r>
+        <w:t>json</w:t>
+      </w:r>
+      <w:proofErr w:type="spellEnd"/>
+      <w:proofErr w:type="gramEnd"/>
+      <w:r>
+        <w:t>({</w:t>
+      </w:r>
+      <w:proofErr w:type="spellStart"/>
+      <w:r>
+        <w:t>message</w:t>
+      </w:r>
+      <w:proofErr w:type="gramStart"/>
+      <w:r>
+        <w:t>:”Token</w:t>
+      </w:r>
+      <w:proofErr w:type="spellEnd"/>
+      <w:proofErr w:type="gramEnd"/>
+      <w:r>
+        <w:t xml:space="preserve"> Invalid”})</w:t>
+      </w:r>
+    </w:p>
+    <w:p>
+      <w:proofErr w:type="gramStart"/>
+      <w:r>
+        <w:t>return  next</w:t>
+      </w:r>
+      <w:proofErr w:type="gramEnd"/>
+      <w:r>
+        <w:t>()</w:t>
+      </w:r>
+    </w:p>
+    <w:p>
+      <w:r>
+        <w:t>})</w:t>
+      </w:r>
+      <w:r>
+        <w:br/>
+        <w:t>}</w:t>
+      </w:r>
+      <w:r>
+        <w:t xml:space="preserve">  </w:t>
+      </w:r>
+    </w:p>
+    <w:p/>
+    <w:p>
+      <w:pPr>
+        <w:rPr>
+          <w:b/>
+          <w:bCs/>
+          <w:sz w:val="32"/>
+          <w:szCs w:val="32"/>
+        </w:rPr>
+      </w:pPr>
+      <w:r>
+        <w:rPr>
+          <w:b/>
+          <w:bCs/>
+          <w:sz w:val="32"/>
+          <w:szCs w:val="32"/>
+        </w:rPr>
+        <w:t xml:space="preserve">Q12. What is </w:t>
+      </w:r>
+      <w:proofErr w:type="spellStart"/>
+      <w:r>
+        <w:rPr>
+          <w:b/>
+          <w:bCs/>
+          <w:sz w:val="32"/>
+          <w:szCs w:val="32"/>
+        </w:rPr>
+        <w:t>Libuv</w:t>
+      </w:r>
+      <w:proofErr w:type="spellEnd"/>
+      <w:r>
+        <w:rPr>
+          <w:b/>
+          <w:bCs/>
+          <w:sz w:val="32"/>
+          <w:szCs w:val="32"/>
+        </w:rPr>
+        <w:t xml:space="preserve"> and what roll in </w:t>
+      </w:r>
+      <w:proofErr w:type="gramStart"/>
+      <w:r>
+        <w:rPr>
+          <w:b/>
+          <w:bCs/>
+          <w:sz w:val="32"/>
+          <w:szCs w:val="32"/>
+        </w:rPr>
+        <w:t>node.js ?</w:t>
+      </w:r>
+      <w:proofErr w:type="gramEnd"/>
+    </w:p>
+    <w:p>
+      <w:proofErr w:type="spellStart"/>
+      <w:r>
+        <w:t>libuv</w:t>
+      </w:r>
+      <w:proofErr w:type="spellEnd"/>
+      <w:r>
+        <w:t xml:space="preserve"> ek C/C++ based library </w:t>
+      </w:r>
+      <w:proofErr w:type="spellStart"/>
+      <w:r>
+        <w:t>hai</w:t>
+      </w:r>
+      <w:proofErr w:type="spellEnd"/>
+      <w:r>
+        <w:t xml:space="preserve"> jo Node.js </w:t>
+      </w:r>
+      <w:proofErr w:type="spellStart"/>
+      <w:r>
+        <w:t>ke</w:t>
+      </w:r>
+      <w:proofErr w:type="spellEnd"/>
+      <w:r>
+        <w:t xml:space="preserve"> </w:t>
+      </w:r>
+      <w:proofErr w:type="spellStart"/>
+      <w:r>
+        <w:t>andar</w:t>
+      </w:r>
+      <w:proofErr w:type="spellEnd"/>
+      <w:r>
+        <w:t xml:space="preserve"> background me </w:t>
+      </w:r>
+      <w:proofErr w:type="spellStart"/>
+      <w:r>
+        <w:t>chupta</w:t>
+      </w:r>
+      <w:proofErr w:type="spellEnd"/>
+      <w:r>
+        <w:t xml:space="preserve"> </w:t>
+      </w:r>
+      <w:proofErr w:type="spellStart"/>
+      <w:r>
+        <w:t>hua</w:t>
+      </w:r>
+      <w:proofErr w:type="spellEnd"/>
+      <w:r>
+        <w:t xml:space="preserve"> </w:t>
+      </w:r>
+      <w:proofErr w:type="spellStart"/>
+      <w:r>
+        <w:t>kaam</w:t>
+      </w:r>
+      <w:proofErr w:type="spellEnd"/>
+      <w:r>
+        <w:t xml:space="preserve"> </w:t>
+      </w:r>
+      <w:proofErr w:type="spellStart"/>
+      <w:r>
+        <w:t>karta</w:t>
+      </w:r>
+      <w:proofErr w:type="spellEnd"/>
+      <w:r>
+        <w:t xml:space="preserve"> </w:t>
+      </w:r>
+      <w:proofErr w:type="spellStart"/>
+      <w:r>
+        <w:t>hai</w:t>
+      </w:r>
+      <w:proofErr w:type="spellEnd"/>
+      <w:r>
+        <w:t xml:space="preserve"> — </w:t>
+      </w:r>
+      <w:proofErr w:type="spellStart"/>
+      <w:r>
+        <w:t>jaise</w:t>
+      </w:r>
+      <w:proofErr w:type="spellEnd"/>
+      <w:r>
+        <w:t xml:space="preserve"> asynchronous I/O, file system, network, timers, threads, etc.</w:t>
+      </w:r>
+    </w:p>
+    <w:p>
+      <w:pPr>
+        <w:rPr>
+          <w:b/>
+          <w:bCs/>
+          <w:lang w:val="en-IN"/>
+        </w:rPr>
+      </w:pPr>
+      <w:r>
+        <w:rPr>
+          <w:b/>
+          <w:bCs/>
+          <w:lang w:val="en-IN"/>
+        </w:rPr>
+        <w:t xml:space="preserve">Node.js me sab </w:t>
+      </w:r>
+      <w:proofErr w:type="spellStart"/>
+      <w:r>
+        <w:rPr>
+          <w:b/>
+          <w:bCs/>
+          <w:lang w:val="en-IN"/>
+        </w:rPr>
+        <w:t>kuch</w:t>
+      </w:r>
+      <w:proofErr w:type="spellEnd"/>
+      <w:r>
+        <w:rPr>
+          <w:b/>
+          <w:bCs/>
+          <w:lang w:val="en-IN"/>
+        </w:rPr>
+        <w:t xml:space="preserve"> async/non-blocking </w:t>
+      </w:r>
+      <w:proofErr w:type="spellStart"/>
+      <w:r>
+        <w:rPr>
+          <w:b/>
+          <w:bCs/>
+          <w:lang w:val="en-IN"/>
+        </w:rPr>
+        <w:t>hota</w:t>
+      </w:r>
+      <w:proofErr w:type="spellEnd"/>
+      <w:r>
+        <w:rPr>
+          <w:b/>
+          <w:bCs/>
+          <w:lang w:val="en-IN"/>
+        </w:rPr>
+        <w:t xml:space="preserve"> </w:t>
+      </w:r>
+      <w:proofErr w:type="spellStart"/>
+      <w:r>
+        <w:rPr>
+          <w:b/>
+          <w:bCs/>
+          <w:lang w:val="en-IN"/>
+        </w:rPr>
+        <w:t>hai</w:t>
+      </w:r>
+      <w:proofErr w:type="spellEnd"/>
+      <w:r>
+        <w:rPr>
+          <w:b/>
+          <w:bCs/>
+          <w:lang w:val="en-IN"/>
+        </w:rPr>
+        <w:t xml:space="preserve"> — </w:t>
+      </w:r>
+      <w:proofErr w:type="spellStart"/>
+      <w:r>
+        <w:rPr>
+          <w:b/>
+          <w:bCs/>
+          <w:lang w:val="en-IN"/>
+        </w:rPr>
+        <w:t>jaise</w:t>
+      </w:r>
+      <w:proofErr w:type="spellEnd"/>
+      <w:r>
+        <w:rPr>
+          <w:b/>
+          <w:bCs/>
+          <w:lang w:val="en-IN"/>
+        </w:rPr>
+        <w:t>:</w:t>
+      </w:r>
+    </w:p>
+    <w:p>
+      <w:pPr>
+        <w:numPr>
+          <w:ilvl w:val="0"/>
+          <w:numId w:val="8"/>
+        </w:numPr>
+        <w:rPr>
+          <w:lang w:val="en-IN"/>
+        </w:rPr>
+      </w:pPr>
+      <w:r>
+        <w:rPr>
+          <w:lang w:val="en-IN"/>
+        </w:rPr>
+        <w:t>File read/write</w:t>
+      </w:r>
+    </w:p>
+    <w:p>
+      <w:pPr>
+        <w:numPr>
+          <w:ilvl w:val="0"/>
+          <w:numId w:val="8"/>
+        </w:numPr>
+        <w:rPr>
+          <w:lang w:val="en-IN"/>
+        </w:rPr>
+      </w:pPr>
+      <w:proofErr w:type="spellStart"/>
+      <w:r>
+        <w:rPr>
+          <w:lang w:val="en-IN"/>
+        </w:rPr>
+        <w:t>setTimeout</w:t>
+      </w:r>
+      <w:proofErr w:type="spellEnd"/>
+    </w:p>
+    <w:p>
+      <w:pPr>
+        <w:numPr>
+          <w:ilvl w:val="0"/>
+          <w:numId w:val="8"/>
+        </w:numPr>
+        <w:rPr>
+          <w:lang w:val="en-IN"/>
+        </w:rPr>
+      </w:pPr>
+      <w:r>
+        <w:rPr>
+          <w:lang w:val="en-IN"/>
+        </w:rPr>
+        <w:t>HTTP request</w:t>
+      </w:r>
+    </w:p>
+    <w:p>
+      <w:pPr>
+        <w:numPr>
+          <w:ilvl w:val="0"/>
+          <w:numId w:val="8"/>
+        </w:numPr>
+        <w:rPr>
+          <w:lang w:val="en-IN"/>
+        </w:rPr>
+      </w:pPr>
+      <w:r>
+        <w:rPr>
+          <w:lang w:val="en-IN"/>
+        </w:rPr>
+        <w:lastRenderedPageBreak/>
+        <w:t>DNS lookup</w:t>
+      </w:r>
+    </w:p>
+    <w:p>
+      <w:pPr>
+        <w:numPr>
+          <w:ilvl w:val="0"/>
+          <w:numId w:val="8"/>
+        </w:numPr>
+        <w:rPr>
+          <w:lang w:val="en-IN"/>
+        </w:rPr>
+      </w:pPr>
+      <w:r>
+        <w:rPr>
+          <w:lang w:val="en-IN"/>
+        </w:rPr>
+        <w:t>Network sockets</w:t>
+      </w:r>
+    </w:p>
+    <w:p>
+      <w:pPr>
+        <w:rPr>
+          <w:lang w:val="en-IN"/>
+        </w:rPr>
+      </w:pPr>
+      <w:r>
+        <w:rPr>
+          <w:rFonts w:ascii="Segoe UI Emoji" w:hAnsi="Segoe UI Emoji" w:cs="Segoe UI Emoji"/>
+          <w:lang w:val="en-IN"/>
+        </w:rPr>
+        <w:t>👉</w:t>
+      </w:r>
+      <w:r>
+        <w:rPr>
+          <w:lang w:val="en-IN"/>
+        </w:rPr>
+        <w:t xml:space="preserve"> Ye sab </w:t>
+      </w:r>
+      <w:proofErr w:type="spellStart"/>
+      <w:r>
+        <w:rPr>
+          <w:lang w:val="en-IN"/>
+        </w:rPr>
+        <w:t>kaam</w:t>
+      </w:r>
+      <w:proofErr w:type="spellEnd"/>
+      <w:r>
+        <w:rPr>
+          <w:lang w:val="en-IN"/>
+        </w:rPr>
+        <w:t xml:space="preserve"> Node.js khud </w:t>
+      </w:r>
+      <w:proofErr w:type="spellStart"/>
+      <w:r>
+        <w:rPr>
+          <w:lang w:val="en-IN"/>
+        </w:rPr>
+        <w:t>nahi</w:t>
+      </w:r>
+      <w:proofErr w:type="spellEnd"/>
+      <w:r>
+        <w:rPr>
+          <w:lang w:val="en-IN"/>
+        </w:rPr>
+        <w:t xml:space="preserve"> </w:t>
+      </w:r>
+      <w:proofErr w:type="spellStart"/>
+      <w:r>
+        <w:rPr>
+          <w:lang w:val="en-IN"/>
+        </w:rPr>
+        <w:t>karta</w:t>
+      </w:r>
+      <w:proofErr w:type="spellEnd"/>
+      <w:r>
+        <w:rPr>
+          <w:lang w:val="en-IN"/>
+        </w:rPr>
+        <w:t xml:space="preserve">. Ye </w:t>
+      </w:r>
+      <w:proofErr w:type="spellStart"/>
+      <w:r>
+        <w:rPr>
+          <w:b/>
+          <w:bCs/>
+          <w:lang w:val="en-IN"/>
+        </w:rPr>
+        <w:t>libuv</w:t>
+      </w:r>
+      <w:proofErr w:type="spellEnd"/>
+      <w:r>
+        <w:rPr>
+          <w:lang w:val="en-IN"/>
+        </w:rPr>
+        <w:t xml:space="preserve"> ko </w:t>
+      </w:r>
+      <w:proofErr w:type="spellStart"/>
+      <w:r>
+        <w:rPr>
+          <w:lang w:val="en-IN"/>
+        </w:rPr>
+        <w:t>bolta</w:t>
+      </w:r>
+      <w:proofErr w:type="spellEnd"/>
+      <w:r>
+        <w:rPr>
+          <w:lang w:val="en-IN"/>
+        </w:rPr>
+        <w:t xml:space="preserve"> </w:t>
+      </w:r>
+      <w:proofErr w:type="spellStart"/>
+      <w:r>
+        <w:rPr>
+          <w:lang w:val="en-IN"/>
+        </w:rPr>
+        <w:t>hai</w:t>
+      </w:r>
+      <w:proofErr w:type="spellEnd"/>
+      <w:r>
+        <w:rPr>
+          <w:lang w:val="en-IN"/>
+        </w:rPr>
+        <w:t>:</w:t>
+      </w:r>
+    </w:p>
+    <w:p>
+      <w:pPr>
+        <w:rPr>
+          <w:lang w:val="en-IN"/>
+        </w:rPr>
+      </w:pPr>
+      <w:r>
+        <w:rPr>
+          <w:lang w:val="en-IN"/>
+        </w:rPr>
+        <w:t xml:space="preserve">"Bhai, ye file read </w:t>
+      </w:r>
+      <w:proofErr w:type="spellStart"/>
+      <w:r>
+        <w:rPr>
+          <w:lang w:val="en-IN"/>
+        </w:rPr>
+        <w:t>kar</w:t>
+      </w:r>
+      <w:proofErr w:type="spellEnd"/>
+      <w:r>
+        <w:rPr>
+          <w:lang w:val="en-IN"/>
+        </w:rPr>
+        <w:t xml:space="preserve"> </w:t>
+      </w:r>
+      <w:proofErr w:type="spellStart"/>
+      <w:r>
+        <w:rPr>
+          <w:lang w:val="en-IN"/>
+        </w:rPr>
+        <w:t>ke</w:t>
+      </w:r>
+      <w:proofErr w:type="spellEnd"/>
+      <w:r>
+        <w:rPr>
+          <w:lang w:val="en-IN"/>
+        </w:rPr>
+        <w:t xml:space="preserve"> de, jab </w:t>
+      </w:r>
+      <w:proofErr w:type="spellStart"/>
+      <w:r>
+        <w:rPr>
+          <w:lang w:val="en-IN"/>
+        </w:rPr>
+        <w:t>ho</w:t>
+      </w:r>
+      <w:proofErr w:type="spellEnd"/>
+      <w:r>
+        <w:rPr>
+          <w:lang w:val="en-IN"/>
+        </w:rPr>
+        <w:t xml:space="preserve"> </w:t>
+      </w:r>
+      <w:proofErr w:type="spellStart"/>
+      <w:r>
+        <w:rPr>
+          <w:lang w:val="en-IN"/>
+        </w:rPr>
+        <w:t>jaye</w:t>
+      </w:r>
+      <w:proofErr w:type="spellEnd"/>
+      <w:r>
+        <w:rPr>
+          <w:lang w:val="en-IN"/>
+        </w:rPr>
+        <w:t xml:space="preserve"> to </w:t>
+      </w:r>
+      <w:proofErr w:type="spellStart"/>
+      <w:r>
+        <w:rPr>
+          <w:lang w:val="en-IN"/>
+        </w:rPr>
+        <w:t>mujhe</w:t>
+      </w:r>
+      <w:proofErr w:type="spellEnd"/>
+      <w:r>
+        <w:rPr>
+          <w:lang w:val="en-IN"/>
+        </w:rPr>
+        <w:t xml:space="preserve"> </w:t>
+      </w:r>
+      <w:proofErr w:type="spellStart"/>
+      <w:r>
+        <w:rPr>
+          <w:lang w:val="en-IN"/>
+        </w:rPr>
+        <w:t>batana</w:t>
+      </w:r>
+      <w:proofErr w:type="spellEnd"/>
+      <w:r>
+        <w:rPr>
+          <w:lang w:val="en-IN"/>
+        </w:rPr>
+        <w:t>."</w:t>
+      </w:r>
+    </w:p>
+    <w:p>
+      <w:pPr>
+        <w:rPr>
+          <w:lang w:val="en-IN"/>
+        </w:rPr>
+      </w:pPr>
+      <w:proofErr w:type="spellStart"/>
+      <w:r>
+        <w:rPr>
+          <w:lang w:val="en-IN"/>
+        </w:rPr>
+        <w:t>libuv</w:t>
+      </w:r>
+      <w:proofErr w:type="spellEnd"/>
+      <w:r>
+        <w:rPr>
+          <w:lang w:val="en-IN"/>
+        </w:rPr>
+        <w:t xml:space="preserve"> </w:t>
+      </w:r>
+      <w:proofErr w:type="spellStart"/>
+      <w:r>
+        <w:rPr>
+          <w:lang w:val="en-IN"/>
+        </w:rPr>
+        <w:t>isse</w:t>
+      </w:r>
+      <w:proofErr w:type="spellEnd"/>
+      <w:r>
+        <w:rPr>
+          <w:lang w:val="en-IN"/>
+        </w:rPr>
+        <w:t xml:space="preserve"> </w:t>
+      </w:r>
+      <w:r>
+        <w:rPr>
+          <w:b/>
+          <w:bCs/>
+          <w:lang w:val="en-IN"/>
+        </w:rPr>
+        <w:t xml:space="preserve">background me </w:t>
+      </w:r>
+      <w:proofErr w:type="spellStart"/>
+      <w:r>
+        <w:rPr>
+          <w:b/>
+          <w:bCs/>
+          <w:lang w:val="en-IN"/>
+        </w:rPr>
+        <w:t>kar</w:t>
+      </w:r>
+      <w:proofErr w:type="spellEnd"/>
+      <w:r>
+        <w:rPr>
+          <w:b/>
+          <w:bCs/>
+          <w:lang w:val="en-IN"/>
+        </w:rPr>
+        <w:t xml:space="preserve"> </w:t>
+      </w:r>
+      <w:proofErr w:type="spellStart"/>
+      <w:r>
+        <w:rPr>
+          <w:b/>
+          <w:bCs/>
+          <w:lang w:val="en-IN"/>
+        </w:rPr>
+        <w:t>ke</w:t>
+      </w:r>
+      <w:proofErr w:type="spellEnd"/>
+      <w:r>
+        <w:rPr>
+          <w:lang w:val="en-IN"/>
+        </w:rPr>
+        <w:t xml:space="preserve"> result de </w:t>
+      </w:r>
+      <w:proofErr w:type="spellStart"/>
+      <w:r>
+        <w:rPr>
+          <w:lang w:val="en-IN"/>
+        </w:rPr>
+        <w:t>deta</w:t>
+      </w:r>
+      <w:proofErr w:type="spellEnd"/>
+      <w:r>
+        <w:rPr>
+          <w:lang w:val="en-IN"/>
+        </w:rPr>
+        <w:t xml:space="preserve"> </w:t>
+      </w:r>
+      <w:proofErr w:type="spellStart"/>
+      <w:r>
+        <w:rPr>
+          <w:lang w:val="en-IN"/>
+        </w:rPr>
+        <w:t>hai</w:t>
+      </w:r>
+      <w:proofErr w:type="spellEnd"/>
+      <w:r>
+        <w:rPr>
+          <w:lang w:val="en-IN"/>
+        </w:rPr>
+        <w:t xml:space="preserve"> — </w:t>
+      </w:r>
+      <w:proofErr w:type="spellStart"/>
+      <w:r>
+        <w:rPr>
+          <w:lang w:val="en-IN"/>
+        </w:rPr>
+        <w:t>bina</w:t>
+      </w:r>
+      <w:proofErr w:type="spellEnd"/>
+      <w:r>
+        <w:rPr>
+          <w:lang w:val="en-IN"/>
+        </w:rPr>
+        <w:t xml:space="preserve"> JavaScript code ko block </w:t>
+      </w:r>
+      <w:proofErr w:type="spellStart"/>
+      <w:r>
+        <w:rPr>
+          <w:lang w:val="en-IN"/>
+        </w:rPr>
+        <w:t>kiye</w:t>
+      </w:r>
+      <w:proofErr w:type="spellEnd"/>
+      <w:r>
+        <w:rPr>
+          <w:lang w:val="en-IN"/>
+        </w:rPr>
+        <w:t>.</w:t>
+      </w:r>
+    </w:p>
+    <w:p/>
+    <w:p>
+      <w:pPr>
+        <w:rPr>
+          <w:b/>
+          <w:bCs/>
+          <w:sz w:val="32"/>
+          <w:szCs w:val="32"/>
+        </w:rPr>
+      </w:pPr>
+      <w:r>
+        <w:rPr>
+          <w:b/>
+          <w:bCs/>
+          <w:sz w:val="32"/>
+          <w:szCs w:val="32"/>
+        </w:rPr>
+        <w:t>Q1</w:t>
+      </w:r>
+      <w:r>
+        <w:rPr>
+          <w:b/>
+          <w:bCs/>
+          <w:sz w:val="32"/>
+          <w:szCs w:val="32"/>
+        </w:rPr>
+        <w:t>3</w:t>
+      </w:r>
+      <w:r>
+        <w:rPr>
+          <w:b/>
+          <w:bCs/>
+          <w:sz w:val="32"/>
+          <w:szCs w:val="32"/>
+        </w:rPr>
+        <w:t xml:space="preserve">. </w:t>
+      </w:r>
+      <w:r>
+        <w:rPr>
+          <w:b/>
+          <w:bCs/>
+          <w:sz w:val="32"/>
+          <w:szCs w:val="32"/>
+        </w:rPr>
+        <w:t xml:space="preserve">What is Soft Delete and Hard </w:t>
+      </w:r>
+      <w:proofErr w:type="gramStart"/>
+      <w:r>
+        <w:rPr>
+          <w:b/>
+          <w:bCs/>
+          <w:sz w:val="32"/>
+          <w:szCs w:val="32"/>
+        </w:rPr>
+        <w:t>Delete ?</w:t>
+      </w:r>
+      <w:proofErr w:type="gramEnd"/>
+    </w:p>
+    <w:p>
+      <w:pPr>
+        <w:rPr>
+          <w:sz w:val="24"/>
+          <w:szCs w:val="24"/>
+          <w:lang w:val="en-IN"/>
+        </w:rPr>
+      </w:pPr>
+      <w:r>
+        <w:rPr>
+          <w:sz w:val="24"/>
+          <w:szCs w:val="24"/>
+          <w:lang w:val="en-IN"/>
+        </w:rPr>
+        <w:t xml:space="preserve">Hard delete ka </w:t>
+      </w:r>
+      <w:proofErr w:type="spellStart"/>
+      <w:r>
+        <w:rPr>
+          <w:sz w:val="24"/>
+          <w:szCs w:val="24"/>
+          <w:lang w:val="en-IN"/>
+        </w:rPr>
+        <w:t>matlab</w:t>
+      </w:r>
+      <w:proofErr w:type="spellEnd"/>
+      <w:r>
+        <w:rPr>
+          <w:sz w:val="24"/>
+          <w:szCs w:val="24"/>
+          <w:lang w:val="en-IN"/>
+        </w:rPr>
+        <w:t xml:space="preserve"> </w:t>
+      </w:r>
+      <w:proofErr w:type="spellStart"/>
+      <w:r>
+        <w:rPr>
+          <w:sz w:val="24"/>
+          <w:szCs w:val="24"/>
+          <w:lang w:val="en-IN"/>
+        </w:rPr>
+        <w:t>hota</w:t>
+      </w:r>
+      <w:proofErr w:type="spellEnd"/>
+      <w:r>
+        <w:rPr>
+          <w:sz w:val="24"/>
+          <w:szCs w:val="24"/>
+          <w:lang w:val="en-IN"/>
+        </w:rPr>
+        <w:t xml:space="preserve"> </w:t>
+      </w:r>
+      <w:proofErr w:type="spellStart"/>
+      <w:r>
+        <w:rPr>
+          <w:sz w:val="24"/>
+          <w:szCs w:val="24"/>
+          <w:lang w:val="en-IN"/>
+        </w:rPr>
+        <w:t>hai</w:t>
+      </w:r>
+      <w:proofErr w:type="spellEnd"/>
+      <w:r>
+        <w:rPr>
+          <w:sz w:val="24"/>
+          <w:szCs w:val="24"/>
+          <w:lang w:val="en-IN"/>
+        </w:rPr>
+        <w:t xml:space="preserve"> ki data ko permanently database se </w:t>
+      </w:r>
+      <w:proofErr w:type="spellStart"/>
+      <w:r>
+        <w:rPr>
+          <w:sz w:val="24"/>
+          <w:szCs w:val="24"/>
+          <w:lang w:val="en-IN"/>
+        </w:rPr>
+        <w:t>hata</w:t>
+      </w:r>
+      <w:proofErr w:type="spellEnd"/>
+      <w:r>
+        <w:rPr>
+          <w:sz w:val="24"/>
+          <w:szCs w:val="24"/>
+          <w:lang w:val="en-IN"/>
+        </w:rPr>
+        <w:t xml:space="preserve"> </w:t>
+      </w:r>
+      <w:proofErr w:type="spellStart"/>
+      <w:r>
+        <w:rPr>
+          <w:sz w:val="24"/>
+          <w:szCs w:val="24"/>
+          <w:lang w:val="en-IN"/>
+        </w:rPr>
+        <w:t>dena</w:t>
+      </w:r>
+      <w:proofErr w:type="spellEnd"/>
+      <w:r>
+        <w:rPr>
+          <w:sz w:val="24"/>
+          <w:szCs w:val="24"/>
+          <w:lang w:val="en-IN"/>
+        </w:rPr>
+        <w:t xml:space="preserve"> — ab wo </w:t>
+      </w:r>
+      <w:proofErr w:type="spellStart"/>
+      <w:r>
+        <w:rPr>
+          <w:sz w:val="24"/>
+          <w:szCs w:val="24"/>
+          <w:lang w:val="en-IN"/>
+        </w:rPr>
+        <w:t>kabhi</w:t>
+      </w:r>
+      <w:proofErr w:type="spellEnd"/>
+      <w:r>
+        <w:rPr>
+          <w:sz w:val="24"/>
+          <w:szCs w:val="24"/>
+          <w:lang w:val="en-IN"/>
+        </w:rPr>
+        <w:t xml:space="preserve"> </w:t>
+      </w:r>
+      <w:proofErr w:type="spellStart"/>
+      <w:r>
+        <w:rPr>
+          <w:sz w:val="24"/>
+          <w:szCs w:val="24"/>
+          <w:lang w:val="en-IN"/>
+        </w:rPr>
+        <w:t>wapas</w:t>
+      </w:r>
+      <w:proofErr w:type="spellEnd"/>
+      <w:r>
+        <w:rPr>
+          <w:sz w:val="24"/>
+          <w:szCs w:val="24"/>
+          <w:lang w:val="en-IN"/>
+        </w:rPr>
+        <w:t xml:space="preserve"> </w:t>
+      </w:r>
+      <w:proofErr w:type="spellStart"/>
+      <w:r>
+        <w:rPr>
+          <w:sz w:val="24"/>
+          <w:szCs w:val="24"/>
+          <w:lang w:val="en-IN"/>
+        </w:rPr>
+        <w:t>nahi</w:t>
+      </w:r>
+      <w:proofErr w:type="spellEnd"/>
+      <w:r>
+        <w:rPr>
+          <w:sz w:val="24"/>
+          <w:szCs w:val="24"/>
+          <w:lang w:val="en-IN"/>
+        </w:rPr>
+        <w:t xml:space="preserve"> </w:t>
+      </w:r>
+      <w:proofErr w:type="spellStart"/>
+      <w:r>
+        <w:rPr>
+          <w:sz w:val="24"/>
+          <w:szCs w:val="24"/>
+          <w:lang w:val="en-IN"/>
+        </w:rPr>
+        <w:t>milega</w:t>
+      </w:r>
+      <w:proofErr w:type="spellEnd"/>
+      <w:r>
+        <w:rPr>
+          <w:sz w:val="24"/>
+          <w:szCs w:val="24"/>
+          <w:lang w:val="en-IN"/>
+        </w:rPr>
+        <w:t>.</w:t>
+      </w:r>
+    </w:p>
+    <w:p>
+      <w:pPr>
+        <w:rPr>
+          <w:sz w:val="24"/>
+          <w:szCs w:val="24"/>
+          <w:lang w:val="en-IN"/>
+        </w:rPr>
+      </w:pPr>
+      <w:r>
+        <w:rPr>
+          <w:sz w:val="24"/>
+          <w:szCs w:val="24"/>
+          <w:lang w:val="en-IN"/>
+        </w:rPr>
+        <w:t xml:space="preserve">Soft delete ka </w:t>
+      </w:r>
+      <w:proofErr w:type="spellStart"/>
+      <w:r>
+        <w:rPr>
+          <w:sz w:val="24"/>
+          <w:szCs w:val="24"/>
+          <w:lang w:val="en-IN"/>
+        </w:rPr>
+        <w:t>matlab</w:t>
+      </w:r>
+      <w:proofErr w:type="spellEnd"/>
+      <w:r>
+        <w:rPr>
+          <w:sz w:val="24"/>
+          <w:szCs w:val="24"/>
+          <w:lang w:val="en-IN"/>
+        </w:rPr>
+        <w:t xml:space="preserve"> </w:t>
+      </w:r>
+      <w:proofErr w:type="spellStart"/>
+      <w:r>
+        <w:rPr>
+          <w:sz w:val="24"/>
+          <w:szCs w:val="24"/>
+          <w:lang w:val="en-IN"/>
+        </w:rPr>
+        <w:t>hota</w:t>
+      </w:r>
+      <w:proofErr w:type="spellEnd"/>
+      <w:r>
+        <w:rPr>
+          <w:sz w:val="24"/>
+          <w:szCs w:val="24"/>
+          <w:lang w:val="en-IN"/>
+        </w:rPr>
+        <w:t xml:space="preserve"> </w:t>
+      </w:r>
+      <w:proofErr w:type="spellStart"/>
+      <w:r>
+        <w:rPr>
+          <w:sz w:val="24"/>
+          <w:szCs w:val="24"/>
+          <w:lang w:val="en-IN"/>
+        </w:rPr>
+        <w:t>hai</w:t>
+      </w:r>
+      <w:proofErr w:type="spellEnd"/>
+      <w:r>
+        <w:rPr>
+          <w:sz w:val="24"/>
+          <w:szCs w:val="24"/>
+          <w:lang w:val="en-IN"/>
+        </w:rPr>
+        <w:t xml:space="preserve"> ki data ko delete </w:t>
+      </w:r>
+      <w:proofErr w:type="spellStart"/>
+      <w:r>
+        <w:rPr>
+          <w:sz w:val="24"/>
+          <w:szCs w:val="24"/>
+          <w:lang w:val="en-IN"/>
+        </w:rPr>
+        <w:t>dikhana</w:t>
+      </w:r>
+      <w:proofErr w:type="spellEnd"/>
+      <w:r>
+        <w:rPr>
+          <w:sz w:val="24"/>
+          <w:szCs w:val="24"/>
+          <w:lang w:val="en-IN"/>
+        </w:rPr>
+        <w:t xml:space="preserve">, </w:t>
+      </w:r>
+      <w:proofErr w:type="spellStart"/>
+      <w:r>
+        <w:rPr>
+          <w:sz w:val="24"/>
+          <w:szCs w:val="24"/>
+          <w:lang w:val="en-IN"/>
+        </w:rPr>
+        <w:t>lekin</w:t>
+      </w:r>
+      <w:proofErr w:type="spellEnd"/>
+      <w:r>
+        <w:rPr>
+          <w:sz w:val="24"/>
+          <w:szCs w:val="24"/>
+          <w:lang w:val="en-IN"/>
+        </w:rPr>
+        <w:t xml:space="preserve"> actual me </w:t>
+      </w:r>
+      <w:proofErr w:type="spellStart"/>
+      <w:r>
+        <w:rPr>
+          <w:sz w:val="24"/>
+          <w:szCs w:val="24"/>
+          <w:lang w:val="en-IN"/>
+        </w:rPr>
+        <w:t>usse</w:t>
+      </w:r>
+      <w:proofErr w:type="spellEnd"/>
+      <w:r>
+        <w:rPr>
+          <w:sz w:val="24"/>
+          <w:szCs w:val="24"/>
+          <w:lang w:val="en-IN"/>
+        </w:rPr>
+        <w:t xml:space="preserve"> database me </w:t>
+      </w:r>
+      <w:proofErr w:type="spellStart"/>
+      <w:r>
+        <w:rPr>
+          <w:sz w:val="24"/>
+          <w:szCs w:val="24"/>
+          <w:lang w:val="en-IN"/>
+        </w:rPr>
+        <w:t>rakha</w:t>
+      </w:r>
+      <w:proofErr w:type="spellEnd"/>
+      <w:r>
+        <w:rPr>
+          <w:sz w:val="24"/>
+          <w:szCs w:val="24"/>
+          <w:lang w:val="en-IN"/>
+        </w:rPr>
+        <w:t xml:space="preserve"> </w:t>
+      </w:r>
+      <w:proofErr w:type="spellStart"/>
+      <w:r>
+        <w:rPr>
+          <w:sz w:val="24"/>
+          <w:szCs w:val="24"/>
+          <w:lang w:val="en-IN"/>
+        </w:rPr>
+        <w:t>jata</w:t>
+      </w:r>
+      <w:proofErr w:type="spellEnd"/>
+      <w:r>
+        <w:rPr>
+          <w:sz w:val="24"/>
+          <w:szCs w:val="24"/>
+          <w:lang w:val="en-IN"/>
+        </w:rPr>
+        <w:t xml:space="preserve"> </w:t>
+      </w:r>
+      <w:proofErr w:type="spellStart"/>
+      <w:r>
+        <w:rPr>
+          <w:sz w:val="24"/>
+          <w:szCs w:val="24"/>
+          <w:lang w:val="en-IN"/>
+        </w:rPr>
+        <w:t>hai</w:t>
+      </w:r>
+      <w:proofErr w:type="spellEnd"/>
+      <w:r>
+        <w:rPr>
+          <w:sz w:val="24"/>
+          <w:szCs w:val="24"/>
+          <w:lang w:val="en-IN"/>
+        </w:rPr>
+        <w:t xml:space="preserve"> with a flag like </w:t>
+      </w:r>
+      <w:proofErr w:type="spellStart"/>
+      <w:r>
+        <w:rPr>
+          <w:sz w:val="24"/>
+          <w:szCs w:val="24"/>
+          <w:lang w:val="en-IN"/>
+        </w:rPr>
+        <w:t>isDeleted</w:t>
+      </w:r>
+      <w:proofErr w:type="spellEnd"/>
+      <w:r>
+        <w:rPr>
+          <w:sz w:val="24"/>
+          <w:szCs w:val="24"/>
+          <w:lang w:val="en-IN"/>
+        </w:rPr>
+        <w:t>: true.</w:t>
+      </w:r>
+    </w:p>
+    <w:p>
+      <w:pPr>
+        <w:rPr>
+          <w:b/>
+          <w:bCs/>
+          <w:sz w:val="32"/>
+          <w:szCs w:val="32"/>
+        </w:rPr>
+      </w:pPr>
+    </w:p>
+    <w:p/>
     <w:sectPr>
       <w:pgSz w:w="12240" w:h="15840"/>
       <w:pgMar w:top="1440" w:right="1440" w:bottom="1440" w:left="1440" w:header="720" w:footer="720" w:gutter="0"/>
@@ -3726,8 +5365,8 @@
 </file>
 
 <file path=word/numbering.xml><?xml version="1.0" encoding="utf-8"?>
-<w:numbering xmlns:wpc="http://schemas.microsoft.com/office/word/2010/wordprocessingCanvas" xmlns:mc="http://schemas.openxmlformats.org/markup-compatibility/2006" xmlns:o="urn:schemas-microsoft-com:office:office" xmlns:r="http://schemas.openxmlformats.org/officeDocument/2006/relationships" xmlns:m="http://schemas.openxmlformats.org/officeDocument/2006/math" xmlns:v="urn:schemas-microsoft-com:vml" xmlns:wp14="http://schemas.microsoft.com/office/word/2010/wordprocessingDrawing" xmlns:wp="http://schemas.openxmlformats.org/drawingml/2006/wordprocessingDrawing" xmlns:w10="urn:schemas-microsoft-com:office:word" xmlns:w="http://schemas.openxmlformats.org/wordprocessingml/2006/main" xmlns:w14="http://schemas.microsoft.com/office/word/2010/wordml" xmlns:wpg="http://schemas.microsoft.com/office/word/2010/wordprocessingGroup" xmlns:wpi="http://schemas.microsoft.com/office/word/2010/wordprocessingInk" xmlns:wne="http://schemas.microsoft.com/office/word/2006/wordml" xmlns:wps="http://schemas.microsoft.com/office/word/2010/wordprocessingShape" mc:Ignorable="w14 wp14">
-  <w:abstractNum w:abstractNumId="0">
+<w:numbering xmlns:wpc="http://schemas.microsoft.com/office/word/2010/wordprocessingCanvas" xmlns:cx="http://schemas.microsoft.com/office/drawing/2014/chartex" xmlns:cx1="http://schemas.microsoft.com/office/drawing/2015/9/8/chartex" xmlns:cx2="http://schemas.microsoft.com/office/drawing/2015/10/21/chartex" xmlns:cx3="http://schemas.microsoft.com/office/drawing/2016/5/9/chartex" xmlns:cx4="http://schemas.microsoft.com/office/drawing/2016/5/10/chartex" xmlns:cx5="http://schemas.microsoft.com/office/drawing/2016/5/11/chartex" xmlns:cx6="http://schemas.microsoft.com/office/drawing/2016/5/12/chartex" xmlns:cx7="http://schemas.microsoft.com/office/drawing/2016/5/13/chartex" xmlns:cx8="http://schemas.microsoft.com/office/drawing/2016/5/14/chartex" xmlns:mc="http://schemas.openxmlformats.org/markup-compatibility/2006" xmlns:aink="http://schemas.microsoft.com/office/drawing/2016/ink" xmlns:am3d="http://schemas.microsoft.com/office/drawing/2017/model3d" xmlns:o="urn:schemas-microsoft-com:office:office" xmlns:oel="http://schemas.microsoft.com/office/2019/extlst" xmlns:r="http://schemas.openxmlformats.org/officeDocument/2006/relationships" xmlns:m="http://schemas.openxmlformats.org/officeDocument/2006/math" xmlns:v="urn:schemas-microsoft-com:vml" xmlns:wp14="http://schemas.microsoft.com/office/word/2010/wordprocessingDrawing" xmlns:wp="http://schemas.openxmlformats.org/drawingml/2006/wordprocessingDrawing" xmlns:w10="urn:schemas-microsoft-com:office:word" xmlns:w="http://schemas.openxmlformats.org/wordprocessingml/2006/main" xmlns:w14="http://schemas.microsoft.com/office/word/2010/wordml" xmlns:w15="http://schemas.microsoft.com/office/word/2012/wordml" xmlns:w16cex="http://schemas.microsoft.com/office/word/2018/wordml/cex" xmlns:w16cid="http://schemas.microsoft.com/office/word/2016/wordml/cid" xmlns:w16="http://schemas.microsoft.com/office/word/2018/wordml" xmlns:w16du="http://schemas.microsoft.com/office/word/2023/wordml/word16du" xmlns:w16sdtdh="http://schemas.microsoft.com/office/word/2020/wordml/sdtdatahash" xmlns:w16sdtfl="http://schemas.microsoft.com/office/word/2024/wordml/sdtformatlock" xmlns:w16se="http://schemas.microsoft.com/office/word/2015/wordml/symex" xmlns:wpg="http://schemas.microsoft.com/office/word/2010/wordprocessingGroup" xmlns:wpi="http://schemas.microsoft.com/office/word/2010/wordprocessingInk" xmlns:wne="http://schemas.microsoft.com/office/word/2006/wordml" xmlns:wps="http://schemas.microsoft.com/office/word/2010/wordprocessingShape" mc:Ignorable="w14 w15 w16se w16cid w16 w16cex w16sdtdh w16sdtfl w16du wp14">
+  <w:abstractNum w:abstractNumId="0" w15:restartNumberingAfterBreak="0">
     <w:nsid w:val="050D7E1D"/>
     <w:multiLevelType w:val="multilevel"/>
     <w:tmpl w:val="FE140792"/>
@@ -3876,7 +5515,7 @@
       </w:rPr>
     </w:lvl>
   </w:abstractNum>
-  <w:abstractNum w:abstractNumId="1">
+  <w:abstractNum w:abstractNumId="1" w15:restartNumberingAfterBreak="0">
     <w:nsid w:val="078D5803"/>
     <w:multiLevelType w:val="multilevel"/>
     <w:tmpl w:val="44667340"/>
@@ -4025,7 +5664,7 @@
       </w:rPr>
     </w:lvl>
   </w:abstractNum>
-  <w:abstractNum w:abstractNumId="2">
+  <w:abstractNum w:abstractNumId="2" w15:restartNumberingAfterBreak="0">
     <w:nsid w:val="0A5A614F"/>
     <w:multiLevelType w:val="multilevel"/>
     <w:tmpl w:val="9D14724E"/>
@@ -4174,7 +5813,7 @@
       </w:rPr>
     </w:lvl>
   </w:abstractNum>
-  <w:abstractNum w:abstractNumId="3">
+  <w:abstractNum w:abstractNumId="3" w15:restartNumberingAfterBreak="0">
     <w:nsid w:val="1BC92ED3"/>
     <w:multiLevelType w:val="multilevel"/>
     <w:tmpl w:val="44FABD9A"/>
@@ -4323,7 +5962,7 @@
       </w:rPr>
     </w:lvl>
   </w:abstractNum>
-  <w:abstractNum w:abstractNumId="4">
+  <w:abstractNum w:abstractNumId="4" w15:restartNumberingAfterBreak="0">
     <w:nsid w:val="2351162E"/>
     <w:multiLevelType w:val="multilevel"/>
     <w:tmpl w:val="247E6548"/>
@@ -4472,7 +6111,7 @@
       </w:rPr>
     </w:lvl>
   </w:abstractNum>
-  <w:abstractNum w:abstractNumId="5">
+  <w:abstractNum w:abstractNumId="5" w15:restartNumberingAfterBreak="0">
     <w:nsid w:val="3CA07569"/>
     <w:multiLevelType w:val="multilevel"/>
     <w:tmpl w:val="08E24656"/>
@@ -4621,29 +6260,333 @@
       </w:rPr>
     </w:lvl>
   </w:abstractNum>
-  <w:num w:numId="1">
+  <w:abstractNum w:abstractNumId="6" w15:restartNumberingAfterBreak="0">
+    <w:nsid w:val="541576B7"/>
+    <w:multiLevelType w:val="multilevel"/>
+    <w:tmpl w:val="49A49ABA"/>
+    <w:lvl w:ilvl="0">
+      <w:start w:val="1"/>
+      <w:numFmt w:val="bullet"/>
+      <w:lvlText w:val=""/>
+      <w:lvlJc w:val="left"/>
+      <w:pPr>
+        <w:tabs>
+          <w:tab w:val="num" w:pos="720"/>
+        </w:tabs>
+        <w:ind w:left="720" w:hanging="360"/>
+      </w:pPr>
+      <w:rPr>
+        <w:rFonts w:ascii="Symbol" w:hAnsi="Symbol" w:hint="default"/>
+        <w:sz w:val="20"/>
+      </w:rPr>
+    </w:lvl>
+    <w:lvl w:ilvl="1" w:tentative="1">
+      <w:start w:val="1"/>
+      <w:numFmt w:val="bullet"/>
+      <w:lvlText w:val="o"/>
+      <w:lvlJc w:val="left"/>
+      <w:pPr>
+        <w:tabs>
+          <w:tab w:val="num" w:pos="1440"/>
+        </w:tabs>
+        <w:ind w:left="1440" w:hanging="360"/>
+      </w:pPr>
+      <w:rPr>
+        <w:rFonts w:ascii="Courier New" w:hAnsi="Courier New" w:hint="default"/>
+        <w:sz w:val="20"/>
+      </w:rPr>
+    </w:lvl>
+    <w:lvl w:ilvl="2" w:tentative="1">
+      <w:start w:val="1"/>
+      <w:numFmt w:val="bullet"/>
+      <w:lvlText w:val=""/>
+      <w:lvlJc w:val="left"/>
+      <w:pPr>
+        <w:tabs>
+          <w:tab w:val="num" w:pos="2160"/>
+        </w:tabs>
+        <w:ind w:left="2160" w:hanging="360"/>
+      </w:pPr>
+      <w:rPr>
+        <w:rFonts w:ascii="Wingdings" w:hAnsi="Wingdings" w:hint="default"/>
+        <w:sz w:val="20"/>
+      </w:rPr>
+    </w:lvl>
+    <w:lvl w:ilvl="3" w:tentative="1">
+      <w:start w:val="1"/>
+      <w:numFmt w:val="bullet"/>
+      <w:lvlText w:val=""/>
+      <w:lvlJc w:val="left"/>
+      <w:pPr>
+        <w:tabs>
+          <w:tab w:val="num" w:pos="2880"/>
+        </w:tabs>
+        <w:ind w:left="2880" w:hanging="360"/>
+      </w:pPr>
+      <w:rPr>
+        <w:rFonts w:ascii="Wingdings" w:hAnsi="Wingdings" w:hint="default"/>
+        <w:sz w:val="20"/>
+      </w:rPr>
+    </w:lvl>
+    <w:lvl w:ilvl="4" w:tentative="1">
+      <w:start w:val="1"/>
+      <w:numFmt w:val="bullet"/>
+      <w:lvlText w:val=""/>
+      <w:lvlJc w:val="left"/>
+      <w:pPr>
+        <w:tabs>
+          <w:tab w:val="num" w:pos="3600"/>
+        </w:tabs>
+        <w:ind w:left="3600" w:hanging="360"/>
+      </w:pPr>
+      <w:rPr>
+        <w:rFonts w:ascii="Wingdings" w:hAnsi="Wingdings" w:hint="default"/>
+        <w:sz w:val="20"/>
+      </w:rPr>
+    </w:lvl>
+    <w:lvl w:ilvl="5" w:tentative="1">
+      <w:start w:val="1"/>
+      <w:numFmt w:val="bullet"/>
+      <w:lvlText w:val=""/>
+      <w:lvlJc w:val="left"/>
+      <w:pPr>
+        <w:tabs>
+          <w:tab w:val="num" w:pos="4320"/>
+        </w:tabs>
+        <w:ind w:left="4320" w:hanging="360"/>
+      </w:pPr>
+      <w:rPr>
+        <w:rFonts w:ascii="Wingdings" w:hAnsi="Wingdings" w:hint="default"/>
+        <w:sz w:val="20"/>
+      </w:rPr>
+    </w:lvl>
+    <w:lvl w:ilvl="6" w:tentative="1">
+      <w:start w:val="1"/>
+      <w:numFmt w:val="bullet"/>
+      <w:lvlText w:val=""/>
+      <w:lvlJc w:val="left"/>
+      <w:pPr>
+        <w:tabs>
+          <w:tab w:val="num" w:pos="5040"/>
+        </w:tabs>
+        <w:ind w:left="5040" w:hanging="360"/>
+      </w:pPr>
+      <w:rPr>
+        <w:rFonts w:ascii="Wingdings" w:hAnsi="Wingdings" w:hint="default"/>
+        <w:sz w:val="20"/>
+      </w:rPr>
+    </w:lvl>
+    <w:lvl w:ilvl="7" w:tentative="1">
+      <w:start w:val="1"/>
+      <w:numFmt w:val="bullet"/>
+      <w:lvlText w:val=""/>
+      <w:lvlJc w:val="left"/>
+      <w:pPr>
+        <w:tabs>
+          <w:tab w:val="num" w:pos="5760"/>
+        </w:tabs>
+        <w:ind w:left="5760" w:hanging="360"/>
+      </w:pPr>
+      <w:rPr>
+        <w:rFonts w:ascii="Wingdings" w:hAnsi="Wingdings" w:hint="default"/>
+        <w:sz w:val="20"/>
+      </w:rPr>
+    </w:lvl>
+    <w:lvl w:ilvl="8" w:tentative="1">
+      <w:start w:val="1"/>
+      <w:numFmt w:val="bullet"/>
+      <w:lvlText w:val=""/>
+      <w:lvlJc w:val="left"/>
+      <w:pPr>
+        <w:tabs>
+          <w:tab w:val="num" w:pos="6480"/>
+        </w:tabs>
+        <w:ind w:left="6480" w:hanging="360"/>
+      </w:pPr>
+      <w:rPr>
+        <w:rFonts w:ascii="Wingdings" w:hAnsi="Wingdings" w:hint="default"/>
+        <w:sz w:val="20"/>
+      </w:rPr>
+    </w:lvl>
+  </w:abstractNum>
+  <w:abstractNum w:abstractNumId="7" w15:restartNumberingAfterBreak="0">
+    <w:nsid w:val="774F5C40"/>
+    <w:multiLevelType w:val="multilevel"/>
+    <w:tmpl w:val="91168436"/>
+    <w:lvl w:ilvl="0">
+      <w:start w:val="1"/>
+      <w:numFmt w:val="bullet"/>
+      <w:lvlText w:val=""/>
+      <w:lvlJc w:val="left"/>
+      <w:pPr>
+        <w:tabs>
+          <w:tab w:val="num" w:pos="720"/>
+        </w:tabs>
+        <w:ind w:left="720" w:hanging="360"/>
+      </w:pPr>
+      <w:rPr>
+        <w:rFonts w:ascii="Symbol" w:hAnsi="Symbol" w:hint="default"/>
+        <w:sz w:val="20"/>
+      </w:rPr>
+    </w:lvl>
+    <w:lvl w:ilvl="1" w:tentative="1">
+      <w:start w:val="1"/>
+      <w:numFmt w:val="bullet"/>
+      <w:lvlText w:val="o"/>
+      <w:lvlJc w:val="left"/>
+      <w:pPr>
+        <w:tabs>
+          <w:tab w:val="num" w:pos="1440"/>
+        </w:tabs>
+        <w:ind w:left="1440" w:hanging="360"/>
+      </w:pPr>
+      <w:rPr>
+        <w:rFonts w:ascii="Courier New" w:hAnsi="Courier New" w:hint="default"/>
+        <w:sz w:val="20"/>
+      </w:rPr>
+    </w:lvl>
+    <w:lvl w:ilvl="2" w:tentative="1">
+      <w:start w:val="1"/>
+      <w:numFmt w:val="bullet"/>
+      <w:lvlText w:val=""/>
+      <w:lvlJc w:val="left"/>
+      <w:pPr>
+        <w:tabs>
+          <w:tab w:val="num" w:pos="2160"/>
+        </w:tabs>
+        <w:ind w:left="2160" w:hanging="360"/>
+      </w:pPr>
+      <w:rPr>
+        <w:rFonts w:ascii="Wingdings" w:hAnsi="Wingdings" w:hint="default"/>
+        <w:sz w:val="20"/>
+      </w:rPr>
+    </w:lvl>
+    <w:lvl w:ilvl="3" w:tentative="1">
+      <w:start w:val="1"/>
+      <w:numFmt w:val="bullet"/>
+      <w:lvlText w:val=""/>
+      <w:lvlJc w:val="left"/>
+      <w:pPr>
+        <w:tabs>
+          <w:tab w:val="num" w:pos="2880"/>
+        </w:tabs>
+        <w:ind w:left="2880" w:hanging="360"/>
+      </w:pPr>
+      <w:rPr>
+        <w:rFonts w:ascii="Wingdings" w:hAnsi="Wingdings" w:hint="default"/>
+        <w:sz w:val="20"/>
+      </w:rPr>
+    </w:lvl>
+    <w:lvl w:ilvl="4" w:tentative="1">
+      <w:start w:val="1"/>
+      <w:numFmt w:val="bullet"/>
+      <w:lvlText w:val=""/>
+      <w:lvlJc w:val="left"/>
+      <w:pPr>
+        <w:tabs>
+          <w:tab w:val="num" w:pos="3600"/>
+        </w:tabs>
+        <w:ind w:left="3600" w:hanging="360"/>
+      </w:pPr>
+      <w:rPr>
+        <w:rFonts w:ascii="Wingdings" w:hAnsi="Wingdings" w:hint="default"/>
+        <w:sz w:val="20"/>
+      </w:rPr>
+    </w:lvl>
+    <w:lvl w:ilvl="5" w:tentative="1">
+      <w:start w:val="1"/>
+      <w:numFmt w:val="bullet"/>
+      <w:lvlText w:val=""/>
+      <w:lvlJc w:val="left"/>
+      <w:pPr>
+        <w:tabs>
+          <w:tab w:val="num" w:pos="4320"/>
+        </w:tabs>
+        <w:ind w:left="4320" w:hanging="360"/>
+      </w:pPr>
+      <w:rPr>
+        <w:rFonts w:ascii="Wingdings" w:hAnsi="Wingdings" w:hint="default"/>
+        <w:sz w:val="20"/>
+      </w:rPr>
+    </w:lvl>
+    <w:lvl w:ilvl="6" w:tentative="1">
+      <w:start w:val="1"/>
+      <w:numFmt w:val="bullet"/>
+      <w:lvlText w:val=""/>
+      <w:lvlJc w:val="left"/>
+      <w:pPr>
+        <w:tabs>
+          <w:tab w:val="num" w:pos="5040"/>
+        </w:tabs>
+        <w:ind w:left="5040" w:hanging="360"/>
+      </w:pPr>
+      <w:rPr>
+        <w:rFonts w:ascii="Wingdings" w:hAnsi="Wingdings" w:hint="default"/>
+        <w:sz w:val="20"/>
+      </w:rPr>
+    </w:lvl>
+    <w:lvl w:ilvl="7" w:tentative="1">
+      <w:start w:val="1"/>
+      <w:numFmt w:val="bullet"/>
+      <w:lvlText w:val=""/>
+      <w:lvlJc w:val="left"/>
+      <w:pPr>
+        <w:tabs>
+          <w:tab w:val="num" w:pos="5760"/>
+        </w:tabs>
+        <w:ind w:left="5760" w:hanging="360"/>
+      </w:pPr>
+      <w:rPr>
+        <w:rFonts w:ascii="Wingdings" w:hAnsi="Wingdings" w:hint="default"/>
+        <w:sz w:val="20"/>
+      </w:rPr>
+    </w:lvl>
+    <w:lvl w:ilvl="8" w:tentative="1">
+      <w:start w:val="1"/>
+      <w:numFmt w:val="bullet"/>
+      <w:lvlText w:val=""/>
+      <w:lvlJc w:val="left"/>
+      <w:pPr>
+        <w:tabs>
+          <w:tab w:val="num" w:pos="6480"/>
+        </w:tabs>
+        <w:ind w:left="6480" w:hanging="360"/>
+      </w:pPr>
+      <w:rPr>
+        <w:rFonts w:ascii="Wingdings" w:hAnsi="Wingdings" w:hint="default"/>
+        <w:sz w:val="20"/>
+      </w:rPr>
+    </w:lvl>
+  </w:abstractNum>
+  <w:num w:numId="1" w16cid:durableId="1708487240">
     <w:abstractNumId w:val="4"/>
   </w:num>
-  <w:num w:numId="2">
+  <w:num w:numId="2" w16cid:durableId="2025016761">
     <w:abstractNumId w:val="5"/>
   </w:num>
-  <w:num w:numId="3">
+  <w:num w:numId="3" w16cid:durableId="2138908012">
     <w:abstractNumId w:val="1"/>
   </w:num>
-  <w:num w:numId="4">
+  <w:num w:numId="4" w16cid:durableId="929385222">
     <w:abstractNumId w:val="2"/>
   </w:num>
-  <w:num w:numId="5">
+  <w:num w:numId="5" w16cid:durableId="133252818">
     <w:abstractNumId w:val="0"/>
   </w:num>
-  <w:num w:numId="6">
+  <w:num w:numId="6" w16cid:durableId="885796607">
     <w:abstractNumId w:val="3"/>
+  </w:num>
+  <w:num w:numId="7" w16cid:durableId="998464597">
+    <w:abstractNumId w:val="6"/>
+  </w:num>
+  <w:num w:numId="8" w16cid:durableId="1056244923">
+    <w:abstractNumId w:val="7"/>
   </w:num>
 </w:numbering>
 </file>
 
 <file path=word/styles.xml><?xml version="1.0" encoding="utf-8"?>
-<w:styles xmlns:mc="http://schemas.openxmlformats.org/markup-compatibility/2006" xmlns:r="http://schemas.openxmlformats.org/officeDocument/2006/relationships" xmlns:w="http://schemas.openxmlformats.org/wordprocessingml/2006/main" xmlns:w14="http://schemas.microsoft.com/office/word/2010/wordml" mc:Ignorable="w14">
+<w:styles xmlns:mc="http://schemas.openxmlformats.org/markup-compatibility/2006" xmlns:r="http://schemas.openxmlformats.org/officeDocument/2006/relationships" xmlns:w="http://schemas.openxmlformats.org/wordprocessingml/2006/main" xmlns:w14="http://schemas.microsoft.com/office/word/2010/wordml" xmlns:w15="http://schemas.microsoft.com/office/word/2012/wordml" xmlns:w16cex="http://schemas.microsoft.com/office/word/2018/wordml/cex" xmlns:w16cid="http://schemas.microsoft.com/office/word/2016/wordml/cid" xmlns:w16="http://schemas.microsoft.com/office/word/2018/wordml" xmlns:w16du="http://schemas.microsoft.com/office/word/2023/wordml/word16du" xmlns:w16sdtdh="http://schemas.microsoft.com/office/word/2020/wordml/sdtdatahash" xmlns:w16sdtfl="http://schemas.microsoft.com/office/word/2024/wordml/sdtformatlock" xmlns:w16se="http://schemas.microsoft.com/office/word/2015/wordml/symex" mc:Ignorable="w14 w15 w16se w16cid w16 w16cex w16sdtdh w16sdtfl w16du">
   <w:docDefaults>
     <w:rPrDefault>
       <w:rPr>
@@ -4659,148 +6602,410 @@
       </w:pPr>
     </w:pPrDefault>
   </w:docDefaults>
-  <w:latentStyles w:defLockedState="0" w:defUIPriority="99" w:defSemiHidden="1" w:defUnhideWhenUsed="1" w:defQFormat="0" w:count="267">
-    <w:lsdException w:name="Normal" w:semiHidden="0" w:uiPriority="0" w:unhideWhenUsed="0" w:qFormat="1"/>
-    <w:lsdException w:name="heading 1" w:semiHidden="0" w:uiPriority="9" w:unhideWhenUsed="0" w:qFormat="1"/>
-    <w:lsdException w:name="heading 2" w:uiPriority="9" w:qFormat="1"/>
-    <w:lsdException w:name="heading 3" w:uiPriority="9" w:qFormat="1"/>
-    <w:lsdException w:name="heading 4" w:uiPriority="9" w:qFormat="1"/>
-    <w:lsdException w:name="heading 5" w:uiPriority="9" w:qFormat="1"/>
-    <w:lsdException w:name="heading 6" w:uiPriority="9" w:qFormat="1"/>
-    <w:lsdException w:name="heading 7" w:uiPriority="9" w:qFormat="1"/>
-    <w:lsdException w:name="heading 8" w:uiPriority="9" w:qFormat="1"/>
-    <w:lsdException w:name="heading 9" w:uiPriority="9" w:qFormat="1"/>
-    <w:lsdException w:name="toc 1" w:uiPriority="39"/>
-    <w:lsdException w:name="toc 2" w:uiPriority="39"/>
-    <w:lsdException w:name="toc 3" w:uiPriority="39"/>
-    <w:lsdException w:name="toc 4" w:uiPriority="39"/>
-    <w:lsdException w:name="toc 5" w:uiPriority="39"/>
-    <w:lsdException w:name="toc 6" w:uiPriority="39"/>
-    <w:lsdException w:name="toc 7" w:uiPriority="39"/>
-    <w:lsdException w:name="toc 8" w:uiPriority="39"/>
-    <w:lsdException w:name="toc 9" w:uiPriority="39"/>
-    <w:lsdException w:name="caption" w:uiPriority="35" w:qFormat="1"/>
-    <w:lsdException w:name="Title" w:semiHidden="0" w:uiPriority="10" w:unhideWhenUsed="0" w:qFormat="1"/>
-    <w:lsdException w:name="Default Paragraph Font" w:uiPriority="1"/>
-    <w:lsdException w:name="Subtitle" w:semiHidden="0" w:uiPriority="11" w:unhideWhenUsed="0" w:qFormat="1"/>
-    <w:lsdException w:name="Strong" w:semiHidden="0" w:uiPriority="22" w:unhideWhenUsed="0" w:qFormat="1"/>
-    <w:lsdException w:name="Emphasis" w:semiHidden="0" w:uiPriority="20" w:unhideWhenUsed="0" w:qFormat="1"/>
-    <w:lsdException w:name="Table Grid" w:semiHidden="0" w:uiPriority="59" w:unhideWhenUsed="0"/>
-    <w:lsdException w:name="Placeholder Text" w:unhideWhenUsed="0"/>
-    <w:lsdException w:name="No Spacing" w:semiHidden="0" w:uiPriority="1" w:unhideWhenUsed="0" w:qFormat="1"/>
-    <w:lsdException w:name="Light Shading" w:semiHidden="0" w:uiPriority="60" w:unhideWhenUsed="0"/>
-    <w:lsdException w:name="Light List" w:semiHidden="0" w:uiPriority="61" w:unhideWhenUsed="0"/>
-    <w:lsdException w:name="Light Grid" w:semiHidden="0" w:uiPriority="62" w:unhideWhenUsed="0"/>
-    <w:lsdException w:name="Medium Shading 1" w:semiHidden="0" w:uiPriority="63" w:unhideWhenUsed="0"/>
-    <w:lsdException w:name="Medium Shading 2" w:semiHidden="0" w:uiPriority="64" w:unhideWhenUsed="0"/>
-    <w:lsdException w:name="Medium List 1" w:semiHidden="0" w:uiPriority="65" w:unhideWhenUsed="0"/>
-    <w:lsdException w:name="Medium List 2" w:semiHidden="0" w:uiPriority="66" w:unhideWhenUsed="0"/>
-    <w:lsdException w:name="Medium Grid 1" w:semiHidden="0" w:uiPriority="67" w:unhideWhenUsed="0"/>
-    <w:lsdException w:name="Medium Grid 2" w:semiHidden="0" w:uiPriority="68" w:unhideWhenUsed="0"/>
-    <w:lsdException w:name="Medium Grid 3" w:semiHidden="0" w:uiPriority="69" w:unhideWhenUsed="0"/>
-    <w:lsdException w:name="Dark List" w:semiHidden="0" w:uiPriority="70" w:unhideWhenUsed="0"/>
-    <w:lsdException w:name="Colorful Shading" w:semiHidden="0" w:uiPriority="71" w:unhideWhenUsed="0"/>
-    <w:lsdException w:name="Colorful List" w:semiHidden="0" w:uiPriority="72" w:unhideWhenUsed="0"/>
-    <w:lsdException w:name="Colorful Grid" w:semiHidden="0" w:uiPriority="73" w:unhideWhenUsed="0"/>
-    <w:lsdException w:name="Light Shading Accent 1" w:semiHidden="0" w:uiPriority="60" w:unhideWhenUsed="0"/>
-    <w:lsdException w:name="Light List Accent 1" w:semiHidden="0" w:uiPriority="61" w:unhideWhenUsed="0"/>
-    <w:lsdException w:name="Light Grid Accent 1" w:semiHidden="0" w:uiPriority="62" w:unhideWhenUsed="0"/>
-    <w:lsdException w:name="Medium Shading 1 Accent 1" w:semiHidden="0" w:uiPriority="63" w:unhideWhenUsed="0"/>
-    <w:lsdException w:name="Medium Shading 2 Accent 1" w:semiHidden="0" w:uiPriority="64" w:unhideWhenUsed="0"/>
-    <w:lsdException w:name="Medium List 1 Accent 1" w:semiHidden="0" w:uiPriority="65" w:unhideWhenUsed="0"/>
-    <w:lsdException w:name="Revision" w:unhideWhenUsed="0"/>
-    <w:lsdException w:name="List Paragraph" w:semiHidden="0" w:uiPriority="34" w:unhideWhenUsed="0" w:qFormat="1"/>
-    <w:lsdException w:name="Quote" w:semiHidden="0" w:uiPriority="29" w:unhideWhenUsed="0" w:qFormat="1"/>
-    <w:lsdException w:name="Intense Quote" w:semiHidden="0" w:uiPriority="30" w:unhideWhenUsed="0" w:qFormat="1"/>
-    <w:lsdException w:name="Medium List 2 Accent 1" w:semiHidden="0" w:uiPriority="66" w:unhideWhenUsed="0"/>
-    <w:lsdException w:name="Medium Grid 1 Accent 1" w:semiHidden="0" w:uiPriority="67" w:unhideWhenUsed="0"/>
-    <w:lsdException w:name="Medium Grid 2 Accent 1" w:semiHidden="0" w:uiPriority="68" w:unhideWhenUsed="0"/>
-    <w:lsdException w:name="Medium Grid 3 Accent 1" w:semiHidden="0" w:uiPriority="69" w:unhideWhenUsed="0"/>
-    <w:lsdException w:name="Dark List Accent 1" w:semiHidden="0" w:uiPriority="70" w:unhideWhenUsed="0"/>
-    <w:lsdException w:name="Colorful Shading Accent 1" w:semiHidden="0" w:uiPriority="71" w:unhideWhenUsed="0"/>
-    <w:lsdException w:name="Colorful List Accent 1" w:semiHidden="0" w:uiPriority="72" w:unhideWhenUsed="0"/>
-    <w:lsdException w:name="Colorful Grid Accent 1" w:semiHidden="0" w:uiPriority="73" w:unhideWhenUsed="0"/>
-    <w:lsdException w:name="Light Shading Accent 2" w:semiHidden="0" w:uiPriority="60" w:unhideWhenUsed="0"/>
-    <w:lsdException w:name="Light List Accent 2" w:semiHidden="0" w:uiPriority="61" w:unhideWhenUsed="0"/>
-    <w:lsdException w:name="Light Grid Accent 2" w:semiHidden="0" w:uiPriority="62" w:unhideWhenUsed="0"/>
-    <w:lsdException w:name="Medium Shading 1 Accent 2" w:semiHidden="0" w:uiPriority="63" w:unhideWhenUsed="0"/>
-    <w:lsdException w:name="Medium Shading 2 Accent 2" w:semiHidden="0" w:uiPriority="64" w:unhideWhenUsed="0"/>
-    <w:lsdException w:name="Medium List 1 Accent 2" w:semiHidden="0" w:uiPriority="65" w:unhideWhenUsed="0"/>
-    <w:lsdException w:name="Medium List 2 Accent 2" w:semiHidden="0" w:uiPriority="66" w:unhideWhenUsed="0"/>
-    <w:lsdException w:name="Medium Grid 1 Accent 2" w:semiHidden="0" w:uiPriority="67" w:unhideWhenUsed="0"/>
-    <w:lsdException w:name="Medium Grid 2 Accent 2" w:semiHidden="0" w:uiPriority="68" w:unhideWhenUsed="0"/>
-    <w:lsdException w:name="Medium Grid 3 Accent 2" w:semiHidden="0" w:uiPriority="69" w:unhideWhenUsed="0"/>
-    <w:lsdException w:name="Dark List Accent 2" w:semiHidden="0" w:uiPriority="70" w:unhideWhenUsed="0"/>
-    <w:lsdException w:name="Colorful Shading Accent 2" w:semiHidden="0" w:uiPriority="71" w:unhideWhenUsed="0"/>
-    <w:lsdException w:name="Colorful List Accent 2" w:semiHidden="0" w:uiPriority="72" w:unhideWhenUsed="0"/>
-    <w:lsdException w:name="Colorful Grid Accent 2" w:semiHidden="0" w:uiPriority="73" w:unhideWhenUsed="0"/>
-    <w:lsdException w:name="Light Shading Accent 3" w:semiHidden="0" w:uiPriority="60" w:unhideWhenUsed="0"/>
-    <w:lsdException w:name="Light List Accent 3" w:semiHidden="0" w:uiPriority="61" w:unhideWhenUsed="0"/>
-    <w:lsdException w:name="Light Grid Accent 3" w:semiHidden="0" w:uiPriority="62" w:unhideWhenUsed="0"/>
-    <w:lsdException w:name="Medium Shading 1 Accent 3" w:semiHidden="0" w:uiPriority="63" w:unhideWhenUsed="0"/>
-    <w:lsdException w:name="Medium Shading 2 Accent 3" w:semiHidden="0" w:uiPriority="64" w:unhideWhenUsed="0"/>
-    <w:lsdException w:name="Medium List 1 Accent 3" w:semiHidden="0" w:uiPriority="65" w:unhideWhenUsed="0"/>
-    <w:lsdException w:name="Medium List 2 Accent 3" w:semiHidden="0" w:uiPriority="66" w:unhideWhenUsed="0"/>
-    <w:lsdException w:name="Medium Grid 1 Accent 3" w:semiHidden="0" w:uiPriority="67" w:unhideWhenUsed="0"/>
-    <w:lsdException w:name="Medium Grid 2 Accent 3" w:semiHidden="0" w:uiPriority="68" w:unhideWhenUsed="0"/>
-    <w:lsdException w:name="Medium Grid 3 Accent 3" w:semiHidden="0" w:uiPriority="69" w:unhideWhenUsed="0"/>
-    <w:lsdException w:name="Dark List Accent 3" w:semiHidden="0" w:uiPriority="70" w:unhideWhenUsed="0"/>
-    <w:lsdException w:name="Colorful Shading Accent 3" w:semiHidden="0" w:uiPriority="71" w:unhideWhenUsed="0"/>
-    <w:lsdException w:name="Colorful List Accent 3" w:semiHidden="0" w:uiPriority="72" w:unhideWhenUsed="0"/>
-    <w:lsdException w:name="Colorful Grid Accent 3" w:semiHidden="0" w:uiPriority="73" w:unhideWhenUsed="0"/>
-    <w:lsdException w:name="Light Shading Accent 4" w:semiHidden="0" w:uiPriority="60" w:unhideWhenUsed="0"/>
-    <w:lsdException w:name="Light List Accent 4" w:semiHidden="0" w:uiPriority="61" w:unhideWhenUsed="0"/>
-    <w:lsdException w:name="Light Grid Accent 4" w:semiHidden="0" w:uiPriority="62" w:unhideWhenUsed="0"/>
-    <w:lsdException w:name="Medium Shading 1 Accent 4" w:semiHidden="0" w:uiPriority="63" w:unhideWhenUsed="0"/>
-    <w:lsdException w:name="Medium Shading 2 Accent 4" w:semiHidden="0" w:uiPriority="64" w:unhideWhenUsed="0"/>
-    <w:lsdException w:name="Medium List 1 Accent 4" w:semiHidden="0" w:uiPriority="65" w:unhideWhenUsed="0"/>
-    <w:lsdException w:name="Medium List 2 Accent 4" w:semiHidden="0" w:uiPriority="66" w:unhideWhenUsed="0"/>
-    <w:lsdException w:name="Medium Grid 1 Accent 4" w:semiHidden="0" w:uiPriority="67" w:unhideWhenUsed="0"/>
-    <w:lsdException w:name="Medium Grid 2 Accent 4" w:semiHidden="0" w:uiPriority="68" w:unhideWhenUsed="0"/>
-    <w:lsdException w:name="Medium Grid 3 Accent 4" w:semiHidden="0" w:uiPriority="69" w:unhideWhenUsed="0"/>
-    <w:lsdException w:name="Dark List Accent 4" w:semiHidden="0" w:uiPriority="70" w:unhideWhenUsed="0"/>
-    <w:lsdException w:name="Colorful Shading Accent 4" w:semiHidden="0" w:uiPriority="71" w:unhideWhenUsed="0"/>
-    <w:lsdException w:name="Colorful List Accent 4" w:semiHidden="0" w:uiPriority="72" w:unhideWhenUsed="0"/>
-    <w:lsdException w:name="Colorful Grid Accent 4" w:semiHidden="0" w:uiPriority="73" w:unhideWhenUsed="0"/>
-    <w:lsdException w:name="Light Shading Accent 5" w:semiHidden="0" w:uiPriority="60" w:unhideWhenUsed="0"/>
-    <w:lsdException w:name="Light List Accent 5" w:semiHidden="0" w:uiPriority="61" w:unhideWhenUsed="0"/>
-    <w:lsdException w:name="Light Grid Accent 5" w:semiHidden="0" w:uiPriority="62" w:unhideWhenUsed="0"/>
-    <w:lsdException w:name="Medium Shading 1 Accent 5" w:semiHidden="0" w:uiPriority="63" w:unhideWhenUsed="0"/>
-    <w:lsdException w:name="Medium Shading 2 Accent 5" w:semiHidden="0" w:uiPriority="64" w:unhideWhenUsed="0"/>
-    <w:lsdException w:name="Medium List 1 Accent 5" w:semiHidden="0" w:uiPriority="65" w:unhideWhenUsed="0"/>
-    <w:lsdException w:name="Medium List 2 Accent 5" w:semiHidden="0" w:uiPriority="66" w:unhideWhenUsed="0"/>
-    <w:lsdException w:name="Medium Grid 1 Accent 5" w:semiHidden="0" w:uiPriority="67" w:unhideWhenUsed="0"/>
-    <w:lsdException w:name="Medium Grid 2 Accent 5" w:semiHidden="0" w:uiPriority="68" w:unhideWhenUsed="0"/>
-    <w:lsdException w:name="Medium Grid 3 Accent 5" w:semiHidden="0" w:uiPriority="69" w:unhideWhenUsed="0"/>
-    <w:lsdException w:name="Dark List Accent 5" w:semiHidden="0" w:uiPriority="70" w:unhideWhenUsed="0"/>
-    <w:lsdException w:name="Colorful Shading Accent 5" w:semiHidden="0" w:uiPriority="71" w:unhideWhenUsed="0"/>
-    <w:lsdException w:name="Colorful List Accent 5" w:semiHidden="0" w:uiPriority="72" w:unhideWhenUsed="0"/>
-    <w:lsdException w:name="Colorful Grid Accent 5" w:semiHidden="0" w:uiPriority="73" w:unhideWhenUsed="0"/>
-    <w:lsdException w:name="Light Shading Accent 6" w:semiHidden="0" w:uiPriority="60" w:unhideWhenUsed="0"/>
-    <w:lsdException w:name="Light List Accent 6" w:semiHidden="0" w:uiPriority="61" w:unhideWhenUsed="0"/>
-    <w:lsdException w:name="Light Grid Accent 6" w:semiHidden="0" w:uiPriority="62" w:unhideWhenUsed="0"/>
-    <w:lsdException w:name="Medium Shading 1 Accent 6" w:semiHidden="0" w:uiPriority="63" w:unhideWhenUsed="0"/>
-    <w:lsdException w:name="Medium Shading 2 Accent 6" w:semiHidden="0" w:uiPriority="64" w:unhideWhenUsed="0"/>
-    <w:lsdException w:name="Medium List 1 Accent 6" w:semiHidden="0" w:uiPriority="65" w:unhideWhenUsed="0"/>
-    <w:lsdException w:name="Medium List 2 Accent 6" w:semiHidden="0" w:uiPriority="66" w:unhideWhenUsed="0"/>
-    <w:lsdException w:name="Medium Grid 1 Accent 6" w:semiHidden="0" w:uiPriority="67" w:unhideWhenUsed="0"/>
-    <w:lsdException w:name="Medium Grid 2 Accent 6" w:semiHidden="0" w:uiPriority="68" w:unhideWhenUsed="0"/>
-    <w:lsdException w:name="Medium Grid 3 Accent 6" w:semiHidden="0" w:uiPriority="69" w:unhideWhenUsed="0"/>
-    <w:lsdException w:name="Dark List Accent 6" w:semiHidden="0" w:uiPriority="70" w:unhideWhenUsed="0"/>
-    <w:lsdException w:name="Colorful Shading Accent 6" w:semiHidden="0" w:uiPriority="71" w:unhideWhenUsed="0"/>
-    <w:lsdException w:name="Colorful List Accent 6" w:semiHidden="0" w:uiPriority="72" w:unhideWhenUsed="0"/>
-    <w:lsdException w:name="Colorful Grid Accent 6" w:semiHidden="0" w:uiPriority="73" w:unhideWhenUsed="0"/>
-    <w:lsdException w:name="Subtle Emphasis" w:semiHidden="0" w:uiPriority="19" w:unhideWhenUsed="0" w:qFormat="1"/>
-    <w:lsdException w:name="Intense Emphasis" w:semiHidden="0" w:uiPriority="21" w:unhideWhenUsed="0" w:qFormat="1"/>
-    <w:lsdException w:name="Subtle Reference" w:semiHidden="0" w:uiPriority="31" w:unhideWhenUsed="0" w:qFormat="1"/>
-    <w:lsdException w:name="Intense Reference" w:semiHidden="0" w:uiPriority="32" w:unhideWhenUsed="0" w:qFormat="1"/>
-    <w:lsdException w:name="Book Title" w:semiHidden="0" w:uiPriority="33" w:unhideWhenUsed="0" w:qFormat="1"/>
-    <w:lsdException w:name="Bibliography" w:uiPriority="37"/>
-    <w:lsdException w:name="TOC Heading" w:uiPriority="39" w:qFormat="1"/>
+  <w:latentStyles w:defLockedState="0" w:defUIPriority="99" w:defSemiHidden="0" w:defUnhideWhenUsed="0" w:defQFormat="0" w:count="376">
+    <w:lsdException w:name="Normal" w:uiPriority="0" w:qFormat="1"/>
+    <w:lsdException w:name="heading 1" w:uiPriority="9" w:qFormat="1"/>
+    <w:lsdException w:name="heading 2" w:semiHidden="1" w:uiPriority="9" w:unhideWhenUsed="1" w:qFormat="1"/>
+    <w:lsdException w:name="heading 3" w:semiHidden="1" w:uiPriority="9" w:unhideWhenUsed="1" w:qFormat="1"/>
+    <w:lsdException w:name="heading 4" w:semiHidden="1" w:uiPriority="9" w:unhideWhenUsed="1" w:qFormat="1"/>
+    <w:lsdException w:name="heading 5" w:semiHidden="1" w:uiPriority="9" w:unhideWhenUsed="1" w:qFormat="1"/>
+    <w:lsdException w:name="heading 6" w:semiHidden="1" w:uiPriority="9" w:unhideWhenUsed="1" w:qFormat="1"/>
+    <w:lsdException w:name="heading 7" w:semiHidden="1" w:uiPriority="9" w:unhideWhenUsed="1" w:qFormat="1"/>
+    <w:lsdException w:name="heading 8" w:semiHidden="1" w:uiPriority="9" w:unhideWhenUsed="1" w:qFormat="1"/>
+    <w:lsdException w:name="heading 9" w:semiHidden="1" w:uiPriority="9" w:unhideWhenUsed="1" w:qFormat="1"/>
+    <w:lsdException w:name="index 1" w:semiHidden="1" w:unhideWhenUsed="1"/>
+    <w:lsdException w:name="index 2" w:semiHidden="1" w:unhideWhenUsed="1"/>
+    <w:lsdException w:name="index 3" w:semiHidden="1" w:unhideWhenUsed="1"/>
+    <w:lsdException w:name="index 4" w:semiHidden="1" w:unhideWhenUsed="1"/>
+    <w:lsdException w:name="index 5" w:semiHidden="1" w:unhideWhenUsed="1"/>
+    <w:lsdException w:name="index 6" w:semiHidden="1" w:unhideWhenUsed="1"/>
+    <w:lsdException w:name="index 7" w:semiHidden="1" w:unhideWhenUsed="1"/>
+    <w:lsdException w:name="index 8" w:semiHidden="1" w:unhideWhenUsed="1"/>
+    <w:lsdException w:name="index 9" w:semiHidden="1" w:unhideWhenUsed="1"/>
+    <w:lsdException w:name="toc 1" w:semiHidden="1" w:uiPriority="39" w:unhideWhenUsed="1"/>
+    <w:lsdException w:name="toc 2" w:semiHidden="1" w:uiPriority="39" w:unhideWhenUsed="1"/>
+    <w:lsdException w:name="toc 3" w:semiHidden="1" w:uiPriority="39" w:unhideWhenUsed="1"/>
+    <w:lsdException w:name="toc 4" w:semiHidden="1" w:uiPriority="39" w:unhideWhenUsed="1"/>
+    <w:lsdException w:name="toc 5" w:semiHidden="1" w:uiPriority="39" w:unhideWhenUsed="1"/>
+    <w:lsdException w:name="toc 6" w:semiHidden="1" w:uiPriority="39" w:unhideWhenUsed="1"/>
+    <w:lsdException w:name="toc 7" w:semiHidden="1" w:uiPriority="39" w:unhideWhenUsed="1"/>
+    <w:lsdException w:name="toc 8" w:semiHidden="1" w:uiPriority="39" w:unhideWhenUsed="1"/>
+    <w:lsdException w:name="toc 9" w:semiHidden="1" w:uiPriority="39" w:unhideWhenUsed="1"/>
+    <w:lsdException w:name="Normal Indent" w:semiHidden="1" w:unhideWhenUsed="1"/>
+    <w:lsdException w:name="footnote text" w:semiHidden="1" w:unhideWhenUsed="1"/>
+    <w:lsdException w:name="annotation text" w:semiHidden="1" w:unhideWhenUsed="1"/>
+    <w:lsdException w:name="header" w:semiHidden="1" w:unhideWhenUsed="1"/>
+    <w:lsdException w:name="footer" w:semiHidden="1" w:unhideWhenUsed="1"/>
+    <w:lsdException w:name="index heading" w:semiHidden="1" w:unhideWhenUsed="1"/>
+    <w:lsdException w:name="caption" w:semiHidden="1" w:uiPriority="35" w:unhideWhenUsed="1" w:qFormat="1"/>
+    <w:lsdException w:name="table of figures" w:semiHidden="1" w:unhideWhenUsed="1"/>
+    <w:lsdException w:name="envelope address" w:semiHidden="1" w:unhideWhenUsed="1"/>
+    <w:lsdException w:name="envelope return" w:semiHidden="1" w:unhideWhenUsed="1"/>
+    <w:lsdException w:name="footnote reference" w:semiHidden="1" w:unhideWhenUsed="1"/>
+    <w:lsdException w:name="annotation reference" w:semiHidden="1" w:unhideWhenUsed="1"/>
+    <w:lsdException w:name="line number" w:semiHidden="1" w:unhideWhenUsed="1"/>
+    <w:lsdException w:name="page number" w:semiHidden="1" w:unhideWhenUsed="1"/>
+    <w:lsdException w:name="endnote reference" w:semiHidden="1" w:unhideWhenUsed="1"/>
+    <w:lsdException w:name="endnote text" w:semiHidden="1" w:unhideWhenUsed="1"/>
+    <w:lsdException w:name="table of authorities" w:semiHidden="1" w:unhideWhenUsed="1"/>
+    <w:lsdException w:name="macro" w:semiHidden="1" w:unhideWhenUsed="1"/>
+    <w:lsdException w:name="toa heading" w:semiHidden="1" w:unhideWhenUsed="1"/>
+    <w:lsdException w:name="List" w:semiHidden="1" w:unhideWhenUsed="1"/>
+    <w:lsdException w:name="List Bullet" w:semiHidden="1" w:unhideWhenUsed="1"/>
+    <w:lsdException w:name="List Number" w:semiHidden="1" w:unhideWhenUsed="1"/>
+    <w:lsdException w:name="List 2" w:semiHidden="1" w:unhideWhenUsed="1"/>
+    <w:lsdException w:name="List 3" w:semiHidden="1" w:unhideWhenUsed="1"/>
+    <w:lsdException w:name="List 4" w:semiHidden="1" w:unhideWhenUsed="1"/>
+    <w:lsdException w:name="List 5" w:semiHidden="1" w:unhideWhenUsed="1"/>
+    <w:lsdException w:name="List Bullet 2" w:semiHidden="1" w:unhideWhenUsed="1"/>
+    <w:lsdException w:name="List Bullet 3" w:semiHidden="1" w:unhideWhenUsed="1"/>
+    <w:lsdException w:name="List Bullet 4" w:semiHidden="1" w:unhideWhenUsed="1"/>
+    <w:lsdException w:name="List Bullet 5" w:semiHidden="1" w:unhideWhenUsed="1"/>
+    <w:lsdException w:name="List Number 2" w:semiHidden="1" w:unhideWhenUsed="1"/>
+    <w:lsdException w:name="List Number 3" w:semiHidden="1" w:unhideWhenUsed="1"/>
+    <w:lsdException w:name="List Number 4" w:semiHidden="1" w:unhideWhenUsed="1"/>
+    <w:lsdException w:name="List Number 5" w:semiHidden="1" w:unhideWhenUsed="1"/>
+    <w:lsdException w:name="Title" w:uiPriority="10" w:qFormat="1"/>
+    <w:lsdException w:name="Closing" w:semiHidden="1" w:unhideWhenUsed="1"/>
+    <w:lsdException w:name="Signature" w:semiHidden="1" w:unhideWhenUsed="1"/>
+    <w:lsdException w:name="Default Paragraph Font" w:semiHidden="1" w:uiPriority="1" w:unhideWhenUsed="1"/>
+    <w:lsdException w:name="Body Text" w:semiHidden="1" w:unhideWhenUsed="1"/>
+    <w:lsdException w:name="Body Text Indent" w:semiHidden="1" w:unhideWhenUsed="1"/>
+    <w:lsdException w:name="List Continue" w:semiHidden="1" w:unhideWhenUsed="1"/>
+    <w:lsdException w:name="List Continue 2" w:semiHidden="1" w:unhideWhenUsed="1"/>
+    <w:lsdException w:name="List Continue 3" w:semiHidden="1" w:unhideWhenUsed="1"/>
+    <w:lsdException w:name="List Continue 4" w:semiHidden="1" w:unhideWhenUsed="1"/>
+    <w:lsdException w:name="List Continue 5" w:semiHidden="1" w:unhideWhenUsed="1"/>
+    <w:lsdException w:name="Message Header" w:semiHidden="1" w:unhideWhenUsed="1"/>
+    <w:lsdException w:name="Subtitle" w:uiPriority="11" w:qFormat="1"/>
+    <w:lsdException w:name="Salutation" w:semiHidden="1" w:unhideWhenUsed="1"/>
+    <w:lsdException w:name="Date" w:semiHidden="1" w:unhideWhenUsed="1"/>
+    <w:lsdException w:name="Body Text First Indent" w:semiHidden="1" w:unhideWhenUsed="1"/>
+    <w:lsdException w:name="Body Text First Indent 2" w:semiHidden="1" w:unhideWhenUsed="1"/>
+    <w:lsdException w:name="Note Heading" w:semiHidden="1" w:unhideWhenUsed="1"/>
+    <w:lsdException w:name="Body Text 2" w:semiHidden="1" w:unhideWhenUsed="1"/>
+    <w:lsdException w:name="Body Text 3" w:semiHidden="1" w:unhideWhenUsed="1"/>
+    <w:lsdException w:name="Body Text Indent 2" w:semiHidden="1" w:unhideWhenUsed="1"/>
+    <w:lsdException w:name="Body Text Indent 3" w:semiHidden="1" w:unhideWhenUsed="1"/>
+    <w:lsdException w:name="Block Text" w:semiHidden="1" w:unhideWhenUsed="1"/>
+    <w:lsdException w:name="Hyperlink" w:semiHidden="1" w:unhideWhenUsed="1"/>
+    <w:lsdException w:name="FollowedHyperlink" w:semiHidden="1" w:unhideWhenUsed="1"/>
+    <w:lsdException w:name="Strong" w:uiPriority="22" w:qFormat="1"/>
+    <w:lsdException w:name="Emphasis" w:uiPriority="20" w:qFormat="1"/>
+    <w:lsdException w:name="Document Map" w:semiHidden="1" w:unhideWhenUsed="1"/>
+    <w:lsdException w:name="Plain Text" w:semiHidden="1" w:unhideWhenUsed="1"/>
+    <w:lsdException w:name="E-mail Signature" w:semiHidden="1" w:unhideWhenUsed="1"/>
+    <w:lsdException w:name="HTML Top of Form" w:semiHidden="1" w:unhideWhenUsed="1"/>
+    <w:lsdException w:name="HTML Bottom of Form" w:semiHidden="1" w:unhideWhenUsed="1"/>
+    <w:lsdException w:name="Normal (Web)" w:semiHidden="1" w:unhideWhenUsed="1"/>
+    <w:lsdException w:name="HTML Acronym" w:semiHidden="1" w:unhideWhenUsed="1"/>
+    <w:lsdException w:name="HTML Address" w:semiHidden="1" w:unhideWhenUsed="1"/>
+    <w:lsdException w:name="HTML Cite" w:semiHidden="1" w:unhideWhenUsed="1"/>
+    <w:lsdException w:name="HTML Code" w:semiHidden="1" w:unhideWhenUsed="1"/>
+    <w:lsdException w:name="HTML Definition" w:semiHidden="1" w:unhideWhenUsed="1"/>
+    <w:lsdException w:name="HTML Keyboard" w:semiHidden="1" w:unhideWhenUsed="1"/>
+    <w:lsdException w:name="HTML Preformatted" w:semiHidden="1" w:unhideWhenUsed="1"/>
+    <w:lsdException w:name="HTML Sample" w:semiHidden="1" w:unhideWhenUsed="1"/>
+    <w:lsdException w:name="HTML Typewriter" w:semiHidden="1" w:unhideWhenUsed="1"/>
+    <w:lsdException w:name="HTML Variable" w:semiHidden="1" w:unhideWhenUsed="1"/>
+    <w:lsdException w:name="Normal Table" w:semiHidden="1" w:unhideWhenUsed="1"/>
+    <w:lsdException w:name="annotation subject" w:semiHidden="1" w:unhideWhenUsed="1"/>
+    <w:lsdException w:name="No List" w:semiHidden="1" w:unhideWhenUsed="1"/>
+    <w:lsdException w:name="Outline List 1" w:semiHidden="1" w:unhideWhenUsed="1"/>
+    <w:lsdException w:name="Outline List 2" w:semiHidden="1" w:unhideWhenUsed="1"/>
+    <w:lsdException w:name="Outline List 3" w:semiHidden="1" w:unhideWhenUsed="1"/>
+    <w:lsdException w:name="Table Simple 1" w:semiHidden="1" w:unhideWhenUsed="1"/>
+    <w:lsdException w:name="Table Simple 2" w:semiHidden="1" w:unhideWhenUsed="1"/>
+    <w:lsdException w:name="Table Simple 3" w:semiHidden="1" w:unhideWhenUsed="1"/>
+    <w:lsdException w:name="Table Classic 1" w:semiHidden="1" w:unhideWhenUsed="1"/>
+    <w:lsdException w:name="Table Classic 2" w:semiHidden="1" w:unhideWhenUsed="1"/>
+    <w:lsdException w:name="Table Classic 3" w:semiHidden="1" w:unhideWhenUsed="1"/>
+    <w:lsdException w:name="Table Classic 4" w:semiHidden="1" w:unhideWhenUsed="1"/>
+    <w:lsdException w:name="Table Colorful 1" w:semiHidden="1" w:unhideWhenUsed="1"/>
+    <w:lsdException w:name="Table Colorful 2" w:semiHidden="1" w:unhideWhenUsed="1"/>
+    <w:lsdException w:name="Table Colorful 3" w:semiHidden="1" w:unhideWhenUsed="1"/>
+    <w:lsdException w:name="Table Columns 1" w:semiHidden="1" w:unhideWhenUsed="1"/>
+    <w:lsdException w:name="Table Columns 2" w:semiHidden="1" w:unhideWhenUsed="1"/>
+    <w:lsdException w:name="Table Columns 3" w:semiHidden="1" w:unhideWhenUsed="1"/>
+    <w:lsdException w:name="Table Columns 4" w:semiHidden="1" w:unhideWhenUsed="1"/>
+    <w:lsdException w:name="Table Columns 5" w:semiHidden="1" w:unhideWhenUsed="1"/>
+    <w:lsdException w:name="Table Grid 1" w:semiHidden="1" w:unhideWhenUsed="1"/>
+    <w:lsdException w:name="Table Grid 2" w:semiHidden="1" w:unhideWhenUsed="1"/>
+    <w:lsdException w:name="Table Grid 3" w:semiHidden="1" w:unhideWhenUsed="1"/>
+    <w:lsdException w:name="Table Grid 4" w:semiHidden="1" w:unhideWhenUsed="1"/>
+    <w:lsdException w:name="Table Grid 5" w:semiHidden="1" w:unhideWhenUsed="1"/>
+    <w:lsdException w:name="Table Grid 6" w:semiHidden="1" w:unhideWhenUsed="1"/>
+    <w:lsdException w:name="Table Grid 7" w:semiHidden="1" w:unhideWhenUsed="1"/>
+    <w:lsdException w:name="Table Grid 8" w:semiHidden="1" w:unhideWhenUsed="1"/>
+    <w:lsdException w:name="Table List 1" w:semiHidden="1" w:unhideWhenUsed="1"/>
+    <w:lsdException w:name="Table List 2" w:semiHidden="1" w:unhideWhenUsed="1"/>
+    <w:lsdException w:name="Table List 3" w:semiHidden="1" w:unhideWhenUsed="1"/>
+    <w:lsdException w:name="Table List 4" w:semiHidden="1" w:unhideWhenUsed="1"/>
+    <w:lsdException w:name="Table List 5" w:semiHidden="1" w:unhideWhenUsed="1"/>
+    <w:lsdException w:name="Table List 6" w:semiHidden="1" w:unhideWhenUsed="1"/>
+    <w:lsdException w:name="Table List 7" w:semiHidden="1" w:unhideWhenUsed="1"/>
+    <w:lsdException w:name="Table List 8" w:semiHidden="1" w:unhideWhenUsed="1"/>
+    <w:lsdException w:name="Table 3D effects 1" w:semiHidden="1" w:unhideWhenUsed="1"/>
+    <w:lsdException w:name="Table 3D effects 2" w:semiHidden="1" w:unhideWhenUsed="1"/>
+    <w:lsdException w:name="Table 3D effects 3" w:semiHidden="1" w:unhideWhenUsed="1"/>
+    <w:lsdException w:name="Table Contemporary" w:semiHidden="1" w:unhideWhenUsed="1"/>
+    <w:lsdException w:name="Table Elegant" w:semiHidden="1" w:unhideWhenUsed="1"/>
+    <w:lsdException w:name="Table Professional" w:semiHidden="1" w:unhideWhenUsed="1"/>
+    <w:lsdException w:name="Table Subtle 1" w:semiHidden="1" w:unhideWhenUsed="1"/>
+    <w:lsdException w:name="Table Subtle 2" w:semiHidden="1" w:unhideWhenUsed="1"/>
+    <w:lsdException w:name="Table Web 1" w:semiHidden="1" w:unhideWhenUsed="1"/>
+    <w:lsdException w:name="Table Web 2" w:semiHidden="1" w:unhideWhenUsed="1"/>
+    <w:lsdException w:name="Table Web 3" w:semiHidden="1" w:unhideWhenUsed="1"/>
+    <w:lsdException w:name="Balloon Text" w:semiHidden="1" w:unhideWhenUsed="1"/>
+    <w:lsdException w:name="Table Grid" w:uiPriority="59"/>
+    <w:lsdException w:name="Table Theme" w:semiHidden="1" w:unhideWhenUsed="1"/>
+    <w:lsdException w:name="Placeholder Text" w:semiHidden="1"/>
+    <w:lsdException w:name="No Spacing" w:uiPriority="1" w:qFormat="1"/>
+    <w:lsdException w:name="Light Shading" w:uiPriority="60"/>
+    <w:lsdException w:name="Light List" w:uiPriority="61"/>
+    <w:lsdException w:name="Light Grid" w:uiPriority="62"/>
+    <w:lsdException w:name="Medium Shading 1" w:uiPriority="63"/>
+    <w:lsdException w:name="Medium Shading 2" w:uiPriority="64"/>
+    <w:lsdException w:name="Medium List 1" w:uiPriority="65"/>
+    <w:lsdException w:name="Medium List 2" w:uiPriority="66"/>
+    <w:lsdException w:name="Medium Grid 1" w:uiPriority="67"/>
+    <w:lsdException w:name="Medium Grid 2" w:uiPriority="68"/>
+    <w:lsdException w:name="Medium Grid 3" w:uiPriority="69"/>
+    <w:lsdException w:name="Dark List" w:uiPriority="70"/>
+    <w:lsdException w:name="Colorful Shading" w:uiPriority="71"/>
+    <w:lsdException w:name="Colorful List" w:uiPriority="72"/>
+    <w:lsdException w:name="Colorful Grid" w:uiPriority="73"/>
+    <w:lsdException w:name="Light Shading Accent 1" w:uiPriority="60"/>
+    <w:lsdException w:name="Light List Accent 1" w:uiPriority="61"/>
+    <w:lsdException w:name="Light Grid Accent 1" w:uiPriority="62"/>
+    <w:lsdException w:name="Medium Shading 1 Accent 1" w:uiPriority="63"/>
+    <w:lsdException w:name="Medium Shading 2 Accent 1" w:uiPriority="64"/>
+    <w:lsdException w:name="Medium List 1 Accent 1" w:uiPriority="65"/>
+    <w:lsdException w:name="Revision" w:semiHidden="1"/>
+    <w:lsdException w:name="List Paragraph" w:uiPriority="34" w:qFormat="1"/>
+    <w:lsdException w:name="Quote" w:uiPriority="29" w:qFormat="1"/>
+    <w:lsdException w:name="Intense Quote" w:uiPriority="30" w:qFormat="1"/>
+    <w:lsdException w:name="Medium List 2 Accent 1" w:uiPriority="66"/>
+    <w:lsdException w:name="Medium Grid 1 Accent 1" w:uiPriority="67"/>
+    <w:lsdException w:name="Medium Grid 2 Accent 1" w:uiPriority="68"/>
+    <w:lsdException w:name="Medium Grid 3 Accent 1" w:uiPriority="69"/>
+    <w:lsdException w:name="Dark List Accent 1" w:uiPriority="70"/>
+    <w:lsdException w:name="Colorful Shading Accent 1" w:uiPriority="71"/>
+    <w:lsdException w:name="Colorful List Accent 1" w:uiPriority="72"/>
+    <w:lsdException w:name="Colorful Grid Accent 1" w:uiPriority="73"/>
+    <w:lsdException w:name="Light Shading Accent 2" w:uiPriority="60"/>
+    <w:lsdException w:name="Light List Accent 2" w:uiPriority="61"/>
+    <w:lsdException w:name="Light Grid Accent 2" w:uiPriority="62"/>
+    <w:lsdException w:name="Medium Shading 1 Accent 2" w:uiPriority="63"/>
+    <w:lsdException w:name="Medium Shading 2 Accent 2" w:uiPriority="64"/>
+    <w:lsdException w:name="Medium List 1 Accent 2" w:uiPriority="65"/>
+    <w:lsdException w:name="Medium List 2 Accent 2" w:uiPriority="66"/>
+    <w:lsdException w:name="Medium Grid 1 Accent 2" w:uiPriority="67"/>
+    <w:lsdException w:name="Medium Grid 2 Accent 2" w:uiPriority="68"/>
+    <w:lsdException w:name="Medium Grid 3 Accent 2" w:uiPriority="69"/>
+    <w:lsdException w:name="Dark List Accent 2" w:uiPriority="70"/>
+    <w:lsdException w:name="Colorful Shading Accent 2" w:uiPriority="71"/>
+    <w:lsdException w:name="Colorful List Accent 2" w:uiPriority="72"/>
+    <w:lsdException w:name="Colorful Grid Accent 2" w:uiPriority="73"/>
+    <w:lsdException w:name="Light Shading Accent 3" w:uiPriority="60"/>
+    <w:lsdException w:name="Light List Accent 3" w:uiPriority="61"/>
+    <w:lsdException w:name="Light Grid Accent 3" w:uiPriority="62"/>
+    <w:lsdException w:name="Medium Shading 1 Accent 3" w:uiPriority="63"/>
+    <w:lsdException w:name="Medium Shading 2 Accent 3" w:uiPriority="64"/>
+    <w:lsdException w:name="Medium List 1 Accent 3" w:uiPriority="65"/>
+    <w:lsdException w:name="Medium List 2 Accent 3" w:uiPriority="66"/>
+    <w:lsdException w:name="Medium Grid 1 Accent 3" w:uiPriority="67"/>
+    <w:lsdException w:name="Medium Grid 2 Accent 3" w:uiPriority="68"/>
+    <w:lsdException w:name="Medium Grid 3 Accent 3" w:uiPriority="69"/>
+    <w:lsdException w:name="Dark List Accent 3" w:uiPriority="70"/>
+    <w:lsdException w:name="Colorful Shading Accent 3" w:uiPriority="71"/>
+    <w:lsdException w:name="Colorful List Accent 3" w:uiPriority="72"/>
+    <w:lsdException w:name="Colorful Grid Accent 3" w:uiPriority="73"/>
+    <w:lsdException w:name="Light Shading Accent 4" w:uiPriority="60"/>
+    <w:lsdException w:name="Light List Accent 4" w:uiPriority="61"/>
+    <w:lsdException w:name="Light Grid Accent 4" w:uiPriority="62"/>
+    <w:lsdException w:name="Medium Shading 1 Accent 4" w:uiPriority="63"/>
+    <w:lsdException w:name="Medium Shading 2 Accent 4" w:uiPriority="64"/>
+    <w:lsdException w:name="Medium List 1 Accent 4" w:uiPriority="65"/>
+    <w:lsdException w:name="Medium List 2 Accent 4" w:uiPriority="66"/>
+    <w:lsdException w:name="Medium Grid 1 Accent 4" w:uiPriority="67"/>
+    <w:lsdException w:name="Medium Grid 2 Accent 4" w:uiPriority="68"/>
+    <w:lsdException w:name="Medium Grid 3 Accent 4" w:uiPriority="69"/>
+    <w:lsdException w:name="Dark List Accent 4" w:uiPriority="70"/>
+    <w:lsdException w:name="Colorful Shading Accent 4" w:uiPriority="71"/>
+    <w:lsdException w:name="Colorful List Accent 4" w:uiPriority="72"/>
+    <w:lsdException w:name="Colorful Grid Accent 4" w:uiPriority="73"/>
+    <w:lsdException w:name="Light Shading Accent 5" w:uiPriority="60"/>
+    <w:lsdException w:name="Light List Accent 5" w:uiPriority="61"/>
+    <w:lsdException w:name="Light Grid Accent 5" w:uiPriority="62"/>
+    <w:lsdException w:name="Medium Shading 1 Accent 5" w:uiPriority="63"/>
+    <w:lsdException w:name="Medium Shading 2 Accent 5" w:uiPriority="64"/>
+    <w:lsdException w:name="Medium List 1 Accent 5" w:uiPriority="65"/>
+    <w:lsdException w:name="Medium List 2 Accent 5" w:uiPriority="66"/>
+    <w:lsdException w:name="Medium Grid 1 Accent 5" w:uiPriority="67"/>
+    <w:lsdException w:name="Medium Grid 2 Accent 5" w:uiPriority="68"/>
+    <w:lsdException w:name="Medium Grid 3 Accent 5" w:uiPriority="69"/>
+    <w:lsdException w:name="Dark List Accent 5" w:uiPriority="70"/>
+    <w:lsdException w:name="Colorful Shading Accent 5" w:uiPriority="71"/>
+    <w:lsdException w:name="Colorful List Accent 5" w:uiPriority="72"/>
+    <w:lsdException w:name="Colorful Grid Accent 5" w:uiPriority="73"/>
+    <w:lsdException w:name="Light Shading Accent 6" w:uiPriority="60"/>
+    <w:lsdException w:name="Light List Accent 6" w:uiPriority="61"/>
+    <w:lsdException w:name="Light Grid Accent 6" w:uiPriority="62"/>
+    <w:lsdException w:name="Medium Shading 1 Accent 6" w:uiPriority="63"/>
+    <w:lsdException w:name="Medium Shading 2 Accent 6" w:uiPriority="64"/>
+    <w:lsdException w:name="Medium List 1 Accent 6" w:uiPriority="65"/>
+    <w:lsdException w:name="Medium List 2 Accent 6" w:uiPriority="66"/>
+    <w:lsdException w:name="Medium Grid 1 Accent 6" w:uiPriority="67"/>
+    <w:lsdException w:name="Medium Grid 2 Accent 6" w:uiPriority="68"/>
+    <w:lsdException w:name="Medium Grid 3 Accent 6" w:uiPriority="69"/>
+    <w:lsdException w:name="Dark List Accent 6" w:uiPriority="70"/>
+    <w:lsdException w:name="Colorful Shading Accent 6" w:uiPriority="71"/>
+    <w:lsdException w:name="Colorful List Accent 6" w:uiPriority="72"/>
+    <w:lsdException w:name="Colorful Grid Accent 6" w:uiPriority="73"/>
+    <w:lsdException w:name="Subtle Emphasis" w:uiPriority="19" w:qFormat="1"/>
+    <w:lsdException w:name="Intense Emphasis" w:uiPriority="21" w:qFormat="1"/>
+    <w:lsdException w:name="Subtle Reference" w:uiPriority="31" w:qFormat="1"/>
+    <w:lsdException w:name="Intense Reference" w:uiPriority="32" w:qFormat="1"/>
+    <w:lsdException w:name="Book Title" w:uiPriority="33" w:qFormat="1"/>
+    <w:lsdException w:name="Bibliography" w:semiHidden="1" w:uiPriority="37" w:unhideWhenUsed="1"/>
+    <w:lsdException w:name="TOC Heading" w:semiHidden="1" w:uiPriority="39" w:unhideWhenUsed="1" w:qFormat="1"/>
+    <w:lsdException w:name="Plain Table 1" w:uiPriority="41"/>
+    <w:lsdException w:name="Plain Table 2" w:uiPriority="42"/>
+    <w:lsdException w:name="Plain Table 3" w:uiPriority="43"/>
+    <w:lsdException w:name="Plain Table 4" w:uiPriority="44"/>
+    <w:lsdException w:name="Plain Table 5" w:uiPriority="45"/>
+    <w:lsdException w:name="Grid Table Light" w:uiPriority="40"/>
+    <w:lsdException w:name="Grid Table 1 Light" w:uiPriority="46"/>
+    <w:lsdException w:name="Grid Table 2" w:uiPriority="47"/>
+    <w:lsdException w:name="Grid Table 3" w:uiPriority="48"/>
+    <w:lsdException w:name="Grid Table 4" w:uiPriority="49"/>
+    <w:lsdException w:name="Grid Table 5 Dark" w:uiPriority="50"/>
+    <w:lsdException w:name="Grid Table 6 Colorful" w:uiPriority="51"/>
+    <w:lsdException w:name="Grid Table 7 Colorful" w:uiPriority="52"/>
+    <w:lsdException w:name="Grid Table 1 Light Accent 1" w:uiPriority="46"/>
+    <w:lsdException w:name="Grid Table 2 Accent 1" w:uiPriority="47"/>
+    <w:lsdException w:name="Grid Table 3 Accent 1" w:uiPriority="48"/>
+    <w:lsdException w:name="Grid Table 4 Accent 1" w:uiPriority="49"/>
+    <w:lsdException w:name="Grid Table 5 Dark Accent 1" w:uiPriority="50"/>
+    <w:lsdException w:name="Grid Table 6 Colorful Accent 1" w:uiPriority="51"/>
+    <w:lsdException w:name="Grid Table 7 Colorful Accent 1" w:uiPriority="52"/>
+    <w:lsdException w:name="Grid Table 1 Light Accent 2" w:uiPriority="46"/>
+    <w:lsdException w:name="Grid Table 2 Accent 2" w:uiPriority="47"/>
+    <w:lsdException w:name="Grid Table 3 Accent 2" w:uiPriority="48"/>
+    <w:lsdException w:name="Grid Table 4 Accent 2" w:uiPriority="49"/>
+    <w:lsdException w:name="Grid Table 5 Dark Accent 2" w:uiPriority="50"/>
+    <w:lsdException w:name="Grid Table 6 Colorful Accent 2" w:uiPriority="51"/>
+    <w:lsdException w:name="Grid Table 7 Colorful Accent 2" w:uiPriority="52"/>
+    <w:lsdException w:name="Grid Table 1 Light Accent 3" w:uiPriority="46"/>
+    <w:lsdException w:name="Grid Table 2 Accent 3" w:uiPriority="47"/>
+    <w:lsdException w:name="Grid Table 3 Accent 3" w:uiPriority="48"/>
+    <w:lsdException w:name="Grid Table 4 Accent 3" w:uiPriority="49"/>
+    <w:lsdException w:name="Grid Table 5 Dark Accent 3" w:uiPriority="50"/>
+    <w:lsdException w:name="Grid Table 6 Colorful Accent 3" w:uiPriority="51"/>
+    <w:lsdException w:name="Grid Table 7 Colorful Accent 3" w:uiPriority="52"/>
+    <w:lsdException w:name="Grid Table 1 Light Accent 4" w:uiPriority="46"/>
+    <w:lsdException w:name="Grid Table 2 Accent 4" w:uiPriority="47"/>
+    <w:lsdException w:name="Grid Table 3 Accent 4" w:uiPriority="48"/>
+    <w:lsdException w:name="Grid Table 4 Accent 4" w:uiPriority="49"/>
+    <w:lsdException w:name="Grid Table 5 Dark Accent 4" w:uiPriority="50"/>
+    <w:lsdException w:name="Grid Table 6 Colorful Accent 4" w:uiPriority="51"/>
+    <w:lsdException w:name="Grid Table 7 Colorful Accent 4" w:uiPriority="52"/>
+    <w:lsdException w:name="Grid Table 1 Light Accent 5" w:uiPriority="46"/>
+    <w:lsdException w:name="Grid Table 2 Accent 5" w:uiPriority="47"/>
+    <w:lsdException w:name="Grid Table 3 Accent 5" w:uiPriority="48"/>
+    <w:lsdException w:name="Grid Table 4 Accent 5" w:uiPriority="49"/>
+    <w:lsdException w:name="Grid Table 5 Dark Accent 5" w:uiPriority="50"/>
+    <w:lsdException w:name="Grid Table 6 Colorful Accent 5" w:uiPriority="51"/>
+    <w:lsdException w:name="Grid Table 7 Colorful Accent 5" w:uiPriority="52"/>
+    <w:lsdException w:name="Grid Table 1 Light Accent 6" w:uiPriority="46"/>
+    <w:lsdException w:name="Grid Table 2 Accent 6" w:uiPriority="47"/>
+    <w:lsdException w:name="Grid Table 3 Accent 6" w:uiPriority="48"/>
+    <w:lsdException w:name="Grid Table 4 Accent 6" w:uiPriority="49"/>
+    <w:lsdException w:name="Grid Table 5 Dark Accent 6" w:uiPriority="50"/>
+    <w:lsdException w:name="Grid Table 6 Colorful Accent 6" w:uiPriority="51"/>
+    <w:lsdException w:name="Grid Table 7 Colorful Accent 6" w:uiPriority="52"/>
+    <w:lsdException w:name="List Table 1 Light" w:uiPriority="46"/>
+    <w:lsdException w:name="List Table 2" w:uiPriority="47"/>
+    <w:lsdException w:name="List Table 3" w:uiPriority="48"/>
+    <w:lsdException w:name="List Table 4" w:uiPriority="49"/>
+    <w:lsdException w:name="List Table 5 Dark" w:uiPriority="50"/>
+    <w:lsdException w:name="List Table 6 Colorful" w:uiPriority="51"/>
+    <w:lsdException w:name="List Table 7 Colorful" w:uiPriority="52"/>
+    <w:lsdException w:name="List Table 1 Light Accent 1" w:uiPriority="46"/>
+    <w:lsdException w:name="List Table 2 Accent 1" w:uiPriority="47"/>
+    <w:lsdException w:name="List Table 3 Accent 1" w:uiPriority="48"/>
+    <w:lsdException w:name="List Table 4 Accent 1" w:uiPriority="49"/>
+    <w:lsdException w:name="List Table 5 Dark Accent 1" w:uiPriority="50"/>
+    <w:lsdException w:name="List Table 6 Colorful Accent 1" w:uiPriority="51"/>
+    <w:lsdException w:name="List Table 7 Colorful Accent 1" w:uiPriority="52"/>
+    <w:lsdException w:name="List Table 1 Light Accent 2" w:uiPriority="46"/>
+    <w:lsdException w:name="List Table 2 Accent 2" w:uiPriority="47"/>
+    <w:lsdException w:name="List Table 3 Accent 2" w:uiPriority="48"/>
+    <w:lsdException w:name="List Table 4 Accent 2" w:uiPriority="49"/>
+    <w:lsdException w:name="List Table 5 Dark Accent 2" w:uiPriority="50"/>
+    <w:lsdException w:name="List Table 6 Colorful Accent 2" w:uiPriority="51"/>
+    <w:lsdException w:name="List Table 7 Colorful Accent 2" w:uiPriority="52"/>
+    <w:lsdException w:name="List Table 1 Light Accent 3" w:uiPriority="46"/>
+    <w:lsdException w:name="List Table 2 Accent 3" w:uiPriority="47"/>
+    <w:lsdException w:name="List Table 3 Accent 3" w:uiPriority="48"/>
+    <w:lsdException w:name="List Table 4 Accent 3" w:uiPriority="49"/>
+    <w:lsdException w:name="List Table 5 Dark Accent 3" w:uiPriority="50"/>
+    <w:lsdException w:name="List Table 6 Colorful Accent 3" w:uiPriority="51"/>
+    <w:lsdException w:name="List Table 7 Colorful Accent 3" w:uiPriority="52"/>
+    <w:lsdException w:name="List Table 1 Light Accent 4" w:uiPriority="46"/>
+    <w:lsdException w:name="List Table 2 Accent 4" w:uiPriority="47"/>
+    <w:lsdException w:name="List Table 3 Accent 4" w:uiPriority="48"/>
+    <w:lsdException w:name="List Table 4 Accent 4" w:uiPriority="49"/>
+    <w:lsdException w:name="List Table 5 Dark Accent 4" w:uiPriority="50"/>
+    <w:lsdException w:name="List Table 6 Colorful Accent 4" w:uiPriority="51"/>
+    <w:lsdException w:name="List Table 7 Colorful Accent 4" w:uiPriority="52"/>
+    <w:lsdException w:name="List Table 1 Light Accent 5" w:uiPriority="46"/>
+    <w:lsdException w:name="List Table 2 Accent 5" w:uiPriority="47"/>
+    <w:lsdException w:name="List Table 3 Accent 5" w:uiPriority="48"/>
+    <w:lsdException w:name="List Table 4 Accent 5" w:uiPriority="49"/>
+    <w:lsdException w:name="List Table 5 Dark Accent 5" w:uiPriority="50"/>
+    <w:lsdException w:name="List Table 6 Colorful Accent 5" w:uiPriority="51"/>
+    <w:lsdException w:name="List Table 7 Colorful Accent 5" w:uiPriority="52"/>
+    <w:lsdException w:name="List Table 1 Light Accent 6" w:uiPriority="46"/>
+    <w:lsdException w:name="List Table 2 Accent 6" w:uiPriority="47"/>
+    <w:lsdException w:name="List Table 3 Accent 6" w:uiPriority="48"/>
+    <w:lsdException w:name="List Table 4 Accent 6" w:uiPriority="49"/>
+    <w:lsdException w:name="List Table 5 Dark Accent 6" w:uiPriority="50"/>
+    <w:lsdException w:name="List Table 6 Colorful Accent 6" w:uiPriority="51"/>
+    <w:lsdException w:name="List Table 7 Colorful Accent 6" w:uiPriority="52"/>
+    <w:lsdException w:name="Mention" w:semiHidden="1" w:unhideWhenUsed="1"/>
+    <w:lsdException w:name="Smart Hyperlink" w:semiHidden="1" w:unhideWhenUsed="1"/>
+    <w:lsdException w:name="Hashtag" w:semiHidden="1" w:unhideWhenUsed="1"/>
+    <w:lsdException w:name="Unresolved Mention" w:semiHidden="1" w:unhideWhenUsed="1"/>
+    <w:lsdException w:name="Smart Link" w:semiHidden="1" w:unhideWhenUsed="1"/>
   </w:latentStyles>
   <w:style w:type="paragraph" w:default="1" w:styleId="Normal">
     <w:name w:val="Normal"/>
     <w:qFormat/>
+  </w:style>
+  <w:style w:type="paragraph" w:styleId="Heading3">
+    <w:name w:val="heading 3"/>
+    <w:basedOn w:val="Normal"/>
+    <w:next w:val="Normal"/>
+    <w:link w:val="Heading3Char"/>
+    <w:uiPriority w:val="9"/>
+    <w:semiHidden/>
+    <w:unhideWhenUsed/>
+    <w:qFormat/>
+    <w:rsid w:val="007F0EB7"/>
+    <w:pPr>
+      <w:keepNext/>
+      <w:keepLines/>
+      <w:spacing w:before="40" w:after="0"/>
+      <w:outlineLvl w:val="2"/>
+    </w:pPr>
+    <w:rPr>
+      <w:rFonts w:asciiTheme="majorHAnsi" w:eastAsiaTheme="majorEastAsia" w:hAnsiTheme="majorHAnsi" w:cstheme="majorBidi"/>
+      <w:color w:val="243F60" w:themeColor="accent1" w:themeShade="7F"/>
+      <w:sz w:val="24"/>
+      <w:szCs w:val="24"/>
+    </w:rPr>
   </w:style>
   <w:style w:type="paragraph" w:styleId="Heading4">
     <w:name w:val="heading 4"/>
@@ -4925,291 +7130,19 @@
       <w:contextualSpacing/>
     </w:pPr>
   </w:style>
-</w:styles>
-</file>
-
-<file path=word/stylesWithEffects.xml><?xml version="1.0" encoding="utf-8"?>
-<w:styles xmlns:wpc="http://schemas.microsoft.com/office/word/2010/wordprocessingCanvas" xmlns:mc="http://schemas.openxmlformats.org/markup-compatibility/2006" xmlns:o="urn:schemas-microsoft-com:office:office" xmlns:r="http://schemas.openxmlformats.org/officeDocument/2006/relationships" xmlns:m="http://schemas.openxmlformats.org/officeDocument/2006/math" xmlns:v="urn:schemas-microsoft-com:vml" xmlns:wp14="http://schemas.microsoft.com/office/word/2010/wordprocessingDrawing" xmlns:wp="http://schemas.openxmlformats.org/drawingml/2006/wordprocessingDrawing" xmlns:w10="urn:schemas-microsoft-com:office:word" xmlns:w="http://schemas.openxmlformats.org/wordprocessingml/2006/main" xmlns:w14="http://schemas.microsoft.com/office/word/2010/wordml" xmlns:wpg="http://schemas.microsoft.com/office/word/2010/wordprocessingGroup" xmlns:wpi="http://schemas.microsoft.com/office/word/2010/wordprocessingInk" xmlns:wne="http://schemas.microsoft.com/office/word/2006/wordml" xmlns:wps="http://schemas.microsoft.com/office/word/2010/wordprocessingShape" mc:Ignorable="w14 wp14">
-  <w:docDefaults>
-    <w:rPrDefault>
-      <w:rPr>
-        <w:rFonts w:asciiTheme="minorHAnsi" w:eastAsiaTheme="minorHAnsi" w:hAnsiTheme="minorHAnsi" w:cstheme="minorBidi"/>
-        <w:sz w:val="22"/>
-        <w:szCs w:val="22"/>
-        <w:lang w:val="en-US" w:eastAsia="en-US" w:bidi="ar-SA"/>
-      </w:rPr>
-    </w:rPrDefault>
-    <w:pPrDefault>
-      <w:pPr>
-        <w:spacing w:after="200" w:line="276" w:lineRule="auto"/>
-      </w:pPr>
-    </w:pPrDefault>
-  </w:docDefaults>
-  <w:latentStyles w:defLockedState="0" w:defUIPriority="99" w:defSemiHidden="1" w:defUnhideWhenUsed="1" w:defQFormat="0" w:count="267">
-    <w:lsdException w:name="Normal" w:semiHidden="0" w:uiPriority="0" w:unhideWhenUsed="0" w:qFormat="1"/>
-    <w:lsdException w:name="heading 1" w:semiHidden="0" w:uiPriority="9" w:unhideWhenUsed="0" w:qFormat="1"/>
-    <w:lsdException w:name="heading 2" w:uiPriority="9" w:qFormat="1"/>
-    <w:lsdException w:name="heading 3" w:uiPriority="9" w:qFormat="1"/>
-    <w:lsdException w:name="heading 4" w:uiPriority="9" w:qFormat="1"/>
-    <w:lsdException w:name="heading 5" w:uiPriority="9" w:qFormat="1"/>
-    <w:lsdException w:name="heading 6" w:uiPriority="9" w:qFormat="1"/>
-    <w:lsdException w:name="heading 7" w:uiPriority="9" w:qFormat="1"/>
-    <w:lsdException w:name="heading 8" w:uiPriority="9" w:qFormat="1"/>
-    <w:lsdException w:name="heading 9" w:uiPriority="9" w:qFormat="1"/>
-    <w:lsdException w:name="toc 1" w:uiPriority="39"/>
-    <w:lsdException w:name="toc 2" w:uiPriority="39"/>
-    <w:lsdException w:name="toc 3" w:uiPriority="39"/>
-    <w:lsdException w:name="toc 4" w:uiPriority="39"/>
-    <w:lsdException w:name="toc 5" w:uiPriority="39"/>
-    <w:lsdException w:name="toc 6" w:uiPriority="39"/>
-    <w:lsdException w:name="toc 7" w:uiPriority="39"/>
-    <w:lsdException w:name="toc 8" w:uiPriority="39"/>
-    <w:lsdException w:name="toc 9" w:uiPriority="39"/>
-    <w:lsdException w:name="caption" w:uiPriority="35" w:qFormat="1"/>
-    <w:lsdException w:name="Title" w:semiHidden="0" w:uiPriority="10" w:unhideWhenUsed="0" w:qFormat="1"/>
-    <w:lsdException w:name="Default Paragraph Font" w:uiPriority="1"/>
-    <w:lsdException w:name="Subtitle" w:semiHidden="0" w:uiPriority="11" w:unhideWhenUsed="0" w:qFormat="1"/>
-    <w:lsdException w:name="Strong" w:semiHidden="0" w:uiPriority="22" w:unhideWhenUsed="0" w:qFormat="1"/>
-    <w:lsdException w:name="Emphasis" w:semiHidden="0" w:uiPriority="20" w:unhideWhenUsed="0" w:qFormat="1"/>
-    <w:lsdException w:name="Table Grid" w:semiHidden="0" w:uiPriority="59" w:unhideWhenUsed="0"/>
-    <w:lsdException w:name="Placeholder Text" w:unhideWhenUsed="0"/>
-    <w:lsdException w:name="No Spacing" w:semiHidden="0" w:uiPriority="1" w:unhideWhenUsed="0" w:qFormat="1"/>
-    <w:lsdException w:name="Light Shading" w:semiHidden="0" w:uiPriority="60" w:unhideWhenUsed="0"/>
-    <w:lsdException w:name="Light List" w:semiHidden="0" w:uiPriority="61" w:unhideWhenUsed="0"/>
-    <w:lsdException w:name="Light Grid" w:semiHidden="0" w:uiPriority="62" w:unhideWhenUsed="0"/>
-    <w:lsdException w:name="Medium Shading 1" w:semiHidden="0" w:uiPriority="63" w:unhideWhenUsed="0"/>
-    <w:lsdException w:name="Medium Shading 2" w:semiHidden="0" w:uiPriority="64" w:unhideWhenUsed="0"/>
-    <w:lsdException w:name="Medium List 1" w:semiHidden="0" w:uiPriority="65" w:unhideWhenUsed="0"/>
-    <w:lsdException w:name="Medium List 2" w:semiHidden="0" w:uiPriority="66" w:unhideWhenUsed="0"/>
-    <w:lsdException w:name="Medium Grid 1" w:semiHidden="0" w:uiPriority="67" w:unhideWhenUsed="0"/>
-    <w:lsdException w:name="Medium Grid 2" w:semiHidden="0" w:uiPriority="68" w:unhideWhenUsed="0"/>
-    <w:lsdException w:name="Medium Grid 3" w:semiHidden="0" w:uiPriority="69" w:unhideWhenUsed="0"/>
-    <w:lsdException w:name="Dark List" w:semiHidden="0" w:uiPriority="70" w:unhideWhenUsed="0"/>
-    <w:lsdException w:name="Colorful Shading" w:semiHidden="0" w:uiPriority="71" w:unhideWhenUsed="0"/>
-    <w:lsdException w:name="Colorful List" w:semiHidden="0" w:uiPriority="72" w:unhideWhenUsed="0"/>
-    <w:lsdException w:name="Colorful Grid" w:semiHidden="0" w:uiPriority="73" w:unhideWhenUsed="0"/>
-    <w:lsdException w:name="Light Shading Accent 1" w:semiHidden="0" w:uiPriority="60" w:unhideWhenUsed="0"/>
-    <w:lsdException w:name="Light List Accent 1" w:semiHidden="0" w:uiPriority="61" w:unhideWhenUsed="0"/>
-    <w:lsdException w:name="Light Grid Accent 1" w:semiHidden="0" w:uiPriority="62" w:unhideWhenUsed="0"/>
-    <w:lsdException w:name="Medium Shading 1 Accent 1" w:semiHidden="0" w:uiPriority="63" w:unhideWhenUsed="0"/>
-    <w:lsdException w:name="Medium Shading 2 Accent 1" w:semiHidden="0" w:uiPriority="64" w:unhideWhenUsed="0"/>
-    <w:lsdException w:name="Medium List 1 Accent 1" w:semiHidden="0" w:uiPriority="65" w:unhideWhenUsed="0"/>
-    <w:lsdException w:name="Revision" w:unhideWhenUsed="0"/>
-    <w:lsdException w:name="List Paragraph" w:semiHidden="0" w:uiPriority="34" w:unhideWhenUsed="0" w:qFormat="1"/>
-    <w:lsdException w:name="Quote" w:semiHidden="0" w:uiPriority="29" w:unhideWhenUsed="0" w:qFormat="1"/>
-    <w:lsdException w:name="Intense Quote" w:semiHidden="0" w:uiPriority="30" w:unhideWhenUsed="0" w:qFormat="1"/>
-    <w:lsdException w:name="Medium List 2 Accent 1" w:semiHidden="0" w:uiPriority="66" w:unhideWhenUsed="0"/>
-    <w:lsdException w:name="Medium Grid 1 Accent 1" w:semiHidden="0" w:uiPriority="67" w:unhideWhenUsed="0"/>
-    <w:lsdException w:name="Medium Grid 2 Accent 1" w:semiHidden="0" w:uiPriority="68" w:unhideWhenUsed="0"/>
-    <w:lsdException w:name="Medium Grid 3 Accent 1" w:semiHidden="0" w:uiPriority="69" w:unhideWhenUsed="0"/>
-    <w:lsdException w:name="Dark List Accent 1" w:semiHidden="0" w:uiPriority="70" w:unhideWhenUsed="0"/>
-    <w:lsdException w:name="Colorful Shading Accent 1" w:semiHidden="0" w:uiPriority="71" w:unhideWhenUsed="0"/>
-    <w:lsdException w:name="Colorful List Accent 1" w:semiHidden="0" w:uiPriority="72" w:unhideWhenUsed="0"/>
-    <w:lsdException w:name="Colorful Grid Accent 1" w:semiHidden="0" w:uiPriority="73" w:unhideWhenUsed="0"/>
-    <w:lsdException w:name="Light Shading Accent 2" w:semiHidden="0" w:uiPriority="60" w:unhideWhenUsed="0"/>
-    <w:lsdException w:name="Light List Accent 2" w:semiHidden="0" w:uiPriority="61" w:unhideWhenUsed="0"/>
-    <w:lsdException w:name="Light Grid Accent 2" w:semiHidden="0" w:uiPriority="62" w:unhideWhenUsed="0"/>
-    <w:lsdException w:name="Medium Shading 1 Accent 2" w:semiHidden="0" w:uiPriority="63" w:unhideWhenUsed="0"/>
-    <w:lsdException w:name="Medium Shading 2 Accent 2" w:semiHidden="0" w:uiPriority="64" w:unhideWhenUsed="0"/>
-    <w:lsdException w:name="Medium List 1 Accent 2" w:semiHidden="0" w:uiPriority="65" w:unhideWhenUsed="0"/>
-    <w:lsdException w:name="Medium List 2 Accent 2" w:semiHidden="0" w:uiPriority="66" w:unhideWhenUsed="0"/>
-    <w:lsdException w:name="Medium Grid 1 Accent 2" w:semiHidden="0" w:uiPriority="67" w:unhideWhenUsed="0"/>
-    <w:lsdException w:name="Medium Grid 2 Accent 2" w:semiHidden="0" w:uiPriority="68" w:unhideWhenUsed="0"/>
-    <w:lsdException w:name="Medium Grid 3 Accent 2" w:semiHidden="0" w:uiPriority="69" w:unhideWhenUsed="0"/>
-    <w:lsdException w:name="Dark List Accent 2" w:semiHidden="0" w:uiPriority="70" w:unhideWhenUsed="0"/>
-    <w:lsdException w:name="Colorful Shading Accent 2" w:semiHidden="0" w:uiPriority="71" w:unhideWhenUsed="0"/>
-    <w:lsdException w:name="Colorful List Accent 2" w:semiHidden="0" w:uiPriority="72" w:unhideWhenUsed="0"/>
-    <w:lsdException w:name="Colorful Grid Accent 2" w:semiHidden="0" w:uiPriority="73" w:unhideWhenUsed="0"/>
-    <w:lsdException w:name="Light Shading Accent 3" w:semiHidden="0" w:uiPriority="60" w:unhideWhenUsed="0"/>
-    <w:lsdException w:name="Light List Accent 3" w:semiHidden="0" w:uiPriority="61" w:unhideWhenUsed="0"/>
-    <w:lsdException w:name="Light Grid Accent 3" w:semiHidden="0" w:uiPriority="62" w:unhideWhenUsed="0"/>
-    <w:lsdException w:name="Medium Shading 1 Accent 3" w:semiHidden="0" w:uiPriority="63" w:unhideWhenUsed="0"/>
-    <w:lsdException w:name="Medium Shading 2 Accent 3" w:semiHidden="0" w:uiPriority="64" w:unhideWhenUsed="0"/>
-    <w:lsdException w:name="Medium List 1 Accent 3" w:semiHidden="0" w:uiPriority="65" w:unhideWhenUsed="0"/>
-    <w:lsdException w:name="Medium List 2 Accent 3" w:semiHidden="0" w:uiPriority="66" w:unhideWhenUsed="0"/>
-    <w:lsdException w:name="Medium Grid 1 Accent 3" w:semiHidden="0" w:uiPriority="67" w:unhideWhenUsed="0"/>
-    <w:lsdException w:name="Medium Grid 2 Accent 3" w:semiHidden="0" w:uiPriority="68" w:unhideWhenUsed="0"/>
-    <w:lsdException w:name="Medium Grid 3 Accent 3" w:semiHidden="0" w:uiPriority="69" w:unhideWhenUsed="0"/>
-    <w:lsdException w:name="Dark List Accent 3" w:semiHidden="0" w:uiPriority="70" w:unhideWhenUsed="0"/>
-    <w:lsdException w:name="Colorful Shading Accent 3" w:semiHidden="0" w:uiPriority="71" w:unhideWhenUsed="0"/>
-    <w:lsdException w:name="Colorful List Accent 3" w:semiHidden="0" w:uiPriority="72" w:unhideWhenUsed="0"/>
-    <w:lsdException w:name="Colorful Grid Accent 3" w:semiHidden="0" w:uiPriority="73" w:unhideWhenUsed="0"/>
-    <w:lsdException w:name="Light Shading Accent 4" w:semiHidden="0" w:uiPriority="60" w:unhideWhenUsed="0"/>
-    <w:lsdException w:name="Light List Accent 4" w:semiHidden="0" w:uiPriority="61" w:unhideWhenUsed="0"/>
-    <w:lsdException w:name="Light Grid Accent 4" w:semiHidden="0" w:uiPriority="62" w:unhideWhenUsed="0"/>
-    <w:lsdException w:name="Medium Shading 1 Accent 4" w:semiHidden="0" w:uiPriority="63" w:unhideWhenUsed="0"/>
-    <w:lsdException w:name="Medium Shading 2 Accent 4" w:semiHidden="0" w:uiPriority="64" w:unhideWhenUsed="0"/>
-    <w:lsdException w:name="Medium List 1 Accent 4" w:semiHidden="0" w:uiPriority="65" w:unhideWhenUsed="0"/>
-    <w:lsdException w:name="Medium List 2 Accent 4" w:semiHidden="0" w:uiPriority="66" w:unhideWhenUsed="0"/>
-    <w:lsdException w:name="Medium Grid 1 Accent 4" w:semiHidden="0" w:uiPriority="67" w:unhideWhenUsed="0"/>
-    <w:lsdException w:name="Medium Grid 2 Accent 4" w:semiHidden="0" w:uiPriority="68" w:unhideWhenUsed="0"/>
-    <w:lsdException w:name="Medium Grid 3 Accent 4" w:semiHidden="0" w:uiPriority="69" w:unhideWhenUsed="0"/>
-    <w:lsdException w:name="Dark List Accent 4" w:semiHidden="0" w:uiPriority="70" w:unhideWhenUsed="0"/>
-    <w:lsdException w:name="Colorful Shading Accent 4" w:semiHidden="0" w:uiPriority="71" w:unhideWhenUsed="0"/>
-    <w:lsdException w:name="Colorful List Accent 4" w:semiHidden="0" w:uiPriority="72" w:unhideWhenUsed="0"/>
-    <w:lsdException w:name="Colorful Grid Accent 4" w:semiHidden="0" w:uiPriority="73" w:unhideWhenUsed="0"/>
-    <w:lsdException w:name="Light Shading Accent 5" w:semiHidden="0" w:uiPriority="60" w:unhideWhenUsed="0"/>
-    <w:lsdException w:name="Light List Accent 5" w:semiHidden="0" w:uiPriority="61" w:unhideWhenUsed="0"/>
-    <w:lsdException w:name="Light Grid Accent 5" w:semiHidden="0" w:uiPriority="62" w:unhideWhenUsed="0"/>
-    <w:lsdException w:name="Medium Shading 1 Accent 5" w:semiHidden="0" w:uiPriority="63" w:unhideWhenUsed="0"/>
-    <w:lsdException w:name="Medium Shading 2 Accent 5" w:semiHidden="0" w:uiPriority="64" w:unhideWhenUsed="0"/>
-    <w:lsdException w:name="Medium List 1 Accent 5" w:semiHidden="0" w:uiPriority="65" w:unhideWhenUsed="0"/>
-    <w:lsdException w:name="Medium List 2 Accent 5" w:semiHidden="0" w:uiPriority="66" w:unhideWhenUsed="0"/>
-    <w:lsdException w:name="Medium Grid 1 Accent 5" w:semiHidden="0" w:uiPriority="67" w:unhideWhenUsed="0"/>
-    <w:lsdException w:name="Medium Grid 2 Accent 5" w:semiHidden="0" w:uiPriority="68" w:unhideWhenUsed="0"/>
-    <w:lsdException w:name="Medium Grid 3 Accent 5" w:semiHidden="0" w:uiPriority="69" w:unhideWhenUsed="0"/>
-    <w:lsdException w:name="Dark List Accent 5" w:semiHidden="0" w:uiPriority="70" w:unhideWhenUsed="0"/>
-    <w:lsdException w:name="Colorful Shading Accent 5" w:semiHidden="0" w:uiPriority="71" w:unhideWhenUsed="0"/>
-    <w:lsdException w:name="Colorful List Accent 5" w:semiHidden="0" w:uiPriority="72" w:unhideWhenUsed="0"/>
-    <w:lsdException w:name="Colorful Grid Accent 5" w:semiHidden="0" w:uiPriority="73" w:unhideWhenUsed="0"/>
-    <w:lsdException w:name="Light Shading Accent 6" w:semiHidden="0" w:uiPriority="60" w:unhideWhenUsed="0"/>
-    <w:lsdException w:name="Light List Accent 6" w:semiHidden="0" w:uiPriority="61" w:unhideWhenUsed="0"/>
-    <w:lsdException w:name="Light Grid Accent 6" w:semiHidden="0" w:uiPriority="62" w:unhideWhenUsed="0"/>
-    <w:lsdException w:name="Medium Shading 1 Accent 6" w:semiHidden="0" w:uiPriority="63" w:unhideWhenUsed="0"/>
-    <w:lsdException w:name="Medium Shading 2 Accent 6" w:semiHidden="0" w:uiPriority="64" w:unhideWhenUsed="0"/>
-    <w:lsdException w:name="Medium List 1 Accent 6" w:semiHidden="0" w:uiPriority="65" w:unhideWhenUsed="0"/>
-    <w:lsdException w:name="Medium List 2 Accent 6" w:semiHidden="0" w:uiPriority="66" w:unhideWhenUsed="0"/>
-    <w:lsdException w:name="Medium Grid 1 Accent 6" w:semiHidden="0" w:uiPriority="67" w:unhideWhenUsed="0"/>
-    <w:lsdException w:name="Medium Grid 2 Accent 6" w:semiHidden="0" w:uiPriority="68" w:unhideWhenUsed="0"/>
-    <w:lsdException w:name="Medium Grid 3 Accent 6" w:semiHidden="0" w:uiPriority="69" w:unhideWhenUsed="0"/>
-    <w:lsdException w:name="Dark List Accent 6" w:semiHidden="0" w:uiPriority="70" w:unhideWhenUsed="0"/>
-    <w:lsdException w:name="Colorful Shading Accent 6" w:semiHidden="0" w:uiPriority="71" w:unhideWhenUsed="0"/>
-    <w:lsdException w:name="Colorful List Accent 6" w:semiHidden="0" w:uiPriority="72" w:unhideWhenUsed="0"/>
-    <w:lsdException w:name="Colorful Grid Accent 6" w:semiHidden="0" w:uiPriority="73" w:unhideWhenUsed="0"/>
-    <w:lsdException w:name="Subtle Emphasis" w:semiHidden="0" w:uiPriority="19" w:unhideWhenUsed="0" w:qFormat="1"/>
-    <w:lsdException w:name="Intense Emphasis" w:semiHidden="0" w:uiPriority="21" w:unhideWhenUsed="0" w:qFormat="1"/>
-    <w:lsdException w:name="Subtle Reference" w:semiHidden="0" w:uiPriority="31" w:unhideWhenUsed="0" w:qFormat="1"/>
-    <w:lsdException w:name="Intense Reference" w:semiHidden="0" w:uiPriority="32" w:unhideWhenUsed="0" w:qFormat="1"/>
-    <w:lsdException w:name="Book Title" w:semiHidden="0" w:uiPriority="33" w:unhideWhenUsed="0" w:qFormat="1"/>
-    <w:lsdException w:name="Bibliography" w:uiPriority="37"/>
-    <w:lsdException w:name="TOC Heading" w:uiPriority="39" w:qFormat="1"/>
-  </w:latentStyles>
-  <w:style w:type="paragraph" w:default="1" w:styleId="Normal">
-    <w:name w:val="Normal"/>
-    <w:qFormat/>
-  </w:style>
-  <w:style w:type="paragraph" w:styleId="Heading4">
-    <w:name w:val="heading 4"/>
-    <w:basedOn w:val="Normal"/>
-    <w:link w:val="Heading4Char"/>
+  <w:style w:type="character" w:customStyle="1" w:styleId="Heading3Char">
+    <w:name w:val="Heading 3 Char"/>
+    <w:basedOn w:val="DefaultParagraphFont"/>
+    <w:link w:val="Heading3"/>
     <w:uiPriority w:val="9"/>
-    <w:qFormat/>
-    <w:rsid w:val="00F333A7"/>
-    <w:pPr>
-      <w:spacing w:before="100" w:beforeAutospacing="1" w:after="100" w:afterAutospacing="1" w:line="240" w:lineRule="auto"/>
-      <w:outlineLvl w:val="3"/>
-    </w:pPr>
+    <w:semiHidden/>
+    <w:rsid w:val="007F0EB7"/>
     <w:rPr>
-      <w:rFonts w:ascii="Times New Roman" w:eastAsia="Times New Roman" w:hAnsi="Times New Roman" w:cs="Times New Roman"/>
-      <w:b/>
-      <w:bCs/>
+      <w:rFonts w:asciiTheme="majorHAnsi" w:eastAsiaTheme="majorEastAsia" w:hAnsiTheme="majorHAnsi" w:cstheme="majorBidi"/>
+      <w:color w:val="243F60" w:themeColor="accent1" w:themeShade="7F"/>
       <w:sz w:val="24"/>
       <w:szCs w:val="24"/>
     </w:rPr>
-  </w:style>
-  <w:style w:type="character" w:default="1" w:styleId="DefaultParagraphFont">
-    <w:name w:val="Default Paragraph Font"/>
-    <w:uiPriority w:val="1"/>
-    <w:semiHidden/>
-    <w:unhideWhenUsed/>
-  </w:style>
-  <w:style w:type="table" w:default="1" w:styleId="TableNormal">
-    <w:name w:val="Normal Table"/>
-    <w:uiPriority w:val="99"/>
-    <w:semiHidden/>
-    <w:unhideWhenUsed/>
-    <w:tblPr>
-      <w:tblInd w:w="0" w:type="dxa"/>
-      <w:tblCellMar>
-        <w:top w:w="0" w:type="dxa"/>
-        <w:left w:w="108" w:type="dxa"/>
-        <w:bottom w:w="0" w:type="dxa"/>
-        <w:right w:w="108" w:type="dxa"/>
-      </w:tblCellMar>
-    </w:tblPr>
-  </w:style>
-  <w:style w:type="numbering" w:default="1" w:styleId="NoList">
-    <w:name w:val="No List"/>
-    <w:uiPriority w:val="99"/>
-    <w:semiHidden/>
-    <w:unhideWhenUsed/>
-  </w:style>
-  <w:style w:type="character" w:styleId="Strong">
-    <w:name w:val="Strong"/>
-    <w:basedOn w:val="DefaultParagraphFont"/>
-    <w:uiPriority w:val="22"/>
-    <w:qFormat/>
-    <w:rsid w:val="00CC0D25"/>
-    <w:rPr>
-      <w:b/>
-      <w:bCs/>
-    </w:rPr>
-  </w:style>
-  <w:style w:type="paragraph" w:styleId="NormalWeb">
-    <w:name w:val="Normal (Web)"/>
-    <w:basedOn w:val="Normal"/>
-    <w:uiPriority w:val="99"/>
-    <w:semiHidden/>
-    <w:unhideWhenUsed/>
-    <w:rsid w:val="00CC0D25"/>
-    <w:pPr>
-      <w:spacing w:before="100" w:beforeAutospacing="1" w:after="100" w:afterAutospacing="1" w:line="240" w:lineRule="auto"/>
-    </w:pPr>
-    <w:rPr>
-      <w:rFonts w:ascii="Times New Roman" w:eastAsia="Times New Roman" w:hAnsi="Times New Roman" w:cs="Times New Roman"/>
-      <w:sz w:val="24"/>
-      <w:szCs w:val="24"/>
-    </w:rPr>
-  </w:style>
-  <w:style w:type="character" w:styleId="HTMLCode">
-    <w:name w:val="HTML Code"/>
-    <w:basedOn w:val="DefaultParagraphFont"/>
-    <w:uiPriority w:val="99"/>
-    <w:semiHidden/>
-    <w:unhideWhenUsed/>
-    <w:rsid w:val="00CC0D25"/>
-    <w:rPr>
-      <w:rFonts w:ascii="Courier New" w:eastAsia="Times New Roman" w:hAnsi="Courier New" w:cs="Courier New"/>
-      <w:sz w:val="20"/>
-      <w:szCs w:val="20"/>
-    </w:rPr>
-  </w:style>
-  <w:style w:type="character" w:styleId="Hyperlink">
-    <w:name w:val="Hyperlink"/>
-    <w:basedOn w:val="DefaultParagraphFont"/>
-    <w:uiPriority w:val="99"/>
-    <w:semiHidden/>
-    <w:unhideWhenUsed/>
-    <w:rsid w:val="00D877F3"/>
-    <w:rPr>
-      <w:color w:val="0000FF"/>
-      <w:u w:val="single"/>
-    </w:rPr>
-  </w:style>
-  <w:style w:type="character" w:customStyle="1" w:styleId="Heading4Char">
-    <w:name w:val="Heading 4 Char"/>
-    <w:basedOn w:val="DefaultParagraphFont"/>
-    <w:link w:val="Heading4"/>
-    <w:uiPriority w:val="9"/>
-    <w:rsid w:val="00F333A7"/>
-    <w:rPr>
-      <w:rFonts w:ascii="Times New Roman" w:eastAsia="Times New Roman" w:hAnsi="Times New Roman" w:cs="Times New Roman"/>
-      <w:b/>
-      <w:bCs/>
-      <w:sz w:val="24"/>
-      <w:szCs w:val="24"/>
-    </w:rPr>
-  </w:style>
-  <w:style w:type="paragraph" w:styleId="ListParagraph">
-    <w:name w:val="List Paragraph"/>
-    <w:basedOn w:val="Normal"/>
-    <w:uiPriority w:val="34"/>
-    <w:qFormat/>
-    <w:rsid w:val="005630D7"/>
-    <w:pPr>
-      <w:ind w:left="720"/>
-      <w:contextualSpacing/>
-    </w:pPr>
   </w:style>
 </w:styles>
 </file>
@@ -5497,4 +7430,16 @@
   <a:objectDefaults/>
   <a:extraClrSchemeLst/>
 </a:theme>
+</file>
+
+<file path=customXml/item1.xml><?xml version="1.0" encoding="utf-8"?>
+<b:Sources xmlns:b="http://schemas.openxmlformats.org/officeDocument/2006/bibliography" xmlns="http://schemas.openxmlformats.org/officeDocument/2006/bibliography" SelectedStyle="\APASixthEditionOfficeOnline.xsl" StyleName="APA" Version="6"/>
+</file>
+
+<file path=customXml/itemProps1.xml><?xml version="1.0" encoding="utf-8"?>
+<ds:datastoreItem xmlns:ds="http://schemas.openxmlformats.org/officeDocument/2006/customXml" ds:itemID="{B1F29A58-2AF2-4F37-840E-3F04A77D27A6}">
+  <ds:schemaRefs>
+    <ds:schemaRef ds:uri="http://schemas.openxmlformats.org/officeDocument/2006/bibliography"/>
+  </ds:schemaRefs>
+</ds:datastoreItem>
 </file>
--- a/nodejs/interview Questions/Main Questions.docx
+++ b/nodejs/interview Questions/Main Questions.docx
@@ -1211,15 +1211,7 @@
       </w:r>
       <w:proofErr w:type="gramEnd"/>
       <w:r>
-        <w:t xml:space="preserve"> </w:t>
-      </w:r>
-      <w:proofErr w:type="gramStart"/>
-      <w:r>
-        <w:t>use</w:t>
-      </w:r>
-      <w:proofErr w:type="gramEnd"/>
-      <w:r>
-        <w:t xml:space="preserve"> hum dynamic HTML </w:t>
+        <w:t xml:space="preserve"> use hum dynamic HTML </w:t>
       </w:r>
       <w:proofErr w:type="spellStart"/>
       <w:r>
@@ -2006,15 +1998,7 @@
         </w:numPr>
       </w:pPr>
       <w:r>
-        <w:t xml:space="preserve">Iska </w:t>
-      </w:r>
-      <w:proofErr w:type="gramStart"/>
-      <w:r>
-        <w:t>use</w:t>
-      </w:r>
-      <w:proofErr w:type="gramEnd"/>
-      <w:r>
-        <w:t xml:space="preserve"> hum packages/libraries ko install, manage, aur share </w:t>
+        <w:t xml:space="preserve">Iska use hum packages/libraries ko install, manage, aur share </w:t>
       </w:r>
       <w:proofErr w:type="spellStart"/>
       <w:r>
@@ -2185,15 +2169,7 @@
         </w:numPr>
       </w:pPr>
       <w:r>
-        <w:t xml:space="preserve">Iska </w:t>
-      </w:r>
-      <w:proofErr w:type="gramStart"/>
-      <w:r>
-        <w:t>use</w:t>
-      </w:r>
-      <w:proofErr w:type="gramEnd"/>
-      <w:r>
-        <w:t xml:space="preserve"> hum </w:t>
+        <w:t xml:space="preserve">Iska use hum </w:t>
       </w:r>
       <w:r>
         <w:rPr>
@@ -3130,192 +3106,240 @@
     </w:p>
     <w:p>
       <w:pPr>
-        <w:rPr>
-          <w:lang w:val="en-IN"/>
-        </w:rPr>
-      </w:pPr>
-      <w:r>
-        <w:rPr>
-          <w:lang w:val="en-IN"/>
-        </w:rPr>
-        <w:t xml:space="preserve">Helmet ek Node.js middleware </w:t>
-      </w:r>
-      <w:proofErr w:type="spellStart"/>
-      <w:r>
-        <w:rPr>
-          <w:lang w:val="en-IN"/>
+        <w:spacing w:before="100" w:beforeAutospacing="1" w:after="100" w:afterAutospacing="1" w:line="240" w:lineRule="auto"/>
+        <w:rPr>
+          <w:rFonts w:ascii="Times New Roman" w:eastAsia="Times New Roman" w:hAnsi="Times New Roman" w:cs="Times New Roman"/>
+          <w:sz w:val="24"/>
+          <w:szCs w:val="24"/>
+          <w:lang w:eastAsia="en-IN"/>
+        </w:rPr>
+      </w:pPr>
+      <w:r>
+        <w:rPr>
+          <w:rFonts w:ascii="Times New Roman" w:eastAsia="Times New Roman" w:hAnsi="Times New Roman" w:cs="Times New Roman"/>
+          <w:b/>
+          <w:bCs/>
+          <w:sz w:val="24"/>
+          <w:szCs w:val="24"/>
+          <w:lang w:eastAsia="en-IN"/>
+        </w:rPr>
+        <w:t>Helmet</w:t>
+      </w:r>
+      <w:r>
+        <w:rPr>
+          <w:rFonts w:ascii="Times New Roman" w:eastAsia="Times New Roman" w:hAnsi="Times New Roman" w:cs="Times New Roman"/>
+          <w:sz w:val="24"/>
+          <w:szCs w:val="24"/>
+          <w:lang w:eastAsia="en-IN"/>
+        </w:rPr>
+        <w:t xml:space="preserve"> ek </w:t>
+      </w:r>
+      <w:r>
+        <w:rPr>
+          <w:rFonts w:ascii="Times New Roman" w:eastAsia="Times New Roman" w:hAnsi="Times New Roman" w:cs="Times New Roman"/>
+          <w:b/>
+          <w:bCs/>
+          <w:sz w:val="24"/>
+          <w:szCs w:val="24"/>
+          <w:lang w:eastAsia="en-IN"/>
+        </w:rPr>
+        <w:t>security middleware</w:t>
+      </w:r>
+      <w:r>
+        <w:rPr>
+          <w:rFonts w:ascii="Times New Roman" w:eastAsia="Times New Roman" w:hAnsi="Times New Roman" w:cs="Times New Roman"/>
+          <w:sz w:val="24"/>
+          <w:szCs w:val="24"/>
+          <w:lang w:eastAsia="en-IN"/>
+        </w:rPr>
+        <w:t xml:space="preserve"> </w:t>
+      </w:r>
+      <w:proofErr w:type="spellStart"/>
+      <w:r>
+        <w:rPr>
+          <w:rFonts w:ascii="Times New Roman" w:eastAsia="Times New Roman" w:hAnsi="Times New Roman" w:cs="Times New Roman"/>
+          <w:sz w:val="24"/>
+          <w:szCs w:val="24"/>
+          <w:lang w:eastAsia="en-IN"/>
         </w:rPr>
         <w:t>hai</w:t>
       </w:r>
       <w:proofErr w:type="spellEnd"/>
       <w:r>
         <w:rPr>
-          <w:lang w:val="en-IN"/>
-        </w:rPr>
-        <w:t xml:space="preserve"> jo web applications ko security provide </w:t>
-      </w:r>
-      <w:proofErr w:type="spellStart"/>
-      <w:r>
-        <w:rPr>
-          <w:lang w:val="en-IN"/>
-        </w:rPr>
-        <w:t>karta</w:t>
-      </w:r>
-      <w:proofErr w:type="spellEnd"/>
-      <w:r>
-        <w:rPr>
-          <w:lang w:val="en-IN"/>
-        </w:rPr>
-        <w:t xml:space="preserve"> </w:t>
-      </w:r>
-      <w:proofErr w:type="spellStart"/>
-      <w:r>
-        <w:rPr>
-          <w:lang w:val="en-IN"/>
+          <w:rFonts w:ascii="Times New Roman" w:eastAsia="Times New Roman" w:hAnsi="Times New Roman" w:cs="Times New Roman"/>
+          <w:sz w:val="24"/>
+          <w:szCs w:val="24"/>
+          <w:lang w:eastAsia="en-IN"/>
+        </w:rPr>
+        <w:t xml:space="preserve"> jo Express.js/Node.js applications ko secure </w:t>
+      </w:r>
+      <w:proofErr w:type="spellStart"/>
+      <w:r>
+        <w:rPr>
+          <w:rFonts w:ascii="Times New Roman" w:eastAsia="Times New Roman" w:hAnsi="Times New Roman" w:cs="Times New Roman"/>
+          <w:sz w:val="24"/>
+          <w:szCs w:val="24"/>
+          <w:lang w:eastAsia="en-IN"/>
+        </w:rPr>
+        <w:t>banata</w:t>
+      </w:r>
+      <w:proofErr w:type="spellEnd"/>
+      <w:r>
+        <w:rPr>
+          <w:rFonts w:ascii="Times New Roman" w:eastAsia="Times New Roman" w:hAnsi="Times New Roman" w:cs="Times New Roman"/>
+          <w:sz w:val="24"/>
+          <w:szCs w:val="24"/>
+          <w:lang w:eastAsia="en-IN"/>
+        </w:rPr>
+        <w:t xml:space="preserve"> </w:t>
+      </w:r>
+      <w:proofErr w:type="spellStart"/>
+      <w:r>
+        <w:rPr>
+          <w:rFonts w:ascii="Times New Roman" w:eastAsia="Times New Roman" w:hAnsi="Times New Roman" w:cs="Times New Roman"/>
+          <w:sz w:val="24"/>
+          <w:szCs w:val="24"/>
+          <w:lang w:eastAsia="en-IN"/>
         </w:rPr>
         <w:t>hai</w:t>
       </w:r>
       <w:proofErr w:type="spellEnd"/>
       <w:r>
         <w:rPr>
-          <w:lang w:val="en-IN"/>
-        </w:rPr>
-        <w:t xml:space="preserve">. Ye </w:t>
-      </w:r>
-      <w:proofErr w:type="spellStart"/>
-      <w:r>
-        <w:rPr>
-          <w:lang w:val="en-IN"/>
-        </w:rPr>
-        <w:t>aapke</w:t>
-      </w:r>
-      <w:proofErr w:type="spellEnd"/>
-      <w:r>
-        <w:rPr>
-          <w:lang w:val="en-IN"/>
-        </w:rPr>
-        <w:t xml:space="preserve"> Express.js </w:t>
-      </w:r>
-      <w:proofErr w:type="spellStart"/>
-      <w:r>
-        <w:rPr>
-          <w:lang w:val="en-IN"/>
-        </w:rPr>
-        <w:t>ya</w:t>
-      </w:r>
-      <w:proofErr w:type="spellEnd"/>
-      <w:r>
-        <w:rPr>
-          <w:lang w:val="en-IN"/>
-        </w:rPr>
-        <w:t xml:space="preserve"> </w:t>
-      </w:r>
-      <w:proofErr w:type="spellStart"/>
-      <w:r>
-        <w:rPr>
-          <w:lang w:val="en-IN"/>
-        </w:rPr>
-        <w:t>kisi</w:t>
-      </w:r>
-      <w:proofErr w:type="spellEnd"/>
-      <w:r>
-        <w:rPr>
-          <w:lang w:val="en-IN"/>
-        </w:rPr>
-        <w:t xml:space="preserve"> </w:t>
-      </w:r>
-      <w:proofErr w:type="spellStart"/>
-      <w:r>
-        <w:rPr>
-          <w:lang w:val="en-IN"/>
-        </w:rPr>
-        <w:t>bhi</w:t>
-      </w:r>
-      <w:proofErr w:type="spellEnd"/>
-      <w:r>
-        <w:rPr>
-          <w:lang w:val="en-IN"/>
-        </w:rPr>
-        <w:t xml:space="preserve"> Node.js framework </w:t>
-      </w:r>
-      <w:proofErr w:type="spellStart"/>
-      <w:r>
-        <w:rPr>
-          <w:lang w:val="en-IN"/>
-        </w:rPr>
-        <w:t>mein</w:t>
-      </w:r>
-      <w:proofErr w:type="spellEnd"/>
-      <w:r>
-        <w:rPr>
-          <w:lang w:val="en-IN"/>
-        </w:rPr>
-        <w:t xml:space="preserve"> integrate </w:t>
-      </w:r>
-      <w:proofErr w:type="spellStart"/>
-      <w:r>
-        <w:rPr>
-          <w:lang w:val="en-IN"/>
-        </w:rPr>
-        <w:t>karke</w:t>
-      </w:r>
-      <w:proofErr w:type="spellEnd"/>
-      <w:r>
-        <w:rPr>
-          <w:lang w:val="en-IN"/>
-        </w:rPr>
-        <w:t xml:space="preserve"> </w:t>
-      </w:r>
-      <w:proofErr w:type="spellStart"/>
-      <w:r>
-        <w:rPr>
-          <w:lang w:val="en-IN"/>
-        </w:rPr>
-        <w:t>aapke</w:t>
-      </w:r>
-      <w:proofErr w:type="spellEnd"/>
-      <w:r>
-        <w:rPr>
-          <w:lang w:val="en-IN"/>
-        </w:rPr>
-        <w:t xml:space="preserve"> application ko </w:t>
-      </w:r>
-      <w:proofErr w:type="spellStart"/>
-      <w:r>
-        <w:rPr>
-          <w:lang w:val="en-IN"/>
-        </w:rPr>
-        <w:t>kuch</w:t>
-      </w:r>
-      <w:proofErr w:type="spellEnd"/>
-      <w:r>
-        <w:rPr>
-          <w:lang w:val="en-IN"/>
-        </w:rPr>
-        <w:t xml:space="preserve"> common security vulnerabilities se bachata </w:t>
-      </w:r>
-      <w:proofErr w:type="spellStart"/>
-      <w:r>
-        <w:rPr>
-          <w:lang w:val="en-IN"/>
+          <w:rFonts w:ascii="Times New Roman" w:eastAsia="Times New Roman" w:hAnsi="Times New Roman" w:cs="Times New Roman"/>
+          <w:sz w:val="24"/>
+          <w:szCs w:val="24"/>
+          <w:lang w:eastAsia="en-IN"/>
+        </w:rPr>
+        <w:t>.</w:t>
+      </w:r>
+      <w:r>
+        <w:rPr>
+          <w:rFonts w:ascii="Times New Roman" w:eastAsia="Times New Roman" w:hAnsi="Times New Roman" w:cs="Times New Roman"/>
+          <w:sz w:val="24"/>
+          <w:szCs w:val="24"/>
+          <w:lang w:eastAsia="en-IN"/>
+        </w:rPr>
+        <w:br/>
+        <w:t xml:space="preserve">Ye browser ko </w:t>
+      </w:r>
+      <w:proofErr w:type="spellStart"/>
+      <w:r>
+        <w:rPr>
+          <w:rFonts w:ascii="Times New Roman" w:eastAsia="Times New Roman" w:hAnsi="Times New Roman" w:cs="Times New Roman"/>
+          <w:sz w:val="24"/>
+          <w:szCs w:val="24"/>
+          <w:lang w:eastAsia="en-IN"/>
+        </w:rPr>
+        <w:t>sahi</w:t>
+      </w:r>
+      <w:proofErr w:type="spellEnd"/>
+      <w:r>
+        <w:rPr>
+          <w:rFonts w:ascii="Times New Roman" w:eastAsia="Times New Roman" w:hAnsi="Times New Roman" w:cs="Times New Roman"/>
+          <w:sz w:val="24"/>
+          <w:szCs w:val="24"/>
+          <w:lang w:eastAsia="en-IN"/>
+        </w:rPr>
+        <w:t xml:space="preserve"> security headers </w:t>
+      </w:r>
+      <w:proofErr w:type="spellStart"/>
+      <w:r>
+        <w:rPr>
+          <w:rFonts w:ascii="Times New Roman" w:eastAsia="Times New Roman" w:hAnsi="Times New Roman" w:cs="Times New Roman"/>
+          <w:sz w:val="24"/>
+          <w:szCs w:val="24"/>
+          <w:lang w:eastAsia="en-IN"/>
+        </w:rPr>
+        <w:t>bhej</w:t>
+      </w:r>
+      <w:r>
+        <w:rPr>
+          <w:rFonts w:ascii="Times New Roman" w:eastAsia="Times New Roman" w:hAnsi="Times New Roman" w:cs="Times New Roman"/>
+          <w:sz w:val="24"/>
+          <w:szCs w:val="24"/>
+          <w:lang w:eastAsia="en-IN"/>
+        </w:rPr>
+        <w:t>h</w:t>
+      </w:r>
+      <w:r>
+        <w:rPr>
+          <w:rFonts w:ascii="Times New Roman" w:eastAsia="Times New Roman" w:hAnsi="Times New Roman" w:cs="Times New Roman"/>
+          <w:sz w:val="24"/>
+          <w:szCs w:val="24"/>
+          <w:lang w:eastAsia="en-IN"/>
+        </w:rPr>
+        <w:t>kar</w:t>
+      </w:r>
+      <w:proofErr w:type="spellEnd"/>
+      <w:r>
+        <w:rPr>
+          <w:rFonts w:ascii="Times New Roman" w:eastAsia="Times New Roman" w:hAnsi="Times New Roman" w:cs="Times New Roman"/>
+          <w:sz w:val="24"/>
+          <w:szCs w:val="24"/>
+          <w:lang w:eastAsia="en-IN"/>
+        </w:rPr>
+        <w:t xml:space="preserve"> </w:t>
+      </w:r>
+      <w:proofErr w:type="spellStart"/>
+      <w:r>
+        <w:rPr>
+          <w:rFonts w:ascii="Times New Roman" w:eastAsia="Times New Roman" w:hAnsi="Times New Roman" w:cs="Times New Roman"/>
+          <w:sz w:val="24"/>
+          <w:szCs w:val="24"/>
+          <w:lang w:eastAsia="en-IN"/>
+        </w:rPr>
+        <w:t>humari</w:t>
+      </w:r>
+      <w:proofErr w:type="spellEnd"/>
+      <w:r>
+        <w:rPr>
+          <w:rFonts w:ascii="Times New Roman" w:eastAsia="Times New Roman" w:hAnsi="Times New Roman" w:cs="Times New Roman"/>
+          <w:sz w:val="24"/>
+          <w:szCs w:val="24"/>
+          <w:lang w:eastAsia="en-IN"/>
+        </w:rPr>
+        <w:t xml:space="preserve"> </w:t>
+      </w:r>
+      <w:r>
+        <w:rPr>
+          <w:rFonts w:ascii="Times New Roman" w:eastAsia="Times New Roman" w:hAnsi="Times New Roman" w:cs="Times New Roman"/>
+          <w:sz w:val="24"/>
+          <w:szCs w:val="24"/>
+          <w:lang w:eastAsia="en-IN"/>
+        </w:rPr>
+        <w:t xml:space="preserve">app ko attacks se bachata </w:t>
+      </w:r>
+      <w:proofErr w:type="spellStart"/>
+      <w:r>
+        <w:rPr>
+          <w:rFonts w:ascii="Times New Roman" w:eastAsia="Times New Roman" w:hAnsi="Times New Roman" w:cs="Times New Roman"/>
+          <w:sz w:val="24"/>
+          <w:szCs w:val="24"/>
+          <w:lang w:eastAsia="en-IN"/>
         </w:rPr>
         <w:t>hai</w:t>
       </w:r>
       <w:proofErr w:type="spellEnd"/>
       <w:r>
         <w:rPr>
-          <w:lang w:val="en-IN"/>
+          <w:rFonts w:ascii="Times New Roman" w:eastAsia="Times New Roman" w:hAnsi="Times New Roman" w:cs="Times New Roman"/>
+          <w:sz w:val="24"/>
+          <w:szCs w:val="24"/>
+          <w:lang w:eastAsia="en-IN"/>
         </w:rPr>
         <w:t>.</w:t>
       </w:r>
     </w:p>
     <w:p>
       <w:pPr>
-        <w:rPr>
-          <w:b/>
-          <w:bCs/>
-          <w:sz w:val="32"/>
-          <w:szCs w:val="32"/>
+        <w:spacing w:before="100" w:beforeAutospacing="1" w:after="100" w:afterAutospacing="1" w:line="240" w:lineRule="auto"/>
+        <w:rPr>
+          <w:rFonts w:ascii="Times New Roman" w:eastAsia="Times New Roman" w:hAnsi="Times New Roman" w:cs="Times New Roman"/>
+          <w:sz w:val="24"/>
+          <w:szCs w:val="24"/>
+          <w:lang w:eastAsia="en-IN"/>
         </w:rPr>
       </w:pPr>
     </w:p>
